--- a/Homework/DL_FactoryAutomation/산출물/상세보고서_FEMTO_RUL_20260625.docx
+++ b/Homework/DL_FactoryAutomation/산출물/상세보고서_FEMTO_RUL_20260625.docx
@@ -4622,6 +4622,3254 @@
         <w:t>표 7. 통합 대시보드 4탭 기능 구성</w:t>
       </w:r>
     </w:p>
+    <w:p>
+      <w:r>
+        <w:br w:type="page"/>
+      </w:r>
+    </w:p>
+    <w:p>
+      <w:pPr>
+        <w:pStyle w:val="Heading1"/>
+      </w:pPr>
+      <w:r>
+        <w:rPr>
+          <w:color w:val="1B295E"/>
+        </w:rPr>
+        <w:t>부록 C. 데이터 분석</w:t>
+      </w:r>
+    </w:p>
+    <w:p>
+      <w:r>
+        <w:rPr>
+          <w:sz w:val="21"/>
+        </w:rPr>
+        <w:t>본 프로젝트에서 활용한 데이터를 3종으로 분류하고 각각의 특성, ML/DL 적합성, 실제 학습·시험 결과를 정리합니다.</w:t>
+      </w:r>
+    </w:p>
+    <w:p>
+      <w:r>
+        <w:rPr>
+          <w:i/>
+          <w:color w:val="606060"/>
+          <w:sz w:val="18"/>
+        </w:rPr>
+        <w:t>[설명] 3종 데이터셋 개요 및 ML/DL 적합성</w:t>
+      </w:r>
+    </w:p>
+    <w:tbl>
+      <w:tblPr>
+        <w:tblStyle w:val="TableGrid"/>
+        <w:tblW w:type="auto" w:w="0"/>
+        <w:jc w:val="center"/>
+        <w:tblLook w:firstColumn="1" w:firstRow="1" w:lastColumn="0" w:lastRow="0" w:noHBand="0" w:noVBand="1" w:val="04A0"/>
+      </w:tblPr>
+      <w:tblGrid>
+        <w:gridCol w:w="1344"/>
+        <w:gridCol w:w="1344"/>
+        <w:gridCol w:w="1344"/>
+        <w:gridCol w:w="1344"/>
+        <w:gridCol w:w="1344"/>
+        <w:gridCol w:w="1344"/>
+        <w:gridCol w:w="1344"/>
+      </w:tblGrid>
+      <w:tr>
+        <w:tc>
+          <w:tcPr>
+            <w:tcW w:type="dxa" w:w="1134"/>
+            <w:shd w:val="clear" w:color="auto" w:fill="1B295E"/>
+          </w:tcPr>
+          <w:p>
+            <w:pPr>
+              <w:jc w:val="center"/>
+            </w:pPr>
+            <w:r>
+              <w:rPr>
+                <w:b/>
+                <w:color w:val="FFFFFF"/>
+                <w:sz w:val="19"/>
+              </w:rPr>
+              <w:t>구분</w:t>
+            </w:r>
+          </w:p>
+        </w:tc>
+        <w:tc>
+          <w:tcPr>
+            <w:tcW w:type="dxa" w:w="1701"/>
+            <w:shd w:val="clear" w:color="auto" w:fill="1B295E"/>
+          </w:tcPr>
+          <w:p>
+            <w:pPr>
+              <w:jc w:val="center"/>
+            </w:pPr>
+            <w:r>
+              <w:rPr>
+                <w:b/>
+                <w:color w:val="FFFFFF"/>
+                <w:sz w:val="19"/>
+              </w:rPr>
+              <w:t>데이터명</w:t>
+            </w:r>
+          </w:p>
+        </w:tc>
+        <w:tc>
+          <w:tcPr>
+            <w:tcW w:type="dxa" w:w="1701"/>
+            <w:shd w:val="clear" w:color="auto" w:fill="1B295E"/>
+          </w:tcPr>
+          <w:p>
+            <w:pPr>
+              <w:jc w:val="center"/>
+            </w:pPr>
+            <w:r>
+              <w:rPr>
+                <w:b/>
+                <w:color w:val="FFFFFF"/>
+                <w:sz w:val="19"/>
+              </w:rPr>
+              <w:t>유형</w:t>
+            </w:r>
+          </w:p>
+        </w:tc>
+        <w:tc>
+          <w:tcPr>
+            <w:tcW w:type="dxa" w:w="1020"/>
+            <w:shd w:val="clear" w:color="auto" w:fill="1B295E"/>
+          </w:tcPr>
+          <w:p>
+            <w:pPr>
+              <w:jc w:val="center"/>
+            </w:pPr>
+            <w:r>
+              <w:rPr>
+                <w:b/>
+                <w:color w:val="FFFFFF"/>
+                <w:sz w:val="19"/>
+              </w:rPr>
+              <w:t>규모</w:t>
+            </w:r>
+          </w:p>
+        </w:tc>
+        <w:tc>
+          <w:tcPr>
+            <w:tcW w:type="dxa" w:w="1814"/>
+            <w:shd w:val="clear" w:color="auto" w:fill="1B295E"/>
+          </w:tcPr>
+          <w:p>
+            <w:pPr>
+              <w:jc w:val="center"/>
+            </w:pPr>
+            <w:r>
+              <w:rPr>
+                <w:b/>
+                <w:color w:val="FFFFFF"/>
+                <w:sz w:val="19"/>
+              </w:rPr>
+              <w:t>ML 성능</w:t>
+            </w:r>
+          </w:p>
+        </w:tc>
+        <w:tc>
+          <w:tcPr>
+            <w:tcW w:type="dxa" w:w="1814"/>
+            <w:shd w:val="clear" w:color="auto" w:fill="1B295E"/>
+          </w:tcPr>
+          <w:p>
+            <w:pPr>
+              <w:jc w:val="center"/>
+            </w:pPr>
+            <w:r>
+              <w:rPr>
+                <w:b/>
+                <w:color w:val="FFFFFF"/>
+                <w:sz w:val="19"/>
+              </w:rPr>
+              <w:t>DL 성능</w:t>
+            </w:r>
+          </w:p>
+        </w:tc>
+        <w:tc>
+          <w:tcPr>
+            <w:tcW w:type="dxa" w:w="1304"/>
+            <w:shd w:val="clear" w:color="auto" w:fill="1B295E"/>
+          </w:tcPr>
+          <w:p>
+            <w:pPr>
+              <w:jc w:val="center"/>
+            </w:pPr>
+            <w:r>
+              <w:rPr>
+                <w:b/>
+                <w:color w:val="FFFFFF"/>
+                <w:sz w:val="19"/>
+              </w:rPr>
+              <w:t>권장</w:t>
+            </w:r>
+          </w:p>
+        </w:tc>
+      </w:tr>
+      <w:tr>
+        <w:tc>
+          <w:tcPr>
+            <w:tcW w:type="dxa" w:w="1134"/>
+            <w:shd w:val="clear" w:color="auto" w:fill="E8F0FE"/>
+          </w:tcPr>
+          <w:p>
+            <w:pPr>
+              <w:jc w:val="center"/>
+            </w:pPr>
+            <w:r>
+              <w:rPr>
+                <w:b w:val="0"/>
+                <w:sz w:val="18"/>
+              </w:rPr>
+              <w:t>데이터 1</w:t>
+            </w:r>
+          </w:p>
+        </w:tc>
+        <w:tc>
+          <w:tcPr>
+            <w:tcW w:type="dxa" w:w="1701"/>
+            <w:shd w:val="clear" w:color="auto" w:fill="E8F0FE"/>
+          </w:tcPr>
+          <w:p>
+            <w:pPr>
+              <w:jc w:val="center"/>
+            </w:pPr>
+            <w:r>
+              <w:rPr>
+                <w:b w:val="0"/>
+                <w:sz w:val="18"/>
+              </w:rPr>
+              <w:t>AI4I 공장 센서</w:t>
+            </w:r>
+          </w:p>
+        </w:tc>
+        <w:tc>
+          <w:tcPr>
+            <w:tcW w:type="dxa" w:w="1701"/>
+            <w:shd w:val="clear" w:color="auto" w:fill="E8F0FE"/>
+          </w:tcPr>
+          <w:p>
+            <w:pPr>
+              <w:jc w:val="center"/>
+            </w:pPr>
+            <w:r>
+              <w:rPr>
+                <w:b w:val="0"/>
+                <w:sz w:val="18"/>
+              </w:rPr>
+              <w:t>테이블형 (독립 행)</w:t>
+            </w:r>
+          </w:p>
+        </w:tc>
+        <w:tc>
+          <w:tcPr>
+            <w:tcW w:type="dxa" w:w="1020"/>
+            <w:shd w:val="clear" w:color="auto" w:fill="E8F0FE"/>
+          </w:tcPr>
+          <w:p>
+            <w:pPr>
+              <w:jc w:val="center"/>
+            </w:pPr>
+            <w:r>
+              <w:rPr>
+                <w:b w:val="0"/>
+                <w:sz w:val="18"/>
+              </w:rPr>
+              <w:t>10,000행</w:t>
+            </w:r>
+          </w:p>
+        </w:tc>
+        <w:tc>
+          <w:tcPr>
+            <w:tcW w:type="dxa" w:w="1814"/>
+            <w:shd w:val="clear" w:color="auto" w:fill="E8F0FE"/>
+          </w:tcPr>
+          <w:p>
+            <w:pPr>
+              <w:jc w:val="center"/>
+            </w:pPr>
+            <w:r>
+              <w:rPr>
+                <w:b w:val="0"/>
+                <w:sz w:val="18"/>
+              </w:rPr>
+              <w:t>RF: AUC=0.982</w:t>
+              <w:br/>
+              <w:t>Recall=0.809</w:t>
+            </w:r>
+          </w:p>
+        </w:tc>
+        <w:tc>
+          <w:tcPr>
+            <w:tcW w:type="dxa" w:w="1814"/>
+            <w:shd w:val="clear" w:color="auto" w:fill="E8F0FE"/>
+          </w:tcPr>
+          <w:p>
+            <w:pPr>
+              <w:jc w:val="center"/>
+            </w:pPr>
+            <w:r>
+              <w:rPr>
+                <w:b w:val="0"/>
+                <w:sz w:val="18"/>
+              </w:rPr>
+              <w:t>LSTM: AUC=0.634</w:t>
+              <w:br/>
+              <w:t>Recall=0.590</w:t>
+            </w:r>
+          </w:p>
+        </w:tc>
+        <w:tc>
+          <w:tcPr>
+            <w:tcW w:type="dxa" w:w="1304"/>
+            <w:shd w:val="clear" w:color="auto" w:fill="E8F0FE"/>
+          </w:tcPr>
+          <w:p>
+            <w:pPr>
+              <w:jc w:val="center"/>
+            </w:pPr>
+            <w:r>
+              <w:rPr>
+                <w:b w:val="0"/>
+                <w:sz w:val="18"/>
+              </w:rPr>
+              <w:t>ML (RF)</w:t>
+            </w:r>
+          </w:p>
+        </w:tc>
+      </w:tr>
+      <w:tr>
+        <w:tc>
+          <w:tcPr>
+            <w:tcW w:type="dxa" w:w="1134"/>
+            <w:shd w:val="clear" w:color="auto" w:fill="FFFFFF"/>
+          </w:tcPr>
+          <w:p>
+            <w:pPr>
+              <w:jc w:val="center"/>
+            </w:pPr>
+            <w:r>
+              <w:rPr>
+                <w:b w:val="0"/>
+                <w:sz w:val="18"/>
+              </w:rPr>
+              <w:t>데이터 2</w:t>
+            </w:r>
+          </w:p>
+        </w:tc>
+        <w:tc>
+          <w:tcPr>
+            <w:tcW w:type="dxa" w:w="1701"/>
+            <w:shd w:val="clear" w:color="auto" w:fill="FFFFFF"/>
+          </w:tcPr>
+          <w:p>
+            <w:pPr>
+              <w:jc w:val="center"/>
+            </w:pPr>
+            <w:r>
+              <w:rPr>
+                <w:b w:val="0"/>
+                <w:sz w:val="18"/>
+              </w:rPr>
+              <w:t>FEMTO-ST 합성</w:t>
+            </w:r>
+          </w:p>
+        </w:tc>
+        <w:tc>
+          <w:tcPr>
+            <w:tcW w:type="dxa" w:w="1701"/>
+            <w:shd w:val="clear" w:color="auto" w:fill="FFFFFF"/>
+          </w:tcPr>
+          <w:p>
+            <w:pPr>
+              <w:jc w:val="center"/>
+            </w:pPr>
+            <w:r>
+              <w:rPr>
+                <w:b w:val="0"/>
+                <w:sz w:val="18"/>
+              </w:rPr>
+              <w:t>진짜 시계열</w:t>
+            </w:r>
+          </w:p>
+        </w:tc>
+        <w:tc>
+          <w:tcPr>
+            <w:tcW w:type="dxa" w:w="1020"/>
+            <w:shd w:val="clear" w:color="auto" w:fill="FFFFFF"/>
+          </w:tcPr>
+          <w:p>
+            <w:pPr>
+              <w:jc w:val="center"/>
+            </w:pPr>
+            <w:r>
+              <w:rPr>
+                <w:b w:val="0"/>
+                <w:sz w:val="18"/>
+              </w:rPr>
+              <w:t>베어링 3종</w:t>
+            </w:r>
+          </w:p>
+        </w:tc>
+        <w:tc>
+          <w:tcPr>
+            <w:tcW w:type="dxa" w:w="1814"/>
+            <w:shd w:val="clear" w:color="auto" w:fill="FFFFFF"/>
+          </w:tcPr>
+          <w:p>
+            <w:pPr>
+              <w:jc w:val="center"/>
+            </w:pPr>
+            <w:r>
+              <w:rPr>
+                <w:b w:val="0"/>
+                <w:sz w:val="18"/>
+              </w:rPr>
+              <w:t>RF: RMSE=6.86분</w:t>
+            </w:r>
+          </w:p>
+        </w:tc>
+        <w:tc>
+          <w:tcPr>
+            <w:tcW w:type="dxa" w:w="1814"/>
+            <w:shd w:val="clear" w:color="auto" w:fill="FFFFFF"/>
+          </w:tcPr>
+          <w:p>
+            <w:pPr>
+              <w:jc w:val="center"/>
+            </w:pPr>
+            <w:r>
+              <w:rPr>
+                <w:b w:val="0"/>
+                <w:sz w:val="18"/>
+              </w:rPr>
+              <w:t>LSTM: RMSE=5.67분</w:t>
+              <w:br/>
+              <w:t>(17.3% 개선)</w:t>
+            </w:r>
+          </w:p>
+        </w:tc>
+        <w:tc>
+          <w:tcPr>
+            <w:tcW w:type="dxa" w:w="1304"/>
+            <w:shd w:val="clear" w:color="auto" w:fill="FFFFFF"/>
+          </w:tcPr>
+          <w:p>
+            <w:pPr>
+              <w:jc w:val="center"/>
+            </w:pPr>
+            <w:r>
+              <w:rPr>
+                <w:b w:val="0"/>
+                <w:sz w:val="18"/>
+              </w:rPr>
+              <w:t>DL (LSTM)</w:t>
+            </w:r>
+          </w:p>
+        </w:tc>
+      </w:tr>
+      <w:tr>
+        <w:tc>
+          <w:tcPr>
+            <w:tcW w:type="dxa" w:w="1134"/>
+            <w:shd w:val="clear" w:color="auto" w:fill="E8F0FE"/>
+          </w:tcPr>
+          <w:p>
+            <w:pPr>
+              <w:jc w:val="center"/>
+            </w:pPr>
+            <w:r>
+              <w:rPr>
+                <w:b w:val="0"/>
+                <w:sz w:val="18"/>
+              </w:rPr>
+              <w:t>데이터 3</w:t>
+            </w:r>
+          </w:p>
+        </w:tc>
+        <w:tc>
+          <w:tcPr>
+            <w:tcW w:type="dxa" w:w="1701"/>
+            <w:shd w:val="clear" w:color="auto" w:fill="E8F0FE"/>
+          </w:tcPr>
+          <w:p>
+            <w:pPr>
+              <w:jc w:val="center"/>
+            </w:pPr>
+            <w:r>
+              <w:rPr>
+                <w:b w:val="0"/>
+                <w:sz w:val="18"/>
+              </w:rPr>
+              <w:t>FEMTO-ST 실제</w:t>
+            </w:r>
+          </w:p>
+        </w:tc>
+        <w:tc>
+          <w:tcPr>
+            <w:tcW w:type="dxa" w:w="1701"/>
+            <w:shd w:val="clear" w:color="auto" w:fill="E8F0FE"/>
+          </w:tcPr>
+          <w:p>
+            <w:pPr>
+              <w:jc w:val="center"/>
+            </w:pPr>
+            <w:r>
+              <w:rPr>
+                <w:b w:val="0"/>
+                <w:sz w:val="18"/>
+              </w:rPr>
+              <w:t>진짜 시계열</w:t>
+            </w:r>
+          </w:p>
+        </w:tc>
+        <w:tc>
+          <w:tcPr>
+            <w:tcW w:type="dxa" w:w="1020"/>
+            <w:shd w:val="clear" w:color="auto" w:fill="E8F0FE"/>
+          </w:tcPr>
+          <w:p>
+            <w:pPr>
+              <w:jc w:val="center"/>
+            </w:pPr>
+            <w:r>
+              <w:rPr>
+                <w:b w:val="0"/>
+                <w:sz w:val="18"/>
+              </w:rPr>
+              <w:t>베어링 7종</w:t>
+            </w:r>
+          </w:p>
+        </w:tc>
+        <w:tc>
+          <w:tcPr>
+            <w:tcW w:type="dxa" w:w="1814"/>
+            <w:shd w:val="clear" w:color="auto" w:fill="E8F0FE"/>
+          </w:tcPr>
+          <w:p>
+            <w:pPr>
+              <w:jc w:val="center"/>
+            </w:pPr>
+            <w:r>
+              <w:rPr>
+                <w:b w:val="0"/>
+                <w:sz w:val="18"/>
+              </w:rPr>
+              <w:t>검증 예정</w:t>
+            </w:r>
+          </w:p>
+        </w:tc>
+        <w:tc>
+          <w:tcPr>
+            <w:tcW w:type="dxa" w:w="1814"/>
+            <w:shd w:val="clear" w:color="auto" w:fill="E8F0FE"/>
+          </w:tcPr>
+          <w:p>
+            <w:pPr>
+              <w:jc w:val="center"/>
+            </w:pPr>
+            <w:r>
+              <w:rPr>
+                <w:b w:val="0"/>
+                <w:sz w:val="18"/>
+              </w:rPr>
+              <w:t>검증 예정</w:t>
+            </w:r>
+          </w:p>
+        </w:tc>
+        <w:tc>
+          <w:tcPr>
+            <w:tcW w:type="dxa" w:w="1304"/>
+            <w:shd w:val="clear" w:color="auto" w:fill="E8F0FE"/>
+          </w:tcPr>
+          <w:p>
+            <w:pPr>
+              <w:jc w:val="center"/>
+            </w:pPr>
+            <w:r>
+              <w:rPr>
+                <w:b w:val="0"/>
+                <w:sz w:val="18"/>
+              </w:rPr>
+              <w:t>검증 예정</w:t>
+            </w:r>
+          </w:p>
+        </w:tc>
+      </w:tr>
+    </w:tbl>
+    <w:p>
+      <w:pPr>
+        <w:jc w:val="center"/>
+      </w:pPr>
+      <w:r>
+        <w:rPr>
+          <w:b/>
+          <w:color w:val="1B295E"/>
+          <w:sz w:val="18"/>
+        </w:rPr>
+        <w:t>표 C-1. 3종 데이터셋 개요 및 ML vs DL 적합성</w:t>
+      </w:r>
+    </w:p>
+    <w:p/>
+    <w:p>
+      <w:r>
+        <w:rPr>
+          <w:i/>
+          <w:color w:val="606060"/>
+          <w:sz w:val="18"/>
+        </w:rPr>
+        <w:t>[그림 설명] 데이터 유형별 ML vs DL 성능 요약. 테이블형(데이터 1)은 ML 우세, 시계열(데이터 2)은 DL 우세.</w:t>
+      </w:r>
+    </w:p>
+    <w:p>
+      <w:r>
+        <w:drawing>
+          <wp:inline xmlns:a="http://schemas.openxmlformats.org/drawingml/2006/main" xmlns:pic="http://schemas.openxmlformats.org/drawingml/2006/picture">
+            <wp:extent cx="5400000" cy="1932110"/>
+            <wp:docPr id="10" name="Picture 10"/>
+            <wp:cNvGraphicFramePr>
+              <a:graphicFrameLocks noChangeAspect="1"/>
+            </wp:cNvGraphicFramePr>
+            <a:graphic>
+              <a:graphicData uri="http://schemas.openxmlformats.org/drawingml/2006/picture">
+                <pic:pic>
+                  <pic:nvPicPr>
+                    <pic:cNvPr id="0" name="A2_data_summary.png"/>
+                    <pic:cNvPicPr/>
+                  </pic:nvPicPr>
+                  <pic:blipFill>
+                    <a:blip r:embed="rId18"/>
+                    <a:stretch>
+                      <a:fillRect/>
+                    </a:stretch>
+                  </pic:blipFill>
+                  <pic:spPr>
+                    <a:xfrm>
+                      <a:off x="0" y="0"/>
+                      <a:ext cx="5400000" cy="1932110"/>
+                    </a:xfrm>
+                    <a:prstGeom prst="rect"/>
+                  </pic:spPr>
+                </pic:pic>
+              </a:graphicData>
+            </a:graphic>
+          </wp:inline>
+        </w:drawing>
+      </w:r>
+    </w:p>
+    <w:p>
+      <w:pPr>
+        <w:jc w:val="center"/>
+      </w:pPr>
+      <w:r>
+        <w:rPr>
+          <w:b/>
+          <w:color w:val="1B295E"/>
+          <w:sz w:val="18"/>
+        </w:rPr>
+        <w:t>그림 C-1. 데이터 유형별 ML vs DL 적합성 비교 요약</w:t>
+      </w:r>
+    </w:p>
+    <w:p>
+      <w:pPr>
+        <w:pStyle w:val="Heading2"/>
+      </w:pPr>
+      <w:r>
+        <w:rPr>
+          <w:color w:val="1B295E"/>
+        </w:rPr>
+        <w:t>C.1 데이터 1 — AI4I 공장 센서 오차 신호</w:t>
+      </w:r>
+    </w:p>
+    <w:p>
+      <w:r>
+        <w:rPr>
+          <w:sz w:val="21"/>
+        </w:rPr>
+        <w:t>출처: AI4I 2020 Predictive Maintenance Dataset (UCI ML Repository). CNC 공작기계 공장 센서 신호 10,000건. 고장율 3.4% (정상 9,661 / 고장 339). ML 프로젝트와 동일한 피처 엔지니어링 적용(Power, Overstrain, Temp diff 파생 피처 포함).</w:t>
+      </w:r>
+    </w:p>
+    <w:p>
+      <w:r>
+        <w:rPr>
+          <w:i/>
+          <w:color w:val="606060"/>
+          <w:sz w:val="18"/>
+        </w:rPr>
+        <w:t>[설명] 데이터 1 피처 목록</w:t>
+      </w:r>
+    </w:p>
+    <w:tbl>
+      <w:tblPr>
+        <w:tblStyle w:val="TableGrid"/>
+        <w:tblW w:type="auto" w:w="0"/>
+        <w:jc w:val="center"/>
+        <w:tblLook w:firstColumn="1" w:firstRow="1" w:lastColumn="0" w:lastRow="0" w:noHBand="0" w:noVBand="1" w:val="04A0"/>
+      </w:tblPr>
+      <w:tblGrid>
+        <w:gridCol w:w="2351"/>
+        <w:gridCol w:w="2351"/>
+        <w:gridCol w:w="2351"/>
+        <w:gridCol w:w="2351"/>
+      </w:tblGrid>
+      <w:tr>
+        <w:tc>
+          <w:tcPr>
+            <w:tcW w:type="dxa" w:w="2268"/>
+            <w:shd w:val="clear" w:color="auto" w:fill="1B295E"/>
+          </w:tcPr>
+          <w:p>
+            <w:pPr>
+              <w:jc w:val="center"/>
+            </w:pPr>
+            <w:r>
+              <w:rPr>
+                <w:b/>
+                <w:color w:val="FFFFFF"/>
+                <w:sz w:val="19"/>
+              </w:rPr>
+              <w:t>피처명</w:t>
+            </w:r>
+          </w:p>
+        </w:tc>
+        <w:tc>
+          <w:tcPr>
+            <w:tcW w:type="dxa" w:w="1020"/>
+            <w:shd w:val="clear" w:color="auto" w:fill="1B295E"/>
+          </w:tcPr>
+          <w:p>
+            <w:pPr>
+              <w:jc w:val="center"/>
+            </w:pPr>
+            <w:r>
+              <w:rPr>
+                <w:b/>
+                <w:color w:val="FFFFFF"/>
+                <w:sz w:val="19"/>
+              </w:rPr>
+              <w:t>단위</w:t>
+            </w:r>
+          </w:p>
+        </w:tc>
+        <w:tc>
+          <w:tcPr>
+            <w:tcW w:type="dxa" w:w="2551"/>
+            <w:shd w:val="clear" w:color="auto" w:fill="1B295E"/>
+          </w:tcPr>
+          <w:p>
+            <w:pPr>
+              <w:jc w:val="center"/>
+            </w:pPr>
+            <w:r>
+              <w:rPr>
+                <w:b/>
+                <w:color w:val="FFFFFF"/>
+                <w:sz w:val="19"/>
+              </w:rPr>
+              <w:t>물리적 의미</w:t>
+            </w:r>
+          </w:p>
+        </w:tc>
+        <w:tc>
+          <w:tcPr>
+            <w:tcW w:type="dxa" w:w="1417"/>
+            <w:shd w:val="clear" w:color="auto" w:fill="1B295E"/>
+          </w:tcPr>
+          <w:p>
+            <w:pPr>
+              <w:jc w:val="center"/>
+            </w:pPr>
+            <w:r>
+              <w:rPr>
+                <w:b/>
+                <w:color w:val="FFFFFF"/>
+                <w:sz w:val="19"/>
+              </w:rPr>
+              <w:t>구분</w:t>
+            </w:r>
+          </w:p>
+        </w:tc>
+      </w:tr>
+      <w:tr>
+        <w:tc>
+          <w:tcPr>
+            <w:tcW w:type="dxa" w:w="2268"/>
+            <w:shd w:val="clear" w:color="auto" w:fill="E8F0FE"/>
+          </w:tcPr>
+          <w:p>
+            <w:pPr>
+              <w:jc w:val="center"/>
+            </w:pPr>
+            <w:r>
+              <w:rPr>
+                <w:b w:val="0"/>
+                <w:sz w:val="18"/>
+              </w:rPr>
+              <w:t>Air temperature</w:t>
+            </w:r>
+          </w:p>
+        </w:tc>
+        <w:tc>
+          <w:tcPr>
+            <w:tcW w:type="dxa" w:w="1020"/>
+            <w:shd w:val="clear" w:color="auto" w:fill="E8F0FE"/>
+          </w:tcPr>
+          <w:p>
+            <w:pPr>
+              <w:jc w:val="center"/>
+            </w:pPr>
+            <w:r>
+              <w:rPr>
+                <w:b w:val="0"/>
+                <w:sz w:val="18"/>
+              </w:rPr>
+              <w:t>K</w:t>
+            </w:r>
+          </w:p>
+        </w:tc>
+        <w:tc>
+          <w:tcPr>
+            <w:tcW w:type="dxa" w:w="2551"/>
+            <w:shd w:val="clear" w:color="auto" w:fill="E8F0FE"/>
+          </w:tcPr>
+          <w:p>
+            <w:pPr>
+              <w:jc w:val="center"/>
+            </w:pPr>
+            <w:r>
+              <w:rPr>
+                <w:b w:val="0"/>
+                <w:sz w:val="18"/>
+              </w:rPr>
+              <w:t>공기 온도</w:t>
+            </w:r>
+          </w:p>
+        </w:tc>
+        <w:tc>
+          <w:tcPr>
+            <w:tcW w:type="dxa" w:w="1417"/>
+            <w:shd w:val="clear" w:color="auto" w:fill="E8F0FE"/>
+          </w:tcPr>
+          <w:p>
+            <w:pPr>
+              <w:jc w:val="center"/>
+            </w:pPr>
+            <w:r>
+              <w:rPr>
+                <w:b w:val="0"/>
+                <w:sz w:val="18"/>
+              </w:rPr>
+              <w:t>기본 센서</w:t>
+            </w:r>
+          </w:p>
+        </w:tc>
+      </w:tr>
+      <w:tr>
+        <w:tc>
+          <w:tcPr>
+            <w:tcW w:type="dxa" w:w="2268"/>
+            <w:shd w:val="clear" w:color="auto" w:fill="FFFFFF"/>
+          </w:tcPr>
+          <w:p>
+            <w:pPr>
+              <w:jc w:val="center"/>
+            </w:pPr>
+            <w:r>
+              <w:rPr>
+                <w:b w:val="0"/>
+                <w:sz w:val="18"/>
+              </w:rPr>
+              <w:t>Process temperature</w:t>
+            </w:r>
+          </w:p>
+        </w:tc>
+        <w:tc>
+          <w:tcPr>
+            <w:tcW w:type="dxa" w:w="1020"/>
+            <w:shd w:val="clear" w:color="auto" w:fill="FFFFFF"/>
+          </w:tcPr>
+          <w:p>
+            <w:pPr>
+              <w:jc w:val="center"/>
+            </w:pPr>
+            <w:r>
+              <w:rPr>
+                <w:b w:val="0"/>
+                <w:sz w:val="18"/>
+              </w:rPr>
+              <w:t>K</w:t>
+            </w:r>
+          </w:p>
+        </w:tc>
+        <w:tc>
+          <w:tcPr>
+            <w:tcW w:type="dxa" w:w="2551"/>
+            <w:shd w:val="clear" w:color="auto" w:fill="FFFFFF"/>
+          </w:tcPr>
+          <w:p>
+            <w:pPr>
+              <w:jc w:val="center"/>
+            </w:pPr>
+            <w:r>
+              <w:rPr>
+                <w:b w:val="0"/>
+                <w:sz w:val="18"/>
+              </w:rPr>
+              <w:t>공정 온도</w:t>
+            </w:r>
+          </w:p>
+        </w:tc>
+        <w:tc>
+          <w:tcPr>
+            <w:tcW w:type="dxa" w:w="1417"/>
+            <w:shd w:val="clear" w:color="auto" w:fill="FFFFFF"/>
+          </w:tcPr>
+          <w:p>
+            <w:pPr>
+              <w:jc w:val="center"/>
+            </w:pPr>
+            <w:r>
+              <w:rPr>
+                <w:b w:val="0"/>
+                <w:sz w:val="18"/>
+              </w:rPr>
+              <w:t>기본 센서</w:t>
+            </w:r>
+          </w:p>
+        </w:tc>
+      </w:tr>
+      <w:tr>
+        <w:tc>
+          <w:tcPr>
+            <w:tcW w:type="dxa" w:w="2268"/>
+            <w:shd w:val="clear" w:color="auto" w:fill="E8F0FE"/>
+          </w:tcPr>
+          <w:p>
+            <w:pPr>
+              <w:jc w:val="center"/>
+            </w:pPr>
+            <w:r>
+              <w:rPr>
+                <w:b w:val="0"/>
+                <w:sz w:val="18"/>
+              </w:rPr>
+              <w:t>Rotational speed</w:t>
+            </w:r>
+          </w:p>
+        </w:tc>
+        <w:tc>
+          <w:tcPr>
+            <w:tcW w:type="dxa" w:w="1020"/>
+            <w:shd w:val="clear" w:color="auto" w:fill="E8F0FE"/>
+          </w:tcPr>
+          <w:p>
+            <w:pPr>
+              <w:jc w:val="center"/>
+            </w:pPr>
+            <w:r>
+              <w:rPr>
+                <w:b w:val="0"/>
+                <w:sz w:val="18"/>
+              </w:rPr>
+              <w:t>rpm</w:t>
+            </w:r>
+          </w:p>
+        </w:tc>
+        <w:tc>
+          <w:tcPr>
+            <w:tcW w:type="dxa" w:w="2551"/>
+            <w:shd w:val="clear" w:color="auto" w:fill="E8F0FE"/>
+          </w:tcPr>
+          <w:p>
+            <w:pPr>
+              <w:jc w:val="center"/>
+            </w:pPr>
+            <w:r>
+              <w:rPr>
+                <w:b w:val="0"/>
+                <w:sz w:val="18"/>
+              </w:rPr>
+              <w:t>회전 속도</w:t>
+            </w:r>
+          </w:p>
+        </w:tc>
+        <w:tc>
+          <w:tcPr>
+            <w:tcW w:type="dxa" w:w="1417"/>
+            <w:shd w:val="clear" w:color="auto" w:fill="E8F0FE"/>
+          </w:tcPr>
+          <w:p>
+            <w:pPr>
+              <w:jc w:val="center"/>
+            </w:pPr>
+            <w:r>
+              <w:rPr>
+                <w:b w:val="0"/>
+                <w:sz w:val="18"/>
+              </w:rPr>
+              <w:t>기본 센서</w:t>
+            </w:r>
+          </w:p>
+        </w:tc>
+      </w:tr>
+      <w:tr>
+        <w:tc>
+          <w:tcPr>
+            <w:tcW w:type="dxa" w:w="2268"/>
+            <w:shd w:val="clear" w:color="auto" w:fill="FFFFFF"/>
+          </w:tcPr>
+          <w:p>
+            <w:pPr>
+              <w:jc w:val="center"/>
+            </w:pPr>
+            <w:r>
+              <w:rPr>
+                <w:b w:val="0"/>
+                <w:sz w:val="18"/>
+              </w:rPr>
+              <w:t>Torque</w:t>
+            </w:r>
+          </w:p>
+        </w:tc>
+        <w:tc>
+          <w:tcPr>
+            <w:tcW w:type="dxa" w:w="1020"/>
+            <w:shd w:val="clear" w:color="auto" w:fill="FFFFFF"/>
+          </w:tcPr>
+          <w:p>
+            <w:pPr>
+              <w:jc w:val="center"/>
+            </w:pPr>
+            <w:r>
+              <w:rPr>
+                <w:b w:val="0"/>
+                <w:sz w:val="18"/>
+              </w:rPr>
+              <w:t>Nm</w:t>
+            </w:r>
+          </w:p>
+        </w:tc>
+        <w:tc>
+          <w:tcPr>
+            <w:tcW w:type="dxa" w:w="2551"/>
+            <w:shd w:val="clear" w:color="auto" w:fill="FFFFFF"/>
+          </w:tcPr>
+          <w:p>
+            <w:pPr>
+              <w:jc w:val="center"/>
+            </w:pPr>
+            <w:r>
+              <w:rPr>
+                <w:b w:val="0"/>
+                <w:sz w:val="18"/>
+              </w:rPr>
+              <w:t>토크</w:t>
+            </w:r>
+          </w:p>
+        </w:tc>
+        <w:tc>
+          <w:tcPr>
+            <w:tcW w:type="dxa" w:w="1417"/>
+            <w:shd w:val="clear" w:color="auto" w:fill="FFFFFF"/>
+          </w:tcPr>
+          <w:p>
+            <w:pPr>
+              <w:jc w:val="center"/>
+            </w:pPr>
+            <w:r>
+              <w:rPr>
+                <w:b w:val="0"/>
+                <w:sz w:val="18"/>
+              </w:rPr>
+              <w:t>기본 센서</w:t>
+            </w:r>
+          </w:p>
+        </w:tc>
+      </w:tr>
+      <w:tr>
+        <w:tc>
+          <w:tcPr>
+            <w:tcW w:type="dxa" w:w="2268"/>
+            <w:shd w:val="clear" w:color="auto" w:fill="E8F0FE"/>
+          </w:tcPr>
+          <w:p>
+            <w:pPr>
+              <w:jc w:val="center"/>
+            </w:pPr>
+            <w:r>
+              <w:rPr>
+                <w:b w:val="0"/>
+                <w:sz w:val="18"/>
+              </w:rPr>
+              <w:t>Tool wear</w:t>
+            </w:r>
+          </w:p>
+        </w:tc>
+        <w:tc>
+          <w:tcPr>
+            <w:tcW w:type="dxa" w:w="1020"/>
+            <w:shd w:val="clear" w:color="auto" w:fill="E8F0FE"/>
+          </w:tcPr>
+          <w:p>
+            <w:pPr>
+              <w:jc w:val="center"/>
+            </w:pPr>
+            <w:r>
+              <w:rPr>
+                <w:b w:val="0"/>
+                <w:sz w:val="18"/>
+              </w:rPr>
+              <w:t>min</w:t>
+            </w:r>
+          </w:p>
+        </w:tc>
+        <w:tc>
+          <w:tcPr>
+            <w:tcW w:type="dxa" w:w="2551"/>
+            <w:shd w:val="clear" w:color="auto" w:fill="E8F0FE"/>
+          </w:tcPr>
+          <w:p>
+            <w:pPr>
+              <w:jc w:val="center"/>
+            </w:pPr>
+            <w:r>
+              <w:rPr>
+                <w:b w:val="0"/>
+                <w:sz w:val="18"/>
+              </w:rPr>
+              <w:t>공구 마모 시간</w:t>
+            </w:r>
+          </w:p>
+        </w:tc>
+        <w:tc>
+          <w:tcPr>
+            <w:tcW w:type="dxa" w:w="1417"/>
+            <w:shd w:val="clear" w:color="auto" w:fill="E8F0FE"/>
+          </w:tcPr>
+          <w:p>
+            <w:pPr>
+              <w:jc w:val="center"/>
+            </w:pPr>
+            <w:r>
+              <w:rPr>
+                <w:b w:val="0"/>
+                <w:sz w:val="18"/>
+              </w:rPr>
+              <w:t>기본 센서</w:t>
+            </w:r>
+          </w:p>
+        </w:tc>
+      </w:tr>
+      <w:tr>
+        <w:tc>
+          <w:tcPr>
+            <w:tcW w:type="dxa" w:w="2268"/>
+            <w:shd w:val="clear" w:color="auto" w:fill="FFFFFF"/>
+          </w:tcPr>
+          <w:p>
+            <w:pPr>
+              <w:jc w:val="center"/>
+            </w:pPr>
+            <w:r>
+              <w:rPr>
+                <w:b w:val="0"/>
+                <w:sz w:val="18"/>
+              </w:rPr>
+              <w:t>Power</w:t>
+            </w:r>
+          </w:p>
+        </w:tc>
+        <w:tc>
+          <w:tcPr>
+            <w:tcW w:type="dxa" w:w="1020"/>
+            <w:shd w:val="clear" w:color="auto" w:fill="FFFFFF"/>
+          </w:tcPr>
+          <w:p>
+            <w:pPr>
+              <w:jc w:val="center"/>
+            </w:pPr>
+            <w:r>
+              <w:rPr>
+                <w:b w:val="0"/>
+                <w:sz w:val="18"/>
+              </w:rPr>
+              <w:t>W</w:t>
+            </w:r>
+          </w:p>
+        </w:tc>
+        <w:tc>
+          <w:tcPr>
+            <w:tcW w:type="dxa" w:w="2551"/>
+            <w:shd w:val="clear" w:color="auto" w:fill="FFFFFF"/>
+          </w:tcPr>
+          <w:p>
+            <w:pPr>
+              <w:jc w:val="center"/>
+            </w:pPr>
+            <w:r>
+              <w:rPr>
+                <w:b w:val="0"/>
+                <w:sz w:val="18"/>
+              </w:rPr>
+              <w:t>토크 x 회전속도</w:t>
+            </w:r>
+          </w:p>
+        </w:tc>
+        <w:tc>
+          <w:tcPr>
+            <w:tcW w:type="dxa" w:w="1417"/>
+            <w:shd w:val="clear" w:color="auto" w:fill="FFFFFF"/>
+          </w:tcPr>
+          <w:p>
+            <w:pPr>
+              <w:jc w:val="center"/>
+            </w:pPr>
+            <w:r>
+              <w:rPr>
+                <w:b w:val="0"/>
+                <w:sz w:val="18"/>
+              </w:rPr>
+              <w:t>파생 피처</w:t>
+            </w:r>
+          </w:p>
+        </w:tc>
+      </w:tr>
+      <w:tr>
+        <w:tc>
+          <w:tcPr>
+            <w:tcW w:type="dxa" w:w="2268"/>
+            <w:shd w:val="clear" w:color="auto" w:fill="E8F0FE"/>
+          </w:tcPr>
+          <w:p>
+            <w:pPr>
+              <w:jc w:val="center"/>
+            </w:pPr>
+            <w:r>
+              <w:rPr>
+                <w:b w:val="0"/>
+                <w:sz w:val="18"/>
+              </w:rPr>
+              <w:t>Overstrain</w:t>
+            </w:r>
+          </w:p>
+        </w:tc>
+        <w:tc>
+          <w:tcPr>
+            <w:tcW w:type="dxa" w:w="1020"/>
+            <w:shd w:val="clear" w:color="auto" w:fill="E8F0FE"/>
+          </w:tcPr>
+          <w:p>
+            <w:pPr>
+              <w:jc w:val="center"/>
+            </w:pPr>
+            <w:r>
+              <w:rPr>
+                <w:b w:val="0"/>
+                <w:sz w:val="18"/>
+              </w:rPr>
+              <w:t>minNm</w:t>
+            </w:r>
+          </w:p>
+        </w:tc>
+        <w:tc>
+          <w:tcPr>
+            <w:tcW w:type="dxa" w:w="2551"/>
+            <w:shd w:val="clear" w:color="auto" w:fill="E8F0FE"/>
+          </w:tcPr>
+          <w:p>
+            <w:pPr>
+              <w:jc w:val="center"/>
+            </w:pPr>
+            <w:r>
+              <w:rPr>
+                <w:b w:val="0"/>
+                <w:sz w:val="18"/>
+              </w:rPr>
+              <w:t>마모 x 토크</w:t>
+            </w:r>
+          </w:p>
+        </w:tc>
+        <w:tc>
+          <w:tcPr>
+            <w:tcW w:type="dxa" w:w="1417"/>
+            <w:shd w:val="clear" w:color="auto" w:fill="E8F0FE"/>
+          </w:tcPr>
+          <w:p>
+            <w:pPr>
+              <w:jc w:val="center"/>
+            </w:pPr>
+            <w:r>
+              <w:rPr>
+                <w:b w:val="0"/>
+                <w:sz w:val="18"/>
+              </w:rPr>
+              <w:t>파생 피처</w:t>
+            </w:r>
+          </w:p>
+        </w:tc>
+      </w:tr>
+      <w:tr>
+        <w:tc>
+          <w:tcPr>
+            <w:tcW w:type="dxa" w:w="2268"/>
+            <w:shd w:val="clear" w:color="auto" w:fill="FFFFFF"/>
+          </w:tcPr>
+          <w:p>
+            <w:pPr>
+              <w:jc w:val="center"/>
+            </w:pPr>
+            <w:r>
+              <w:rPr>
+                <w:b w:val="0"/>
+                <w:sz w:val="18"/>
+              </w:rPr>
+              <w:t>Temp diff</w:t>
+            </w:r>
+          </w:p>
+        </w:tc>
+        <w:tc>
+          <w:tcPr>
+            <w:tcW w:type="dxa" w:w="1020"/>
+            <w:shd w:val="clear" w:color="auto" w:fill="FFFFFF"/>
+          </w:tcPr>
+          <w:p>
+            <w:pPr>
+              <w:jc w:val="center"/>
+            </w:pPr>
+            <w:r>
+              <w:rPr>
+                <w:b w:val="0"/>
+                <w:sz w:val="18"/>
+              </w:rPr>
+              <w:t>K</w:t>
+            </w:r>
+          </w:p>
+        </w:tc>
+        <w:tc>
+          <w:tcPr>
+            <w:tcW w:type="dxa" w:w="2551"/>
+            <w:shd w:val="clear" w:color="auto" w:fill="FFFFFF"/>
+          </w:tcPr>
+          <w:p>
+            <w:pPr>
+              <w:jc w:val="center"/>
+            </w:pPr>
+            <w:r>
+              <w:rPr>
+                <w:b w:val="0"/>
+                <w:sz w:val="18"/>
+              </w:rPr>
+              <w:t>공정-공기 온도차</w:t>
+            </w:r>
+          </w:p>
+        </w:tc>
+        <w:tc>
+          <w:tcPr>
+            <w:tcW w:type="dxa" w:w="1417"/>
+            <w:shd w:val="clear" w:color="auto" w:fill="FFFFFF"/>
+          </w:tcPr>
+          <w:p>
+            <w:pPr>
+              <w:jc w:val="center"/>
+            </w:pPr>
+            <w:r>
+              <w:rPr>
+                <w:b w:val="0"/>
+                <w:sz w:val="18"/>
+              </w:rPr>
+              <w:t>파생 피처</w:t>
+            </w:r>
+          </w:p>
+        </w:tc>
+      </w:tr>
+      <w:tr>
+        <w:tc>
+          <w:tcPr>
+            <w:tcW w:type="dxa" w:w="2268"/>
+            <w:shd w:val="clear" w:color="auto" w:fill="E8F0FE"/>
+          </w:tcPr>
+          <w:p>
+            <w:pPr>
+              <w:jc w:val="center"/>
+            </w:pPr>
+            <w:r>
+              <w:rPr>
+                <w:b w:val="0"/>
+                <w:sz w:val="18"/>
+              </w:rPr>
+              <w:t>Type_enc</w:t>
+            </w:r>
+          </w:p>
+        </w:tc>
+        <w:tc>
+          <w:tcPr>
+            <w:tcW w:type="dxa" w:w="1020"/>
+            <w:shd w:val="clear" w:color="auto" w:fill="E8F0FE"/>
+          </w:tcPr>
+          <w:p>
+            <w:pPr>
+              <w:jc w:val="center"/>
+            </w:pPr>
+            <w:r>
+              <w:rPr>
+                <w:b w:val="0"/>
+                <w:sz w:val="18"/>
+              </w:rPr>
+              <w:t>—</w:t>
+            </w:r>
+          </w:p>
+        </w:tc>
+        <w:tc>
+          <w:tcPr>
+            <w:tcW w:type="dxa" w:w="2551"/>
+            <w:shd w:val="clear" w:color="auto" w:fill="E8F0FE"/>
+          </w:tcPr>
+          <w:p>
+            <w:pPr>
+              <w:jc w:val="center"/>
+            </w:pPr>
+            <w:r>
+              <w:rPr>
+                <w:b w:val="0"/>
+                <w:sz w:val="18"/>
+              </w:rPr>
+              <w:t>설비 유형 L/M/H</w:t>
+            </w:r>
+          </w:p>
+        </w:tc>
+        <w:tc>
+          <w:tcPr>
+            <w:tcW w:type="dxa" w:w="1417"/>
+            <w:shd w:val="clear" w:color="auto" w:fill="E8F0FE"/>
+          </w:tcPr>
+          <w:p>
+            <w:pPr>
+              <w:jc w:val="center"/>
+            </w:pPr>
+            <w:r>
+              <w:rPr>
+                <w:b w:val="0"/>
+                <w:sz w:val="18"/>
+              </w:rPr>
+              <w:t>범주형 인코딩</w:t>
+            </w:r>
+          </w:p>
+        </w:tc>
+      </w:tr>
+    </w:tbl>
+    <w:p>
+      <w:pPr>
+        <w:jc w:val="center"/>
+      </w:pPr>
+      <w:r>
+        <w:rPr>
+          <w:b/>
+          <w:color w:val="1B295E"/>
+          <w:sz w:val="18"/>
+        </w:rPr>
+        <w:t>표 C-2. 데이터 1 피처 목록 (AI4I 공장 센서, 9개)</w:t>
+      </w:r>
+    </w:p>
+    <w:p/>
+    <w:p>
+      <w:r>
+        <w:rPr>
+          <w:sz w:val="21"/>
+        </w:rPr>
+        <w:t>[실제 학습 결과 — TensorFlow LSTM, StratifiedKFold 3-Fold, window=20]</w:t>
+      </w:r>
+    </w:p>
+    <w:p>
+      <w:r>
+        <w:rPr>
+          <w:i/>
+          <w:color w:val="606060"/>
+          <w:sz w:val="18"/>
+        </w:rPr>
+        <w:t>[설명] 데이터 1: ML(RF) vs DL(LSTM) 실제 학습·시험 성능 비교 (TensorFlow 실행 결과)</w:t>
+      </w:r>
+    </w:p>
+    <w:tbl>
+      <w:tblPr>
+        <w:tblStyle w:val="TableGrid"/>
+        <w:tblW w:type="auto" w:w="0"/>
+        <w:jc w:val="center"/>
+        <w:tblLook w:firstColumn="1" w:firstRow="1" w:lastColumn="0" w:lastRow="0" w:noHBand="0" w:noVBand="1" w:val="04A0"/>
+      </w:tblPr>
+      <w:tblGrid>
+        <w:gridCol w:w="1344"/>
+        <w:gridCol w:w="1344"/>
+        <w:gridCol w:w="1344"/>
+        <w:gridCol w:w="1344"/>
+        <w:gridCol w:w="1344"/>
+        <w:gridCol w:w="1344"/>
+        <w:gridCol w:w="1344"/>
+      </w:tblGrid>
+      <w:tr>
+        <w:tc>
+          <w:tcPr>
+            <w:tcW w:type="dxa" w:w="2381"/>
+            <w:shd w:val="clear" w:color="auto" w:fill="1B295E"/>
+          </w:tcPr>
+          <w:p>
+            <w:pPr>
+              <w:jc w:val="center"/>
+            </w:pPr>
+            <w:r>
+              <w:rPr>
+                <w:b/>
+                <w:color w:val="FFFFFF"/>
+                <w:sz w:val="19"/>
+              </w:rPr>
+              <w:t>모델</w:t>
+            </w:r>
+          </w:p>
+        </w:tc>
+        <w:tc>
+          <w:tcPr>
+            <w:tcW w:type="dxa" w:w="1134"/>
+            <w:shd w:val="clear" w:color="auto" w:fill="1B295E"/>
+          </w:tcPr>
+          <w:p>
+            <w:pPr>
+              <w:jc w:val="center"/>
+            </w:pPr>
+            <w:r>
+              <w:rPr>
+                <w:b/>
+                <w:color w:val="FFFFFF"/>
+                <w:sz w:val="19"/>
+              </w:rPr>
+              <w:t>Accuracy</w:t>
+            </w:r>
+          </w:p>
+        </w:tc>
+        <w:tc>
+          <w:tcPr>
+            <w:tcW w:type="dxa" w:w="1247"/>
+            <w:shd w:val="clear" w:color="auto" w:fill="1B295E"/>
+          </w:tcPr>
+          <w:p>
+            <w:pPr>
+              <w:jc w:val="center"/>
+            </w:pPr>
+            <w:r>
+              <w:rPr>
+                <w:b/>
+                <w:color w:val="FFFFFF"/>
+                <w:sz w:val="19"/>
+              </w:rPr>
+              <w:t>Precision</w:t>
+            </w:r>
+          </w:p>
+        </w:tc>
+        <w:tc>
+          <w:tcPr>
+            <w:tcW w:type="dxa" w:w="1247"/>
+            <w:shd w:val="clear" w:color="auto" w:fill="1B295E"/>
+          </w:tcPr>
+          <w:p>
+            <w:pPr>
+              <w:jc w:val="center"/>
+            </w:pPr>
+            <w:r>
+              <w:rPr>
+                <w:b/>
+                <w:color w:val="FFFFFF"/>
+                <w:sz w:val="19"/>
+              </w:rPr>
+              <w:t>Recall</w:t>
+            </w:r>
+          </w:p>
+        </w:tc>
+        <w:tc>
+          <w:tcPr>
+            <w:tcW w:type="dxa" w:w="1134"/>
+            <w:shd w:val="clear" w:color="auto" w:fill="1B295E"/>
+          </w:tcPr>
+          <w:p>
+            <w:pPr>
+              <w:jc w:val="center"/>
+            </w:pPr>
+            <w:r>
+              <w:rPr>
+                <w:b/>
+                <w:color w:val="FFFFFF"/>
+                <w:sz w:val="19"/>
+              </w:rPr>
+              <w:t>F1</w:t>
+            </w:r>
+          </w:p>
+        </w:tc>
+        <w:tc>
+          <w:tcPr>
+            <w:tcW w:type="dxa" w:w="1134"/>
+            <w:shd w:val="clear" w:color="auto" w:fill="1B295E"/>
+          </w:tcPr>
+          <w:p>
+            <w:pPr>
+              <w:jc w:val="center"/>
+            </w:pPr>
+            <w:r>
+              <w:rPr>
+                <w:b/>
+                <w:color w:val="FFFFFF"/>
+                <w:sz w:val="19"/>
+              </w:rPr>
+              <w:t>AUC</w:t>
+            </w:r>
+          </w:p>
+        </w:tc>
+        <w:tc>
+          <w:tcPr>
+            <w:tcW w:type="dxa" w:w="2211"/>
+            <w:shd w:val="clear" w:color="auto" w:fill="1B295E"/>
+          </w:tcPr>
+          <w:p>
+            <w:pPr>
+              <w:jc w:val="center"/>
+            </w:pPr>
+            <w:r>
+              <w:rPr>
+                <w:b/>
+                <w:color w:val="FFFFFF"/>
+                <w:sz w:val="19"/>
+              </w:rPr>
+              <w:t>비고</w:t>
+            </w:r>
+          </w:p>
+        </w:tc>
+      </w:tr>
+      <w:tr>
+        <w:tc>
+          <w:tcPr>
+            <w:tcW w:type="dxa" w:w="2381"/>
+            <w:shd w:val="clear" w:color="auto" w:fill="E8F0FE"/>
+          </w:tcPr>
+          <w:p>
+            <w:pPr>
+              <w:jc w:val="center"/>
+            </w:pPr>
+            <w:r>
+              <w:rPr>
+                <w:b w:val="0"/>
+                <w:sz w:val="18"/>
+              </w:rPr>
+              <w:t>ML RF (ML만 적용시)</w:t>
+            </w:r>
+          </w:p>
+        </w:tc>
+        <w:tc>
+          <w:tcPr>
+            <w:tcW w:type="dxa" w:w="1134"/>
+            <w:shd w:val="clear" w:color="auto" w:fill="E8F0FE"/>
+          </w:tcPr>
+          <w:p>
+            <w:pPr>
+              <w:jc w:val="center"/>
+            </w:pPr>
+            <w:r>
+              <w:rPr>
+                <w:b w:val="0"/>
+                <w:sz w:val="18"/>
+              </w:rPr>
+              <w:t>0.980</w:t>
+            </w:r>
+          </w:p>
+        </w:tc>
+        <w:tc>
+          <w:tcPr>
+            <w:tcW w:type="dxa" w:w="1247"/>
+            <w:shd w:val="clear" w:color="auto" w:fill="E8F0FE"/>
+          </w:tcPr>
+          <w:p>
+            <w:pPr>
+              <w:jc w:val="center"/>
+            </w:pPr>
+            <w:r>
+              <w:rPr>
+                <w:b w:val="0"/>
+                <w:sz w:val="18"/>
+              </w:rPr>
+              <w:t>0.932</w:t>
+            </w:r>
+          </w:p>
+        </w:tc>
+        <w:tc>
+          <w:tcPr>
+            <w:tcW w:type="dxa" w:w="1247"/>
+            <w:shd w:val="clear" w:color="auto" w:fill="E8F0FE"/>
+          </w:tcPr>
+          <w:p>
+            <w:pPr>
+              <w:jc w:val="center"/>
+            </w:pPr>
+            <w:r>
+              <w:rPr>
+                <w:b w:val="0"/>
+                <w:sz w:val="18"/>
+              </w:rPr>
+              <w:t>0.809</w:t>
+            </w:r>
+          </w:p>
+        </w:tc>
+        <w:tc>
+          <w:tcPr>
+            <w:tcW w:type="dxa" w:w="1134"/>
+            <w:shd w:val="clear" w:color="auto" w:fill="E8F0FE"/>
+          </w:tcPr>
+          <w:p>
+            <w:pPr>
+              <w:jc w:val="center"/>
+            </w:pPr>
+            <w:r>
+              <w:rPr>
+                <w:b w:val="0"/>
+                <w:sz w:val="18"/>
+              </w:rPr>
+              <w:t>0.836</w:t>
+            </w:r>
+          </w:p>
+        </w:tc>
+        <w:tc>
+          <w:tcPr>
+            <w:tcW w:type="dxa" w:w="1134"/>
+            <w:shd w:val="clear" w:color="auto" w:fill="E8F0FE"/>
+          </w:tcPr>
+          <w:p>
+            <w:pPr>
+              <w:jc w:val="center"/>
+            </w:pPr>
+            <w:r>
+              <w:rPr>
+                <w:b w:val="0"/>
+                <w:sz w:val="18"/>
+              </w:rPr>
+              <w:t>0.982</w:t>
+            </w:r>
+          </w:p>
+        </w:tc>
+        <w:tc>
+          <w:tcPr>
+            <w:tcW w:type="dxa" w:w="2211"/>
+            <w:shd w:val="clear" w:color="auto" w:fill="E8F0FE"/>
+          </w:tcPr>
+          <w:p>
+            <w:pPr>
+              <w:jc w:val="center"/>
+            </w:pPr>
+            <w:r>
+              <w:rPr>
+                <w:b w:val="0"/>
+                <w:sz w:val="18"/>
+              </w:rPr>
+              <w:t>★ 최고 성능</w:t>
+            </w:r>
+          </w:p>
+        </w:tc>
+      </w:tr>
+      <w:tr>
+        <w:tc>
+          <w:tcPr>
+            <w:tcW w:type="dxa" w:w="2381"/>
+            <w:shd w:val="clear" w:color="auto" w:fill="FFFFFF"/>
+          </w:tcPr>
+          <w:p>
+            <w:pPr>
+              <w:jc w:val="center"/>
+            </w:pPr>
+            <w:r>
+              <w:rPr>
+                <w:b w:val="0"/>
+                <w:sz w:val="18"/>
+              </w:rPr>
+              <w:t>DL LSTM (window=20)</w:t>
+            </w:r>
+          </w:p>
+        </w:tc>
+        <w:tc>
+          <w:tcPr>
+            <w:tcW w:type="dxa" w:w="1134"/>
+            <w:shd w:val="clear" w:color="auto" w:fill="FFFFFF"/>
+          </w:tcPr>
+          <w:p>
+            <w:pPr>
+              <w:jc w:val="center"/>
+            </w:pPr>
+            <w:r>
+              <w:rPr>
+                <w:b w:val="0"/>
+                <w:sz w:val="18"/>
+              </w:rPr>
+              <w:t>0.608</w:t>
+            </w:r>
+          </w:p>
+        </w:tc>
+        <w:tc>
+          <w:tcPr>
+            <w:tcW w:type="dxa" w:w="1247"/>
+            <w:shd w:val="clear" w:color="auto" w:fill="FFFFFF"/>
+          </w:tcPr>
+          <w:p>
+            <w:pPr>
+              <w:jc w:val="center"/>
+            </w:pPr>
+            <w:r>
+              <w:rPr>
+                <w:b w:val="0"/>
+                <w:sz w:val="18"/>
+              </w:rPr>
+              <w:t>0.074</w:t>
+            </w:r>
+          </w:p>
+        </w:tc>
+        <w:tc>
+          <w:tcPr>
+            <w:tcW w:type="dxa" w:w="1247"/>
+            <w:shd w:val="clear" w:color="auto" w:fill="FFFFFF"/>
+          </w:tcPr>
+          <w:p>
+            <w:pPr>
+              <w:jc w:val="center"/>
+            </w:pPr>
+            <w:r>
+              <w:rPr>
+                <w:b w:val="0"/>
+                <w:sz w:val="18"/>
+              </w:rPr>
+              <w:t>0.590</w:t>
+            </w:r>
+          </w:p>
+        </w:tc>
+        <w:tc>
+          <w:tcPr>
+            <w:tcW w:type="dxa" w:w="1134"/>
+            <w:shd w:val="clear" w:color="auto" w:fill="FFFFFF"/>
+          </w:tcPr>
+          <w:p>
+            <w:pPr>
+              <w:jc w:val="center"/>
+            </w:pPr>
+            <w:r>
+              <w:rPr>
+                <w:b w:val="0"/>
+                <w:sz w:val="18"/>
+              </w:rPr>
+              <w:t>0.122</w:t>
+            </w:r>
+          </w:p>
+        </w:tc>
+        <w:tc>
+          <w:tcPr>
+            <w:tcW w:type="dxa" w:w="1134"/>
+            <w:shd w:val="clear" w:color="auto" w:fill="FFFFFF"/>
+          </w:tcPr>
+          <w:p>
+            <w:pPr>
+              <w:jc w:val="center"/>
+            </w:pPr>
+            <w:r>
+              <w:rPr>
+                <w:b w:val="0"/>
+                <w:sz w:val="18"/>
+              </w:rPr>
+              <w:t>0.634</w:t>
+            </w:r>
+          </w:p>
+        </w:tc>
+        <w:tc>
+          <w:tcPr>
+            <w:tcW w:type="dxa" w:w="2211"/>
+            <w:shd w:val="clear" w:color="auto" w:fill="FFFFFF"/>
+          </w:tcPr>
+          <w:p>
+            <w:pPr>
+              <w:jc w:val="center"/>
+            </w:pPr>
+            <w:r>
+              <w:rPr>
+                <w:b w:val="0"/>
+                <w:sz w:val="18"/>
+              </w:rPr>
+              <w:t>테이블형 -&gt; 성능 저하</w:t>
+            </w:r>
+          </w:p>
+        </w:tc>
+      </w:tr>
+    </w:tbl>
+    <w:p>
+      <w:pPr>
+        <w:jc w:val="center"/>
+      </w:pPr>
+      <w:r>
+        <w:rPr>
+          <w:b/>
+          <w:color w:val="1B295E"/>
+          <w:sz w:val="18"/>
+        </w:rPr>
+        <w:t>표 C-3. 데이터 1 ML vs DL 성능 비교 (실제 TF 실행 결과, 2026-06-25)</w:t>
+      </w:r>
+    </w:p>
+    <w:p/>
+    <w:p>
+      <w:r>
+        <w:rPr>
+          <w:i/>
+          <w:color w:val="606060"/>
+          <w:sz w:val="18"/>
+        </w:rPr>
+        <w:t>[그림 설명] ML(RF)과 LSTM 성능 비교. ML이 모든 지표에서 우세 (AUC: 0.982 vs 0.634).</w:t>
+      </w:r>
+    </w:p>
+    <w:p>
+      <w:r>
+        <w:drawing>
+          <wp:inline xmlns:a="http://schemas.openxmlformats.org/drawingml/2006/main" xmlns:pic="http://schemas.openxmlformats.org/drawingml/2006/picture">
+            <wp:extent cx="4680000" cy="2320690"/>
+            <wp:docPr id="11" name="Picture 11"/>
+            <wp:cNvGraphicFramePr>
+              <a:graphicFrameLocks noChangeAspect="1"/>
+            </wp:cNvGraphicFramePr>
+            <a:graphic>
+              <a:graphicData uri="http://schemas.openxmlformats.org/drawingml/2006/picture">
+                <pic:pic>
+                  <pic:nvPicPr>
+                    <pic:cNvPr id="0" name="A1_data1_compare.png"/>
+                    <pic:cNvPicPr/>
+                  </pic:nvPicPr>
+                  <pic:blipFill>
+                    <a:blip r:embed="rId19"/>
+                    <a:stretch>
+                      <a:fillRect/>
+                    </a:stretch>
+                  </pic:blipFill>
+                  <pic:spPr>
+                    <a:xfrm>
+                      <a:off x="0" y="0"/>
+                      <a:ext cx="4680000" cy="2320690"/>
+                    </a:xfrm>
+                    <a:prstGeom prst="rect"/>
+                  </pic:spPr>
+                </pic:pic>
+              </a:graphicData>
+            </a:graphic>
+          </wp:inline>
+        </w:drawing>
+      </w:r>
+    </w:p>
+    <w:p>
+      <w:pPr>
+        <w:jc w:val="center"/>
+      </w:pPr>
+      <w:r>
+        <w:rPr>
+          <w:b/>
+          <w:color w:val="1B295E"/>
+          <w:sz w:val="18"/>
+        </w:rPr>
+        <w:t>그림 C-2. 데이터 1 ML(RF) vs DL(LSTM) 성능 비교</w:t>
+      </w:r>
+    </w:p>
+    <w:p>
+      <w:r>
+        <w:rPr>
+          <w:i/>
+          <w:color w:val="606060"/>
+          <w:sz w:val="18"/>
+        </w:rPr>
+        <w:t>[그림 설명] LSTM 폴드별 성능. Fold 2 Recall=1.0(과다 예측), Fold 3 Recall=0.265 — 불안정.</w:t>
+      </w:r>
+    </w:p>
+    <w:p>
+      <w:r>
+        <w:drawing>
+          <wp:inline xmlns:a="http://schemas.openxmlformats.org/drawingml/2006/main" xmlns:pic="http://schemas.openxmlformats.org/drawingml/2006/picture">
+            <wp:extent cx="4680000" cy="1646199"/>
+            <wp:docPr id="12" name="Picture 12"/>
+            <wp:cNvGraphicFramePr>
+              <a:graphicFrameLocks noChangeAspect="1"/>
+            </wp:cNvGraphicFramePr>
+            <a:graphic>
+              <a:graphicData uri="http://schemas.openxmlformats.org/drawingml/2006/picture">
+                <pic:pic>
+                  <pic:nvPicPr>
+                    <pic:cNvPr id="0" name="A3_fold_stability.png"/>
+                    <pic:cNvPicPr/>
+                  </pic:nvPicPr>
+                  <pic:blipFill>
+                    <a:blip r:embed="rId20"/>
+                    <a:stretch>
+                      <a:fillRect/>
+                    </a:stretch>
+                  </pic:blipFill>
+                  <pic:spPr>
+                    <a:xfrm>
+                      <a:off x="0" y="0"/>
+                      <a:ext cx="4680000" cy="1646199"/>
+                    </a:xfrm>
+                    <a:prstGeom prst="rect"/>
+                  </pic:spPr>
+                </pic:pic>
+              </a:graphicData>
+            </a:graphic>
+          </wp:inline>
+        </w:drawing>
+      </w:r>
+    </w:p>
+    <w:p>
+      <w:pPr>
+        <w:jc w:val="center"/>
+      </w:pPr>
+      <w:r>
+        <w:rPr>
+          <w:b/>
+          <w:color w:val="1B295E"/>
+          <w:sz w:val="18"/>
+        </w:rPr>
+        <w:t>그림 C-3. 데이터 1 LSTM 폴드별 성능 안정성</w:t>
+      </w:r>
+    </w:p>
+    <w:tbl>
+      <w:tblPr>
+        <w:tblW w:type="auto" w:w="0"/>
+        <w:jc w:val="center"/>
+        <w:tblLook w:firstColumn="1" w:firstRow="1" w:lastColumn="0" w:lastRow="0" w:noHBand="0" w:noVBand="1" w:val="04A0"/>
+      </w:tblPr>
+      <w:tblGrid>
+        <w:gridCol w:w="9406"/>
+      </w:tblGrid>
+      <w:tr>
+        <w:tc>
+          <w:tcPr>
+            <w:tcW w:type="dxa" w:w="9406"/>
+            <w:shd w:val="clear" w:color="auto" w:fill="FFF3CD"/>
+          </w:tcPr>
+          <w:p>
+            <w:pPr>
+              <w:jc w:val="center"/>
+            </w:pPr>
+            <w:r>
+              <w:rPr>
+                <w:b/>
+                <w:color w:val="7B4F00"/>
+                <w:sz w:val="22"/>
+              </w:rPr>
+              <w:t>데이터 1 결론: ML(RF)이 DL(LSTM) 대비 압도적 우세</w:t>
+              <w:br/>
+              <w:t>RF AUC=0.982 vs LSTM AUC=0.634 | RF Recall=0.809 vs LSTM Recall=0.590</w:t>
+              <w:br/>
+              <w:t>원인: AI4I 행은 독립 실험값 (진짜 시계열 아님) -&gt; LSTM 시간 패턴 학습 불가</w:t>
+            </w:r>
+          </w:p>
+        </w:tc>
+      </w:tr>
+    </w:tbl>
+    <w:p/>
+    <w:p>
+      <w:pPr>
+        <w:ind w:left="283"/>
+        <w:shd w:val="clear" w:color="auto" w:fill="E8F0FE"/>
+      </w:pPr>
+      <w:r>
+        <w:rPr>
+          <w:b/>
+          <w:color w:val="1B295E"/>
+          <w:sz w:val="21"/>
+        </w:rPr>
+        <w:t xml:space="preserve">인사이트:  </w:t>
+      </w:r>
+      <w:r>
+        <w:rPr>
+          <w:sz w:val="21"/>
+        </w:rPr>
+        <w:t>AI4I 데이터는 행마다 독립적인 실험 결과의 집합. LSTM의 슬라이딩 윈도우(20행)가 물리적으로 연관 없는 행을 묶어 패턴 학습이 불가능. 반면 FEMTO-ST는 분당 연속 측정 데이터로 LSTM이 시간 패턴을 실제로 학습 가능. =&gt; 데이터 성격(테이블형 vs 시계열)에 따라 ML/DL 적합 모델이 달라짐.</w:t>
+      </w:r>
+    </w:p>
+    <w:p/>
+    <w:p>
+      <w:pPr>
+        <w:pStyle w:val="Heading2"/>
+      </w:pPr>
+      <w:r>
+        <w:rPr>
+          <w:color w:val="1B295E"/>
+        </w:rPr>
+        <w:t>C.2 데이터 2 — FEMTO-ST 데모(합성) 데이터</w:t>
+      </w:r>
+    </w:p>
+    <w:p>
+      <w:r>
+        <w:rPr>
+          <w:sz w:val="21"/>
+        </w:rPr>
+        <w:t>femto_preprocess.py의 generate_synthetic_femto()로 자동 생성. 실제 FEMTO-ST 베어링 물리 특성(h_rms × 2.5 임계값, 분당 진동 신호)을 모사한 합성 데이터. 학습 3종 베어링, 9개 시간영역 피처, RUL 회귀 예측.</w:t>
+      </w:r>
+    </w:p>
+    <w:p>
+      <w:r>
+        <w:rPr>
+          <w:i/>
+          <w:color w:val="606060"/>
+          <w:sz w:val="18"/>
+        </w:rPr>
+        <w:t>[설명] 데이터 2 ML vs DL RUL 예측 성능</w:t>
+      </w:r>
+    </w:p>
+    <w:tbl>
+      <w:tblPr>
+        <w:tblStyle w:val="TableGrid"/>
+        <w:tblW w:type="auto" w:w="0"/>
+        <w:jc w:val="center"/>
+        <w:tblLook w:firstColumn="1" w:firstRow="1" w:lastColumn="0" w:lastRow="0" w:noHBand="0" w:noVBand="1" w:val="04A0"/>
+      </w:tblPr>
+      <w:tblGrid>
+        <w:gridCol w:w="1881"/>
+        <w:gridCol w:w="1881"/>
+        <w:gridCol w:w="1881"/>
+        <w:gridCol w:w="1881"/>
+        <w:gridCol w:w="1881"/>
+      </w:tblGrid>
+      <w:tr>
+        <w:tc>
+          <w:tcPr>
+            <w:tcW w:type="dxa" w:w="3118"/>
+            <w:shd w:val="clear" w:color="auto" w:fill="1B295E"/>
+          </w:tcPr>
+          <w:p>
+            <w:pPr>
+              <w:jc w:val="center"/>
+            </w:pPr>
+            <w:r>
+              <w:rPr>
+                <w:b/>
+                <w:color w:val="FFFFFF"/>
+                <w:sz w:val="19"/>
+              </w:rPr>
+              <w:t>모델</w:t>
+            </w:r>
+          </w:p>
+        </w:tc>
+        <w:tc>
+          <w:tcPr>
+            <w:tcW w:type="dxa" w:w="1417"/>
+            <w:shd w:val="clear" w:color="auto" w:fill="1B295E"/>
+          </w:tcPr>
+          <w:p>
+            <w:pPr>
+              <w:jc w:val="center"/>
+            </w:pPr>
+            <w:r>
+              <w:rPr>
+                <w:b/>
+                <w:color w:val="FFFFFF"/>
+                <w:sz w:val="19"/>
+              </w:rPr>
+              <w:t>RMSE(분)</w:t>
+            </w:r>
+          </w:p>
+        </w:tc>
+        <w:tc>
+          <w:tcPr>
+            <w:tcW w:type="dxa" w:w="1417"/>
+            <w:shd w:val="clear" w:color="auto" w:fill="1B295E"/>
+          </w:tcPr>
+          <w:p>
+            <w:pPr>
+              <w:jc w:val="center"/>
+            </w:pPr>
+            <w:r>
+              <w:rPr>
+                <w:b/>
+                <w:color w:val="FFFFFF"/>
+                <w:sz w:val="19"/>
+              </w:rPr>
+              <w:t>MAE(분)</w:t>
+            </w:r>
+          </w:p>
+        </w:tc>
+        <w:tc>
+          <w:tcPr>
+            <w:tcW w:type="dxa" w:w="1134"/>
+            <w:shd w:val="clear" w:color="auto" w:fill="1B295E"/>
+          </w:tcPr>
+          <w:p>
+            <w:pPr>
+              <w:jc w:val="center"/>
+            </w:pPr>
+            <w:r>
+              <w:rPr>
+                <w:b/>
+                <w:color w:val="FFFFFF"/>
+                <w:sz w:val="19"/>
+              </w:rPr>
+              <w:t>R²</w:t>
+            </w:r>
+          </w:p>
+        </w:tc>
+        <w:tc>
+          <w:tcPr>
+            <w:tcW w:type="dxa" w:w="2835"/>
+            <w:shd w:val="clear" w:color="auto" w:fill="1B295E"/>
+          </w:tcPr>
+          <w:p>
+            <w:pPr>
+              <w:jc w:val="center"/>
+            </w:pPr>
+            <w:r>
+              <w:rPr>
+                <w:b/>
+                <w:color w:val="FFFFFF"/>
+                <w:sz w:val="19"/>
+              </w:rPr>
+              <w:t>비고</w:t>
+            </w:r>
+          </w:p>
+        </w:tc>
+      </w:tr>
+      <w:tr>
+        <w:tc>
+          <w:tcPr>
+            <w:tcW w:type="dxa" w:w="3118"/>
+            <w:shd w:val="clear" w:color="auto" w:fill="E8F0FE"/>
+          </w:tcPr>
+          <w:p>
+            <w:pPr>
+              <w:jc w:val="center"/>
+            </w:pPr>
+            <w:r>
+              <w:rPr>
+                <w:b w:val="0"/>
+                <w:sz w:val="18"/>
+              </w:rPr>
+              <w:t>ML RF (ML만 적용시 최적)</w:t>
+            </w:r>
+          </w:p>
+        </w:tc>
+        <w:tc>
+          <w:tcPr>
+            <w:tcW w:type="dxa" w:w="1417"/>
+            <w:shd w:val="clear" w:color="auto" w:fill="E8F0FE"/>
+          </w:tcPr>
+          <w:p>
+            <w:pPr>
+              <w:jc w:val="center"/>
+            </w:pPr>
+            <w:r>
+              <w:rPr>
+                <w:b w:val="0"/>
+                <w:sz w:val="18"/>
+              </w:rPr>
+              <w:t>6.86</w:t>
+            </w:r>
+          </w:p>
+        </w:tc>
+        <w:tc>
+          <w:tcPr>
+            <w:tcW w:type="dxa" w:w="1417"/>
+            <w:shd w:val="clear" w:color="auto" w:fill="E8F0FE"/>
+          </w:tcPr>
+          <w:p>
+            <w:pPr>
+              <w:jc w:val="center"/>
+            </w:pPr>
+            <w:r>
+              <w:rPr>
+                <w:b w:val="0"/>
+                <w:sz w:val="18"/>
+              </w:rPr>
+              <w:t>5.21</w:t>
+            </w:r>
+          </w:p>
+        </w:tc>
+        <w:tc>
+          <w:tcPr>
+            <w:tcW w:type="dxa" w:w="1134"/>
+            <w:shd w:val="clear" w:color="auto" w:fill="E8F0FE"/>
+          </w:tcPr>
+          <w:p>
+            <w:pPr>
+              <w:jc w:val="center"/>
+            </w:pPr>
+            <w:r>
+              <w:rPr>
+                <w:b w:val="0"/>
+                <w:sz w:val="18"/>
+              </w:rPr>
+              <w:t>0.87</w:t>
+            </w:r>
+          </w:p>
+        </w:tc>
+        <w:tc>
+          <w:tcPr>
+            <w:tcW w:type="dxa" w:w="2835"/>
+            <w:shd w:val="clear" w:color="auto" w:fill="E8F0FE"/>
+          </w:tcPr>
+          <w:p>
+            <w:pPr>
+              <w:jc w:val="center"/>
+            </w:pPr>
+            <w:r>
+              <w:rPr>
+                <w:b w:val="0"/>
+                <w:sz w:val="18"/>
+              </w:rPr>
+              <w:t>ML 베이스라인</w:t>
+            </w:r>
+          </w:p>
+        </w:tc>
+      </w:tr>
+      <w:tr>
+        <w:tc>
+          <w:tcPr>
+            <w:tcW w:type="dxa" w:w="3118"/>
+            <w:shd w:val="clear" w:color="auto" w:fill="FFFFFF"/>
+          </w:tcPr>
+          <w:p>
+            <w:pPr>
+              <w:jc w:val="center"/>
+            </w:pPr>
+            <w:r>
+              <w:rPr>
+                <w:b w:val="0"/>
+                <w:sz w:val="18"/>
+              </w:rPr>
+              <w:t>DL LSTM</w:t>
+            </w:r>
+          </w:p>
+        </w:tc>
+        <w:tc>
+          <w:tcPr>
+            <w:tcW w:type="dxa" w:w="1417"/>
+            <w:shd w:val="clear" w:color="auto" w:fill="FFFFFF"/>
+          </w:tcPr>
+          <w:p>
+            <w:pPr>
+              <w:jc w:val="center"/>
+            </w:pPr>
+            <w:r>
+              <w:rPr>
+                <w:b w:val="0"/>
+                <w:sz w:val="18"/>
+              </w:rPr>
+              <w:t>5.67</w:t>
+            </w:r>
+          </w:p>
+        </w:tc>
+        <w:tc>
+          <w:tcPr>
+            <w:tcW w:type="dxa" w:w="1417"/>
+            <w:shd w:val="clear" w:color="auto" w:fill="FFFFFF"/>
+          </w:tcPr>
+          <w:p>
+            <w:pPr>
+              <w:jc w:val="center"/>
+            </w:pPr>
+            <w:r>
+              <w:rPr>
+                <w:b w:val="0"/>
+                <w:sz w:val="18"/>
+              </w:rPr>
+              <w:t>4.38</w:t>
+            </w:r>
+          </w:p>
+        </w:tc>
+        <w:tc>
+          <w:tcPr>
+            <w:tcW w:type="dxa" w:w="1134"/>
+            <w:shd w:val="clear" w:color="auto" w:fill="FFFFFF"/>
+          </w:tcPr>
+          <w:p>
+            <w:pPr>
+              <w:jc w:val="center"/>
+            </w:pPr>
+            <w:r>
+              <w:rPr>
+                <w:b w:val="0"/>
+                <w:sz w:val="18"/>
+              </w:rPr>
+              <w:t>0.92</w:t>
+            </w:r>
+          </w:p>
+        </w:tc>
+        <w:tc>
+          <w:tcPr>
+            <w:tcW w:type="dxa" w:w="2835"/>
+            <w:shd w:val="clear" w:color="auto" w:fill="FFFFFF"/>
+          </w:tcPr>
+          <w:p>
+            <w:pPr>
+              <w:jc w:val="center"/>
+            </w:pPr>
+            <w:r>
+              <w:rPr>
+                <w:b w:val="0"/>
+                <w:sz w:val="18"/>
+              </w:rPr>
+              <w:t>17.3% 개선 (DL 우세)</w:t>
+            </w:r>
+          </w:p>
+        </w:tc>
+      </w:tr>
+    </w:tbl>
+    <w:p>
+      <w:pPr>
+        <w:jc w:val="center"/>
+      </w:pPr>
+      <w:r>
+        <w:rPr>
+          <w:b/>
+          <w:color w:val="1B295E"/>
+          <w:sz w:val="18"/>
+        </w:rPr>
+        <w:t>표 C-4. 데이터 2(FEMTO 합성) ML vs DL RUL 예측 성능</w:t>
+      </w:r>
+    </w:p>
+    <w:p/>
+    <w:p>
+      <w:pPr>
+        <w:ind w:left="283"/>
+        <w:shd w:val="clear" w:color="auto" w:fill="E8F0FE"/>
+      </w:pPr>
+      <w:r>
+        <w:rPr>
+          <w:b/>
+          <w:color w:val="1B295E"/>
+          <w:sz w:val="21"/>
+        </w:rPr>
+        <w:t xml:space="preserve">인사이트:  </w:t>
+      </w:r>
+      <w:r>
+        <w:rPr>
+          <w:sz w:val="21"/>
+        </w:rPr>
+        <w:t>데모(합성) 데이터에서 LSTM이 RF 대비 RMSE 17.3% 개선 달성. 데이터 2는 진짜 시계열(분당 연속 진동 신호)이므로 LSTM이 시간 패턴을 효과적으로 학습. 실제 FEMTO 데이터(데이터 3) 검증 시 이 격차 유지 또는 확대 예상.</w:t>
+      </w:r>
+    </w:p>
+    <w:p/>
+    <w:p>
+      <w:pPr>
+        <w:pStyle w:val="Heading2"/>
+      </w:pPr>
+      <w:r>
+        <w:rPr>
+          <w:color w:val="1B295E"/>
+        </w:rPr>
+        <w:t>C.3 데이터 3 — FEMTO-ST 실제 데이터 (검증 예정)</w:t>
+      </w:r>
+    </w:p>
+    <w:p>
+      <w:r>
+        <w:rPr>
+          <w:sz w:val="21"/>
+        </w:rPr>
+        <w:t>출처: IEEE PHM 2012 Data Challenge (Kaggle: alanhabrony/ieee-phm-2012-data-challenge). 실제 가속 열화 실험. 베어링 7종(학습 3종 + 테스트 4종). 현재 다운로드 대기 중.</w:t>
+      </w:r>
+    </w:p>
+    <w:p>
+      <w:r>
+        <w:rPr>
+          <w:i/>
+          <w:color w:val="606060"/>
+          <w:sz w:val="18"/>
+        </w:rPr>
+        <w:t>[설명] 데이터 3 다운로드 및 배치 가이드</w:t>
+      </w:r>
+    </w:p>
+    <w:tbl>
+      <w:tblPr>
+        <w:tblStyle w:val="TableGrid"/>
+        <w:tblW w:type="auto" w:w="0"/>
+        <w:jc w:val="center"/>
+        <w:tblLook w:firstColumn="1" w:firstRow="1" w:lastColumn="0" w:lastRow="0" w:noHBand="0" w:noVBand="1" w:val="04A0"/>
+      </w:tblPr>
+      <w:tblGrid>
+        <w:gridCol w:w="4703"/>
+        <w:gridCol w:w="4703"/>
+      </w:tblGrid>
+      <w:tr>
+        <w:tc>
+          <w:tcPr>
+            <w:tcW w:type="dxa" w:w="1417"/>
+            <w:shd w:val="clear" w:color="auto" w:fill="1B295E"/>
+          </w:tcPr>
+          <w:p>
+            <w:pPr>
+              <w:jc w:val="center"/>
+            </w:pPr>
+            <w:r>
+              <w:rPr>
+                <w:b/>
+                <w:color w:val="FFFFFF"/>
+                <w:sz w:val="19"/>
+              </w:rPr>
+              <w:t>단계</w:t>
+            </w:r>
+          </w:p>
+        </w:tc>
+        <w:tc>
+          <w:tcPr>
+            <w:tcW w:type="dxa" w:w="7937"/>
+            <w:shd w:val="clear" w:color="auto" w:fill="1B295E"/>
+          </w:tcPr>
+          <w:p>
+            <w:pPr>
+              <w:jc w:val="center"/>
+            </w:pPr>
+            <w:r>
+              <w:rPr>
+                <w:b/>
+                <w:color w:val="FFFFFF"/>
+                <w:sz w:val="19"/>
+              </w:rPr>
+              <w:t>내용</w:t>
+            </w:r>
+          </w:p>
+        </w:tc>
+      </w:tr>
+      <w:tr>
+        <w:tc>
+          <w:tcPr>
+            <w:tcW w:type="dxa" w:w="1417"/>
+            <w:shd w:val="clear" w:color="auto" w:fill="E8F0FE"/>
+          </w:tcPr>
+          <w:p>
+            <w:pPr>
+              <w:jc w:val="center"/>
+            </w:pPr>
+            <w:r>
+              <w:rPr>
+                <w:b w:val="0"/>
+                <w:sz w:val="18"/>
+              </w:rPr>
+              <w:t>1. 다운로드</w:t>
+            </w:r>
+          </w:p>
+        </w:tc>
+        <w:tc>
+          <w:tcPr>
+            <w:tcW w:type="dxa" w:w="7937"/>
+            <w:shd w:val="clear" w:color="auto" w:fill="E8F0FE"/>
+          </w:tcPr>
+          <w:p>
+            <w:pPr>
+              <w:jc w:val="center"/>
+            </w:pPr>
+            <w:r>
+              <w:rPr>
+                <w:b w:val="0"/>
+                <w:sz w:val="18"/>
+              </w:rPr>
+              <w:t>Kaggle 'IEEE PHM 2012 Data Challenge' -&gt; Download 버튼</w:t>
+            </w:r>
+          </w:p>
+        </w:tc>
+      </w:tr>
+      <w:tr>
+        <w:tc>
+          <w:tcPr>
+            <w:tcW w:type="dxa" w:w="1417"/>
+            <w:shd w:val="clear" w:color="auto" w:fill="FFFFFF"/>
+          </w:tcPr>
+          <w:p>
+            <w:pPr>
+              <w:jc w:val="center"/>
+            </w:pPr>
+            <w:r>
+              <w:rPr>
+                <w:b w:val="0"/>
+                <w:sz w:val="18"/>
+              </w:rPr>
+              <w:t>2. 압축 해제</w:t>
+            </w:r>
+          </w:p>
+        </w:tc>
+        <w:tc>
+          <w:tcPr>
+            <w:tcW w:type="dxa" w:w="7937"/>
+            <w:shd w:val="clear" w:color="auto" w:fill="FFFFFF"/>
+          </w:tcPr>
+          <w:p>
+            <w:pPr>
+              <w:jc w:val="center"/>
+            </w:pPr>
+            <w:r>
+              <w:rPr>
+                <w:b w:val="0"/>
+                <w:sz w:val="18"/>
+              </w:rPr>
+              <w:t>Learning_set + Test_set 폴더 추출</w:t>
+            </w:r>
+          </w:p>
+        </w:tc>
+      </w:tr>
+      <w:tr>
+        <w:tc>
+          <w:tcPr>
+            <w:tcW w:type="dxa" w:w="1417"/>
+            <w:shd w:val="clear" w:color="auto" w:fill="E8F0FE"/>
+          </w:tcPr>
+          <w:p>
+            <w:pPr>
+              <w:jc w:val="center"/>
+            </w:pPr>
+            <w:r>
+              <w:rPr>
+                <w:b w:val="0"/>
+                <w:sz w:val="18"/>
+              </w:rPr>
+              <w:t>3. 배치</w:t>
+            </w:r>
+          </w:p>
+        </w:tc>
+        <w:tc>
+          <w:tcPr>
+            <w:tcW w:type="dxa" w:w="7937"/>
+            <w:shd w:val="clear" w:color="auto" w:fill="E8F0FE"/>
+          </w:tcPr>
+          <w:p>
+            <w:pPr>
+              <w:jc w:val="center"/>
+            </w:pPr>
+            <w:r>
+              <w:rPr>
+                <w:b w:val="0"/>
+                <w:sz w:val="18"/>
+              </w:rPr>
+              <w:t>DL_FactoryAutomation/data/FEMTO/ 하위에 복사</w:t>
+            </w:r>
+          </w:p>
+        </w:tc>
+      </w:tr>
+      <w:tr>
+        <w:tc>
+          <w:tcPr>
+            <w:tcW w:type="dxa" w:w="1417"/>
+            <w:shd w:val="clear" w:color="auto" w:fill="FFFFFF"/>
+          </w:tcPr>
+          <w:p>
+            <w:pPr>
+              <w:jc w:val="center"/>
+            </w:pPr>
+            <w:r>
+              <w:rPr>
+                <w:b w:val="0"/>
+                <w:sz w:val="18"/>
+              </w:rPr>
+              <w:t>4. 자동 인식</w:t>
+            </w:r>
+          </w:p>
+        </w:tc>
+        <w:tc>
+          <w:tcPr>
+            <w:tcW w:type="dxa" w:w="7937"/>
+            <w:shd w:val="clear" w:color="auto" w:fill="FFFFFF"/>
+          </w:tcPr>
+          <w:p>
+            <w:pPr>
+              <w:jc w:val="center"/>
+            </w:pPr>
+            <w:r>
+              <w:rPr>
+                <w:b w:val="0"/>
+                <w:sz w:val="18"/>
+              </w:rPr>
+              <w:t>femto_preprocess.py: FEMTO 폴더 감지 -&gt; demo 모드 자동 해제</w:t>
+            </w:r>
+          </w:p>
+        </w:tc>
+      </w:tr>
+      <w:tr>
+        <w:tc>
+          <w:tcPr>
+            <w:tcW w:type="dxa" w:w="1417"/>
+            <w:shd w:val="clear" w:color="auto" w:fill="E8F0FE"/>
+          </w:tcPr>
+          <w:p>
+            <w:pPr>
+              <w:jc w:val="center"/>
+            </w:pPr>
+            <w:r>
+              <w:rPr>
+                <w:b w:val="0"/>
+                <w:sz w:val="18"/>
+              </w:rPr>
+              <w:t>5. 실행</w:t>
+            </w:r>
+          </w:p>
+        </w:tc>
+        <w:tc>
+          <w:tcPr>
+            <w:tcW w:type="dxa" w:w="7937"/>
+            <w:shd w:val="clear" w:color="auto" w:fill="E8F0FE"/>
+          </w:tcPr>
+          <w:p>
+            <w:pPr>
+              <w:jc w:val="center"/>
+            </w:pPr>
+            <w:r>
+              <w:rPr>
+                <w:b w:val="0"/>
+                <w:sz w:val="18"/>
+              </w:rPr>
+              <w:t>python -m src.femto_preprocess &amp;&amp; femto_ml &amp;&amp; femto_dl_rul</w:t>
+            </w:r>
+          </w:p>
+        </w:tc>
+      </w:tr>
+    </w:tbl>
+    <w:p>
+      <w:pPr>
+        <w:jc w:val="center"/>
+      </w:pPr>
+      <w:r>
+        <w:rPr>
+          <w:b/>
+          <w:color w:val="1B295E"/>
+          <w:sz w:val="18"/>
+        </w:rPr>
+        <w:t>표 C-5. 데이터 3 다운로드 및 실행 가이드</w:t>
+      </w:r>
+    </w:p>
+    <w:p>
+      <w:pPr>
+        <w:ind w:left="283"/>
+        <w:shd w:val="clear" w:color="auto" w:fill="E8F0FE"/>
+      </w:pPr>
+      <w:r>
+        <w:rPr>
+          <w:b/>
+          <w:color w:val="1B295E"/>
+          <w:sz w:val="21"/>
+        </w:rPr>
+        <w:t xml:space="preserve">인사이트:  </w:t>
+      </w:r>
+      <w:r>
+        <w:rPr>
+          <w:sz w:val="21"/>
+        </w:rPr>
+        <w:t>Bearing1_7의 초장수명(~2469분)은 나머지 베어링(~52~339분) 대비 이상치 수준. 실제 데이터 학습 시 이상치 처리(제외 또는 별도 스케일링) 여부를 검토 필요.</w:t>
+      </w:r>
+    </w:p>
+    <w:p/>
+    <w:p>
+      <w:pPr>
+        <w:pStyle w:val="Heading2"/>
+      </w:pPr>
+      <w:r>
+        <w:rPr>
+          <w:color w:val="1B295E"/>
+        </w:rPr>
+        <w:t>C.4 데이터별 ML vs DL 최종 결론</w:t>
+      </w:r>
+    </w:p>
+    <w:p>
+      <w:r>
+        <w:rPr>
+          <w:i/>
+          <w:color w:val="606060"/>
+          <w:sz w:val="18"/>
+        </w:rPr>
+        <w:t>[설명] 데이터별 ML vs DL 권장 모델 종합</w:t>
+      </w:r>
+    </w:p>
+    <w:tbl>
+      <w:tblPr>
+        <w:tblStyle w:val="TableGrid"/>
+        <w:tblW w:type="auto" w:w="0"/>
+        <w:jc w:val="center"/>
+        <w:tblLook w:firstColumn="1" w:firstRow="1" w:lastColumn="0" w:lastRow="0" w:noHBand="0" w:noVBand="1" w:val="04A0"/>
+      </w:tblPr>
+      <w:tblGrid>
+        <w:gridCol w:w="1568"/>
+        <w:gridCol w:w="1568"/>
+        <w:gridCol w:w="1568"/>
+        <w:gridCol w:w="1568"/>
+        <w:gridCol w:w="1568"/>
+        <w:gridCol w:w="1568"/>
+      </w:tblGrid>
+      <w:tr>
+        <w:tc>
+          <w:tcPr>
+            <w:tcW w:type="dxa" w:w="1417"/>
+            <w:shd w:val="clear" w:color="auto" w:fill="1B295E"/>
+          </w:tcPr>
+          <w:p>
+            <w:pPr>
+              <w:jc w:val="center"/>
+            </w:pPr>
+            <w:r>
+              <w:rPr>
+                <w:b/>
+                <w:color w:val="FFFFFF"/>
+                <w:sz w:val="19"/>
+              </w:rPr>
+              <w:t>데이터</w:t>
+            </w:r>
+          </w:p>
+        </w:tc>
+        <w:tc>
+          <w:tcPr>
+            <w:tcW w:type="dxa" w:w="1587"/>
+            <w:shd w:val="clear" w:color="auto" w:fill="1B295E"/>
+          </w:tcPr>
+          <w:p>
+            <w:pPr>
+              <w:jc w:val="center"/>
+            </w:pPr>
+            <w:r>
+              <w:rPr>
+                <w:b/>
+                <w:color w:val="FFFFFF"/>
+                <w:sz w:val="19"/>
+              </w:rPr>
+              <w:t>유형</w:t>
+            </w:r>
+          </w:p>
+        </w:tc>
+        <w:tc>
+          <w:tcPr>
+            <w:tcW w:type="dxa" w:w="1701"/>
+            <w:shd w:val="clear" w:color="auto" w:fill="1B295E"/>
+          </w:tcPr>
+          <w:p>
+            <w:pPr>
+              <w:jc w:val="center"/>
+            </w:pPr>
+            <w:r>
+              <w:rPr>
+                <w:b/>
+                <w:color w:val="FFFFFF"/>
+                <w:sz w:val="19"/>
+              </w:rPr>
+              <w:t>ML 성능</w:t>
+            </w:r>
+          </w:p>
+        </w:tc>
+        <w:tc>
+          <w:tcPr>
+            <w:tcW w:type="dxa" w:w="1701"/>
+            <w:shd w:val="clear" w:color="auto" w:fill="1B295E"/>
+          </w:tcPr>
+          <w:p>
+            <w:pPr>
+              <w:jc w:val="center"/>
+            </w:pPr>
+            <w:r>
+              <w:rPr>
+                <w:b/>
+                <w:color w:val="FFFFFF"/>
+                <w:sz w:val="19"/>
+              </w:rPr>
+              <w:t>DL 성능</w:t>
+            </w:r>
+          </w:p>
+        </w:tc>
+        <w:tc>
+          <w:tcPr>
+            <w:tcW w:type="dxa" w:w="1417"/>
+            <w:shd w:val="clear" w:color="auto" w:fill="1B295E"/>
+          </w:tcPr>
+          <w:p>
+            <w:pPr>
+              <w:jc w:val="center"/>
+            </w:pPr>
+            <w:r>
+              <w:rPr>
+                <w:b/>
+                <w:color w:val="FFFFFF"/>
+                <w:sz w:val="19"/>
+              </w:rPr>
+              <w:t>권장</w:t>
+            </w:r>
+          </w:p>
+        </w:tc>
+        <w:tc>
+          <w:tcPr>
+            <w:tcW w:type="dxa" w:w="2381"/>
+            <w:shd w:val="clear" w:color="auto" w:fill="1B295E"/>
+          </w:tcPr>
+          <w:p>
+            <w:pPr>
+              <w:jc w:val="center"/>
+            </w:pPr>
+            <w:r>
+              <w:rPr>
+                <w:b/>
+                <w:color w:val="FFFFFF"/>
+                <w:sz w:val="19"/>
+              </w:rPr>
+              <w:t>이유</w:t>
+            </w:r>
+          </w:p>
+        </w:tc>
+      </w:tr>
+      <w:tr>
+        <w:tc>
+          <w:tcPr>
+            <w:tcW w:type="dxa" w:w="1417"/>
+            <w:shd w:val="clear" w:color="auto" w:fill="E8F0FE"/>
+          </w:tcPr>
+          <w:p>
+            <w:pPr>
+              <w:jc w:val="center"/>
+            </w:pPr>
+            <w:r>
+              <w:rPr>
+                <w:b w:val="0"/>
+                <w:sz w:val="18"/>
+              </w:rPr>
+              <w:t>데이터 1</w:t>
+              <w:br/>
+              <w:t>(AI4I)</w:t>
+            </w:r>
+          </w:p>
+        </w:tc>
+        <w:tc>
+          <w:tcPr>
+            <w:tcW w:type="dxa" w:w="1587"/>
+            <w:shd w:val="clear" w:color="auto" w:fill="E8F0FE"/>
+          </w:tcPr>
+          <w:p>
+            <w:pPr>
+              <w:jc w:val="center"/>
+            </w:pPr>
+            <w:r>
+              <w:rPr>
+                <w:b w:val="0"/>
+                <w:sz w:val="18"/>
+              </w:rPr>
+              <w:t>테이블형</w:t>
+              <w:br/>
+              <w:t>독립 행</w:t>
+            </w:r>
+          </w:p>
+        </w:tc>
+        <w:tc>
+          <w:tcPr>
+            <w:tcW w:type="dxa" w:w="1701"/>
+            <w:shd w:val="clear" w:color="auto" w:fill="E8F0FE"/>
+          </w:tcPr>
+          <w:p>
+            <w:pPr>
+              <w:jc w:val="center"/>
+            </w:pPr>
+            <w:r>
+              <w:rPr>
+                <w:b w:val="0"/>
+                <w:sz w:val="18"/>
+              </w:rPr>
+              <w:t>AUC=0.982</w:t>
+              <w:br/>
+              <w:t>Recall=0.809</w:t>
+            </w:r>
+          </w:p>
+        </w:tc>
+        <w:tc>
+          <w:tcPr>
+            <w:tcW w:type="dxa" w:w="1701"/>
+            <w:shd w:val="clear" w:color="auto" w:fill="E8F0FE"/>
+          </w:tcPr>
+          <w:p>
+            <w:pPr>
+              <w:jc w:val="center"/>
+            </w:pPr>
+            <w:r>
+              <w:rPr>
+                <w:b w:val="0"/>
+                <w:sz w:val="18"/>
+              </w:rPr>
+              <w:t>AUC=0.634</w:t>
+              <w:br/>
+              <w:t>Recall=0.590</w:t>
+            </w:r>
+          </w:p>
+        </w:tc>
+        <w:tc>
+          <w:tcPr>
+            <w:tcW w:type="dxa" w:w="1417"/>
+            <w:shd w:val="clear" w:color="auto" w:fill="E8F0FE"/>
+          </w:tcPr>
+          <w:p>
+            <w:pPr>
+              <w:jc w:val="center"/>
+            </w:pPr>
+            <w:r>
+              <w:rPr>
+                <w:b w:val="0"/>
+                <w:sz w:val="18"/>
+              </w:rPr>
+              <w:t>ML (RF)</w:t>
+            </w:r>
+          </w:p>
+        </w:tc>
+        <w:tc>
+          <w:tcPr>
+            <w:tcW w:type="dxa" w:w="2381"/>
+            <w:shd w:val="clear" w:color="auto" w:fill="E8F0FE"/>
+          </w:tcPr>
+          <w:p>
+            <w:pPr>
+              <w:jc w:val="center"/>
+            </w:pPr>
+            <w:r>
+              <w:rPr>
+                <w:b w:val="0"/>
+                <w:sz w:val="18"/>
+              </w:rPr>
+              <w:t>시계열 연속성 없음</w:t>
+              <w:br/>
+              <w:t>RF가 구조적 우위</w:t>
+            </w:r>
+          </w:p>
+        </w:tc>
+      </w:tr>
+      <w:tr>
+        <w:tc>
+          <w:tcPr>
+            <w:tcW w:type="dxa" w:w="1417"/>
+            <w:shd w:val="clear" w:color="auto" w:fill="FFFFFF"/>
+          </w:tcPr>
+          <w:p>
+            <w:pPr>
+              <w:jc w:val="center"/>
+            </w:pPr>
+            <w:r>
+              <w:rPr>
+                <w:b w:val="0"/>
+                <w:sz w:val="18"/>
+              </w:rPr>
+              <w:t>데이터 2</w:t>
+              <w:br/>
+              <w:t>(FEMTO 합성)</w:t>
+            </w:r>
+          </w:p>
+        </w:tc>
+        <w:tc>
+          <w:tcPr>
+            <w:tcW w:type="dxa" w:w="1587"/>
+            <w:shd w:val="clear" w:color="auto" w:fill="FFFFFF"/>
+          </w:tcPr>
+          <w:p>
+            <w:pPr>
+              <w:jc w:val="center"/>
+            </w:pPr>
+            <w:r>
+              <w:rPr>
+                <w:b w:val="0"/>
+                <w:sz w:val="18"/>
+              </w:rPr>
+              <w:t>진짜 시계열</w:t>
+              <w:br/>
+              <w:t>연속 센서</w:t>
+            </w:r>
+          </w:p>
+        </w:tc>
+        <w:tc>
+          <w:tcPr>
+            <w:tcW w:type="dxa" w:w="1701"/>
+            <w:shd w:val="clear" w:color="auto" w:fill="FFFFFF"/>
+          </w:tcPr>
+          <w:p>
+            <w:pPr>
+              <w:jc w:val="center"/>
+            </w:pPr>
+            <w:r>
+              <w:rPr>
+                <w:b w:val="0"/>
+                <w:sz w:val="18"/>
+              </w:rPr>
+              <w:t>RMSE=6.86분</w:t>
+            </w:r>
+          </w:p>
+        </w:tc>
+        <w:tc>
+          <w:tcPr>
+            <w:tcW w:type="dxa" w:w="1701"/>
+            <w:shd w:val="clear" w:color="auto" w:fill="FFFFFF"/>
+          </w:tcPr>
+          <w:p>
+            <w:pPr>
+              <w:jc w:val="center"/>
+            </w:pPr>
+            <w:r>
+              <w:rPr>
+                <w:b w:val="0"/>
+                <w:sz w:val="18"/>
+              </w:rPr>
+              <w:t>RMSE=5.67분</w:t>
+              <w:br/>
+              <w:t>(17.3% 개선)</w:t>
+            </w:r>
+          </w:p>
+        </w:tc>
+        <w:tc>
+          <w:tcPr>
+            <w:tcW w:type="dxa" w:w="1417"/>
+            <w:shd w:val="clear" w:color="auto" w:fill="FFFFFF"/>
+          </w:tcPr>
+          <w:p>
+            <w:pPr>
+              <w:jc w:val="center"/>
+            </w:pPr>
+            <w:r>
+              <w:rPr>
+                <w:b w:val="0"/>
+                <w:sz w:val="18"/>
+              </w:rPr>
+              <w:t>DL (LSTM)</w:t>
+            </w:r>
+          </w:p>
+        </w:tc>
+        <w:tc>
+          <w:tcPr>
+            <w:tcW w:type="dxa" w:w="2381"/>
+            <w:shd w:val="clear" w:color="auto" w:fill="FFFFFF"/>
+          </w:tcPr>
+          <w:p>
+            <w:pPr>
+              <w:jc w:val="center"/>
+            </w:pPr>
+            <w:r>
+              <w:rPr>
+                <w:b w:val="0"/>
+                <w:sz w:val="18"/>
+              </w:rPr>
+              <w:t>시간 패턴 존재</w:t>
+              <w:br/>
+              <w:t>LSTM 강점 발휘</w:t>
+            </w:r>
+          </w:p>
+        </w:tc>
+      </w:tr>
+      <w:tr>
+        <w:tc>
+          <w:tcPr>
+            <w:tcW w:type="dxa" w:w="1417"/>
+            <w:shd w:val="clear" w:color="auto" w:fill="E8F0FE"/>
+          </w:tcPr>
+          <w:p>
+            <w:pPr>
+              <w:jc w:val="center"/>
+            </w:pPr>
+            <w:r>
+              <w:rPr>
+                <w:b w:val="0"/>
+                <w:sz w:val="18"/>
+              </w:rPr>
+              <w:t>데이터 3</w:t>
+              <w:br/>
+              <w:t>(FEMTO 실제)</w:t>
+            </w:r>
+          </w:p>
+        </w:tc>
+        <w:tc>
+          <w:tcPr>
+            <w:tcW w:type="dxa" w:w="1587"/>
+            <w:shd w:val="clear" w:color="auto" w:fill="E8F0FE"/>
+          </w:tcPr>
+          <w:p>
+            <w:pPr>
+              <w:jc w:val="center"/>
+            </w:pPr>
+            <w:r>
+              <w:rPr>
+                <w:b w:val="0"/>
+                <w:sz w:val="18"/>
+              </w:rPr>
+              <w:t>진짜 시계열</w:t>
+              <w:br/>
+              <w:t>연속 센서</w:t>
+            </w:r>
+          </w:p>
+        </w:tc>
+        <w:tc>
+          <w:tcPr>
+            <w:tcW w:type="dxa" w:w="1701"/>
+            <w:shd w:val="clear" w:color="auto" w:fill="E8F0FE"/>
+          </w:tcPr>
+          <w:p>
+            <w:pPr>
+              <w:jc w:val="center"/>
+            </w:pPr>
+            <w:r>
+              <w:rPr>
+                <w:b w:val="0"/>
+                <w:sz w:val="18"/>
+              </w:rPr>
+              <w:t>검증 예정</w:t>
+            </w:r>
+          </w:p>
+        </w:tc>
+        <w:tc>
+          <w:tcPr>
+            <w:tcW w:type="dxa" w:w="1701"/>
+            <w:shd w:val="clear" w:color="auto" w:fill="E8F0FE"/>
+          </w:tcPr>
+          <w:p>
+            <w:pPr>
+              <w:jc w:val="center"/>
+            </w:pPr>
+            <w:r>
+              <w:rPr>
+                <w:b w:val="0"/>
+                <w:sz w:val="18"/>
+              </w:rPr>
+              <w:t>검증 예정</w:t>
+            </w:r>
+          </w:p>
+        </w:tc>
+        <w:tc>
+          <w:tcPr>
+            <w:tcW w:type="dxa" w:w="1417"/>
+            <w:shd w:val="clear" w:color="auto" w:fill="E8F0FE"/>
+          </w:tcPr>
+          <w:p>
+            <w:pPr>
+              <w:jc w:val="center"/>
+            </w:pPr>
+            <w:r>
+              <w:rPr>
+                <w:b w:val="0"/>
+                <w:sz w:val="18"/>
+              </w:rPr>
+              <w:t>검증 예정</w:t>
+            </w:r>
+          </w:p>
+        </w:tc>
+        <w:tc>
+          <w:tcPr>
+            <w:tcW w:type="dxa" w:w="2381"/>
+            <w:shd w:val="clear" w:color="auto" w:fill="E8F0FE"/>
+          </w:tcPr>
+          <w:p>
+            <w:pPr>
+              <w:jc w:val="center"/>
+            </w:pPr>
+            <w:r>
+              <w:rPr>
+                <w:b w:val="0"/>
+                <w:sz w:val="18"/>
+              </w:rPr>
+              <w:t>데이터 수신 후 업데이트</w:t>
+            </w:r>
+          </w:p>
+        </w:tc>
+      </w:tr>
+    </w:tbl>
+    <w:p>
+      <w:pPr>
+        <w:jc w:val="center"/>
+      </w:pPr>
+      <w:r>
+        <w:rPr>
+          <w:b/>
+          <w:color w:val="1B295E"/>
+          <w:sz w:val="18"/>
+        </w:rPr>
+        <w:t>표 C-6. 데이터별 ML vs DL 권장 모델 종합</w:t>
+      </w:r>
+    </w:p>
     <w:sectPr>
       <w:pgSz w:w="12240" w:h="15840"/>
       <w:pgMar w:top="1134" w:right="1417" w:bottom="1134" w:left="1417" w:header="720" w:footer="720" w:gutter="0"/>

--- a/Homework/DL_FactoryAutomation/산출물/상세보고서_FEMTO_RUL_20260625.docx
+++ b/Homework/DL_FactoryAutomation/산출물/상세보고서_FEMTO_RUL_20260625.docx
@@ -7870,6 +7870,2076 @@
         <w:t>표 C-6. 데이터별 ML vs DL 권장 모델 종합</w:t>
       </w:r>
     </w:p>
+    <w:p>
+      <w:r>
+        <w:br w:type="page"/>
+      </w:r>
+    </w:p>
+    <w:p>
+      <w:pPr>
+        <w:pStyle w:val="Heading1"/>
+      </w:pPr>
+      <w:r>
+        <w:rPr>
+          <w:color w:val="1B295E"/>
+        </w:rPr>
+        <w:t>부록 D. 실제 FEMTO-ST 데이터 학습 결과</w:t>
+      </w:r>
+    </w:p>
+    <w:p>
+      <w:r>
+        <w:rPr>
+          <w:sz w:val="21"/>
+        </w:rPr>
+        <w:t>IEEE PHM 2012 Data Challenge 실제 베어링 데이터로 ML 열화 분류와 DL RUL 예측을 수행한 결과입니다. 훈련=Learning_set 3개(1_1/2_1/3_1), Demo(제외)=3개(1_2/2_2/3_2), 테스트(OOS)=Full_Test_Set 10개 베어링.</w:t>
+      </w:r>
+    </w:p>
+    <w:p>
+      <w:pPr>
+        <w:pStyle w:val="Heading2"/>
+      </w:pPr>
+      <w:r>
+        <w:rPr>
+          <w:color w:val="1B295E"/>
+        </w:rPr>
+        <w:t>D.1 실험 설정</w:t>
+      </w:r>
+    </w:p>
+    <w:p>
+      <w:r>
+        <w:rPr>
+          <w:i/>
+          <w:color w:val="606060"/>
+          <w:sz w:val="18"/>
+        </w:rPr>
+        <w:t>[설명] 실제 FEMTO-ST 데이터 학습 구성</w:t>
+      </w:r>
+    </w:p>
+    <w:tbl>
+      <w:tblPr>
+        <w:tblStyle w:val="TableGrid"/>
+        <w:tblW w:type="auto" w:w="0"/>
+        <w:jc w:val="center"/>
+        <w:tblLook w:firstColumn="1" w:firstRow="1" w:lastColumn="0" w:lastRow="0" w:noHBand="0" w:noVBand="1" w:val="04A0"/>
+      </w:tblPr>
+      <w:tblGrid>
+        <w:gridCol w:w="4703"/>
+        <w:gridCol w:w="4703"/>
+      </w:tblGrid>
+      <w:tr>
+        <w:tc>
+          <w:tcPr>
+            <w:tcW w:type="dxa" w:w="2551"/>
+            <w:shd w:val="clear" w:color="auto" w:fill="1B295E"/>
+          </w:tcPr>
+          <w:p>
+            <w:pPr>
+              <w:jc w:val="center"/>
+            </w:pPr>
+            <w:r>
+              <w:rPr>
+                <w:b/>
+                <w:color w:val="FFFFFF"/>
+                <w:sz w:val="19"/>
+              </w:rPr>
+              <w:t>항목</w:t>
+            </w:r>
+          </w:p>
+        </w:tc>
+        <w:tc>
+          <w:tcPr>
+            <w:tcW w:type="dxa" w:w="7370"/>
+            <w:shd w:val="clear" w:color="auto" w:fill="1B295E"/>
+          </w:tcPr>
+          <w:p>
+            <w:pPr>
+              <w:jc w:val="center"/>
+            </w:pPr>
+            <w:r>
+              <w:rPr>
+                <w:b/>
+                <w:color w:val="FFFFFF"/>
+                <w:sz w:val="19"/>
+              </w:rPr>
+              <w:t>내용</w:t>
+            </w:r>
+          </w:p>
+        </w:tc>
+      </w:tr>
+      <w:tr>
+        <w:tc>
+          <w:tcPr>
+            <w:tcW w:type="dxa" w:w="2551"/>
+            <w:shd w:val="clear" w:color="auto" w:fill="E8F0FE"/>
+          </w:tcPr>
+          <w:p>
+            <w:pPr>
+              <w:jc w:val="center"/>
+            </w:pPr>
+            <w:r>
+              <w:rPr>
+                <w:b w:val="0"/>
+                <w:sz w:val="18"/>
+              </w:rPr>
+              <w:t>데이터</w:t>
+            </w:r>
+          </w:p>
+        </w:tc>
+        <w:tc>
+          <w:tcPr>
+            <w:tcW w:type="dxa" w:w="7370"/>
+            <w:shd w:val="clear" w:color="auto" w:fill="E8F0FE"/>
+          </w:tcPr>
+          <w:p>
+            <w:pPr>
+              <w:jc w:val="center"/>
+            </w:pPr>
+            <w:r>
+              <w:rPr>
+                <w:b w:val="0"/>
+                <w:sz w:val="18"/>
+              </w:rPr>
+              <w:t>IEEE PHM 2012 (실제 가속 열화 실험, Bearing1~3 3조건)</w:t>
+            </w:r>
+          </w:p>
+        </w:tc>
+      </w:tr>
+      <w:tr>
+        <w:tc>
+          <w:tcPr>
+            <w:tcW w:type="dxa" w:w="2551"/>
+            <w:shd w:val="clear" w:color="auto" w:fill="FFFFFF"/>
+          </w:tcPr>
+          <w:p>
+            <w:pPr>
+              <w:jc w:val="center"/>
+            </w:pPr>
+            <w:r>
+              <w:rPr>
+                <w:b w:val="0"/>
+                <w:sz w:val="18"/>
+              </w:rPr>
+              <w:t>훈련 베어링</w:t>
+            </w:r>
+          </w:p>
+        </w:tc>
+        <w:tc>
+          <w:tcPr>
+            <w:tcW w:type="dxa" w:w="7370"/>
+            <w:shd w:val="clear" w:color="auto" w:fill="FFFFFF"/>
+          </w:tcPr>
+          <w:p>
+            <w:pPr>
+              <w:jc w:val="center"/>
+            </w:pPr>
+            <w:r>
+              <w:rPr>
+                <w:b w:val="0"/>
+                <w:sz w:val="18"/>
+              </w:rPr>
+              <w:t>Learning_set: Bearing1_1, Bearing2_1, Bearing3_1</w:t>
+            </w:r>
+          </w:p>
+        </w:tc>
+      </w:tr>
+      <w:tr>
+        <w:tc>
+          <w:tcPr>
+            <w:tcW w:type="dxa" w:w="2551"/>
+            <w:shd w:val="clear" w:color="auto" w:fill="E8F0FE"/>
+          </w:tcPr>
+          <w:p>
+            <w:pPr>
+              <w:jc w:val="center"/>
+            </w:pPr>
+            <w:r>
+              <w:rPr>
+                <w:b w:val="0"/>
+                <w:sz w:val="18"/>
+              </w:rPr>
+              <w:t>Demo(제외)</w:t>
+            </w:r>
+          </w:p>
+        </w:tc>
+        <w:tc>
+          <w:tcPr>
+            <w:tcW w:type="dxa" w:w="7370"/>
+            <w:shd w:val="clear" w:color="auto" w:fill="E8F0FE"/>
+          </w:tcPr>
+          <w:p>
+            <w:pPr>
+              <w:jc w:val="center"/>
+            </w:pPr>
+            <w:r>
+              <w:rPr>
+                <w:b w:val="0"/>
+                <w:sz w:val="18"/>
+              </w:rPr>
+              <w:t>Learning_set: Bearing1_2, Bearing2_2, Bearing3_2</w:t>
+            </w:r>
+          </w:p>
+        </w:tc>
+      </w:tr>
+      <w:tr>
+        <w:tc>
+          <w:tcPr>
+            <w:tcW w:type="dxa" w:w="2551"/>
+            <w:shd w:val="clear" w:color="auto" w:fill="FFFFFF"/>
+          </w:tcPr>
+          <w:p>
+            <w:pPr>
+              <w:jc w:val="center"/>
+            </w:pPr>
+            <w:r>
+              <w:rPr>
+                <w:b w:val="0"/>
+                <w:sz w:val="18"/>
+              </w:rPr>
+              <w:t>테스트(OOS)</w:t>
+            </w:r>
+          </w:p>
+        </w:tc>
+        <w:tc>
+          <w:tcPr>
+            <w:tcW w:type="dxa" w:w="7370"/>
+            <w:shd w:val="clear" w:color="auto" w:fill="FFFFFF"/>
+          </w:tcPr>
+          <w:p>
+            <w:pPr>
+              <w:jc w:val="center"/>
+            </w:pPr>
+            <w:r>
+              <w:rPr>
+                <w:b w:val="0"/>
+                <w:sz w:val="18"/>
+              </w:rPr>
+              <w:t>Full_Test_Set: Bearing1_3~1_7, 2_3~2_7, 3_3 (10개)</w:t>
+            </w:r>
+          </w:p>
+        </w:tc>
+      </w:tr>
+      <w:tr>
+        <w:tc>
+          <w:tcPr>
+            <w:tcW w:type="dxa" w:w="2551"/>
+            <w:shd w:val="clear" w:color="auto" w:fill="E8F0FE"/>
+          </w:tcPr>
+          <w:p>
+            <w:pPr>
+              <w:jc w:val="center"/>
+            </w:pPr>
+            <w:r>
+              <w:rPr>
+                <w:b w:val="0"/>
+                <w:sz w:val="18"/>
+              </w:rPr>
+              <w:t>ML 방법</w:t>
+            </w:r>
+          </w:p>
+        </w:tc>
+        <w:tc>
+          <w:tcPr>
+            <w:tcW w:type="dxa" w:w="7370"/>
+            <w:shd w:val="clear" w:color="auto" w:fill="E8F0FE"/>
+          </w:tcPr>
+          <w:p>
+            <w:pPr>
+              <w:jc w:val="center"/>
+            </w:pPr>
+            <w:r>
+              <w:rPr>
+                <w:b w:val="0"/>
+                <w:sz w:val="18"/>
+              </w:rPr>
+              <w:t>GroupKFold(3) CV on train -&gt; OOS evaluation on test</w:t>
+            </w:r>
+          </w:p>
+        </w:tc>
+      </w:tr>
+      <w:tr>
+        <w:tc>
+          <w:tcPr>
+            <w:tcW w:type="dxa" w:w="2551"/>
+            <w:shd w:val="clear" w:color="auto" w:fill="FFFFFF"/>
+          </w:tcPr>
+          <w:p>
+            <w:pPr>
+              <w:jc w:val="center"/>
+            </w:pPr>
+            <w:r>
+              <w:rPr>
+                <w:b w:val="0"/>
+                <w:sz w:val="18"/>
+              </w:rPr>
+              <w:t>DL 방법</w:t>
+            </w:r>
+          </w:p>
+        </w:tc>
+        <w:tc>
+          <w:tcPr>
+            <w:tcW w:type="dxa" w:w="7370"/>
+            <w:shd w:val="clear" w:color="auto" w:fill="FFFFFF"/>
+          </w:tcPr>
+          <w:p>
+            <w:pPr>
+              <w:jc w:val="center"/>
+            </w:pPr>
+            <w:r>
+              <w:rPr>
+                <w:b w:val="0"/>
+                <w:sz w:val="18"/>
+              </w:rPr>
+              <w:t>LSTM window=30, GroupKFold(3) CV -&gt; OOS evaluation</w:t>
+            </w:r>
+          </w:p>
+        </w:tc>
+      </w:tr>
+      <w:tr>
+        <w:tc>
+          <w:tcPr>
+            <w:tcW w:type="dxa" w:w="2551"/>
+            <w:shd w:val="clear" w:color="auto" w:fill="E8F0FE"/>
+          </w:tcPr>
+          <w:p>
+            <w:pPr>
+              <w:jc w:val="center"/>
+            </w:pPr>
+            <w:r>
+              <w:rPr>
+                <w:b w:val="0"/>
+                <w:sz w:val="18"/>
+              </w:rPr>
+              <w:t>열화 임계값</w:t>
+            </w:r>
+          </w:p>
+        </w:tc>
+        <w:tc>
+          <w:tcPr>
+            <w:tcW w:type="dxa" w:w="7370"/>
+            <w:shd w:val="clear" w:color="auto" w:fill="E8F0FE"/>
+          </w:tcPr>
+          <w:p>
+            <w:pPr>
+              <w:jc w:val="center"/>
+            </w:pPr>
+            <w:r>
+              <w:rPr>
+                <w:b w:val="0"/>
+                <w:sz w:val="18"/>
+              </w:rPr>
+              <w:t>초기 10스냅샷 h_rms 평균 x 2.5</w:t>
+            </w:r>
+          </w:p>
+        </w:tc>
+      </w:tr>
+    </w:tbl>
+    <w:p>
+      <w:pPr>
+        <w:jc w:val="center"/>
+      </w:pPr>
+      <w:r>
+        <w:rPr>
+          <w:b/>
+          <w:color w:val="1B295E"/>
+          <w:sz w:val="18"/>
+        </w:rPr>
+        <w:t>표 D-1. 실제 FEMTO 데이터 실험 설정</w:t>
+      </w:r>
+    </w:p>
+    <w:p/>
+    <w:p>
+      <w:pPr>
+        <w:pStyle w:val="Heading2"/>
+      </w:pPr>
+      <w:r>
+        <w:rPr>
+          <w:color w:val="1B295E"/>
+        </w:rPr>
+        <w:t>D.2 ML 열화 분류 결과</w:t>
+      </w:r>
+    </w:p>
+    <w:p>
+      <w:r>
+        <w:rPr>
+          <w:i/>
+          <w:color w:val="606060"/>
+          <w:sz w:val="18"/>
+        </w:rPr>
+        <w:t>[설명] ML 3종 모델 열화 분류 OOS 성능 비교 (실제 FEMTO-ST)</w:t>
+      </w:r>
+    </w:p>
+    <w:tbl>
+      <w:tblPr>
+        <w:tblStyle w:val="TableGrid"/>
+        <w:tblW w:type="auto" w:w="0"/>
+        <w:jc w:val="center"/>
+        <w:tblLook w:firstColumn="1" w:firstRow="1" w:lastColumn="0" w:lastRow="0" w:noHBand="0" w:noVBand="1" w:val="04A0"/>
+      </w:tblPr>
+      <w:tblGrid>
+        <w:gridCol w:w="1344"/>
+        <w:gridCol w:w="1344"/>
+        <w:gridCol w:w="1344"/>
+        <w:gridCol w:w="1344"/>
+        <w:gridCol w:w="1344"/>
+        <w:gridCol w:w="1344"/>
+        <w:gridCol w:w="1344"/>
+      </w:tblGrid>
+      <w:tr>
+        <w:tc>
+          <w:tcPr>
+            <w:tcW w:type="dxa" w:w="2154"/>
+            <w:shd w:val="clear" w:color="auto" w:fill="1B295E"/>
+          </w:tcPr>
+          <w:p>
+            <w:pPr>
+              <w:jc w:val="center"/>
+            </w:pPr>
+            <w:r>
+              <w:rPr>
+                <w:b/>
+                <w:color w:val="FFFFFF"/>
+                <w:sz w:val="19"/>
+              </w:rPr>
+              <w:t>모델</w:t>
+            </w:r>
+          </w:p>
+        </w:tc>
+        <w:tc>
+          <w:tcPr>
+            <w:tcW w:type="dxa" w:w="1134"/>
+            <w:shd w:val="clear" w:color="auto" w:fill="1B295E"/>
+          </w:tcPr>
+          <w:p>
+            <w:pPr>
+              <w:jc w:val="center"/>
+            </w:pPr>
+            <w:r>
+              <w:rPr>
+                <w:b/>
+                <w:color w:val="FFFFFF"/>
+                <w:sz w:val="19"/>
+              </w:rPr>
+              <w:t>Accuracy</w:t>
+            </w:r>
+          </w:p>
+        </w:tc>
+        <w:tc>
+          <w:tcPr>
+            <w:tcW w:type="dxa" w:w="1247"/>
+            <w:shd w:val="clear" w:color="auto" w:fill="1B295E"/>
+          </w:tcPr>
+          <w:p>
+            <w:pPr>
+              <w:jc w:val="center"/>
+            </w:pPr>
+            <w:r>
+              <w:rPr>
+                <w:b/>
+                <w:color w:val="FFFFFF"/>
+                <w:sz w:val="19"/>
+              </w:rPr>
+              <w:t>Precision</w:t>
+            </w:r>
+          </w:p>
+        </w:tc>
+        <w:tc>
+          <w:tcPr>
+            <w:tcW w:type="dxa" w:w="1134"/>
+            <w:shd w:val="clear" w:color="auto" w:fill="1B295E"/>
+          </w:tcPr>
+          <w:p>
+            <w:pPr>
+              <w:jc w:val="center"/>
+            </w:pPr>
+            <w:r>
+              <w:rPr>
+                <w:b/>
+                <w:color w:val="FFFFFF"/>
+                <w:sz w:val="19"/>
+              </w:rPr>
+              <w:t>Recall</w:t>
+            </w:r>
+          </w:p>
+        </w:tc>
+        <w:tc>
+          <w:tcPr>
+            <w:tcW w:type="dxa" w:w="1134"/>
+            <w:shd w:val="clear" w:color="auto" w:fill="1B295E"/>
+          </w:tcPr>
+          <w:p>
+            <w:pPr>
+              <w:jc w:val="center"/>
+            </w:pPr>
+            <w:r>
+              <w:rPr>
+                <w:b/>
+                <w:color w:val="FFFFFF"/>
+                <w:sz w:val="19"/>
+              </w:rPr>
+              <w:t>F1</w:t>
+            </w:r>
+          </w:p>
+        </w:tc>
+        <w:tc>
+          <w:tcPr>
+            <w:tcW w:type="dxa" w:w="1134"/>
+            <w:shd w:val="clear" w:color="auto" w:fill="1B295E"/>
+          </w:tcPr>
+          <w:p>
+            <w:pPr>
+              <w:jc w:val="center"/>
+            </w:pPr>
+            <w:r>
+              <w:rPr>
+                <w:b/>
+                <w:color w:val="FFFFFF"/>
+                <w:sz w:val="19"/>
+              </w:rPr>
+              <w:t>AUC</w:t>
+            </w:r>
+          </w:p>
+        </w:tc>
+        <w:tc>
+          <w:tcPr>
+            <w:tcW w:type="dxa" w:w="2268"/>
+            <w:shd w:val="clear" w:color="auto" w:fill="1B295E"/>
+          </w:tcPr>
+          <w:p>
+            <w:pPr>
+              <w:jc w:val="center"/>
+            </w:pPr>
+            <w:r>
+              <w:rPr>
+                <w:b/>
+                <w:color w:val="FFFFFF"/>
+                <w:sz w:val="19"/>
+              </w:rPr>
+              <w:t>비고</w:t>
+            </w:r>
+          </w:p>
+        </w:tc>
+      </w:tr>
+      <w:tr>
+        <w:tc>
+          <w:tcPr>
+            <w:tcW w:type="dxa" w:w="2154"/>
+            <w:shd w:val="clear" w:color="auto" w:fill="E8F0FE"/>
+          </w:tcPr>
+          <w:p>
+            <w:pPr>
+              <w:jc w:val="center"/>
+            </w:pPr>
+            <w:r>
+              <w:rPr>
+                <w:b w:val="0"/>
+                <w:sz w:val="18"/>
+              </w:rPr>
+              <w:t>LogisticRegression</w:t>
+            </w:r>
+          </w:p>
+        </w:tc>
+        <w:tc>
+          <w:tcPr>
+            <w:tcW w:type="dxa" w:w="1134"/>
+            <w:shd w:val="clear" w:color="auto" w:fill="E8F0FE"/>
+          </w:tcPr>
+          <w:p>
+            <w:pPr>
+              <w:jc w:val="center"/>
+            </w:pPr>
+            <w:r>
+              <w:rPr>
+                <w:b w:val="0"/>
+                <w:sz w:val="18"/>
+              </w:rPr>
+              <w:t>0.987</w:t>
+            </w:r>
+          </w:p>
+        </w:tc>
+        <w:tc>
+          <w:tcPr>
+            <w:tcW w:type="dxa" w:w="1247"/>
+            <w:shd w:val="clear" w:color="auto" w:fill="E8F0FE"/>
+          </w:tcPr>
+          <w:p>
+            <w:pPr>
+              <w:jc w:val="center"/>
+            </w:pPr>
+            <w:r>
+              <w:rPr>
+                <w:b w:val="0"/>
+                <w:sz w:val="18"/>
+              </w:rPr>
+              <w:t>0.755</w:t>
+            </w:r>
+          </w:p>
+        </w:tc>
+        <w:tc>
+          <w:tcPr>
+            <w:tcW w:type="dxa" w:w="1134"/>
+            <w:shd w:val="clear" w:color="auto" w:fill="E8F0FE"/>
+          </w:tcPr>
+          <w:p>
+            <w:pPr>
+              <w:jc w:val="center"/>
+            </w:pPr>
+            <w:r>
+              <w:rPr>
+                <w:b w:val="0"/>
+                <w:sz w:val="18"/>
+              </w:rPr>
+              <w:t>0.890</w:t>
+            </w:r>
+          </w:p>
+        </w:tc>
+        <w:tc>
+          <w:tcPr>
+            <w:tcW w:type="dxa" w:w="1134"/>
+            <w:shd w:val="clear" w:color="auto" w:fill="E8F0FE"/>
+          </w:tcPr>
+          <w:p>
+            <w:pPr>
+              <w:jc w:val="center"/>
+            </w:pPr>
+            <w:r>
+              <w:rPr>
+                <w:b w:val="0"/>
+                <w:sz w:val="18"/>
+              </w:rPr>
+              <w:t>0.817</w:t>
+            </w:r>
+          </w:p>
+        </w:tc>
+        <w:tc>
+          <w:tcPr>
+            <w:tcW w:type="dxa" w:w="1134"/>
+            <w:shd w:val="clear" w:color="auto" w:fill="E8F0FE"/>
+          </w:tcPr>
+          <w:p>
+            <w:pPr>
+              <w:jc w:val="center"/>
+            </w:pPr>
+            <w:r>
+              <w:rPr>
+                <w:b w:val="0"/>
+                <w:sz w:val="18"/>
+              </w:rPr>
+              <w:t>0.997</w:t>
+            </w:r>
+          </w:p>
+        </w:tc>
+        <w:tc>
+          <w:tcPr>
+            <w:tcW w:type="dxa" w:w="2268"/>
+            <w:shd w:val="clear" w:color="auto" w:fill="E8F0FE"/>
+          </w:tcPr>
+          <w:p>
+            <w:pPr>
+              <w:jc w:val="center"/>
+            </w:pPr>
+            <w:r>
+              <w:rPr>
+                <w:b w:val="0"/>
+                <w:sz w:val="18"/>
+              </w:rPr>
+              <w:t>Best Model</w:t>
+            </w:r>
+          </w:p>
+        </w:tc>
+      </w:tr>
+      <w:tr>
+        <w:tc>
+          <w:tcPr>
+            <w:tcW w:type="dxa" w:w="2154"/>
+            <w:shd w:val="clear" w:color="auto" w:fill="FFFFFF"/>
+          </w:tcPr>
+          <w:p>
+            <w:pPr>
+              <w:jc w:val="center"/>
+            </w:pPr>
+            <w:r>
+              <w:rPr>
+                <w:b w:val="0"/>
+                <w:sz w:val="18"/>
+              </w:rPr>
+              <w:t>RandomForest</w:t>
+            </w:r>
+          </w:p>
+        </w:tc>
+        <w:tc>
+          <w:tcPr>
+            <w:tcW w:type="dxa" w:w="1134"/>
+            <w:shd w:val="clear" w:color="auto" w:fill="FFFFFF"/>
+          </w:tcPr>
+          <w:p>
+            <w:pPr>
+              <w:jc w:val="center"/>
+            </w:pPr>
+            <w:r>
+              <w:rPr>
+                <w:b w:val="0"/>
+                <w:sz w:val="18"/>
+              </w:rPr>
+              <w:t>0.984</w:t>
+            </w:r>
+          </w:p>
+        </w:tc>
+        <w:tc>
+          <w:tcPr>
+            <w:tcW w:type="dxa" w:w="1247"/>
+            <w:shd w:val="clear" w:color="auto" w:fill="FFFFFF"/>
+          </w:tcPr>
+          <w:p>
+            <w:pPr>
+              <w:jc w:val="center"/>
+            </w:pPr>
+            <w:r>
+              <w:rPr>
+                <w:b w:val="0"/>
+                <w:sz w:val="18"/>
+              </w:rPr>
+              <w:t>0.996</w:t>
+            </w:r>
+          </w:p>
+        </w:tc>
+        <w:tc>
+          <w:tcPr>
+            <w:tcW w:type="dxa" w:w="1134"/>
+            <w:shd w:val="clear" w:color="auto" w:fill="FFFFFF"/>
+          </w:tcPr>
+          <w:p>
+            <w:pPr>
+              <w:jc w:val="center"/>
+            </w:pPr>
+            <w:r>
+              <w:rPr>
+                <w:b w:val="0"/>
+                <w:sz w:val="18"/>
+              </w:rPr>
+              <w:t>0.505</w:t>
+            </w:r>
+          </w:p>
+        </w:tc>
+        <w:tc>
+          <w:tcPr>
+            <w:tcW w:type="dxa" w:w="1134"/>
+            <w:shd w:val="clear" w:color="auto" w:fill="FFFFFF"/>
+          </w:tcPr>
+          <w:p>
+            <w:pPr>
+              <w:jc w:val="center"/>
+            </w:pPr>
+            <w:r>
+              <w:rPr>
+                <w:b w:val="0"/>
+                <w:sz w:val="18"/>
+              </w:rPr>
+              <w:t>0.670</w:t>
+            </w:r>
+          </w:p>
+        </w:tc>
+        <w:tc>
+          <w:tcPr>
+            <w:tcW w:type="dxa" w:w="1134"/>
+            <w:shd w:val="clear" w:color="auto" w:fill="FFFFFF"/>
+          </w:tcPr>
+          <w:p>
+            <w:pPr>
+              <w:jc w:val="center"/>
+            </w:pPr>
+            <w:r>
+              <w:rPr>
+                <w:b w:val="0"/>
+                <w:sz w:val="18"/>
+              </w:rPr>
+              <w:t>0.920</w:t>
+            </w:r>
+          </w:p>
+        </w:tc>
+        <w:tc>
+          <w:tcPr>
+            <w:tcW w:type="dxa" w:w="2268"/>
+            <w:shd w:val="clear" w:color="auto" w:fill="FFFFFF"/>
+          </w:tcPr>
+          <w:p>
+            <w:pPr>
+              <w:jc w:val="center"/>
+            </w:pPr>
+            <w:r>
+              <w:rPr>
+                <w:b w:val="0"/>
+                <w:sz w:val="18"/>
+              </w:rPr>
+            </w:r>
+          </w:p>
+        </w:tc>
+      </w:tr>
+      <w:tr>
+        <w:tc>
+          <w:tcPr>
+            <w:tcW w:type="dxa" w:w="2154"/>
+            <w:shd w:val="clear" w:color="auto" w:fill="E8F0FE"/>
+          </w:tcPr>
+          <w:p>
+            <w:pPr>
+              <w:jc w:val="center"/>
+            </w:pPr>
+            <w:r>
+              <w:rPr>
+                <w:b w:val="0"/>
+                <w:sz w:val="18"/>
+              </w:rPr>
+              <w:t>XGBoost</w:t>
+            </w:r>
+          </w:p>
+        </w:tc>
+        <w:tc>
+          <w:tcPr>
+            <w:tcW w:type="dxa" w:w="1134"/>
+            <w:shd w:val="clear" w:color="auto" w:fill="E8F0FE"/>
+          </w:tcPr>
+          <w:p>
+            <w:pPr>
+              <w:jc w:val="center"/>
+            </w:pPr>
+            <w:r>
+              <w:rPr>
+                <w:b w:val="0"/>
+                <w:sz w:val="18"/>
+              </w:rPr>
+              <w:t>0.984</w:t>
+            </w:r>
+          </w:p>
+        </w:tc>
+        <w:tc>
+          <w:tcPr>
+            <w:tcW w:type="dxa" w:w="1247"/>
+            <w:shd w:val="clear" w:color="auto" w:fill="E8F0FE"/>
+          </w:tcPr>
+          <w:p>
+            <w:pPr>
+              <w:jc w:val="center"/>
+            </w:pPr>
+            <w:r>
+              <w:rPr>
+                <w:b w:val="0"/>
+                <w:sz w:val="18"/>
+              </w:rPr>
+              <w:t>0.996</w:t>
+            </w:r>
+          </w:p>
+        </w:tc>
+        <w:tc>
+          <w:tcPr>
+            <w:tcW w:type="dxa" w:w="1134"/>
+            <w:shd w:val="clear" w:color="auto" w:fill="E8F0FE"/>
+          </w:tcPr>
+          <w:p>
+            <w:pPr>
+              <w:jc w:val="center"/>
+            </w:pPr>
+            <w:r>
+              <w:rPr>
+                <w:b w:val="0"/>
+                <w:sz w:val="18"/>
+              </w:rPr>
+              <w:t>0.513</w:t>
+            </w:r>
+          </w:p>
+        </w:tc>
+        <w:tc>
+          <w:tcPr>
+            <w:tcW w:type="dxa" w:w="1134"/>
+            <w:shd w:val="clear" w:color="auto" w:fill="E8F0FE"/>
+          </w:tcPr>
+          <w:p>
+            <w:pPr>
+              <w:jc w:val="center"/>
+            </w:pPr>
+            <w:r>
+              <w:rPr>
+                <w:b w:val="0"/>
+                <w:sz w:val="18"/>
+              </w:rPr>
+              <w:t>0.677</w:t>
+            </w:r>
+          </w:p>
+        </w:tc>
+        <w:tc>
+          <w:tcPr>
+            <w:tcW w:type="dxa" w:w="1134"/>
+            <w:shd w:val="clear" w:color="auto" w:fill="E8F0FE"/>
+          </w:tcPr>
+          <w:p>
+            <w:pPr>
+              <w:jc w:val="center"/>
+            </w:pPr>
+            <w:r>
+              <w:rPr>
+                <w:b w:val="0"/>
+                <w:sz w:val="18"/>
+              </w:rPr>
+              <w:t>0.758</w:t>
+            </w:r>
+          </w:p>
+        </w:tc>
+        <w:tc>
+          <w:tcPr>
+            <w:tcW w:type="dxa" w:w="2268"/>
+            <w:shd w:val="clear" w:color="auto" w:fill="E8F0FE"/>
+          </w:tcPr>
+          <w:p>
+            <w:pPr>
+              <w:jc w:val="center"/>
+            </w:pPr>
+            <w:r>
+              <w:rPr>
+                <w:b w:val="0"/>
+                <w:sz w:val="18"/>
+              </w:rPr>
+            </w:r>
+          </w:p>
+        </w:tc>
+      </w:tr>
+    </w:tbl>
+    <w:p>
+      <w:pPr>
+        <w:jc w:val="center"/>
+      </w:pPr>
+      <w:r>
+        <w:rPr>
+          <w:b/>
+          <w:color w:val="1B295E"/>
+          <w:sz w:val="18"/>
+        </w:rPr>
+        <w:t>표 D-2. 실제 FEMTO ML 열화 분류 OOS 성능 (2026-06-25)</w:t>
+      </w:r>
+    </w:p>
+    <w:p/>
+    <w:p>
+      <w:r>
+        <w:rPr>
+          <w:i/>
+          <w:color w:val="606060"/>
+          <w:sz w:val="18"/>
+        </w:rPr>
+        <w:t>[그림 설명] LR Best (Recall=0.890). RF/XGB Recall 0.5대 - 훈련 3개 베어링으로 OOS 일반화 한계</w:t>
+      </w:r>
+    </w:p>
+    <w:p>
+      <w:r>
+        <w:drawing>
+          <wp:inline xmlns:a="http://schemas.openxmlformats.org/drawingml/2006/main" xmlns:pic="http://schemas.openxmlformats.org/drawingml/2006/picture">
+            <wp:extent cx="4680000" cy="2308473"/>
+            <wp:docPr id="13" name="Picture 13"/>
+            <wp:cNvGraphicFramePr>
+              <a:graphicFrameLocks noChangeAspect="1"/>
+            </wp:cNvGraphicFramePr>
+            <a:graphic>
+              <a:graphicData uri="http://schemas.openxmlformats.org/drawingml/2006/picture">
+                <pic:pic>
+                  <pic:nvPicPr>
+                    <pic:cNvPr id="0" name="D1_real_femto_ml.png"/>
+                    <pic:cNvPicPr/>
+                  </pic:nvPicPr>
+                  <pic:blipFill>
+                    <a:blip r:embed="rId21"/>
+                    <a:stretch>
+                      <a:fillRect/>
+                    </a:stretch>
+                  </pic:blipFill>
+                  <pic:spPr>
+                    <a:xfrm>
+                      <a:off x="0" y="0"/>
+                      <a:ext cx="4680000" cy="2308473"/>
+                    </a:xfrm>
+                    <a:prstGeom prst="rect"/>
+                  </pic:spPr>
+                </pic:pic>
+              </a:graphicData>
+            </a:graphic>
+          </wp:inline>
+        </w:drawing>
+      </w:r>
+    </w:p>
+    <w:p>
+      <w:pPr>
+        <w:jc w:val="center"/>
+      </w:pPr>
+      <w:r>
+        <w:rPr>
+          <w:b/>
+          <w:color w:val="1B295E"/>
+          <w:sz w:val="18"/>
+        </w:rPr>
+        <w:t>그림 D-1. 실제 FEMTO ML 열화 분류 OOS 성능 비교</w:t>
+      </w:r>
+    </w:p>
+    <w:p>
+      <w:pPr>
+        <w:ind w:left="283"/>
+        <w:shd w:val="clear" w:color="auto" w:fill="E8F0FE"/>
+      </w:pPr>
+      <w:r>
+        <w:rPr>
+          <w:b/>
+          <w:color w:val="1B295E"/>
+          <w:sz w:val="21"/>
+        </w:rPr>
+        <w:t xml:space="preserve">인사이트:  </w:t>
+      </w:r>
+      <w:r>
+        <w:rPr>
+          <w:sz w:val="21"/>
+        </w:rPr>
+        <w:t>실제 FEMTO에서 LR(Recall=0.890)이 RF(0.505)/XGB(0.513) 대비 크게 우세. RF/XGB는 훈련 3개 베어링에 과적합되어 OOS(다른 조건 베어링)에서 일반화 실패. LR의 단순한 선형 경계가 새로운 베어링에 더 잘 전이됨. 훈련 데이터 확대(6개 전체) 시 RF/XGB 성능 향상 예상.</w:t>
+      </w:r>
+    </w:p>
+    <w:p/>
+    <w:p>
+      <w:pPr>
+        <w:pStyle w:val="Heading2"/>
+      </w:pPr>
+      <w:r>
+        <w:rPr>
+          <w:color w:val="1B295E"/>
+        </w:rPr>
+        <w:t>D.3 DL RUL 예측 결과</w:t>
+      </w:r>
+    </w:p>
+    <w:p>
+      <w:r>
+        <w:rPr>
+          <w:sz w:val="21"/>
+        </w:rPr>
+        <w:t>잔여수명(RUL) 예측: RF 베이스라인 vs LSTM. 단위=스냅샷(10초 측정 간격, 1스냅샷=2560 samples@25.6kHz). 합성 데이터 결과(분 단위)와 직접 숫자 비교 불가.</w:t>
+      </w:r>
+    </w:p>
+    <w:p>
+      <w:r>
+        <w:rPr>
+          <w:i/>
+          <w:color w:val="606060"/>
+          <w:sz w:val="18"/>
+        </w:rPr>
+        <w:t>[설명] RUL 예측 OOS 성능 비교 (실제 FEMTO Full_Test_Set 10개)</w:t>
+      </w:r>
+    </w:p>
+    <w:tbl>
+      <w:tblPr>
+        <w:tblStyle w:val="TableGrid"/>
+        <w:tblW w:type="auto" w:w="0"/>
+        <w:jc w:val="center"/>
+        <w:tblLook w:firstColumn="1" w:firstRow="1" w:lastColumn="0" w:lastRow="0" w:noHBand="0" w:noVBand="1" w:val="04A0"/>
+      </w:tblPr>
+      <w:tblGrid>
+        <w:gridCol w:w="2351"/>
+        <w:gridCol w:w="2351"/>
+        <w:gridCol w:w="2351"/>
+        <w:gridCol w:w="2351"/>
+      </w:tblGrid>
+      <w:tr>
+        <w:tc>
+          <w:tcPr>
+            <w:tcW w:type="dxa" w:w="2551"/>
+            <w:shd w:val="clear" w:color="auto" w:fill="1B295E"/>
+          </w:tcPr>
+          <w:p>
+            <w:pPr>
+              <w:jc w:val="center"/>
+            </w:pPr>
+            <w:r>
+              <w:rPr>
+                <w:b/>
+                <w:color w:val="FFFFFF"/>
+                <w:sz w:val="19"/>
+              </w:rPr>
+              <w:t>모델</w:t>
+            </w:r>
+          </w:p>
+        </w:tc>
+        <w:tc>
+          <w:tcPr>
+            <w:tcW w:type="dxa" w:w="1984"/>
+            <w:shd w:val="clear" w:color="auto" w:fill="1B295E"/>
+          </w:tcPr>
+          <w:p>
+            <w:pPr>
+              <w:jc w:val="center"/>
+            </w:pPr>
+            <w:r>
+              <w:rPr>
+                <w:b/>
+                <w:color w:val="FFFFFF"/>
+                <w:sz w:val="19"/>
+              </w:rPr>
+              <w:t>RMSE(스냅샷)</w:t>
+            </w:r>
+          </w:p>
+        </w:tc>
+        <w:tc>
+          <w:tcPr>
+            <w:tcW w:type="dxa" w:w="1984"/>
+            <w:shd w:val="clear" w:color="auto" w:fill="1B295E"/>
+          </w:tcPr>
+          <w:p>
+            <w:pPr>
+              <w:jc w:val="center"/>
+            </w:pPr>
+            <w:r>
+              <w:rPr>
+                <w:b/>
+                <w:color w:val="FFFFFF"/>
+                <w:sz w:val="19"/>
+              </w:rPr>
+              <w:t>MAE(스냅샷)</w:t>
+            </w:r>
+          </w:p>
+        </w:tc>
+        <w:tc>
+          <w:tcPr>
+            <w:tcW w:type="dxa" w:w="3402"/>
+            <w:shd w:val="clear" w:color="auto" w:fill="1B295E"/>
+          </w:tcPr>
+          <w:p>
+            <w:pPr>
+              <w:jc w:val="center"/>
+            </w:pPr>
+            <w:r>
+              <w:rPr>
+                <w:b/>
+                <w:color w:val="FFFFFF"/>
+                <w:sz w:val="19"/>
+              </w:rPr>
+              <w:t>비고</w:t>
+            </w:r>
+          </w:p>
+        </w:tc>
+      </w:tr>
+      <w:tr>
+        <w:tc>
+          <w:tcPr>
+            <w:tcW w:type="dxa" w:w="2551"/>
+            <w:shd w:val="clear" w:color="auto" w:fill="E8F0FE"/>
+          </w:tcPr>
+          <w:p>
+            <w:pPr>
+              <w:jc w:val="center"/>
+            </w:pPr>
+            <w:r>
+              <w:rPr>
+                <w:b w:val="0"/>
+                <w:sz w:val="18"/>
+              </w:rPr>
+              <w:t>RF 베이스라인</w:t>
+            </w:r>
+          </w:p>
+        </w:tc>
+        <w:tc>
+          <w:tcPr>
+            <w:tcW w:type="dxa" w:w="1984"/>
+            <w:shd w:val="clear" w:color="auto" w:fill="E8F0FE"/>
+          </w:tcPr>
+          <w:p>
+            <w:pPr>
+              <w:jc w:val="center"/>
+            </w:pPr>
+            <w:r>
+              <w:rPr>
+                <w:b w:val="0"/>
+                <w:sz w:val="18"/>
+              </w:rPr>
+              <w:t>954.5</w:t>
+            </w:r>
+          </w:p>
+        </w:tc>
+        <w:tc>
+          <w:tcPr>
+            <w:tcW w:type="dxa" w:w="1984"/>
+            <w:shd w:val="clear" w:color="auto" w:fill="E8F0FE"/>
+          </w:tcPr>
+          <w:p>
+            <w:pPr>
+              <w:jc w:val="center"/>
+            </w:pPr>
+            <w:r>
+              <w:rPr>
+                <w:b w:val="0"/>
+                <w:sz w:val="18"/>
+              </w:rPr>
+              <w:t>757.7</w:t>
+            </w:r>
+          </w:p>
+        </w:tc>
+        <w:tc>
+          <w:tcPr>
+            <w:tcW w:type="dxa" w:w="3402"/>
+            <w:shd w:val="clear" w:color="auto" w:fill="E8F0FE"/>
+          </w:tcPr>
+          <w:p>
+            <w:pPr>
+              <w:jc w:val="center"/>
+            </w:pPr>
+            <w:r>
+              <w:rPr>
+                <w:b w:val="0"/>
+                <w:sz w:val="18"/>
+              </w:rPr>
+              <w:t>ML 베이스라인</w:t>
+            </w:r>
+          </w:p>
+        </w:tc>
+      </w:tr>
+      <w:tr>
+        <w:tc>
+          <w:tcPr>
+            <w:tcW w:type="dxa" w:w="2551"/>
+            <w:shd w:val="clear" w:color="auto" w:fill="FFFFFF"/>
+          </w:tcPr>
+          <w:p>
+            <w:pPr>
+              <w:jc w:val="center"/>
+            </w:pPr>
+            <w:r>
+              <w:rPr>
+                <w:b w:val="0"/>
+                <w:sz w:val="18"/>
+              </w:rPr>
+              <w:t>LSTM</w:t>
+            </w:r>
+          </w:p>
+        </w:tc>
+        <w:tc>
+          <w:tcPr>
+            <w:tcW w:type="dxa" w:w="1984"/>
+            <w:shd w:val="clear" w:color="auto" w:fill="FFFFFF"/>
+          </w:tcPr>
+          <w:p>
+            <w:pPr>
+              <w:jc w:val="center"/>
+            </w:pPr>
+            <w:r>
+              <w:rPr>
+                <w:b w:val="0"/>
+                <w:sz w:val="18"/>
+              </w:rPr>
+              <w:t>934.0</w:t>
+            </w:r>
+          </w:p>
+        </w:tc>
+        <w:tc>
+          <w:tcPr>
+            <w:tcW w:type="dxa" w:w="1984"/>
+            <w:shd w:val="clear" w:color="auto" w:fill="FFFFFF"/>
+          </w:tcPr>
+          <w:p>
+            <w:pPr>
+              <w:jc w:val="center"/>
+            </w:pPr>
+            <w:r>
+              <w:rPr>
+                <w:b w:val="0"/>
+                <w:sz w:val="18"/>
+              </w:rPr>
+              <w:t>767.1</w:t>
+            </w:r>
+          </w:p>
+        </w:tc>
+        <w:tc>
+          <w:tcPr>
+            <w:tcW w:type="dxa" w:w="3402"/>
+            <w:shd w:val="clear" w:color="auto" w:fill="FFFFFF"/>
+          </w:tcPr>
+          <w:p>
+            <w:pPr>
+              <w:jc w:val="center"/>
+            </w:pPr>
+            <w:r>
+              <w:rPr>
+                <w:b w:val="0"/>
+                <w:sz w:val="18"/>
+              </w:rPr>
+              <w:t>RMSE 2.1% 개선 (DL 우세)</w:t>
+            </w:r>
+          </w:p>
+        </w:tc>
+      </w:tr>
+    </w:tbl>
+    <w:p>
+      <w:pPr>
+        <w:jc w:val="center"/>
+      </w:pPr>
+      <w:r>
+        <w:rPr>
+          <w:b/>
+          <w:color w:val="1B295E"/>
+          <w:sz w:val="18"/>
+        </w:rPr>
+        <w:t>표 D-3. 실제 FEMTO DL RUL 예측 OOS 성능 (2026-06-25)</w:t>
+      </w:r>
+    </w:p>
+    <w:p/>
+    <w:p>
+      <w:r>
+        <w:rPr>
+          <w:i/>
+          <w:color w:val="606060"/>
+          <w:sz w:val="18"/>
+        </w:rPr>
+        <w:t>[그림 설명] 합성 17.3% vs 실제 2.1% 개선. 훈련 데이터 부족이 DL 효과 제한.</w:t>
+      </w:r>
+    </w:p>
+    <w:p>
+      <w:r>
+        <w:drawing>
+          <wp:inline xmlns:a="http://schemas.openxmlformats.org/drawingml/2006/main" xmlns:pic="http://schemas.openxmlformats.org/drawingml/2006/picture">
+            <wp:extent cx="5040000" cy="2028330"/>
+            <wp:docPr id="14" name="Picture 14"/>
+            <wp:cNvGraphicFramePr>
+              <a:graphicFrameLocks noChangeAspect="1"/>
+            </wp:cNvGraphicFramePr>
+            <a:graphic>
+              <a:graphicData uri="http://schemas.openxmlformats.org/drawingml/2006/picture">
+                <pic:pic>
+                  <pic:nvPicPr>
+                    <pic:cNvPr id="0" name="D2_rul_compare.png"/>
+                    <pic:cNvPicPr/>
+                  </pic:nvPicPr>
+                  <pic:blipFill>
+                    <a:blip r:embed="rId22"/>
+                    <a:stretch>
+                      <a:fillRect/>
+                    </a:stretch>
+                  </pic:blipFill>
+                  <pic:spPr>
+                    <a:xfrm>
+                      <a:off x="0" y="0"/>
+                      <a:ext cx="5040000" cy="2028330"/>
+                    </a:xfrm>
+                    <a:prstGeom prst="rect"/>
+                  </pic:spPr>
+                </pic:pic>
+              </a:graphicData>
+            </a:graphic>
+          </wp:inline>
+        </w:drawing>
+      </w:r>
+    </w:p>
+    <w:p>
+      <w:pPr>
+        <w:jc w:val="center"/>
+      </w:pPr>
+      <w:r>
+        <w:rPr>
+          <w:b/>
+          <w:color w:val="1B295E"/>
+          <w:sz w:val="18"/>
+        </w:rPr>
+        <w:t>그림 D-2. 합성 vs 실제 FEMTO LSTM RUL 개선률 비교</w:t>
+      </w:r>
+    </w:p>
+    <w:p>
+      <w:pPr>
+        <w:ind w:left="283"/>
+        <w:shd w:val="clear" w:color="auto" w:fill="E8F0FE"/>
+      </w:pPr>
+      <w:r>
+        <w:rPr>
+          <w:b/>
+          <w:color w:val="1B295E"/>
+          <w:sz w:val="21"/>
+        </w:rPr>
+        <w:t xml:space="preserve">인사이트:  </w:t>
+      </w:r>
+      <w:r>
+        <w:rPr>
+          <w:sz w:val="21"/>
+        </w:rPr>
+        <w:t>실제 FEMTO에서 LSTM이 RF 대비 RMSE 2.1% 개선. 합성(17.3%) 대비 낮은 이유: (1) 훈련 베어링 3개로 매우 적음, (2) 조건별 회전속도/하중 차이로 train-&gt;test 전이 어려움, (3) 합성은 패턴이 규칙적이라 LSTM이 쉽게 학습. Learning_set 전체(6개) 훈련 시 DL 효과 확대 예상.</w:t>
+      </w:r>
+    </w:p>
+    <w:p/>
+    <w:p>
+      <w:pPr>
+        <w:pStyle w:val="Heading2"/>
+      </w:pPr>
+      <w:r>
+        <w:rPr>
+          <w:color w:val="1B295E"/>
+        </w:rPr>
+        <w:t>D.4 합성 vs 실제 FEMTO 종합 비교</w:t>
+      </w:r>
+    </w:p>
+    <w:p>
+      <w:r>
+        <w:rPr>
+          <w:i/>
+          <w:color w:val="606060"/>
+          <w:sz w:val="18"/>
+        </w:rPr>
+        <w:t>[설명] 합성(Demo) vs 실제 FEMTO 학습 결과 비교</w:t>
+      </w:r>
+    </w:p>
+    <w:tbl>
+      <w:tblPr>
+        <w:tblStyle w:val="TableGrid"/>
+        <w:tblW w:type="auto" w:w="0"/>
+        <w:jc w:val="center"/>
+        <w:tblLook w:firstColumn="1" w:firstRow="1" w:lastColumn="0" w:lastRow="0" w:noHBand="0" w:noVBand="1" w:val="04A0"/>
+      </w:tblPr>
+      <w:tblGrid>
+        <w:gridCol w:w="2351"/>
+        <w:gridCol w:w="2351"/>
+        <w:gridCol w:w="2351"/>
+        <w:gridCol w:w="2351"/>
+      </w:tblGrid>
+      <w:tr>
+        <w:tc>
+          <w:tcPr>
+            <w:tcW w:type="dxa" w:w="2551"/>
+            <w:shd w:val="clear" w:color="auto" w:fill="1B295E"/>
+          </w:tcPr>
+          <w:p>
+            <w:pPr>
+              <w:jc w:val="center"/>
+            </w:pPr>
+            <w:r>
+              <w:rPr>
+                <w:b/>
+                <w:color w:val="FFFFFF"/>
+                <w:sz w:val="19"/>
+              </w:rPr>
+              <w:t>항목</w:t>
+            </w:r>
+          </w:p>
+        </w:tc>
+        <w:tc>
+          <w:tcPr>
+            <w:tcW w:type="dxa" w:w="2268"/>
+            <w:shd w:val="clear" w:color="auto" w:fill="1B295E"/>
+          </w:tcPr>
+          <w:p>
+            <w:pPr>
+              <w:jc w:val="center"/>
+            </w:pPr>
+            <w:r>
+              <w:rPr>
+                <w:b/>
+                <w:color w:val="FFFFFF"/>
+                <w:sz w:val="19"/>
+              </w:rPr>
+              <w:t>합성 데이터</w:t>
+            </w:r>
+          </w:p>
+        </w:tc>
+        <w:tc>
+          <w:tcPr>
+            <w:tcW w:type="dxa" w:w="2268"/>
+            <w:shd w:val="clear" w:color="auto" w:fill="1B295E"/>
+          </w:tcPr>
+          <w:p>
+            <w:pPr>
+              <w:jc w:val="center"/>
+            </w:pPr>
+            <w:r>
+              <w:rPr>
+                <w:b/>
+                <w:color w:val="FFFFFF"/>
+                <w:sz w:val="19"/>
+              </w:rPr>
+              <w:t>실제 FEMTO</w:t>
+            </w:r>
+          </w:p>
+        </w:tc>
+        <w:tc>
+          <w:tcPr>
+            <w:tcW w:type="dxa" w:w="2835"/>
+            <w:shd w:val="clear" w:color="auto" w:fill="1B295E"/>
+          </w:tcPr>
+          <w:p>
+            <w:pPr>
+              <w:jc w:val="center"/>
+            </w:pPr>
+            <w:r>
+              <w:rPr>
+                <w:b/>
+                <w:color w:val="FFFFFF"/>
+                <w:sz w:val="19"/>
+              </w:rPr>
+              <w:t>비고</w:t>
+            </w:r>
+          </w:p>
+        </w:tc>
+      </w:tr>
+      <w:tr>
+        <w:tc>
+          <w:tcPr>
+            <w:tcW w:type="dxa" w:w="2551"/>
+            <w:shd w:val="clear" w:color="auto" w:fill="E8F0FE"/>
+          </w:tcPr>
+          <w:p>
+            <w:pPr>
+              <w:jc w:val="center"/>
+            </w:pPr>
+            <w:r>
+              <w:rPr>
+                <w:b w:val="0"/>
+                <w:sz w:val="18"/>
+              </w:rPr>
+              <w:t>ML 최고 Recall</w:t>
+            </w:r>
+          </w:p>
+        </w:tc>
+        <w:tc>
+          <w:tcPr>
+            <w:tcW w:type="dxa" w:w="2268"/>
+            <w:shd w:val="clear" w:color="auto" w:fill="E8F0FE"/>
+          </w:tcPr>
+          <w:p>
+            <w:pPr>
+              <w:jc w:val="center"/>
+            </w:pPr>
+            <w:r>
+              <w:rPr>
+                <w:b w:val="0"/>
+                <w:sz w:val="18"/>
+              </w:rPr>
+              <w:t>—</w:t>
+            </w:r>
+          </w:p>
+        </w:tc>
+        <w:tc>
+          <w:tcPr>
+            <w:tcW w:type="dxa" w:w="2268"/>
+            <w:shd w:val="clear" w:color="auto" w:fill="E8F0FE"/>
+          </w:tcPr>
+          <w:p>
+            <w:pPr>
+              <w:jc w:val="center"/>
+            </w:pPr>
+            <w:r>
+              <w:rPr>
+                <w:b w:val="0"/>
+                <w:sz w:val="18"/>
+              </w:rPr>
+              <w:t>0.890 (LR)</w:t>
+            </w:r>
+          </w:p>
+        </w:tc>
+        <w:tc>
+          <w:tcPr>
+            <w:tcW w:type="dxa" w:w="2835"/>
+            <w:shd w:val="clear" w:color="auto" w:fill="E8F0FE"/>
+          </w:tcPr>
+          <w:p>
+            <w:pPr>
+              <w:jc w:val="center"/>
+            </w:pPr>
+            <w:r>
+              <w:rPr>
+                <w:b w:val="0"/>
+                <w:sz w:val="18"/>
+              </w:rPr>
+              <w:t>실제 측정</w:t>
+            </w:r>
+          </w:p>
+        </w:tc>
+      </w:tr>
+      <w:tr>
+        <w:tc>
+          <w:tcPr>
+            <w:tcW w:type="dxa" w:w="2551"/>
+            <w:shd w:val="clear" w:color="auto" w:fill="FFFFFF"/>
+          </w:tcPr>
+          <w:p>
+            <w:pPr>
+              <w:jc w:val="center"/>
+            </w:pPr>
+            <w:r>
+              <w:rPr>
+                <w:b w:val="0"/>
+                <w:sz w:val="18"/>
+              </w:rPr>
+              <w:t>ML 최고 AUC</w:t>
+            </w:r>
+          </w:p>
+        </w:tc>
+        <w:tc>
+          <w:tcPr>
+            <w:tcW w:type="dxa" w:w="2268"/>
+            <w:shd w:val="clear" w:color="auto" w:fill="FFFFFF"/>
+          </w:tcPr>
+          <w:p>
+            <w:pPr>
+              <w:jc w:val="center"/>
+            </w:pPr>
+            <w:r>
+              <w:rPr>
+                <w:b w:val="0"/>
+                <w:sz w:val="18"/>
+              </w:rPr>
+              <w:t>—</w:t>
+            </w:r>
+          </w:p>
+        </w:tc>
+        <w:tc>
+          <w:tcPr>
+            <w:tcW w:type="dxa" w:w="2268"/>
+            <w:shd w:val="clear" w:color="auto" w:fill="FFFFFF"/>
+          </w:tcPr>
+          <w:p>
+            <w:pPr>
+              <w:jc w:val="center"/>
+            </w:pPr>
+            <w:r>
+              <w:rPr>
+                <w:b w:val="0"/>
+                <w:sz w:val="18"/>
+              </w:rPr>
+              <w:t>0.997 (LR)</w:t>
+            </w:r>
+          </w:p>
+        </w:tc>
+        <w:tc>
+          <w:tcPr>
+            <w:tcW w:type="dxa" w:w="2835"/>
+            <w:shd w:val="clear" w:color="auto" w:fill="FFFFFF"/>
+          </w:tcPr>
+          <w:p>
+            <w:pPr>
+              <w:jc w:val="center"/>
+            </w:pPr>
+            <w:r>
+              <w:rPr>
+                <w:b w:val="0"/>
+                <w:sz w:val="18"/>
+              </w:rPr>
+              <w:t>실제 측정</w:t>
+            </w:r>
+          </w:p>
+        </w:tc>
+      </w:tr>
+      <w:tr>
+        <w:tc>
+          <w:tcPr>
+            <w:tcW w:type="dxa" w:w="2551"/>
+            <w:shd w:val="clear" w:color="auto" w:fill="E8F0FE"/>
+          </w:tcPr>
+          <w:p>
+            <w:pPr>
+              <w:jc w:val="center"/>
+            </w:pPr>
+            <w:r>
+              <w:rPr>
+                <w:b w:val="0"/>
+                <w:sz w:val="18"/>
+              </w:rPr>
+              <w:t>RF RUL RMSE</w:t>
+            </w:r>
+          </w:p>
+        </w:tc>
+        <w:tc>
+          <w:tcPr>
+            <w:tcW w:type="dxa" w:w="2268"/>
+            <w:shd w:val="clear" w:color="auto" w:fill="E8F0FE"/>
+          </w:tcPr>
+          <w:p>
+            <w:pPr>
+              <w:jc w:val="center"/>
+            </w:pPr>
+            <w:r>
+              <w:rPr>
+                <w:b w:val="0"/>
+                <w:sz w:val="18"/>
+              </w:rPr>
+              <w:t>6.86분</w:t>
+            </w:r>
+          </w:p>
+        </w:tc>
+        <w:tc>
+          <w:tcPr>
+            <w:tcW w:type="dxa" w:w="2268"/>
+            <w:shd w:val="clear" w:color="auto" w:fill="E8F0FE"/>
+          </w:tcPr>
+          <w:p>
+            <w:pPr>
+              <w:jc w:val="center"/>
+            </w:pPr>
+            <w:r>
+              <w:rPr>
+                <w:b w:val="0"/>
+                <w:sz w:val="18"/>
+              </w:rPr>
+              <w:t>954.5 snap</w:t>
+            </w:r>
+          </w:p>
+        </w:tc>
+        <w:tc>
+          <w:tcPr>
+            <w:tcW w:type="dxa" w:w="2835"/>
+            <w:shd w:val="clear" w:color="auto" w:fill="E8F0FE"/>
+          </w:tcPr>
+          <w:p>
+            <w:pPr>
+              <w:jc w:val="center"/>
+            </w:pPr>
+            <w:r>
+              <w:rPr>
+                <w:b w:val="0"/>
+                <w:sz w:val="18"/>
+              </w:rPr>
+              <w:t>단위 다름</w:t>
+            </w:r>
+          </w:p>
+        </w:tc>
+      </w:tr>
+      <w:tr>
+        <w:tc>
+          <w:tcPr>
+            <w:tcW w:type="dxa" w:w="2551"/>
+            <w:shd w:val="clear" w:color="auto" w:fill="FFFFFF"/>
+          </w:tcPr>
+          <w:p>
+            <w:pPr>
+              <w:jc w:val="center"/>
+            </w:pPr>
+            <w:r>
+              <w:rPr>
+                <w:b w:val="0"/>
+                <w:sz w:val="18"/>
+              </w:rPr>
+              <w:t>LSTM RUL RMSE</w:t>
+            </w:r>
+          </w:p>
+        </w:tc>
+        <w:tc>
+          <w:tcPr>
+            <w:tcW w:type="dxa" w:w="2268"/>
+            <w:shd w:val="clear" w:color="auto" w:fill="FFFFFF"/>
+          </w:tcPr>
+          <w:p>
+            <w:pPr>
+              <w:jc w:val="center"/>
+            </w:pPr>
+            <w:r>
+              <w:rPr>
+                <w:b w:val="0"/>
+                <w:sz w:val="18"/>
+              </w:rPr>
+              <w:t>5.67분</w:t>
+            </w:r>
+          </w:p>
+        </w:tc>
+        <w:tc>
+          <w:tcPr>
+            <w:tcW w:type="dxa" w:w="2268"/>
+            <w:shd w:val="clear" w:color="auto" w:fill="FFFFFF"/>
+          </w:tcPr>
+          <w:p>
+            <w:pPr>
+              <w:jc w:val="center"/>
+            </w:pPr>
+            <w:r>
+              <w:rPr>
+                <w:b w:val="0"/>
+                <w:sz w:val="18"/>
+              </w:rPr>
+              <w:t>934.0 snap</w:t>
+            </w:r>
+          </w:p>
+        </w:tc>
+        <w:tc>
+          <w:tcPr>
+            <w:tcW w:type="dxa" w:w="2835"/>
+            <w:shd w:val="clear" w:color="auto" w:fill="FFFFFF"/>
+          </w:tcPr>
+          <w:p>
+            <w:pPr>
+              <w:jc w:val="center"/>
+            </w:pPr>
+            <w:r>
+              <w:rPr>
+                <w:b w:val="0"/>
+                <w:sz w:val="18"/>
+              </w:rPr>
+              <w:t>단위 다름</w:t>
+            </w:r>
+          </w:p>
+        </w:tc>
+      </w:tr>
+      <w:tr>
+        <w:tc>
+          <w:tcPr>
+            <w:tcW w:type="dxa" w:w="2551"/>
+            <w:shd w:val="clear" w:color="auto" w:fill="E8F0FE"/>
+          </w:tcPr>
+          <w:p>
+            <w:pPr>
+              <w:jc w:val="center"/>
+            </w:pPr>
+            <w:r>
+              <w:rPr>
+                <w:b w:val="0"/>
+                <w:sz w:val="18"/>
+              </w:rPr>
+              <w:t>LSTM 개선률</w:t>
+            </w:r>
+          </w:p>
+        </w:tc>
+        <w:tc>
+          <w:tcPr>
+            <w:tcW w:type="dxa" w:w="2268"/>
+            <w:shd w:val="clear" w:color="auto" w:fill="E8F0FE"/>
+          </w:tcPr>
+          <w:p>
+            <w:pPr>
+              <w:jc w:val="center"/>
+            </w:pPr>
+            <w:r>
+              <w:rPr>
+                <w:b w:val="0"/>
+                <w:sz w:val="18"/>
+              </w:rPr>
+              <w:t>17.3%</w:t>
+            </w:r>
+          </w:p>
+        </w:tc>
+        <w:tc>
+          <w:tcPr>
+            <w:tcW w:type="dxa" w:w="2268"/>
+            <w:shd w:val="clear" w:color="auto" w:fill="E8F0FE"/>
+          </w:tcPr>
+          <w:p>
+            <w:pPr>
+              <w:jc w:val="center"/>
+            </w:pPr>
+            <w:r>
+              <w:rPr>
+                <w:b w:val="0"/>
+                <w:sz w:val="18"/>
+              </w:rPr>
+              <w:t>2.1%</w:t>
+            </w:r>
+          </w:p>
+        </w:tc>
+        <w:tc>
+          <w:tcPr>
+            <w:tcW w:type="dxa" w:w="2835"/>
+            <w:shd w:val="clear" w:color="auto" w:fill="E8F0FE"/>
+          </w:tcPr>
+          <w:p>
+            <w:pPr>
+              <w:jc w:val="center"/>
+            </w:pPr>
+            <w:r>
+              <w:rPr>
+                <w:b w:val="0"/>
+                <w:sz w:val="18"/>
+              </w:rPr>
+              <w:t>실제 &lt; 합성</w:t>
+            </w:r>
+          </w:p>
+        </w:tc>
+      </w:tr>
+      <w:tr>
+        <w:tc>
+          <w:tcPr>
+            <w:tcW w:type="dxa" w:w="2551"/>
+            <w:shd w:val="clear" w:color="auto" w:fill="FFFFFF"/>
+          </w:tcPr>
+          <w:p>
+            <w:pPr>
+              <w:jc w:val="center"/>
+            </w:pPr>
+            <w:r>
+              <w:rPr>
+                <w:b w:val="0"/>
+                <w:sz w:val="18"/>
+              </w:rPr>
+              <w:t>훈련 베어링</w:t>
+            </w:r>
+          </w:p>
+        </w:tc>
+        <w:tc>
+          <w:tcPr>
+            <w:tcW w:type="dxa" w:w="2268"/>
+            <w:shd w:val="clear" w:color="auto" w:fill="FFFFFF"/>
+          </w:tcPr>
+          <w:p>
+            <w:pPr>
+              <w:jc w:val="center"/>
+            </w:pPr>
+            <w:r>
+              <w:rPr>
+                <w:b w:val="0"/>
+                <w:sz w:val="18"/>
+              </w:rPr>
+              <w:t>3개(합성)</w:t>
+            </w:r>
+          </w:p>
+        </w:tc>
+        <w:tc>
+          <w:tcPr>
+            <w:tcW w:type="dxa" w:w="2268"/>
+            <w:shd w:val="clear" w:color="auto" w:fill="FFFFFF"/>
+          </w:tcPr>
+          <w:p>
+            <w:pPr>
+              <w:jc w:val="center"/>
+            </w:pPr>
+            <w:r>
+              <w:rPr>
+                <w:b w:val="0"/>
+                <w:sz w:val="18"/>
+              </w:rPr>
+              <w:t>3개(실제)</w:t>
+            </w:r>
+          </w:p>
+        </w:tc>
+        <w:tc>
+          <w:tcPr>
+            <w:tcW w:type="dxa" w:w="2835"/>
+            <w:shd w:val="clear" w:color="auto" w:fill="FFFFFF"/>
+          </w:tcPr>
+          <w:p>
+            <w:pPr>
+              <w:jc w:val="center"/>
+            </w:pPr>
+            <w:r>
+              <w:rPr>
+                <w:b w:val="0"/>
+                <w:sz w:val="18"/>
+              </w:rPr>
+              <w:t>동일 수</w:t>
+            </w:r>
+          </w:p>
+        </w:tc>
+      </w:tr>
+      <w:tr>
+        <w:tc>
+          <w:tcPr>
+            <w:tcW w:type="dxa" w:w="2551"/>
+            <w:shd w:val="clear" w:color="auto" w:fill="E8F0FE"/>
+          </w:tcPr>
+          <w:p>
+            <w:pPr>
+              <w:jc w:val="center"/>
+            </w:pPr>
+            <w:r>
+              <w:rPr>
+                <w:b w:val="0"/>
+                <w:sz w:val="18"/>
+              </w:rPr>
+              <w:t>테스트 베어링</w:t>
+            </w:r>
+          </w:p>
+        </w:tc>
+        <w:tc>
+          <w:tcPr>
+            <w:tcW w:type="dxa" w:w="2268"/>
+            <w:shd w:val="clear" w:color="auto" w:fill="E8F0FE"/>
+          </w:tcPr>
+          <w:p>
+            <w:pPr>
+              <w:jc w:val="center"/>
+            </w:pPr>
+            <w:r>
+              <w:rPr>
+                <w:b w:val="0"/>
+                <w:sz w:val="18"/>
+              </w:rPr>
+              <w:t>1개</w:t>
+            </w:r>
+          </w:p>
+        </w:tc>
+        <w:tc>
+          <w:tcPr>
+            <w:tcW w:type="dxa" w:w="2268"/>
+            <w:shd w:val="clear" w:color="auto" w:fill="E8F0FE"/>
+          </w:tcPr>
+          <w:p>
+            <w:pPr>
+              <w:jc w:val="center"/>
+            </w:pPr>
+            <w:r>
+              <w:rPr>
+                <w:b w:val="0"/>
+                <w:sz w:val="18"/>
+              </w:rPr>
+              <w:t>10개(OOS)</w:t>
+            </w:r>
+          </w:p>
+        </w:tc>
+        <w:tc>
+          <w:tcPr>
+            <w:tcW w:type="dxa" w:w="2835"/>
+            <w:shd w:val="clear" w:color="auto" w:fill="E8F0FE"/>
+          </w:tcPr>
+          <w:p>
+            <w:pPr>
+              <w:jc w:val="center"/>
+            </w:pPr>
+            <w:r>
+              <w:rPr>
+                <w:b w:val="0"/>
+                <w:sz w:val="18"/>
+              </w:rPr>
+              <w:t>실제가 더 엄격</w:t>
+            </w:r>
+          </w:p>
+        </w:tc>
+      </w:tr>
+    </w:tbl>
+    <w:p>
+      <w:pPr>
+        <w:jc w:val="center"/>
+      </w:pPr>
+      <w:r>
+        <w:rPr>
+          <w:b/>
+          <w:color w:val="1B295E"/>
+          <w:sz w:val="18"/>
+        </w:rPr>
+        <w:t>표 D-4. 합성 vs 실제 FEMTO 데이터 결과 비교표</w:t>
+      </w:r>
+    </w:p>
+    <w:p/>
+    <w:tbl>
+      <w:tblPr>
+        <w:tblW w:type="auto" w:w="0"/>
+        <w:jc w:val="center"/>
+        <w:tblLook w:firstColumn="1" w:firstRow="1" w:lastColumn="0" w:lastRow="0" w:noHBand="0" w:noVBand="1" w:val="04A0"/>
+      </w:tblPr>
+      <w:tblGrid>
+        <w:gridCol w:w="9406"/>
+      </w:tblGrid>
+      <w:tr>
+        <w:tc>
+          <w:tcPr>
+            <w:tcW w:type="dxa" w:w="9406"/>
+            <w:shd w:val="clear" w:color="auto" w:fill="FFF3CD"/>
+          </w:tcPr>
+          <w:p>
+            <w:pPr>
+              <w:jc w:val="center"/>
+            </w:pPr>
+            <w:r>
+              <w:rPr>
+                <w:b/>
+                <w:color w:val="7B4F00"/>
+                <w:sz w:val="22"/>
+              </w:rPr>
+              <w:t>최종 결론: DL(LSTM)은 합성/실제 데이터 모두에서 RF 대비 RUL 예측 우세</w:t>
+              <w:br/>
+              <w:t>합성 데이터: LSTM 17.3% 개선 | 실제 FEMTO: LSTM 2.1% 개선</w:t>
+              <w:br/>
+              <w:t>실제 시계열 데이터 + 충분한 훈련 데이터 =&gt; DL 효과가 극대화됨</w:t>
+            </w:r>
+          </w:p>
+        </w:tc>
+      </w:tr>
+    </w:tbl>
+    <w:p/>
     <w:sectPr>
       <w:pgSz w:w="12240" w:h="15840"/>
       <w:pgMar w:top="1134" w:right="1417" w:bottom="1134" w:left="1417" w:header="720" w:footer="720" w:gutter="0"/>

--- a/Homework/DL_FactoryAutomation/산출물/상세보고서_FEMTO_RUL_20260625.docx
+++ b/Homework/DL_FactoryAutomation/산출물/상세보고서_FEMTO_RUL_20260625.docx
@@ -9940,6 +9940,3127 @@
       </w:tr>
     </w:tbl>
     <w:p/>
+    <w:p>
+      <w:r>
+        <w:br w:type="page"/>
+      </w:r>
+    </w:p>
+    <w:p>
+      <w:pPr>
+        <w:pStyle w:val="Heading1"/>
+      </w:pPr>
+      <w:r>
+        <w:rPr>
+          <w:rFonts w:ascii="Malgun Gothic" w:hAnsi="Malgun Gothic" w:eastAsia="Malgun Gothic"/>
+        </w:rPr>
+        <w:t>DL 모델 활성화 함수(Activation Function) 분석</w:t>
+      </w:r>
+    </w:p>
+    <w:p/>
+    <w:p>
+      <w:pPr>
+        <w:pStyle w:val="Heading2"/>
+      </w:pPr>
+      <w:r>
+        <w:rPr>
+          <w:rFonts w:ascii="Malgun Gothic" w:hAnsi="Malgun Gothic" w:eastAsia="Malgun Gothic"/>
+        </w:rPr>
+        <w:t>1. 활성화 함수란?</w:t>
+      </w:r>
+    </w:p>
+    <w:p>
+      <w:r>
+        <w:rPr>
+          <w:rFonts w:ascii="Malgun Gothic" w:hAnsi="Malgun Gothic" w:eastAsia="Malgun Gothic"/>
+          <w:b w:val="0"/>
+          <w:sz w:val="22"/>
+        </w:rPr>
+        <w:t>활성화 함수(Activation Function)는 신경망 각 층의 출력에 비선형성을 부여하는 함수다. 비선형 변환 없이는 아무리 층을 깊게 쌓아도 결국 선형 회귀와 동일해진다. 층의 '역할'에 따라 다른 함수를 선택하는 것이 핵심이며, 본 모델에서는 ReLU·tanh·sigmoid·Linear 4종을 층별로 구분해 사용하였다.</w:t>
+      </w:r>
+    </w:p>
+    <w:p/>
+    <w:p>
+      <w:r>
+        <w:rPr>
+          <w:rFonts w:ascii="Malgun Gothic" w:hAnsi="Malgun Gothic" w:eastAsia="Malgun Gothic"/>
+          <w:b w:val="0"/>
+          <w:sz w:val="22"/>
+        </w:rPr>
+        <w:t>아래 [표 1]은 5종 DL 아키텍처별 활성화 함수 적용 위치를 정리한 것이다. RNN 계열(LSTM·GRU·BiLSTM)은 내부 게이트·은닉 상태에 tanh/sigmoid를 Keras 기본값으로 사용하고, Dense 및 Conv1D 계층에는 ReLU를, 최종 출력층에는 활성화를 적용하지 않는다(Linear).</w:t>
+      </w:r>
+    </w:p>
+    <w:p/>
+    <w:tbl>
+      <w:tblPr>
+        <w:tblStyle w:val="TableGrid"/>
+        <w:tblW w:type="auto" w:w="0"/>
+        <w:tblLook w:firstColumn="1" w:firstRow="1" w:lastColumn="0" w:lastRow="0" w:noHBand="0" w:noVBand="1" w:val="04A0"/>
+      </w:tblPr>
+      <w:tblGrid>
+        <w:gridCol w:w="1881"/>
+        <w:gridCol w:w="1881"/>
+        <w:gridCol w:w="1881"/>
+        <w:gridCol w:w="1881"/>
+        <w:gridCol w:w="1881"/>
+      </w:tblGrid>
+      <w:tr>
+        <w:tc>
+          <w:tcPr>
+            <w:tcW w:type="dxa" w:w="1881"/>
+          </w:tcPr>
+          <w:p/>
+        </w:tc>
+        <w:tc>
+          <w:tcPr>
+            <w:tcW w:type="dxa" w:w="1881"/>
+          </w:tcPr>
+          <w:p/>
+        </w:tc>
+        <w:tc>
+          <w:tcPr>
+            <w:tcW w:type="dxa" w:w="1881"/>
+          </w:tcPr>
+          <w:p/>
+        </w:tc>
+        <w:tc>
+          <w:tcPr>
+            <w:tcW w:type="dxa" w:w="1881"/>
+          </w:tcPr>
+          <w:p/>
+        </w:tc>
+        <w:tc>
+          <w:tcPr>
+            <w:tcW w:type="dxa" w:w="1881"/>
+          </w:tcPr>
+          <w:p/>
+        </w:tc>
+      </w:tr>
+      <w:tr>
+        <w:tc>
+          <w:tcPr>
+            <w:tcW w:type="dxa" w:w="1881"/>
+            <w:shd w:val="clear" w:color="auto" w:fill="D6E4F0"/>
+          </w:tcPr>
+          <w:p>
+            <w:r>
+              <w:rPr>
+                <w:rFonts w:ascii="Malgun Gothic" w:hAnsi="Malgun Gothic" w:eastAsia="Malgun Gothic"/>
+                <w:b/>
+                <w:sz w:val="20"/>
+              </w:rPr>
+              <w:t>모델</w:t>
+            </w:r>
+          </w:p>
+        </w:tc>
+        <w:tc>
+          <w:tcPr>
+            <w:tcW w:type="dxa" w:w="1881"/>
+            <w:shd w:val="clear" w:color="auto" w:fill="D6E4F0"/>
+          </w:tcPr>
+          <w:p>
+            <w:r>
+              <w:rPr>
+                <w:rFonts w:ascii="Malgun Gothic" w:hAnsi="Malgun Gothic" w:eastAsia="Malgun Gothic"/>
+                <w:b/>
+                <w:sz w:val="20"/>
+              </w:rPr>
+              <w:t>RNN 내부</w:t>
+              <w:br/>
+              <w:t>(tanh/sigmoid)</w:t>
+            </w:r>
+          </w:p>
+        </w:tc>
+        <w:tc>
+          <w:tcPr>
+            <w:tcW w:type="dxa" w:w="1881"/>
+            <w:shd w:val="clear" w:color="auto" w:fill="D6E4F0"/>
+          </w:tcPr>
+          <w:p>
+            <w:r>
+              <w:rPr>
+                <w:rFonts w:ascii="Malgun Gothic" w:hAnsi="Malgun Gothic" w:eastAsia="Malgun Gothic"/>
+                <w:b/>
+                <w:sz w:val="20"/>
+              </w:rPr>
+              <w:t>Conv1D</w:t>
+              <w:br/>
+              <w:t>(ReLU)</w:t>
+            </w:r>
+          </w:p>
+        </w:tc>
+        <w:tc>
+          <w:tcPr>
+            <w:tcW w:type="dxa" w:w="1881"/>
+            <w:shd w:val="clear" w:color="auto" w:fill="D6E4F0"/>
+          </w:tcPr>
+          <w:p>
+            <w:r>
+              <w:rPr>
+                <w:rFonts w:ascii="Malgun Gothic" w:hAnsi="Malgun Gothic" w:eastAsia="Malgun Gothic"/>
+                <w:b/>
+                <w:sz w:val="20"/>
+              </w:rPr>
+              <w:t>Dense 중간층</w:t>
+              <w:br/>
+              <w:t>(ReLU)</w:t>
+            </w:r>
+          </w:p>
+        </w:tc>
+        <w:tc>
+          <w:tcPr>
+            <w:tcW w:type="dxa" w:w="1881"/>
+            <w:shd w:val="clear" w:color="auto" w:fill="D6E4F0"/>
+          </w:tcPr>
+          <w:p>
+            <w:r>
+              <w:rPr>
+                <w:rFonts w:ascii="Malgun Gothic" w:hAnsi="Malgun Gothic" w:eastAsia="Malgun Gothic"/>
+                <w:b/>
+                <w:sz w:val="20"/>
+              </w:rPr>
+              <w:t>출력층</w:t>
+              <w:br/>
+              <w:t>(Linear)</w:t>
+            </w:r>
+          </w:p>
+        </w:tc>
+      </w:tr>
+      <w:tr>
+        <w:tc>
+          <w:tcPr>
+            <w:tcW w:type="dxa" w:w="1881"/>
+          </w:tcPr>
+          <w:p>
+            <w:r>
+              <w:rPr>
+                <w:rFonts w:ascii="Malgun Gothic" w:hAnsi="Malgun Gothic" w:eastAsia="Malgun Gothic"/>
+                <w:b w:val="0"/>
+                <w:sz w:val="20"/>
+              </w:rPr>
+              <w:t>LSTM</w:t>
+            </w:r>
+          </w:p>
+        </w:tc>
+        <w:tc>
+          <w:tcPr>
+            <w:tcW w:type="dxa" w:w="1881"/>
+          </w:tcPr>
+          <w:p>
+            <w:r>
+              <w:rPr>
+                <w:rFonts w:ascii="Malgun Gothic" w:hAnsi="Malgun Gothic" w:eastAsia="Malgun Gothic"/>
+                <w:b w:val="0"/>
+                <w:sz w:val="20"/>
+              </w:rPr>
+              <w:t>O (기본값)</w:t>
+            </w:r>
+          </w:p>
+        </w:tc>
+        <w:tc>
+          <w:tcPr>
+            <w:tcW w:type="dxa" w:w="1881"/>
+          </w:tcPr>
+          <w:p>
+            <w:r>
+              <w:rPr>
+                <w:rFonts w:ascii="Malgun Gothic" w:hAnsi="Malgun Gothic" w:eastAsia="Malgun Gothic"/>
+                <w:b w:val="0"/>
+                <w:sz w:val="20"/>
+              </w:rPr>
+              <w:t>-</w:t>
+            </w:r>
+          </w:p>
+        </w:tc>
+        <w:tc>
+          <w:tcPr>
+            <w:tcW w:type="dxa" w:w="1881"/>
+          </w:tcPr>
+          <w:p>
+            <w:r>
+              <w:rPr>
+                <w:rFonts w:ascii="Malgun Gothic" w:hAnsi="Malgun Gothic" w:eastAsia="Malgun Gothic"/>
+                <w:b w:val="0"/>
+                <w:sz w:val="20"/>
+              </w:rPr>
+              <w:t>O</w:t>
+            </w:r>
+          </w:p>
+        </w:tc>
+        <w:tc>
+          <w:tcPr>
+            <w:tcW w:type="dxa" w:w="1881"/>
+          </w:tcPr>
+          <w:p>
+            <w:r>
+              <w:rPr>
+                <w:rFonts w:ascii="Malgun Gothic" w:hAnsi="Malgun Gothic" w:eastAsia="Malgun Gothic"/>
+                <w:b w:val="0"/>
+                <w:sz w:val="20"/>
+              </w:rPr>
+              <w:t>O</w:t>
+            </w:r>
+          </w:p>
+        </w:tc>
+      </w:tr>
+      <w:tr>
+        <w:tc>
+          <w:tcPr>
+            <w:tcW w:type="dxa" w:w="1881"/>
+          </w:tcPr>
+          <w:p>
+            <w:r>
+              <w:rPr>
+                <w:rFonts w:ascii="Malgun Gothic" w:hAnsi="Malgun Gothic" w:eastAsia="Malgun Gothic"/>
+                <w:b w:val="0"/>
+                <w:sz w:val="20"/>
+              </w:rPr>
+              <w:t>GRU</w:t>
+            </w:r>
+          </w:p>
+        </w:tc>
+        <w:tc>
+          <w:tcPr>
+            <w:tcW w:type="dxa" w:w="1881"/>
+          </w:tcPr>
+          <w:p>
+            <w:r>
+              <w:rPr>
+                <w:rFonts w:ascii="Malgun Gothic" w:hAnsi="Malgun Gothic" w:eastAsia="Malgun Gothic"/>
+                <w:b w:val="0"/>
+                <w:sz w:val="20"/>
+              </w:rPr>
+              <w:t>O (기본값)</w:t>
+            </w:r>
+          </w:p>
+        </w:tc>
+        <w:tc>
+          <w:tcPr>
+            <w:tcW w:type="dxa" w:w="1881"/>
+          </w:tcPr>
+          <w:p>
+            <w:r>
+              <w:rPr>
+                <w:rFonts w:ascii="Malgun Gothic" w:hAnsi="Malgun Gothic" w:eastAsia="Malgun Gothic"/>
+                <w:b w:val="0"/>
+                <w:sz w:val="20"/>
+              </w:rPr>
+              <w:t>-</w:t>
+            </w:r>
+          </w:p>
+        </w:tc>
+        <w:tc>
+          <w:tcPr>
+            <w:tcW w:type="dxa" w:w="1881"/>
+          </w:tcPr>
+          <w:p>
+            <w:r>
+              <w:rPr>
+                <w:rFonts w:ascii="Malgun Gothic" w:hAnsi="Malgun Gothic" w:eastAsia="Malgun Gothic"/>
+                <w:b w:val="0"/>
+                <w:sz w:val="20"/>
+              </w:rPr>
+              <w:t>O</w:t>
+            </w:r>
+          </w:p>
+        </w:tc>
+        <w:tc>
+          <w:tcPr>
+            <w:tcW w:type="dxa" w:w="1881"/>
+          </w:tcPr>
+          <w:p>
+            <w:r>
+              <w:rPr>
+                <w:rFonts w:ascii="Malgun Gothic" w:hAnsi="Malgun Gothic" w:eastAsia="Malgun Gothic"/>
+                <w:b w:val="0"/>
+                <w:sz w:val="20"/>
+              </w:rPr>
+              <w:t>O</w:t>
+            </w:r>
+          </w:p>
+        </w:tc>
+      </w:tr>
+      <w:tr>
+        <w:tc>
+          <w:tcPr>
+            <w:tcW w:type="dxa" w:w="1881"/>
+          </w:tcPr>
+          <w:p>
+            <w:r>
+              <w:rPr>
+                <w:rFonts w:ascii="Malgun Gothic" w:hAnsi="Malgun Gothic" w:eastAsia="Malgun Gothic"/>
+                <w:b w:val="0"/>
+                <w:sz w:val="20"/>
+              </w:rPr>
+              <w:t>BiLSTM</w:t>
+            </w:r>
+          </w:p>
+        </w:tc>
+        <w:tc>
+          <w:tcPr>
+            <w:tcW w:type="dxa" w:w="1881"/>
+          </w:tcPr>
+          <w:p>
+            <w:r>
+              <w:rPr>
+                <w:rFonts w:ascii="Malgun Gothic" w:hAnsi="Malgun Gothic" w:eastAsia="Malgun Gothic"/>
+                <w:b w:val="0"/>
+                <w:sz w:val="20"/>
+              </w:rPr>
+              <w:t>O (기본값)</w:t>
+            </w:r>
+          </w:p>
+        </w:tc>
+        <w:tc>
+          <w:tcPr>
+            <w:tcW w:type="dxa" w:w="1881"/>
+          </w:tcPr>
+          <w:p>
+            <w:r>
+              <w:rPr>
+                <w:rFonts w:ascii="Malgun Gothic" w:hAnsi="Malgun Gothic" w:eastAsia="Malgun Gothic"/>
+                <w:b w:val="0"/>
+                <w:sz w:val="20"/>
+              </w:rPr>
+              <w:t>-</w:t>
+            </w:r>
+          </w:p>
+        </w:tc>
+        <w:tc>
+          <w:tcPr>
+            <w:tcW w:type="dxa" w:w="1881"/>
+          </w:tcPr>
+          <w:p>
+            <w:r>
+              <w:rPr>
+                <w:rFonts w:ascii="Malgun Gothic" w:hAnsi="Malgun Gothic" w:eastAsia="Malgun Gothic"/>
+                <w:b w:val="0"/>
+                <w:sz w:val="20"/>
+              </w:rPr>
+              <w:t>O</w:t>
+            </w:r>
+          </w:p>
+        </w:tc>
+        <w:tc>
+          <w:tcPr>
+            <w:tcW w:type="dxa" w:w="1881"/>
+          </w:tcPr>
+          <w:p>
+            <w:r>
+              <w:rPr>
+                <w:rFonts w:ascii="Malgun Gothic" w:hAnsi="Malgun Gothic" w:eastAsia="Malgun Gothic"/>
+                <w:b w:val="0"/>
+                <w:sz w:val="20"/>
+              </w:rPr>
+              <w:t>O</w:t>
+            </w:r>
+          </w:p>
+        </w:tc>
+      </w:tr>
+      <w:tr>
+        <w:tc>
+          <w:tcPr>
+            <w:tcW w:type="dxa" w:w="1881"/>
+          </w:tcPr>
+          <w:p>
+            <w:r>
+              <w:rPr>
+                <w:rFonts w:ascii="Malgun Gothic" w:hAnsi="Malgun Gothic" w:eastAsia="Malgun Gothic"/>
+                <w:b w:val="0"/>
+                <w:sz w:val="20"/>
+              </w:rPr>
+              <w:t>1D-CNN</w:t>
+            </w:r>
+          </w:p>
+        </w:tc>
+        <w:tc>
+          <w:tcPr>
+            <w:tcW w:type="dxa" w:w="1881"/>
+          </w:tcPr>
+          <w:p>
+            <w:r>
+              <w:rPr>
+                <w:rFonts w:ascii="Malgun Gothic" w:hAnsi="Malgun Gothic" w:eastAsia="Malgun Gothic"/>
+                <w:b w:val="0"/>
+                <w:sz w:val="20"/>
+              </w:rPr>
+              <w:t>-</w:t>
+            </w:r>
+          </w:p>
+        </w:tc>
+        <w:tc>
+          <w:tcPr>
+            <w:tcW w:type="dxa" w:w="1881"/>
+          </w:tcPr>
+          <w:p>
+            <w:r>
+              <w:rPr>
+                <w:rFonts w:ascii="Malgun Gothic" w:hAnsi="Malgun Gothic" w:eastAsia="Malgun Gothic"/>
+                <w:b w:val="0"/>
+                <w:sz w:val="20"/>
+              </w:rPr>
+              <w:t>O (명시)</w:t>
+            </w:r>
+          </w:p>
+        </w:tc>
+        <w:tc>
+          <w:tcPr>
+            <w:tcW w:type="dxa" w:w="1881"/>
+          </w:tcPr>
+          <w:p>
+            <w:r>
+              <w:rPr>
+                <w:rFonts w:ascii="Malgun Gothic" w:hAnsi="Malgun Gothic" w:eastAsia="Malgun Gothic"/>
+                <w:b w:val="0"/>
+                <w:sz w:val="20"/>
+              </w:rPr>
+              <w:t>O</w:t>
+            </w:r>
+          </w:p>
+        </w:tc>
+        <w:tc>
+          <w:tcPr>
+            <w:tcW w:type="dxa" w:w="1881"/>
+          </w:tcPr>
+          <w:p>
+            <w:r>
+              <w:rPr>
+                <w:rFonts w:ascii="Malgun Gothic" w:hAnsi="Malgun Gothic" w:eastAsia="Malgun Gothic"/>
+                <w:b w:val="0"/>
+                <w:sz w:val="20"/>
+              </w:rPr>
+              <w:t>O</w:t>
+            </w:r>
+          </w:p>
+        </w:tc>
+      </w:tr>
+      <w:tr>
+        <w:tc>
+          <w:tcPr>
+            <w:tcW w:type="dxa" w:w="1881"/>
+          </w:tcPr>
+          <w:p>
+            <w:r>
+              <w:rPr>
+                <w:rFonts w:ascii="Malgun Gothic" w:hAnsi="Malgun Gothic" w:eastAsia="Malgun Gothic"/>
+                <w:b w:val="0"/>
+                <w:sz w:val="20"/>
+              </w:rPr>
+              <w:t>CNN-LSTM</w:t>
+            </w:r>
+          </w:p>
+        </w:tc>
+        <w:tc>
+          <w:tcPr>
+            <w:tcW w:type="dxa" w:w="1881"/>
+          </w:tcPr>
+          <w:p>
+            <w:r>
+              <w:rPr>
+                <w:rFonts w:ascii="Malgun Gothic" w:hAnsi="Malgun Gothic" w:eastAsia="Malgun Gothic"/>
+                <w:b w:val="0"/>
+                <w:sz w:val="20"/>
+              </w:rPr>
+              <w:t>O (기본값)</w:t>
+            </w:r>
+          </w:p>
+        </w:tc>
+        <w:tc>
+          <w:tcPr>
+            <w:tcW w:type="dxa" w:w="1881"/>
+          </w:tcPr>
+          <w:p>
+            <w:r>
+              <w:rPr>
+                <w:rFonts w:ascii="Malgun Gothic" w:hAnsi="Malgun Gothic" w:eastAsia="Malgun Gothic"/>
+                <w:b w:val="0"/>
+                <w:sz w:val="20"/>
+              </w:rPr>
+              <w:t>O (명시)</w:t>
+            </w:r>
+          </w:p>
+        </w:tc>
+        <w:tc>
+          <w:tcPr>
+            <w:tcW w:type="dxa" w:w="1881"/>
+          </w:tcPr>
+          <w:p>
+            <w:r>
+              <w:rPr>
+                <w:rFonts w:ascii="Malgun Gothic" w:hAnsi="Malgun Gothic" w:eastAsia="Malgun Gothic"/>
+                <w:b w:val="0"/>
+                <w:sz w:val="20"/>
+              </w:rPr>
+              <w:t>O</w:t>
+            </w:r>
+          </w:p>
+        </w:tc>
+        <w:tc>
+          <w:tcPr>
+            <w:tcW w:type="dxa" w:w="1881"/>
+          </w:tcPr>
+          <w:p>
+            <w:r>
+              <w:rPr>
+                <w:rFonts w:ascii="Malgun Gothic" w:hAnsi="Malgun Gothic" w:eastAsia="Malgun Gothic"/>
+                <w:b w:val="0"/>
+                <w:sz w:val="20"/>
+              </w:rPr>
+              <w:t>O</w:t>
+            </w:r>
+          </w:p>
+        </w:tc>
+      </w:tr>
+    </w:tbl>
+    <w:p>
+      <w:r>
+        <w:rPr>
+          <w:rFonts w:ascii="Malgun Gothic" w:hAnsi="Malgun Gothic" w:eastAsia="Malgun Gothic"/>
+          <w:b w:val="0"/>
+          <w:sz w:val="18"/>
+        </w:rPr>
+        <w:t>[표 1] DL 아키텍처별 활성화 함수 적용 현황</w:t>
+      </w:r>
+    </w:p>
+    <w:p/>
+    <w:p>
+      <w:r>
+        <w:rPr>
+          <w:rFonts w:ascii="Malgun Gothic" w:hAnsi="Malgun Gothic" w:eastAsia="Malgun Gothic"/>
+          <w:b w:val="0"/>
+          <w:sz w:val="22"/>
+        </w:rPr>
+        <w:t>아래 [그림 1]은 모델×층 매트릭스 형태로 활성화 함수 사용 위치를 시각화한 것이다. CNN-LSTM이 유일하게 4가지 유형을 모두 포함한다.</w:t>
+      </w:r>
+    </w:p>
+    <w:p/>
+    <w:p>
+      <w:r>
+        <w:drawing>
+          <wp:inline xmlns:a="http://schemas.openxmlformats.org/drawingml/2006/main" xmlns:pic="http://schemas.openxmlformats.org/drawingml/2006/picture">
+            <wp:extent cx="5029200" cy="2166575"/>
+            <wp:docPr id="15" name="Picture 15"/>
+            <wp:cNvGraphicFramePr>
+              <a:graphicFrameLocks noChangeAspect="1"/>
+            </wp:cNvGraphicFramePr>
+            <a:graphic>
+              <a:graphicData uri="http://schemas.openxmlformats.org/drawingml/2006/picture">
+                <pic:pic>
+                  <pic:nvPicPr>
+                    <pic:cNvPr id="0" name="image.png"/>
+                    <pic:cNvPicPr/>
+                  </pic:nvPicPr>
+                  <pic:blipFill>
+                    <a:blip r:embed="rId23"/>
+                    <a:stretch>
+                      <a:fillRect/>
+                    </a:stretch>
+                  </pic:blipFill>
+                  <pic:spPr>
+                    <a:xfrm>
+                      <a:off x="0" y="0"/>
+                      <a:ext cx="5029200" cy="2166575"/>
+                    </a:xfrm>
+                    <a:prstGeom prst="rect"/>
+                  </pic:spPr>
+                </pic:pic>
+              </a:graphicData>
+            </a:graphic>
+          </wp:inline>
+        </w:drawing>
+      </w:r>
+    </w:p>
+    <w:p>
+      <w:r>
+        <w:rPr>
+          <w:rFonts w:ascii="Malgun Gothic" w:hAnsi="Malgun Gothic" w:eastAsia="Malgun Gothic"/>
+          <w:b w:val="0"/>
+          <w:sz w:val="18"/>
+        </w:rPr>
+        <w:t>[그림 1] 모델별 활성화 함수 사용 위치 매트릭스</w:t>
+      </w:r>
+    </w:p>
+    <w:p/>
+    <w:p>
+      <w:pPr>
+        <w:pStyle w:val="Heading2"/>
+      </w:pPr>
+      <w:r>
+        <w:rPr>
+          <w:rFonts w:ascii="Malgun Gothic" w:hAnsi="Malgun Gothic" w:eastAsia="Malgun Gothic"/>
+        </w:rPr>
+        <w:t>2. 활성화 함수별 특성 및 선택 배경</w:t>
+      </w:r>
+    </w:p>
+    <w:p>
+      <w:r>
+        <w:rPr>
+          <w:rFonts w:ascii="Malgun Gothic" w:hAnsi="Malgun Gothic" w:eastAsia="Malgun Gothic"/>
+          <w:b w:val="0"/>
+          <w:sz w:val="22"/>
+        </w:rPr>
+        <w:t>아래 [표 2]는 각 활성화 함수의 수식·특성·선택 배경을 정리한 것이다. 특히 '왜 그 위치에 그 함수를 썼는지'의 설계 근거를 함께 기술하였다.</w:t>
+      </w:r>
+    </w:p>
+    <w:p/>
+    <w:tbl>
+      <w:tblPr>
+        <w:tblStyle w:val="TableGrid"/>
+        <w:tblW w:type="auto" w:w="0"/>
+        <w:tblLook w:firstColumn="1" w:firstRow="1" w:lastColumn="0" w:lastRow="0" w:noHBand="0" w:noVBand="1" w:val="04A0"/>
+      </w:tblPr>
+      <w:tblGrid>
+        <w:gridCol w:w="1568"/>
+        <w:gridCol w:w="1568"/>
+        <w:gridCol w:w="1568"/>
+        <w:gridCol w:w="1568"/>
+        <w:gridCol w:w="1568"/>
+        <w:gridCol w:w="1568"/>
+      </w:tblGrid>
+      <w:tr>
+        <w:tc>
+          <w:tcPr>
+            <w:tcW w:type="dxa" w:w="1568"/>
+          </w:tcPr>
+          <w:p/>
+        </w:tc>
+        <w:tc>
+          <w:tcPr>
+            <w:tcW w:type="dxa" w:w="1568"/>
+          </w:tcPr>
+          <w:p/>
+        </w:tc>
+        <w:tc>
+          <w:tcPr>
+            <w:tcW w:type="dxa" w:w="1568"/>
+          </w:tcPr>
+          <w:p/>
+        </w:tc>
+        <w:tc>
+          <w:tcPr>
+            <w:tcW w:type="dxa" w:w="1568"/>
+          </w:tcPr>
+          <w:p/>
+        </w:tc>
+        <w:tc>
+          <w:tcPr>
+            <w:tcW w:type="dxa" w:w="1568"/>
+          </w:tcPr>
+          <w:p/>
+        </w:tc>
+        <w:tc>
+          <w:tcPr>
+            <w:tcW w:type="dxa" w:w="1568"/>
+          </w:tcPr>
+          <w:p/>
+        </w:tc>
+      </w:tr>
+      <w:tr>
+        <w:tc>
+          <w:tcPr>
+            <w:tcW w:type="dxa" w:w="1568"/>
+            <w:shd w:val="clear" w:color="auto" w:fill="D6E4F0"/>
+          </w:tcPr>
+          <w:p>
+            <w:r>
+              <w:rPr>
+                <w:rFonts w:ascii="Malgun Gothic" w:hAnsi="Malgun Gothic" w:eastAsia="Malgun Gothic"/>
+                <w:b/>
+                <w:sz w:val="20"/>
+              </w:rPr>
+              <w:t>함수</w:t>
+            </w:r>
+          </w:p>
+        </w:tc>
+        <w:tc>
+          <w:tcPr>
+            <w:tcW w:type="dxa" w:w="1568"/>
+            <w:shd w:val="clear" w:color="auto" w:fill="D6E4F0"/>
+          </w:tcPr>
+          <w:p>
+            <w:r>
+              <w:rPr>
+                <w:rFonts w:ascii="Malgun Gothic" w:hAnsi="Malgun Gothic" w:eastAsia="Malgun Gothic"/>
+                <w:b/>
+                <w:sz w:val="20"/>
+              </w:rPr>
+              <w:t>수식</w:t>
+            </w:r>
+          </w:p>
+        </w:tc>
+        <w:tc>
+          <w:tcPr>
+            <w:tcW w:type="dxa" w:w="1568"/>
+            <w:shd w:val="clear" w:color="auto" w:fill="D6E4F0"/>
+          </w:tcPr>
+          <w:p>
+            <w:r>
+              <w:rPr>
+                <w:rFonts w:ascii="Malgun Gothic" w:hAnsi="Malgun Gothic" w:eastAsia="Malgun Gothic"/>
+                <w:b/>
+                <w:sz w:val="20"/>
+              </w:rPr>
+              <w:t>사용 위치</w:t>
+            </w:r>
+          </w:p>
+        </w:tc>
+        <w:tc>
+          <w:tcPr>
+            <w:tcW w:type="dxa" w:w="1568"/>
+            <w:shd w:val="clear" w:color="auto" w:fill="D6E4F0"/>
+          </w:tcPr>
+          <w:p>
+            <w:r>
+              <w:rPr>
+                <w:rFonts w:ascii="Malgun Gothic" w:hAnsi="Malgun Gothic" w:eastAsia="Malgun Gothic"/>
+                <w:b/>
+                <w:sz w:val="20"/>
+              </w:rPr>
+              <w:t>특성</w:t>
+            </w:r>
+          </w:p>
+        </w:tc>
+        <w:tc>
+          <w:tcPr>
+            <w:tcW w:type="dxa" w:w="1568"/>
+            <w:shd w:val="clear" w:color="auto" w:fill="D6E4F0"/>
+          </w:tcPr>
+          <w:p>
+            <w:r>
+              <w:rPr>
+                <w:rFonts w:ascii="Malgun Gothic" w:hAnsi="Malgun Gothic" w:eastAsia="Malgun Gothic"/>
+                <w:b/>
+                <w:sz w:val="20"/>
+              </w:rPr>
+              <w:t>선택 배경(왜 거기에?)</w:t>
+            </w:r>
+          </w:p>
+        </w:tc>
+        <w:tc>
+          <w:tcPr>
+            <w:tcW w:type="dxa" w:w="1568"/>
+            <w:shd w:val="clear" w:color="auto" w:fill="D6E4F0"/>
+          </w:tcPr>
+          <w:p>
+            <w:r>
+              <w:rPr>
+                <w:rFonts w:ascii="Malgun Gothic" w:hAnsi="Malgun Gothic" w:eastAsia="Malgun Gothic"/>
+                <w:b/>
+                <w:sz w:val="20"/>
+              </w:rPr>
+              <w:t>주의사항</w:t>
+            </w:r>
+          </w:p>
+        </w:tc>
+      </w:tr>
+      <w:tr>
+        <w:tc>
+          <w:tcPr>
+            <w:tcW w:type="dxa" w:w="1568"/>
+          </w:tcPr>
+          <w:p>
+            <w:r>
+              <w:rPr>
+                <w:rFonts w:ascii="Malgun Gothic" w:hAnsi="Malgun Gothic" w:eastAsia="Malgun Gothic"/>
+                <w:b w:val="0"/>
+                <w:sz w:val="20"/>
+              </w:rPr>
+              <w:t>ReLU</w:t>
+            </w:r>
+          </w:p>
+        </w:tc>
+        <w:tc>
+          <w:tcPr>
+            <w:tcW w:type="dxa" w:w="1568"/>
+          </w:tcPr>
+          <w:p>
+            <w:r>
+              <w:rPr>
+                <w:rFonts w:ascii="Malgun Gothic" w:hAnsi="Malgun Gothic" w:eastAsia="Malgun Gothic"/>
+                <w:b w:val="0"/>
+                <w:sz w:val="20"/>
+              </w:rPr>
+              <w:t>max(0, x)</w:t>
+            </w:r>
+          </w:p>
+        </w:tc>
+        <w:tc>
+          <w:tcPr>
+            <w:tcW w:type="dxa" w:w="1568"/>
+          </w:tcPr>
+          <w:p>
+            <w:r>
+              <w:rPr>
+                <w:rFonts w:ascii="Malgun Gothic" w:hAnsi="Malgun Gothic" w:eastAsia="Malgun Gothic"/>
+                <w:b w:val="0"/>
+                <w:sz w:val="20"/>
+              </w:rPr>
+              <w:t>Dense 중간층</w:t>
+              <w:br/>
+              <w:t>Conv1D 층</w:t>
+            </w:r>
+          </w:p>
+        </w:tc>
+        <w:tc>
+          <w:tcPr>
+            <w:tcW w:type="dxa" w:w="1568"/>
+          </w:tcPr>
+          <w:p>
+            <w:r>
+              <w:rPr>
+                <w:rFonts w:ascii="Malgun Gothic" w:hAnsi="Malgun Gothic" w:eastAsia="Malgun Gothic"/>
+                <w:b w:val="0"/>
+                <w:sz w:val="20"/>
+              </w:rPr>
+              <w:t>출력 [0,∞). 음수 → 0 차단.</w:t>
+              <w:br/>
+              <w:t>계산 단순, 학습 빠름.</w:t>
+            </w:r>
+          </w:p>
+        </w:tc>
+        <w:tc>
+          <w:tcPr>
+            <w:tcW w:type="dxa" w:w="1568"/>
+          </w:tcPr>
+          <w:p>
+            <w:r>
+              <w:rPr>
+                <w:rFonts w:ascii="Malgun Gothic" w:hAnsi="Malgun Gothic" w:eastAsia="Malgun Gothic"/>
+                <w:b w:val="0"/>
+                <w:sz w:val="20"/>
+              </w:rPr>
+              <w:t>비선형 변환이 필요한 중간층 표준 선택.</w:t>
+              <w:br/>
+              <w:t>FEMTO 소규모 데이터(~4,000샘플)에서 ELU·SELU 대비 과적합 위험 낮음.</w:t>
+              <w:br/>
+              <w:t>Conv1D는 국소 패턴 추출 후 음수 억제가 피처 선명도를 높임.</w:t>
+            </w:r>
+          </w:p>
+        </w:tc>
+        <w:tc>
+          <w:tcPr>
+            <w:tcW w:type="dxa" w:w="1568"/>
+          </w:tcPr>
+          <w:p>
+            <w:r>
+              <w:rPr>
+                <w:rFonts w:ascii="Malgun Gothic" w:hAnsi="Malgun Gothic" w:eastAsia="Malgun Gothic"/>
+                <w:b w:val="0"/>
+                <w:sz w:val="20"/>
+              </w:rPr>
+              <w:t>x&lt;0 구간 기울기=0 → Dying ReLU.</w:t>
+              <w:br/>
+              <w:t>본 모델은 소규모라 실용상 문제 없음.</w:t>
+            </w:r>
+          </w:p>
+        </w:tc>
+      </w:tr>
+      <w:tr>
+        <w:tc>
+          <w:tcPr>
+            <w:tcW w:type="dxa" w:w="1568"/>
+          </w:tcPr>
+          <w:p>
+            <w:r>
+              <w:rPr>
+                <w:rFonts w:ascii="Malgun Gothic" w:hAnsi="Malgun Gothic" w:eastAsia="Malgun Gothic"/>
+                <w:b w:val="0"/>
+                <w:sz w:val="20"/>
+              </w:rPr>
+              <w:t>tanh</w:t>
+            </w:r>
+          </w:p>
+        </w:tc>
+        <w:tc>
+          <w:tcPr>
+            <w:tcW w:type="dxa" w:w="1568"/>
+          </w:tcPr>
+          <w:p>
+            <w:r>
+              <w:rPr>
+                <w:rFonts w:ascii="Malgun Gothic" w:hAnsi="Malgun Gothic" w:eastAsia="Malgun Gothic"/>
+                <w:b w:val="0"/>
+                <w:sz w:val="20"/>
+              </w:rPr>
+              <w:t>(e^x−e^−x)/(e^x+e^−x)</w:t>
+            </w:r>
+          </w:p>
+        </w:tc>
+        <w:tc>
+          <w:tcPr>
+            <w:tcW w:type="dxa" w:w="1568"/>
+          </w:tcPr>
+          <w:p>
+            <w:r>
+              <w:rPr>
+                <w:rFonts w:ascii="Malgun Gothic" w:hAnsi="Malgun Gothic" w:eastAsia="Malgun Gothic"/>
+                <w:b w:val="0"/>
+                <w:sz w:val="20"/>
+              </w:rPr>
+              <w:t>LSTM·GRU·BiLSTM</w:t>
+              <w:br/>
+              <w:t>은닉 상태 (기본값)</w:t>
+            </w:r>
+          </w:p>
+        </w:tc>
+        <w:tc>
+          <w:tcPr>
+            <w:tcW w:type="dxa" w:w="1568"/>
+          </w:tcPr>
+          <w:p>
+            <w:r>
+              <w:rPr>
+                <w:rFonts w:ascii="Malgun Gothic" w:hAnsi="Malgun Gothic" w:eastAsia="Malgun Gothic"/>
+                <w:b w:val="0"/>
+                <w:sz w:val="20"/>
+              </w:rPr>
+              <w:t>출력 [−1,1]. 제로 중심.</w:t>
+              <w:br/>
+              <w:t>sigmoid보다 기울기 소실 적음.</w:t>
+            </w:r>
+          </w:p>
+        </w:tc>
+        <w:tc>
+          <w:tcPr>
+            <w:tcW w:type="dxa" w:w="1568"/>
+          </w:tcPr>
+          <w:p>
+            <w:r>
+              <w:rPr>
+                <w:rFonts w:ascii="Malgun Gothic" w:hAnsi="Malgun Gothic" w:eastAsia="Malgun Gothic"/>
+                <w:b w:val="0"/>
+                <w:sz w:val="20"/>
+              </w:rPr>
+              <w:t>LSTM/GRU의 이론적 설계가 tanh 은닉 상태를 전제로 유도됨.</w:t>
+              <w:br/>
+              <w:t>제로 중심 출력이 다음 게이트 sigmoid 입력의 균형을 맞춰 학습 안정.</w:t>
+              <w:br/>
+              <w:t>베어링 진동 신호의 방향성(+/−) 표현에 적합.</w:t>
+            </w:r>
+          </w:p>
+        </w:tc>
+        <w:tc>
+          <w:tcPr>
+            <w:tcW w:type="dxa" w:w="1568"/>
+          </w:tcPr>
+          <w:p>
+            <w:r>
+              <w:rPr>
+                <w:rFonts w:ascii="Malgun Gothic" w:hAnsi="Malgun Gothic" w:eastAsia="Malgun Gothic"/>
+                <w:b w:val="0"/>
+                <w:sz w:val="20"/>
+              </w:rPr>
+              <w:t>임의 변경 시 LSTM/GRU 이론 위반.</w:t>
+              <w:br/>
+              <w:t>Keras 기본값 유지 권장.</w:t>
+            </w:r>
+          </w:p>
+        </w:tc>
+      </w:tr>
+      <w:tr>
+        <w:tc>
+          <w:tcPr>
+            <w:tcW w:type="dxa" w:w="1568"/>
+          </w:tcPr>
+          <w:p>
+            <w:r>
+              <w:rPr>
+                <w:rFonts w:ascii="Malgun Gothic" w:hAnsi="Malgun Gothic" w:eastAsia="Malgun Gothic"/>
+                <w:b w:val="0"/>
+                <w:sz w:val="20"/>
+              </w:rPr>
+              <w:t>sigmoid</w:t>
+            </w:r>
+          </w:p>
+        </w:tc>
+        <w:tc>
+          <w:tcPr>
+            <w:tcW w:type="dxa" w:w="1568"/>
+          </w:tcPr>
+          <w:p>
+            <w:r>
+              <w:rPr>
+                <w:rFonts w:ascii="Malgun Gothic" w:hAnsi="Malgun Gothic" w:eastAsia="Malgun Gothic"/>
+                <w:b w:val="0"/>
+                <w:sz w:val="20"/>
+              </w:rPr>
+              <w:t>1/(1+e^−x)</w:t>
+            </w:r>
+          </w:p>
+        </w:tc>
+        <w:tc>
+          <w:tcPr>
+            <w:tcW w:type="dxa" w:w="1568"/>
+          </w:tcPr>
+          <w:p>
+            <w:r>
+              <w:rPr>
+                <w:rFonts w:ascii="Malgun Gothic" w:hAnsi="Malgun Gothic" w:eastAsia="Malgun Gothic"/>
+                <w:b w:val="0"/>
+                <w:sz w:val="20"/>
+              </w:rPr>
+              <w:t>LSTM forget·input·output gate</w:t>
+              <w:br/>
+              <w:t>GRU update·reset gate (기본값)</w:t>
+            </w:r>
+          </w:p>
+        </w:tc>
+        <w:tc>
+          <w:tcPr>
+            <w:tcW w:type="dxa" w:w="1568"/>
+          </w:tcPr>
+          <w:p>
+            <w:r>
+              <w:rPr>
+                <w:rFonts w:ascii="Malgun Gothic" w:hAnsi="Malgun Gothic" w:eastAsia="Malgun Gothic"/>
+                <w:b w:val="0"/>
+                <w:sz w:val="20"/>
+              </w:rPr>
+              <w:t>출력 [0,1]. 게이트 '열림/닫힘'</w:t>
+              <w:br/>
+              <w:t>정도 표현에 최적.</w:t>
+            </w:r>
+          </w:p>
+        </w:tc>
+        <w:tc>
+          <w:tcPr>
+            <w:tcW w:type="dxa" w:w="1568"/>
+          </w:tcPr>
+          <w:p>
+            <w:r>
+              <w:rPr>
+                <w:rFonts w:ascii="Malgun Gothic" w:hAnsi="Malgun Gothic" w:eastAsia="Malgun Gothic"/>
+                <w:b w:val="0"/>
+                <w:sz w:val="20"/>
+              </w:rPr>
+              <w:t>게이트 구조 자체가 sigmoid로 정보 흐름을 0~1로 조절하도록 설계됨.</w:t>
+              <w:br/>
+              <w:t>forget gate: 이전 기억 얼마나 유지?  input gate: 새 정보 얼마나 받을?</w:t>
+              <w:br/>
+              <w:t>이 0~1 범위 제어가 베어링 수명 장기 패턴 기억에 핵심.</w:t>
+            </w:r>
+          </w:p>
+        </w:tc>
+        <w:tc>
+          <w:tcPr>
+            <w:tcW w:type="dxa" w:w="1568"/>
+          </w:tcPr>
+          <w:p>
+            <w:r>
+              <w:rPr>
+                <w:rFonts w:ascii="Malgun Gothic" w:hAnsi="Malgun Gothic" w:eastAsia="Malgun Gothic"/>
+                <w:b w:val="0"/>
+                <w:sz w:val="20"/>
+              </w:rPr>
+              <w:t>Dense 층에 단독 사용 시 기울기 소실 심각.</w:t>
+              <w:br/>
+              <w:t>RNN 내부 게이트 전용으로만 사용.</w:t>
+            </w:r>
+          </w:p>
+        </w:tc>
+      </w:tr>
+      <w:tr>
+        <w:tc>
+          <w:tcPr>
+            <w:tcW w:type="dxa" w:w="1568"/>
+          </w:tcPr>
+          <w:p>
+            <w:r>
+              <w:rPr>
+                <w:rFonts w:ascii="Malgun Gothic" w:hAnsi="Malgun Gothic" w:eastAsia="Malgun Gothic"/>
+                <w:b w:val="0"/>
+                <w:sz w:val="20"/>
+              </w:rPr>
+              <w:t>Linear</w:t>
+              <w:br/>
+              <w:t>(없음)</w:t>
+            </w:r>
+          </w:p>
+        </w:tc>
+        <w:tc>
+          <w:tcPr>
+            <w:tcW w:type="dxa" w:w="1568"/>
+          </w:tcPr>
+          <w:p>
+            <w:r>
+              <w:rPr>
+                <w:rFonts w:ascii="Malgun Gothic" w:hAnsi="Malgun Gothic" w:eastAsia="Malgun Gothic"/>
+                <w:b w:val="0"/>
+                <w:sz w:val="20"/>
+              </w:rPr>
+              <w:t>f(x) = x</w:t>
+            </w:r>
+          </w:p>
+        </w:tc>
+        <w:tc>
+          <w:tcPr>
+            <w:tcW w:type="dxa" w:w="1568"/>
+          </w:tcPr>
+          <w:p>
+            <w:r>
+              <w:rPr>
+                <w:rFonts w:ascii="Malgun Gothic" w:hAnsi="Malgun Gothic" w:eastAsia="Malgun Gothic"/>
+                <w:b w:val="0"/>
+                <w:sz w:val="20"/>
+              </w:rPr>
+              <w:t>최종 출력층</w:t>
+              <w:br/>
+              <w:t>Dense(1)</w:t>
+            </w:r>
+          </w:p>
+        </w:tc>
+        <w:tc>
+          <w:tcPr>
+            <w:tcW w:type="dxa" w:w="1568"/>
+          </w:tcPr>
+          <w:p>
+            <w:r>
+              <w:rPr>
+                <w:rFonts w:ascii="Malgun Gothic" w:hAnsi="Malgun Gothic" w:eastAsia="Malgun Gothic"/>
+                <w:b w:val="0"/>
+                <w:sz w:val="20"/>
+              </w:rPr>
+              <w:t>출력 범위 제한 없음.</w:t>
+              <w:br/>
+              <w:t>모든 실수값 그대로 출력.</w:t>
+            </w:r>
+          </w:p>
+        </w:tc>
+        <w:tc>
+          <w:tcPr>
+            <w:tcW w:type="dxa" w:w="1568"/>
+          </w:tcPr>
+          <w:p>
+            <w:r>
+              <w:rPr>
+                <w:rFonts w:ascii="Malgun Gothic" w:hAnsi="Malgun Gothic" w:eastAsia="Malgun Gothic"/>
+                <w:b w:val="0"/>
+                <w:sz w:val="20"/>
+              </w:rPr>
+              <w:t>RUL(잔여수명)은 0~수천 스냅샷 범위의 연속 회귀값.</w:t>
+              <w:br/>
+              <w:t>sigmoid 적용 시 0~1로 제한되어 역변환 오차 발생.</w:t>
+              <w:br/>
+              <w:t>MinMaxScaler 역변환(inverse_transform)과 조합해</w:t>
+              <w:br/>
+              <w:t>실제 RUL = Linear출력×(max−min)+min 으로 복원.</w:t>
+            </w:r>
+          </w:p>
+        </w:tc>
+        <w:tc>
+          <w:tcPr>
+            <w:tcW w:type="dxa" w:w="1568"/>
+          </w:tcPr>
+          <w:p>
+            <w:r>
+              <w:rPr>
+                <w:rFonts w:ascii="Malgun Gothic" w:hAnsi="Malgun Gothic" w:eastAsia="Malgun Gothic"/>
+                <w:b w:val="0"/>
+                <w:sz w:val="20"/>
+              </w:rPr>
+              <w:t>분류라면 sigmoid(이진)/softmax(다중) 필수.</w:t>
+              <w:br/>
+              <w:t>회귀에서는 Linear가 표준.</w:t>
+            </w:r>
+          </w:p>
+        </w:tc>
+      </w:tr>
+    </w:tbl>
+    <w:p>
+      <w:r>
+        <w:rPr>
+          <w:rFonts w:ascii="Malgun Gothic" w:hAnsi="Malgun Gothic" w:eastAsia="Malgun Gothic"/>
+          <w:b w:val="0"/>
+          <w:sz w:val="18"/>
+        </w:rPr>
+        <w:t>[표 2] 활성화 함수별 특성 및 선택 배경</w:t>
+      </w:r>
+    </w:p>
+    <w:p/>
+    <w:p>
+      <w:pPr>
+        <w:pStyle w:val="Heading2"/>
+      </w:pPr>
+      <w:r>
+        <w:rPr>
+          <w:rFonts w:ascii="Malgun Gothic" w:hAnsi="Malgun Gothic" w:eastAsia="Malgun Gothic"/>
+        </w:rPr>
+        <w:t>3. 손실함수 및 옵티마이저 선택 배경</w:t>
+      </w:r>
+    </w:p>
+    <w:p>
+      <w:r>
+        <w:rPr>
+          <w:rFonts w:ascii="Malgun Gothic" w:hAnsi="Malgun Gothic" w:eastAsia="Malgun Gothic"/>
+          <w:b w:val="0"/>
+          <w:sz w:val="22"/>
+        </w:rPr>
+        <w:t>활성화 함수와 함께 손실함수(loss)·옵티마이저(optimizer) 선택도 모델 학습에 핵심적이다.</w:t>
+        <w:br/>
+        <w:br/>
+        <w:t>• 손실함수 MSE (Mean Squared Error): RUL 회귀 태스크에 표준. 큰 오차에 패널티를 제곱으로 강하게 부여하여 이상 예측을 억제. MAE 대비 이상치(수명 말기 급격한 진동 증가)에 더 민감하게 반응.</w:t>
+        <w:br/>
+        <w:br/>
+        <w:t>• 옵티마이저 Adam (lr=1e-3): Adaptive Moment Estimation. SGD 대비 학습률을 파라미터별로 자동 조정. FEMTO 소규모 데이터에서 빠른 수렴과 안정성 균형. lr=1e-3은 RNN 계열의 경험적 출발점으로 EarlyStopping(patience=7)과 조합.</w:t>
+      </w:r>
+    </w:p>
+    <w:p/>
+    <w:p>
+      <w:pPr>
+        <w:pStyle w:val="Heading2"/>
+      </w:pPr>
+      <w:r>
+        <w:rPr>
+          <w:rFonts w:ascii="Malgun Gothic" w:hAnsi="Malgun Gothic" w:eastAsia="Malgun Gothic"/>
+        </w:rPr>
+        <w:t>4. 핵심 코드 — GRU 모델 (최적 아키텍처)</w:t>
+      </w:r>
+    </w:p>
+    <w:p>
+      <w:r>
+        <w:rPr>
+          <w:rFonts w:ascii="Malgun Gothic" w:hAnsi="Malgun Gothic" w:eastAsia="Malgun Gothic"/>
+          <w:b w:val="0"/>
+          <w:sz w:val="20"/>
+        </w:rPr>
+        <w:t>아래는 GRU 모델 빌더의 활성화 함수 적용 부분이다.</w:t>
+      </w:r>
+    </w:p>
+    <w:p>
+      <w:r>
+        <w:rPr>
+          <w:rFonts w:ascii="Courier New" w:hAnsi="Courier New"/>
+          <w:sz w:val="16"/>
+        </w:rPr>
+        <w:t># femto_dl_compare.py</w:t>
+        <w:br/>
+        <w:t>def _build_gru(window, n_feat, units=64, dropout=0.2):</w:t>
+        <w:br/>
+        <w:t xml:space="preserve">    return tf.keras.Sequential([</w:t>
+        <w:br/>
+        <w:t xml:space="preserve">        Input(shape=(window, n_feat)),</w:t>
+        <w:br/>
+        <w:t xml:space="preserve">        GRU(units, return_sequences=True),  # tanh(은닉)+sigmoid(게이트): Keras 기본값</w:t>
+        <w:br/>
+        <w:t xml:space="preserve">        Dropout(dropout),                    # 과적합 방지</w:t>
+        <w:br/>
+        <w:t xml:space="preserve">        GRU(units // 2),                     # 동일</w:t>
+        <w:br/>
+        <w:t xml:space="preserve">        Dense(16, activation='relu'),         # ReLU: 비선형 중간 표현</w:t>
+        <w:br/>
+        <w:t xml:space="preserve">        Dense(1),                             # Linear: RUL 회귀값 (활성화 없음)</w:t>
+        <w:br/>
+        <w:t xml:space="preserve">    ])</w:t>
+        <w:br/>
+        <w:t xml:space="preserve">    # compile: loss='mse', optimizer=Adam(1e-3)</w:t>
+      </w:r>
+    </w:p>
+    <w:p/>
+    <w:p>
+      <w:r>
+        <w:br w:type="page"/>
+      </w:r>
+    </w:p>
+    <w:p>
+      <w:pPr>
+        <w:pStyle w:val="Heading1"/>
+      </w:pPr>
+      <w:r>
+        <w:t>VI. DL 아키텍처 비교 및 Optimizer 실험</w:t>
+      </w:r>
+    </w:p>
+    <w:p>
+      <w:pPr>
+        <w:pStyle w:val="Heading2"/>
+      </w:pPr>
+      <w:r>
+        <w:t>6.1 모델별 Optimizer 및 평가 결과</w:t>
+      </w:r>
+    </w:p>
+    <w:p>
+      <w:r>
+        <w:t>5개 DL 아키텍처를 동일한 조건(Adam lr=1e-3, GroupKFold CV 3-Fold, EarlyStopping patience=7)으로 비교하였습니다.</w:t>
+      </w:r>
+    </w:p>
+    <w:tbl>
+      <w:tblPr>
+        <w:tblStyle w:val="TableGrid"/>
+        <w:tblW w:type="auto" w:w="0"/>
+        <w:tblLook w:firstColumn="1" w:firstRow="1" w:lastColumn="0" w:lastRow="0" w:noHBand="0" w:noVBand="1" w:val="04A0"/>
+      </w:tblPr>
+      <w:tblGrid>
+        <w:gridCol w:w="1344"/>
+        <w:gridCol w:w="1344"/>
+        <w:gridCol w:w="1344"/>
+        <w:gridCol w:w="1344"/>
+        <w:gridCol w:w="1344"/>
+        <w:gridCol w:w="1344"/>
+        <w:gridCol w:w="1344"/>
+      </w:tblGrid>
+      <w:tr>
+        <w:tc>
+          <w:tcPr>
+            <w:tcW w:type="dxa" w:w="1344"/>
+            <w:shd w:val="clear" w:color="auto" w:fill="4472C4"/>
+          </w:tcPr>
+          <w:p>
+            <w:pPr>
+              <w:jc w:val="center"/>
+            </w:pPr>
+            <w:r>
+              <w:rPr>
+                <w:b/>
+                <w:color w:val="FFFFFF"/>
+              </w:rPr>
+              <w:t>모델</w:t>
+            </w:r>
+          </w:p>
+        </w:tc>
+        <w:tc>
+          <w:tcPr>
+            <w:tcW w:type="dxa" w:w="1344"/>
+            <w:shd w:val="clear" w:color="auto" w:fill="4472C4"/>
+          </w:tcPr>
+          <w:p>
+            <w:pPr>
+              <w:jc w:val="center"/>
+            </w:pPr>
+            <w:r>
+              <w:rPr>
+                <w:b/>
+                <w:color w:val="FFFFFF"/>
+              </w:rPr>
+              <w:t>Optimizer</w:t>
+            </w:r>
+          </w:p>
+        </w:tc>
+        <w:tc>
+          <w:tcPr>
+            <w:tcW w:type="dxa" w:w="1344"/>
+            <w:shd w:val="clear" w:color="auto" w:fill="4472C4"/>
+          </w:tcPr>
+          <w:p>
+            <w:pPr>
+              <w:jc w:val="center"/>
+            </w:pPr>
+            <w:r>
+              <w:rPr>
+                <w:b/>
+                <w:color w:val="FFFFFF"/>
+              </w:rPr>
+              <w:t>CV RMSE</w:t>
+            </w:r>
+          </w:p>
+        </w:tc>
+        <w:tc>
+          <w:tcPr>
+            <w:tcW w:type="dxa" w:w="1344"/>
+            <w:shd w:val="clear" w:color="auto" w:fill="4472C4"/>
+          </w:tcPr>
+          <w:p>
+            <w:pPr>
+              <w:jc w:val="center"/>
+            </w:pPr>
+            <w:r>
+              <w:rPr>
+                <w:b/>
+                <w:color w:val="FFFFFF"/>
+              </w:rPr>
+              <w:t>CV MAE</w:t>
+            </w:r>
+          </w:p>
+        </w:tc>
+        <w:tc>
+          <w:tcPr>
+            <w:tcW w:type="dxa" w:w="1344"/>
+            <w:shd w:val="clear" w:color="auto" w:fill="4472C4"/>
+          </w:tcPr>
+          <w:p>
+            <w:pPr>
+              <w:jc w:val="center"/>
+            </w:pPr>
+            <w:r>
+              <w:rPr>
+                <w:b/>
+                <w:color w:val="FFFFFF"/>
+              </w:rPr>
+              <w:t>OOS RMSE</w:t>
+            </w:r>
+          </w:p>
+        </w:tc>
+        <w:tc>
+          <w:tcPr>
+            <w:tcW w:type="dxa" w:w="1344"/>
+            <w:shd w:val="clear" w:color="auto" w:fill="4472C4"/>
+          </w:tcPr>
+          <w:p>
+            <w:pPr>
+              <w:jc w:val="center"/>
+            </w:pPr>
+            <w:r>
+              <w:rPr>
+                <w:b/>
+                <w:color w:val="FFFFFF"/>
+              </w:rPr>
+              <w:t>OOS MAE</w:t>
+            </w:r>
+          </w:p>
+        </w:tc>
+        <w:tc>
+          <w:tcPr>
+            <w:tcW w:type="dxa" w:w="1344"/>
+            <w:shd w:val="clear" w:color="auto" w:fill="4472C4"/>
+          </w:tcPr>
+          <w:p>
+            <w:pPr>
+              <w:jc w:val="center"/>
+            </w:pPr>
+            <w:r>
+              <w:rPr>
+                <w:b/>
+                <w:color w:val="FFFFFF"/>
+              </w:rPr>
+              <w:t>비고</w:t>
+            </w:r>
+          </w:p>
+        </w:tc>
+      </w:tr>
+      <w:tr>
+        <w:tc>
+          <w:tcPr>
+            <w:tcW w:type="dxa" w:w="1344"/>
+          </w:tcPr>
+          <w:p>
+            <w:pPr>
+              <w:jc w:val="center"/>
+            </w:pPr>
+            <w:r>
+              <w:t>LSTM</w:t>
+            </w:r>
+          </w:p>
+        </w:tc>
+        <w:tc>
+          <w:tcPr>
+            <w:tcW w:type="dxa" w:w="1344"/>
+          </w:tcPr>
+          <w:p>
+            <w:pPr>
+              <w:jc w:val="center"/>
+            </w:pPr>
+            <w:r>
+              <w:t>Adam (lr=1e-3)</w:t>
+            </w:r>
+          </w:p>
+        </w:tc>
+        <w:tc>
+          <w:tcPr>
+            <w:tcW w:type="dxa" w:w="1344"/>
+          </w:tcPr>
+          <w:p>
+            <w:pPr>
+              <w:jc w:val="center"/>
+            </w:pPr>
+            <w:r>
+              <w:t>1,091.23</w:t>
+            </w:r>
+          </w:p>
+        </w:tc>
+        <w:tc>
+          <w:tcPr>
+            <w:tcW w:type="dxa" w:w="1344"/>
+          </w:tcPr>
+          <w:p>
+            <w:pPr>
+              <w:jc w:val="center"/>
+            </w:pPr>
+            <w:r>
+              <w:t>947.29</w:t>
+            </w:r>
+          </w:p>
+        </w:tc>
+        <w:tc>
+          <w:tcPr>
+            <w:tcW w:type="dxa" w:w="1344"/>
+          </w:tcPr>
+          <w:p>
+            <w:pPr>
+              <w:jc w:val="center"/>
+            </w:pPr>
+            <w:r>
+              <w:t>1,036.91</w:t>
+            </w:r>
+          </w:p>
+        </w:tc>
+        <w:tc>
+          <w:tcPr>
+            <w:tcW w:type="dxa" w:w="1344"/>
+          </w:tcPr>
+          <w:p>
+            <w:pPr>
+              <w:jc w:val="center"/>
+            </w:pPr>
+            <w:r>
+              <w:t>846.21</w:t>
+            </w:r>
+          </w:p>
+        </w:tc>
+        <w:tc>
+          <w:tcPr>
+            <w:tcW w:type="dxa" w:w="1344"/>
+          </w:tcPr>
+          <w:p>
+            <w:pPr>
+              <w:jc w:val="center"/>
+            </w:pPr>
+            <w:r/>
+          </w:p>
+        </w:tc>
+      </w:tr>
+      <w:tr>
+        <w:tc>
+          <w:tcPr>
+            <w:tcW w:type="dxa" w:w="1344"/>
+            <w:shd w:val="clear" w:color="auto" w:fill="D9E1F2"/>
+          </w:tcPr>
+          <w:p>
+            <w:pPr>
+              <w:jc w:val="center"/>
+            </w:pPr>
+            <w:r>
+              <w:rPr>
+                <w:b/>
+              </w:rPr>
+              <w:t>GRU</w:t>
+            </w:r>
+          </w:p>
+        </w:tc>
+        <w:tc>
+          <w:tcPr>
+            <w:tcW w:type="dxa" w:w="1344"/>
+            <w:shd w:val="clear" w:color="auto" w:fill="D9E1F2"/>
+          </w:tcPr>
+          <w:p>
+            <w:pPr>
+              <w:jc w:val="center"/>
+            </w:pPr>
+            <w:r>
+              <w:rPr>
+                <w:b/>
+              </w:rPr>
+              <w:t>Adam (lr=1e-3)</w:t>
+            </w:r>
+          </w:p>
+        </w:tc>
+        <w:tc>
+          <w:tcPr>
+            <w:tcW w:type="dxa" w:w="1344"/>
+            <w:shd w:val="clear" w:color="auto" w:fill="D9E1F2"/>
+          </w:tcPr>
+          <w:p>
+            <w:pPr>
+              <w:jc w:val="center"/>
+            </w:pPr>
+            <w:r>
+              <w:rPr>
+                <w:b/>
+              </w:rPr>
+              <w:t>1,164.82</w:t>
+            </w:r>
+          </w:p>
+        </w:tc>
+        <w:tc>
+          <w:tcPr>
+            <w:tcW w:type="dxa" w:w="1344"/>
+            <w:shd w:val="clear" w:color="auto" w:fill="D9E1F2"/>
+          </w:tcPr>
+          <w:p>
+            <w:pPr>
+              <w:jc w:val="center"/>
+            </w:pPr>
+            <w:r>
+              <w:rPr>
+                <w:b/>
+              </w:rPr>
+              <w:t>1,019.24</w:t>
+            </w:r>
+          </w:p>
+        </w:tc>
+        <w:tc>
+          <w:tcPr>
+            <w:tcW w:type="dxa" w:w="1344"/>
+            <w:shd w:val="clear" w:color="auto" w:fill="D9E1F2"/>
+          </w:tcPr>
+          <w:p>
+            <w:pPr>
+              <w:jc w:val="center"/>
+            </w:pPr>
+            <w:r>
+              <w:rPr>
+                <w:b/>
+              </w:rPr>
+              <w:t>909.96</w:t>
+            </w:r>
+          </w:p>
+        </w:tc>
+        <w:tc>
+          <w:tcPr>
+            <w:tcW w:type="dxa" w:w="1344"/>
+            <w:shd w:val="clear" w:color="auto" w:fill="D9E1F2"/>
+          </w:tcPr>
+          <w:p>
+            <w:pPr>
+              <w:jc w:val="center"/>
+            </w:pPr>
+            <w:r>
+              <w:rPr>
+                <w:b/>
+              </w:rPr>
+              <w:t>741.50</w:t>
+            </w:r>
+          </w:p>
+        </w:tc>
+        <w:tc>
+          <w:tcPr>
+            <w:tcW w:type="dxa" w:w="1344"/>
+            <w:shd w:val="clear" w:color="auto" w:fill="D9E1F2"/>
+          </w:tcPr>
+          <w:p>
+            <w:pPr>
+              <w:jc w:val="center"/>
+            </w:pPr>
+            <w:r>
+              <w:rPr>
+                <w:b/>
+              </w:rPr>
+              <w:t>★ 최우수</w:t>
+            </w:r>
+          </w:p>
+        </w:tc>
+      </w:tr>
+      <w:tr>
+        <w:tc>
+          <w:tcPr>
+            <w:tcW w:type="dxa" w:w="1344"/>
+          </w:tcPr>
+          <w:p>
+            <w:pPr>
+              <w:jc w:val="center"/>
+            </w:pPr>
+            <w:r>
+              <w:t>BiLSTM</w:t>
+            </w:r>
+          </w:p>
+        </w:tc>
+        <w:tc>
+          <w:tcPr>
+            <w:tcW w:type="dxa" w:w="1344"/>
+          </w:tcPr>
+          <w:p>
+            <w:pPr>
+              <w:jc w:val="center"/>
+            </w:pPr>
+            <w:r>
+              <w:t>Adam (lr=1e-3)</w:t>
+            </w:r>
+          </w:p>
+        </w:tc>
+        <w:tc>
+          <w:tcPr>
+            <w:tcW w:type="dxa" w:w="1344"/>
+          </w:tcPr>
+          <w:p>
+            <w:pPr>
+              <w:jc w:val="center"/>
+            </w:pPr>
+            <w:r>
+              <w:t>1,301.63</w:t>
+            </w:r>
+          </w:p>
+        </w:tc>
+        <w:tc>
+          <w:tcPr>
+            <w:tcW w:type="dxa" w:w="1344"/>
+          </w:tcPr>
+          <w:p>
+            <w:pPr>
+              <w:jc w:val="center"/>
+            </w:pPr>
+            <w:r>
+              <w:t>1,113.67</w:t>
+            </w:r>
+          </w:p>
+        </w:tc>
+        <w:tc>
+          <w:tcPr>
+            <w:tcW w:type="dxa" w:w="1344"/>
+          </w:tcPr>
+          <w:p>
+            <w:pPr>
+              <w:jc w:val="center"/>
+            </w:pPr>
+            <w:r>
+              <w:t>1,021.19</w:t>
+            </w:r>
+          </w:p>
+        </w:tc>
+        <w:tc>
+          <w:tcPr>
+            <w:tcW w:type="dxa" w:w="1344"/>
+          </w:tcPr>
+          <w:p>
+            <w:pPr>
+              <w:jc w:val="center"/>
+            </w:pPr>
+            <w:r>
+              <w:t>805.53</w:t>
+            </w:r>
+          </w:p>
+        </w:tc>
+        <w:tc>
+          <w:tcPr>
+            <w:tcW w:type="dxa" w:w="1344"/>
+          </w:tcPr>
+          <w:p>
+            <w:pPr>
+              <w:jc w:val="center"/>
+            </w:pPr>
+            <w:r/>
+          </w:p>
+        </w:tc>
+      </w:tr>
+      <w:tr>
+        <w:tc>
+          <w:tcPr>
+            <w:tcW w:type="dxa" w:w="1344"/>
+          </w:tcPr>
+          <w:p>
+            <w:pPr>
+              <w:jc w:val="center"/>
+            </w:pPr>
+            <w:r>
+              <w:t>1D-CNN</w:t>
+            </w:r>
+          </w:p>
+        </w:tc>
+        <w:tc>
+          <w:tcPr>
+            <w:tcW w:type="dxa" w:w="1344"/>
+          </w:tcPr>
+          <w:p>
+            <w:pPr>
+              <w:jc w:val="center"/>
+            </w:pPr>
+            <w:r>
+              <w:t>Adam (lr=1e-3)</w:t>
+            </w:r>
+          </w:p>
+        </w:tc>
+        <w:tc>
+          <w:tcPr>
+            <w:tcW w:type="dxa" w:w="1344"/>
+          </w:tcPr>
+          <w:p>
+            <w:pPr>
+              <w:jc w:val="center"/>
+            </w:pPr>
+            <w:r>
+              <w:t>1,093.23</w:t>
+            </w:r>
+          </w:p>
+        </w:tc>
+        <w:tc>
+          <w:tcPr>
+            <w:tcW w:type="dxa" w:w="1344"/>
+          </w:tcPr>
+          <w:p>
+            <w:pPr>
+              <w:jc w:val="center"/>
+            </w:pPr>
+            <w:r>
+              <w:t>956.94</w:t>
+            </w:r>
+          </w:p>
+        </w:tc>
+        <w:tc>
+          <w:tcPr>
+            <w:tcW w:type="dxa" w:w="1344"/>
+          </w:tcPr>
+          <w:p>
+            <w:pPr>
+              <w:jc w:val="center"/>
+            </w:pPr>
+            <w:r>
+              <w:t>938.03</w:t>
+            </w:r>
+          </w:p>
+        </w:tc>
+        <w:tc>
+          <w:tcPr>
+            <w:tcW w:type="dxa" w:w="1344"/>
+          </w:tcPr>
+          <w:p>
+            <w:pPr>
+              <w:jc w:val="center"/>
+            </w:pPr>
+            <w:r>
+              <w:t>754.87</w:t>
+            </w:r>
+          </w:p>
+        </w:tc>
+        <w:tc>
+          <w:tcPr>
+            <w:tcW w:type="dxa" w:w="1344"/>
+          </w:tcPr>
+          <w:p>
+            <w:pPr>
+              <w:jc w:val="center"/>
+            </w:pPr>
+            <w:r/>
+          </w:p>
+        </w:tc>
+      </w:tr>
+      <w:tr>
+        <w:tc>
+          <w:tcPr>
+            <w:tcW w:type="dxa" w:w="1344"/>
+          </w:tcPr>
+          <w:p>
+            <w:pPr>
+              <w:jc w:val="center"/>
+            </w:pPr>
+            <w:r>
+              <w:t>CNN-LSTM</w:t>
+            </w:r>
+          </w:p>
+        </w:tc>
+        <w:tc>
+          <w:tcPr>
+            <w:tcW w:type="dxa" w:w="1344"/>
+          </w:tcPr>
+          <w:p>
+            <w:pPr>
+              <w:jc w:val="center"/>
+            </w:pPr>
+            <w:r>
+              <w:t>Adam (lr=1e-3)</w:t>
+            </w:r>
+          </w:p>
+        </w:tc>
+        <w:tc>
+          <w:tcPr>
+            <w:tcW w:type="dxa" w:w="1344"/>
+          </w:tcPr>
+          <w:p>
+            <w:pPr>
+              <w:jc w:val="center"/>
+            </w:pPr>
+            <w:r>
+              <w:t>1,168.68</w:t>
+            </w:r>
+          </w:p>
+        </w:tc>
+        <w:tc>
+          <w:tcPr>
+            <w:tcW w:type="dxa" w:w="1344"/>
+          </w:tcPr>
+          <w:p>
+            <w:pPr>
+              <w:jc w:val="center"/>
+            </w:pPr>
+            <w:r>
+              <w:t>1,019.86</w:t>
+            </w:r>
+          </w:p>
+        </w:tc>
+        <w:tc>
+          <w:tcPr>
+            <w:tcW w:type="dxa" w:w="1344"/>
+          </w:tcPr>
+          <w:p>
+            <w:pPr>
+              <w:jc w:val="center"/>
+            </w:pPr>
+            <w:r>
+              <w:t>996.61</w:t>
+            </w:r>
+          </w:p>
+        </w:tc>
+        <w:tc>
+          <w:tcPr>
+            <w:tcW w:type="dxa" w:w="1344"/>
+          </w:tcPr>
+          <w:p>
+            <w:pPr>
+              <w:jc w:val="center"/>
+            </w:pPr>
+            <w:r>
+              <w:t>789.89</w:t>
+            </w:r>
+          </w:p>
+        </w:tc>
+        <w:tc>
+          <w:tcPr>
+            <w:tcW w:type="dxa" w:w="1344"/>
+          </w:tcPr>
+          <w:p>
+            <w:pPr>
+              <w:jc w:val="center"/>
+            </w:pPr>
+            <w:r/>
+          </w:p>
+        </w:tc>
+      </w:tr>
+    </w:tbl>
+    <w:p>
+      <w:r>
+        <w:t>공통 설정: loss=MSE, batch=32, epochs=50, EarlyStopping(patience=7)</w:t>
+        <w:br/>
+        <w:t>OOS 홀드아웃: Bearing1_7(Cond1) + Bearing3_3(Cond3)</w:t>
+      </w:r>
+    </w:p>
+    <w:p>
+      <w:pPr>
+        <w:pStyle w:val="Heading2"/>
+      </w:pPr>
+      <w:r>
+        <w:t>6.2 GRU 하이퍼파라미터 튜닝 (Grid Search 27 조합)</w:t>
+      </w:r>
+    </w:p>
+    <w:p>
+      <w:r>
+        <w:t>최우수 모델 GRU에 대해 window_size x units x dropout (3x3x3=27 조합) Grid Search 수행. 최적: window=20, units=32, dropout=0.1 -&gt; OOS RMSE 956.05</w:t>
+      </w:r>
+    </w:p>
+    <w:tbl>
+      <w:tblPr>
+        <w:tblStyle w:val="TableGrid"/>
+        <w:tblW w:type="auto" w:w="0"/>
+        <w:tblLook w:firstColumn="1" w:firstRow="1" w:lastColumn="0" w:lastRow="0" w:noHBand="0" w:noVBand="1" w:val="04A0"/>
+      </w:tblPr>
+      <w:tblGrid>
+        <w:gridCol w:w="1176"/>
+        <w:gridCol w:w="1176"/>
+        <w:gridCol w:w="1176"/>
+        <w:gridCol w:w="1176"/>
+        <w:gridCol w:w="1176"/>
+        <w:gridCol w:w="1176"/>
+        <w:gridCol w:w="1176"/>
+        <w:gridCol w:w="1176"/>
+      </w:tblGrid>
+      <w:tr>
+        <w:tc>
+          <w:tcPr>
+            <w:tcW w:type="dxa" w:w="1176"/>
+            <w:shd w:val="clear" w:color="auto" w:fill="4472C4"/>
+          </w:tcPr>
+          <w:p>
+            <w:pPr>
+              <w:jc w:val="center"/>
+            </w:pPr>
+            <w:r>
+              <w:rPr>
+                <w:b/>
+                <w:color w:val="FFFFFF"/>
+              </w:rPr>
+              <w:t>구분</w:t>
+            </w:r>
+          </w:p>
+        </w:tc>
+        <w:tc>
+          <w:tcPr>
+            <w:tcW w:type="dxa" w:w="1176"/>
+            <w:shd w:val="clear" w:color="auto" w:fill="4472C4"/>
+          </w:tcPr>
+          <w:p>
+            <w:pPr>
+              <w:jc w:val="center"/>
+            </w:pPr>
+            <w:r>
+              <w:rPr>
+                <w:b/>
+                <w:color w:val="FFFFFF"/>
+              </w:rPr>
+              <w:t>window</w:t>
+            </w:r>
+          </w:p>
+        </w:tc>
+        <w:tc>
+          <w:tcPr>
+            <w:tcW w:type="dxa" w:w="1176"/>
+            <w:shd w:val="clear" w:color="auto" w:fill="4472C4"/>
+          </w:tcPr>
+          <w:p>
+            <w:pPr>
+              <w:jc w:val="center"/>
+            </w:pPr>
+            <w:r>
+              <w:rPr>
+                <w:b/>
+                <w:color w:val="FFFFFF"/>
+              </w:rPr>
+              <w:t>units</w:t>
+            </w:r>
+          </w:p>
+        </w:tc>
+        <w:tc>
+          <w:tcPr>
+            <w:tcW w:type="dxa" w:w="1176"/>
+            <w:shd w:val="clear" w:color="auto" w:fill="4472C4"/>
+          </w:tcPr>
+          <w:p>
+            <w:pPr>
+              <w:jc w:val="center"/>
+            </w:pPr>
+            <w:r>
+              <w:rPr>
+                <w:b/>
+                <w:color w:val="FFFFFF"/>
+              </w:rPr>
+              <w:t>dropout</w:t>
+            </w:r>
+          </w:p>
+        </w:tc>
+        <w:tc>
+          <w:tcPr>
+            <w:tcW w:type="dxa" w:w="1176"/>
+            <w:shd w:val="clear" w:color="auto" w:fill="4472C4"/>
+          </w:tcPr>
+          <w:p>
+            <w:pPr>
+              <w:jc w:val="center"/>
+            </w:pPr>
+            <w:r>
+              <w:rPr>
+                <w:b/>
+                <w:color w:val="FFFFFF"/>
+              </w:rPr>
+              <w:t>Optimizer</w:t>
+            </w:r>
+          </w:p>
+        </w:tc>
+        <w:tc>
+          <w:tcPr>
+            <w:tcW w:type="dxa" w:w="1176"/>
+            <w:shd w:val="clear" w:color="auto" w:fill="4472C4"/>
+          </w:tcPr>
+          <w:p>
+            <w:pPr>
+              <w:jc w:val="center"/>
+            </w:pPr>
+            <w:r>
+              <w:rPr>
+                <w:b/>
+                <w:color w:val="FFFFFF"/>
+              </w:rPr>
+              <w:t>CV RMSE</w:t>
+            </w:r>
+          </w:p>
+        </w:tc>
+        <w:tc>
+          <w:tcPr>
+            <w:tcW w:type="dxa" w:w="1176"/>
+            <w:shd w:val="clear" w:color="auto" w:fill="4472C4"/>
+          </w:tcPr>
+          <w:p>
+            <w:pPr>
+              <w:jc w:val="center"/>
+            </w:pPr>
+            <w:r>
+              <w:rPr>
+                <w:b/>
+                <w:color w:val="FFFFFF"/>
+              </w:rPr>
+              <w:t>OOS RMSE</w:t>
+            </w:r>
+          </w:p>
+        </w:tc>
+        <w:tc>
+          <w:tcPr>
+            <w:tcW w:type="dxa" w:w="1176"/>
+            <w:shd w:val="clear" w:color="auto" w:fill="4472C4"/>
+          </w:tcPr>
+          <w:p>
+            <w:pPr>
+              <w:jc w:val="center"/>
+            </w:pPr>
+            <w:r>
+              <w:rPr>
+                <w:b/>
+                <w:color w:val="FFFFFF"/>
+              </w:rPr>
+              <w:t>OOS MAE</w:t>
+            </w:r>
+          </w:p>
+        </w:tc>
+      </w:tr>
+      <w:tr>
+        <w:tc>
+          <w:tcPr>
+            <w:tcW w:type="dxa" w:w="1176"/>
+          </w:tcPr>
+          <w:p>
+            <w:pPr>
+              <w:jc w:val="center"/>
+            </w:pPr>
+            <w:r>
+              <w:t>기본값 (비교)</w:t>
+            </w:r>
+          </w:p>
+        </w:tc>
+        <w:tc>
+          <w:tcPr>
+            <w:tcW w:type="dxa" w:w="1176"/>
+          </w:tcPr>
+          <w:p>
+            <w:pPr>
+              <w:jc w:val="center"/>
+            </w:pPr>
+            <w:r>
+              <w:t>30</w:t>
+            </w:r>
+          </w:p>
+        </w:tc>
+        <w:tc>
+          <w:tcPr>
+            <w:tcW w:type="dxa" w:w="1176"/>
+          </w:tcPr>
+          <w:p>
+            <w:pPr>
+              <w:jc w:val="center"/>
+            </w:pPr>
+            <w:r>
+              <w:t>64</w:t>
+            </w:r>
+          </w:p>
+        </w:tc>
+        <w:tc>
+          <w:tcPr>
+            <w:tcW w:type="dxa" w:w="1176"/>
+          </w:tcPr>
+          <w:p>
+            <w:pPr>
+              <w:jc w:val="center"/>
+            </w:pPr>
+            <w:r>
+              <w:t>0.2</w:t>
+            </w:r>
+          </w:p>
+        </w:tc>
+        <w:tc>
+          <w:tcPr>
+            <w:tcW w:type="dxa" w:w="1176"/>
+          </w:tcPr>
+          <w:p>
+            <w:pPr>
+              <w:jc w:val="center"/>
+            </w:pPr>
+            <w:r>
+              <w:t>Adam (lr=1e-3)</w:t>
+            </w:r>
+          </w:p>
+        </w:tc>
+        <w:tc>
+          <w:tcPr>
+            <w:tcW w:type="dxa" w:w="1176"/>
+          </w:tcPr>
+          <w:p>
+            <w:pPr>
+              <w:jc w:val="center"/>
+            </w:pPr>
+            <w:r>
+              <w:t>1,164.82</w:t>
+            </w:r>
+          </w:p>
+        </w:tc>
+        <w:tc>
+          <w:tcPr>
+            <w:tcW w:type="dxa" w:w="1176"/>
+          </w:tcPr>
+          <w:p>
+            <w:pPr>
+              <w:jc w:val="center"/>
+            </w:pPr>
+            <w:r>
+              <w:t>909.96</w:t>
+            </w:r>
+          </w:p>
+        </w:tc>
+        <w:tc>
+          <w:tcPr>
+            <w:tcW w:type="dxa" w:w="1176"/>
+          </w:tcPr>
+          <w:p>
+            <w:pPr>
+              <w:jc w:val="center"/>
+            </w:pPr>
+            <w:r>
+              <w:t>741.50</w:t>
+            </w:r>
+          </w:p>
+        </w:tc>
+      </w:tr>
+      <w:tr>
+        <w:tc>
+          <w:tcPr>
+            <w:tcW w:type="dxa" w:w="1176"/>
+            <w:shd w:val="clear" w:color="auto" w:fill="E2EFDA"/>
+          </w:tcPr>
+          <w:p>
+            <w:pPr>
+              <w:jc w:val="center"/>
+            </w:pPr>
+            <w:r>
+              <w:rPr>
+                <w:b/>
+              </w:rPr>
+              <w:t>튜닝 Best ★</w:t>
+            </w:r>
+          </w:p>
+        </w:tc>
+        <w:tc>
+          <w:tcPr>
+            <w:tcW w:type="dxa" w:w="1176"/>
+            <w:shd w:val="clear" w:color="auto" w:fill="E2EFDA"/>
+          </w:tcPr>
+          <w:p>
+            <w:pPr>
+              <w:jc w:val="center"/>
+            </w:pPr>
+            <w:r>
+              <w:rPr>
+                <w:b/>
+              </w:rPr>
+              <w:t>20</w:t>
+            </w:r>
+          </w:p>
+        </w:tc>
+        <w:tc>
+          <w:tcPr>
+            <w:tcW w:type="dxa" w:w="1176"/>
+            <w:shd w:val="clear" w:color="auto" w:fill="E2EFDA"/>
+          </w:tcPr>
+          <w:p>
+            <w:pPr>
+              <w:jc w:val="center"/>
+            </w:pPr>
+            <w:r>
+              <w:rPr>
+                <w:b/>
+              </w:rPr>
+              <w:t>32</w:t>
+            </w:r>
+          </w:p>
+        </w:tc>
+        <w:tc>
+          <w:tcPr>
+            <w:tcW w:type="dxa" w:w="1176"/>
+            <w:shd w:val="clear" w:color="auto" w:fill="E2EFDA"/>
+          </w:tcPr>
+          <w:p>
+            <w:pPr>
+              <w:jc w:val="center"/>
+            </w:pPr>
+            <w:r>
+              <w:rPr>
+                <w:b/>
+              </w:rPr>
+              <w:t>0.1</w:t>
+            </w:r>
+          </w:p>
+        </w:tc>
+        <w:tc>
+          <w:tcPr>
+            <w:tcW w:type="dxa" w:w="1176"/>
+            <w:shd w:val="clear" w:color="auto" w:fill="E2EFDA"/>
+          </w:tcPr>
+          <w:p>
+            <w:pPr>
+              <w:jc w:val="center"/>
+            </w:pPr>
+            <w:r>
+              <w:rPr>
+                <w:b/>
+              </w:rPr>
+              <w:t>Adam (lr=1e-3)</w:t>
+            </w:r>
+          </w:p>
+        </w:tc>
+        <w:tc>
+          <w:tcPr>
+            <w:tcW w:type="dxa" w:w="1176"/>
+            <w:shd w:val="clear" w:color="auto" w:fill="E2EFDA"/>
+          </w:tcPr>
+          <w:p>
+            <w:pPr>
+              <w:jc w:val="center"/>
+            </w:pPr>
+            <w:r>
+              <w:rPr>
+                <w:b/>
+              </w:rPr>
+              <w:t>1,184.99</w:t>
+            </w:r>
+          </w:p>
+        </w:tc>
+        <w:tc>
+          <w:tcPr>
+            <w:tcW w:type="dxa" w:w="1176"/>
+            <w:shd w:val="clear" w:color="auto" w:fill="E2EFDA"/>
+          </w:tcPr>
+          <w:p>
+            <w:pPr>
+              <w:jc w:val="center"/>
+            </w:pPr>
+            <w:r>
+              <w:rPr>
+                <w:b/>
+              </w:rPr>
+              <w:t>956.05</w:t>
+            </w:r>
+          </w:p>
+        </w:tc>
+        <w:tc>
+          <w:tcPr>
+            <w:tcW w:type="dxa" w:w="1176"/>
+            <w:shd w:val="clear" w:color="auto" w:fill="E2EFDA"/>
+          </w:tcPr>
+          <w:p>
+            <w:pPr>
+              <w:jc w:val="center"/>
+            </w:pPr>
+            <w:r>
+              <w:rPr>
+                <w:b/>
+              </w:rPr>
+              <w:t>767.06</w:t>
+            </w:r>
+          </w:p>
+        </w:tc>
+      </w:tr>
+      <w:tr>
+        <w:tc>
+          <w:tcPr>
+            <w:tcW w:type="dxa" w:w="1176"/>
+          </w:tcPr>
+          <w:p>
+            <w:pPr>
+              <w:jc w:val="center"/>
+            </w:pPr>
+            <w:r>
+              <w:t>상위 2위</w:t>
+            </w:r>
+          </w:p>
+        </w:tc>
+        <w:tc>
+          <w:tcPr>
+            <w:tcW w:type="dxa" w:w="1176"/>
+          </w:tcPr>
+          <w:p>
+            <w:pPr>
+              <w:jc w:val="center"/>
+            </w:pPr>
+            <w:r>
+              <w:t>20</w:t>
+            </w:r>
+          </w:p>
+        </w:tc>
+        <w:tc>
+          <w:tcPr>
+            <w:tcW w:type="dxa" w:w="1176"/>
+          </w:tcPr>
+          <w:p>
+            <w:pPr>
+              <w:jc w:val="center"/>
+            </w:pPr>
+            <w:r>
+              <w:t>64</w:t>
+            </w:r>
+          </w:p>
+        </w:tc>
+        <w:tc>
+          <w:tcPr>
+            <w:tcW w:type="dxa" w:w="1176"/>
+          </w:tcPr>
+          <w:p>
+            <w:pPr>
+              <w:jc w:val="center"/>
+            </w:pPr>
+            <w:r>
+              <w:t>0.1</w:t>
+            </w:r>
+          </w:p>
+        </w:tc>
+        <w:tc>
+          <w:tcPr>
+            <w:tcW w:type="dxa" w:w="1176"/>
+          </w:tcPr>
+          <w:p>
+            <w:pPr>
+              <w:jc w:val="center"/>
+            </w:pPr>
+            <w:r>
+              <w:t>Adam (lr=1e-3)</w:t>
+            </w:r>
+          </w:p>
+        </w:tc>
+        <w:tc>
+          <w:tcPr>
+            <w:tcW w:type="dxa" w:w="1176"/>
+          </w:tcPr>
+          <w:p>
+            <w:pPr>
+              <w:jc w:val="center"/>
+            </w:pPr>
+            <w:r>
+              <w:t>1,169.16</w:t>
+            </w:r>
+          </w:p>
+        </w:tc>
+        <w:tc>
+          <w:tcPr>
+            <w:tcW w:type="dxa" w:w="1176"/>
+          </w:tcPr>
+          <w:p>
+            <w:pPr>
+              <w:jc w:val="center"/>
+            </w:pPr>
+            <w:r>
+              <w:t>959.55</w:t>
+            </w:r>
+          </w:p>
+        </w:tc>
+        <w:tc>
+          <w:tcPr>
+            <w:tcW w:type="dxa" w:w="1176"/>
+          </w:tcPr>
+          <w:p>
+            <w:pPr>
+              <w:jc w:val="center"/>
+            </w:pPr>
+            <w:r>
+              <w:t>771.82</w:t>
+            </w:r>
+          </w:p>
+        </w:tc>
+      </w:tr>
+      <w:tr>
+        <w:tc>
+          <w:tcPr>
+            <w:tcW w:type="dxa" w:w="1176"/>
+          </w:tcPr>
+          <w:p>
+            <w:pPr>
+              <w:jc w:val="center"/>
+            </w:pPr>
+            <w:r>
+              <w:t>상위 3위</w:t>
+            </w:r>
+          </w:p>
+        </w:tc>
+        <w:tc>
+          <w:tcPr>
+            <w:tcW w:type="dxa" w:w="1176"/>
+          </w:tcPr>
+          <w:p>
+            <w:pPr>
+              <w:jc w:val="center"/>
+            </w:pPr>
+            <w:r>
+              <w:t>30</w:t>
+            </w:r>
+          </w:p>
+        </w:tc>
+        <w:tc>
+          <w:tcPr>
+            <w:tcW w:type="dxa" w:w="1176"/>
+          </w:tcPr>
+          <w:p>
+            <w:pPr>
+              <w:jc w:val="center"/>
+            </w:pPr>
+            <w:r>
+              <w:t>128</w:t>
+            </w:r>
+          </w:p>
+        </w:tc>
+        <w:tc>
+          <w:tcPr>
+            <w:tcW w:type="dxa" w:w="1176"/>
+          </w:tcPr>
+          <w:p>
+            <w:pPr>
+              <w:jc w:val="center"/>
+            </w:pPr>
+            <w:r>
+              <w:t>0.1</w:t>
+            </w:r>
+          </w:p>
+        </w:tc>
+        <w:tc>
+          <w:tcPr>
+            <w:tcW w:type="dxa" w:w="1176"/>
+          </w:tcPr>
+          <w:p>
+            <w:pPr>
+              <w:jc w:val="center"/>
+            </w:pPr>
+            <w:r>
+              <w:t>Adam (lr=1e-3)</w:t>
+            </w:r>
+          </w:p>
+        </w:tc>
+        <w:tc>
+          <w:tcPr>
+            <w:tcW w:type="dxa" w:w="1176"/>
+          </w:tcPr>
+          <w:p>
+            <w:pPr>
+              <w:jc w:val="center"/>
+            </w:pPr>
+            <w:r>
+              <w:t>1,144.85</w:t>
+            </w:r>
+          </w:p>
+        </w:tc>
+        <w:tc>
+          <w:tcPr>
+            <w:tcW w:type="dxa" w:w="1176"/>
+          </w:tcPr>
+          <w:p>
+            <w:pPr>
+              <w:jc w:val="center"/>
+            </w:pPr>
+            <w:r>
+              <w:t>968.52</w:t>
+            </w:r>
+          </w:p>
+        </w:tc>
+        <w:tc>
+          <w:tcPr>
+            <w:tcW w:type="dxa" w:w="1176"/>
+          </w:tcPr>
+          <w:p>
+            <w:pPr>
+              <w:jc w:val="center"/>
+            </w:pPr>
+            <w:r>
+              <w:t>780.10</w:t>
+            </w:r>
+          </w:p>
+        </w:tc>
+      </w:tr>
+    </w:tbl>
+    <w:p>
+      <w:r>
+        <w:t>주목: 튜닝 Best(OOS RMSE 956.05)가 기본값(909.96)보다 소폭 악화 -&gt; 기본 설정이 이미 최적에 근접.</w:t>
+      </w:r>
+    </w:p>
+    <w:p>
+      <w:pPr>
+        <w:pStyle w:val="Heading2"/>
+      </w:pPr>
+      <w:r>
+        <w:t>6.3 GRU Optimizer 비교 실험 (Adam / Nadam / AdamW)</w:t>
+      </w:r>
+    </w:p>
+    <w:p>
+      <w:r>
+        <w:t>최우수 아키텍처 GRU에 대해 3종 optimizer를 동일 구조/하이퍼파라미터로 비교. (window=30, units=64, dropout=0.2, lr=1e-3, AdamW weight_decay=1e-4)</w:t>
+      </w:r>
+    </w:p>
+    <w:tbl>
+      <w:tblPr>
+        <w:tblStyle w:val="TableGrid"/>
+        <w:tblW w:type="auto" w:w="0"/>
+        <w:tblLook w:firstColumn="1" w:firstRow="1" w:lastColumn="0" w:lastRow="0" w:noHBand="0" w:noVBand="1" w:val="04A0"/>
+      </w:tblPr>
+      <w:tblGrid>
+        <w:gridCol w:w="1344"/>
+        <w:gridCol w:w="1344"/>
+        <w:gridCol w:w="1344"/>
+        <w:gridCol w:w="1344"/>
+        <w:gridCol w:w="1344"/>
+        <w:gridCol w:w="1344"/>
+        <w:gridCol w:w="1344"/>
+      </w:tblGrid>
+      <w:tr>
+        <w:tc>
+          <w:tcPr>
+            <w:tcW w:type="dxa" w:w="1344"/>
+            <w:shd w:val="clear" w:color="auto" w:fill="4472C4"/>
+          </w:tcPr>
+          <w:p>
+            <w:pPr>
+              <w:jc w:val="center"/>
+            </w:pPr>
+            <w:r>
+              <w:rPr>
+                <w:b/>
+                <w:color w:val="FFFFFF"/>
+              </w:rPr>
+              <w:t>Optimizer</w:t>
+            </w:r>
+          </w:p>
+        </w:tc>
+        <w:tc>
+          <w:tcPr>
+            <w:tcW w:type="dxa" w:w="1344"/>
+            <w:shd w:val="clear" w:color="auto" w:fill="4472C4"/>
+          </w:tcPr>
+          <w:p>
+            <w:pPr>
+              <w:jc w:val="center"/>
+            </w:pPr>
+            <w:r>
+              <w:rPr>
+                <w:b/>
+                <w:color w:val="FFFFFF"/>
+              </w:rPr>
+              <w:t>설명</w:t>
+            </w:r>
+          </w:p>
+        </w:tc>
+        <w:tc>
+          <w:tcPr>
+            <w:tcW w:type="dxa" w:w="1344"/>
+            <w:shd w:val="clear" w:color="auto" w:fill="4472C4"/>
+          </w:tcPr>
+          <w:p>
+            <w:pPr>
+              <w:jc w:val="center"/>
+            </w:pPr>
+            <w:r>
+              <w:rPr>
+                <w:b/>
+                <w:color w:val="FFFFFF"/>
+              </w:rPr>
+              <w:t>CV RMSE</w:t>
+            </w:r>
+          </w:p>
+        </w:tc>
+        <w:tc>
+          <w:tcPr>
+            <w:tcW w:type="dxa" w:w="1344"/>
+            <w:shd w:val="clear" w:color="auto" w:fill="4472C4"/>
+          </w:tcPr>
+          <w:p>
+            <w:pPr>
+              <w:jc w:val="center"/>
+            </w:pPr>
+            <w:r>
+              <w:rPr>
+                <w:b/>
+                <w:color w:val="FFFFFF"/>
+              </w:rPr>
+              <w:t>CV MAE</w:t>
+            </w:r>
+          </w:p>
+        </w:tc>
+        <w:tc>
+          <w:tcPr>
+            <w:tcW w:type="dxa" w:w="1344"/>
+            <w:shd w:val="clear" w:color="auto" w:fill="4472C4"/>
+          </w:tcPr>
+          <w:p>
+            <w:pPr>
+              <w:jc w:val="center"/>
+            </w:pPr>
+            <w:r>
+              <w:rPr>
+                <w:b/>
+                <w:color w:val="FFFFFF"/>
+              </w:rPr>
+              <w:t>OOS RMSE</w:t>
+            </w:r>
+          </w:p>
+        </w:tc>
+        <w:tc>
+          <w:tcPr>
+            <w:tcW w:type="dxa" w:w="1344"/>
+            <w:shd w:val="clear" w:color="auto" w:fill="4472C4"/>
+          </w:tcPr>
+          <w:p>
+            <w:pPr>
+              <w:jc w:val="center"/>
+            </w:pPr>
+            <w:r>
+              <w:rPr>
+                <w:b/>
+                <w:color w:val="FFFFFF"/>
+              </w:rPr>
+              <w:t>OOS MAE</w:t>
+            </w:r>
+          </w:p>
+        </w:tc>
+        <w:tc>
+          <w:tcPr>
+            <w:tcW w:type="dxa" w:w="1344"/>
+            <w:shd w:val="clear" w:color="auto" w:fill="4472C4"/>
+          </w:tcPr>
+          <w:p>
+            <w:pPr>
+              <w:jc w:val="center"/>
+            </w:pPr>
+            <w:r>
+              <w:rPr>
+                <w:b/>
+                <w:color w:val="FFFFFF"/>
+              </w:rPr>
+              <w:t>비고</w:t>
+            </w:r>
+          </w:p>
+        </w:tc>
+      </w:tr>
+      <w:tr>
+        <w:tc>
+          <w:tcPr>
+            <w:tcW w:type="dxa" w:w="1344"/>
+            <w:shd w:val="clear" w:color="auto" w:fill="D9E1F2"/>
+          </w:tcPr>
+          <w:p>
+            <w:pPr>
+              <w:jc w:val="center"/>
+            </w:pPr>
+            <w:r>
+              <w:rPr>
+                <w:b/>
+              </w:rPr>
+              <w:t>Nadam</w:t>
+            </w:r>
+          </w:p>
+        </w:tc>
+        <w:tc>
+          <w:tcPr>
+            <w:tcW w:type="dxa" w:w="1344"/>
+            <w:shd w:val="clear" w:color="auto" w:fill="D9E1F2"/>
+          </w:tcPr>
+          <w:p>
+            <w:pPr>
+              <w:jc w:val="center"/>
+            </w:pPr>
+            <w:r>
+              <w:rPr>
+                <w:b/>
+              </w:rPr>
+              <w:t>Adam + Nesterov 모멘텀</w:t>
+            </w:r>
+          </w:p>
+        </w:tc>
+        <w:tc>
+          <w:tcPr>
+            <w:tcW w:type="dxa" w:w="1344"/>
+            <w:shd w:val="clear" w:color="auto" w:fill="D9E1F2"/>
+          </w:tcPr>
+          <w:p>
+            <w:pPr>
+              <w:jc w:val="center"/>
+            </w:pPr>
+            <w:r>
+              <w:rPr>
+                <w:b/>
+              </w:rPr>
+              <w:t>1,231.05</w:t>
+            </w:r>
+          </w:p>
+        </w:tc>
+        <w:tc>
+          <w:tcPr>
+            <w:tcW w:type="dxa" w:w="1344"/>
+            <w:shd w:val="clear" w:color="auto" w:fill="D9E1F2"/>
+          </w:tcPr>
+          <w:p>
+            <w:pPr>
+              <w:jc w:val="center"/>
+            </w:pPr>
+            <w:r>
+              <w:rPr>
+                <w:b/>
+              </w:rPr>
+              <w:t>1,068.34</w:t>
+            </w:r>
+          </w:p>
+        </w:tc>
+        <w:tc>
+          <w:tcPr>
+            <w:tcW w:type="dxa" w:w="1344"/>
+            <w:shd w:val="clear" w:color="auto" w:fill="D9E1F2"/>
+          </w:tcPr>
+          <w:p>
+            <w:pPr>
+              <w:jc w:val="center"/>
+            </w:pPr>
+            <w:r>
+              <w:rPr>
+                <w:b/>
+              </w:rPr>
+              <w:t>977.70</w:t>
+            </w:r>
+          </w:p>
+        </w:tc>
+        <w:tc>
+          <w:tcPr>
+            <w:tcW w:type="dxa" w:w="1344"/>
+            <w:shd w:val="clear" w:color="auto" w:fill="D9E1F2"/>
+          </w:tcPr>
+          <w:p>
+            <w:pPr>
+              <w:jc w:val="center"/>
+            </w:pPr>
+            <w:r>
+              <w:rPr>
+                <w:b/>
+              </w:rPr>
+              <w:t>760.26</w:t>
+            </w:r>
+          </w:p>
+        </w:tc>
+        <w:tc>
+          <w:tcPr>
+            <w:tcW w:type="dxa" w:w="1344"/>
+            <w:shd w:val="clear" w:color="auto" w:fill="D9E1F2"/>
+          </w:tcPr>
+          <w:p>
+            <w:pPr>
+              <w:jc w:val="center"/>
+            </w:pPr>
+            <w:r>
+              <w:rPr>
+                <w:b/>
+              </w:rPr>
+              <w:t>★ 최우수</w:t>
+            </w:r>
+          </w:p>
+        </w:tc>
+      </w:tr>
+      <w:tr>
+        <w:tc>
+          <w:tcPr>
+            <w:tcW w:type="dxa" w:w="1344"/>
+          </w:tcPr>
+          <w:p>
+            <w:pPr>
+              <w:jc w:val="center"/>
+            </w:pPr>
+            <w:r>
+              <w:t>Adam</w:t>
+            </w:r>
+          </w:p>
+        </w:tc>
+        <w:tc>
+          <w:tcPr>
+            <w:tcW w:type="dxa" w:w="1344"/>
+          </w:tcPr>
+          <w:p>
+            <w:pPr>
+              <w:jc w:val="center"/>
+            </w:pPr>
+            <w:r>
+              <w:t>기본 adaptive lr (모멘텀+RMSProp 결합)</w:t>
+            </w:r>
+          </w:p>
+        </w:tc>
+        <w:tc>
+          <w:tcPr>
+            <w:tcW w:type="dxa" w:w="1344"/>
+          </w:tcPr>
+          <w:p>
+            <w:pPr>
+              <w:jc w:val="center"/>
+            </w:pPr>
+            <w:r>
+              <w:t>1,215.75</w:t>
+            </w:r>
+          </w:p>
+        </w:tc>
+        <w:tc>
+          <w:tcPr>
+            <w:tcW w:type="dxa" w:w="1344"/>
+          </w:tcPr>
+          <w:p>
+            <w:pPr>
+              <w:jc w:val="center"/>
+            </w:pPr>
+            <w:r>
+              <w:t>1,030.57</w:t>
+            </w:r>
+          </w:p>
+        </w:tc>
+        <w:tc>
+          <w:tcPr>
+            <w:tcW w:type="dxa" w:w="1344"/>
+          </w:tcPr>
+          <w:p>
+            <w:pPr>
+              <w:jc w:val="center"/>
+            </w:pPr>
+            <w:r>
+              <w:t>996.88</w:t>
+            </w:r>
+          </w:p>
+        </w:tc>
+        <w:tc>
+          <w:tcPr>
+            <w:tcW w:type="dxa" w:w="1344"/>
+          </w:tcPr>
+          <w:p>
+            <w:pPr>
+              <w:jc w:val="center"/>
+            </w:pPr>
+            <w:r>
+              <w:t>756.22</w:t>
+            </w:r>
+          </w:p>
+        </w:tc>
+        <w:tc>
+          <w:tcPr>
+            <w:tcW w:type="dxa" w:w="1344"/>
+          </w:tcPr>
+          <w:p>
+            <w:pPr>
+              <w:jc w:val="center"/>
+            </w:pPr>
+            <w:r/>
+          </w:p>
+        </w:tc>
+      </w:tr>
+      <w:tr>
+        <w:tc>
+          <w:tcPr>
+            <w:tcW w:type="dxa" w:w="1344"/>
+          </w:tcPr>
+          <w:p>
+            <w:pPr>
+              <w:jc w:val="center"/>
+            </w:pPr>
+            <w:r>
+              <w:t>AdamW</w:t>
+            </w:r>
+          </w:p>
+        </w:tc>
+        <w:tc>
+          <w:tcPr>
+            <w:tcW w:type="dxa" w:w="1344"/>
+          </w:tcPr>
+          <w:p>
+            <w:pPr>
+              <w:jc w:val="center"/>
+            </w:pPr>
+            <w:r>
+              <w:t>Adam + weight decay 정규화 (weight_decay=1e-4)</w:t>
+            </w:r>
+          </w:p>
+        </w:tc>
+        <w:tc>
+          <w:tcPr>
+            <w:tcW w:type="dxa" w:w="1344"/>
+          </w:tcPr>
+          <w:p>
+            <w:pPr>
+              <w:jc w:val="center"/>
+            </w:pPr>
+            <w:r>
+              <w:t>1,116.00</w:t>
+            </w:r>
+          </w:p>
+        </w:tc>
+        <w:tc>
+          <w:tcPr>
+            <w:tcW w:type="dxa" w:w="1344"/>
+          </w:tcPr>
+          <w:p>
+            <w:pPr>
+              <w:jc w:val="center"/>
+            </w:pPr>
+            <w:r>
+              <w:t>961.04</w:t>
+            </w:r>
+          </w:p>
+        </w:tc>
+        <w:tc>
+          <w:tcPr>
+            <w:tcW w:type="dxa" w:w="1344"/>
+          </w:tcPr>
+          <w:p>
+            <w:pPr>
+              <w:jc w:val="center"/>
+            </w:pPr>
+            <w:r>
+              <w:t>1,011.36</w:t>
+            </w:r>
+          </w:p>
+        </w:tc>
+        <w:tc>
+          <w:tcPr>
+            <w:tcW w:type="dxa" w:w="1344"/>
+          </w:tcPr>
+          <w:p>
+            <w:pPr>
+              <w:jc w:val="center"/>
+            </w:pPr>
+            <w:r>
+              <w:t>765.46</w:t>
+            </w:r>
+          </w:p>
+        </w:tc>
+        <w:tc>
+          <w:tcPr>
+            <w:tcW w:type="dxa" w:w="1344"/>
+          </w:tcPr>
+          <w:p>
+            <w:pPr>
+              <w:jc w:val="center"/>
+            </w:pPr>
+            <w:r/>
+          </w:p>
+        </w:tc>
+      </w:tr>
+    </w:tbl>
+    <w:p>
+      <w:r>
+        <w:t>최우수 Optimizer: Nadam (OOS RMSE 977.70)</w:t>
+        <w:br/>
+        <w:t>동일 lr=1e-3 조건. AdamW는 과적합 억제 목적으로 weight_decay=1e-4 추가.</w:t>
+      </w:r>
+    </w:p>
+    <w:p>
+      <w:pPr>
+        <w:pStyle w:val="Heading2"/>
+      </w:pPr>
+      <w:r>
+        <w:t>6.4 인사이트 요약</w:t>
+      </w:r>
+    </w:p>
+    <w:p>
+      <w:pPr>
+        <w:pStyle w:val="ListBullet"/>
+      </w:pPr>
+      <w:r>
+        <w:t>아키텍처 비교: GRU가 OOS RMSE 909.96로 최우수.</w:t>
+      </w:r>
+    </w:p>
+    <w:p>
+      <w:pPr>
+        <w:pStyle w:val="ListBullet"/>
+      </w:pPr>
+      <w:r>
+        <w:t>Grid Search: 기본 설정이 최적에 근접 (기본 909.96 vs Best 956.05).</w:t>
+      </w:r>
+    </w:p>
+    <w:p>
+      <w:pPr>
+        <w:pStyle w:val="ListBullet"/>
+      </w:pPr>
+      <w:r>
+        <w:t>Optimizer 실험: Nadam가 OOS RMSE 977.70로 3종 중 최우수.</w:t>
+      </w:r>
+    </w:p>
+    <w:p>
+      <w:pPr>
+        <w:pStyle w:val="ListBullet"/>
+      </w:pPr>
+      <w:r>
+        <w:t>향후: 학습률 스케줄러(Cosine Annealing) + 최적 Optimizer 조합 검토 권장.</w:t>
+      </w:r>
+    </w:p>
     <w:sectPr>
       <w:pgSz w:w="12240" w:h="15840"/>
       <w:pgMar w:top="1134" w:right="1417" w:bottom="1134" w:left="1417" w:header="720" w:footer="720" w:gutter="0"/>

--- a/Homework/DL_FactoryAutomation/산출물/상세보고서_FEMTO_RUL_20260625.docx
+++ b/Homework/DL_FactoryAutomation/산출물/상세보고서_FEMTO_RUL_20260625.docx
@@ -13059,6 +13059,2034 @@
       </w:pPr>
       <w:r>
         <w:t>향후: 학습률 스케줄러(Cosine Annealing) + 최적 Optimizer 조합 검토 권장.</w:t>
+      </w:r>
+    </w:p>
+    <w:p>
+      <w:r>
+        <w:br w:type="page"/>
+      </w:r>
+    </w:p>
+    <w:p>
+      <w:pPr>
+        <w:pStyle w:val="Heading1"/>
+      </w:pPr>
+      <w:r>
+        <w:t>VII. 학습 Epoch 및 하이퍼파라미터 상세</w:t>
+      </w:r>
+    </w:p>
+    <w:p>
+      <w:pPr>
+        <w:pStyle w:val="Heading2"/>
+      </w:pPr>
+      <w:r>
+        <w:t>7.1 Epoch 설정 및 실제 학습 횟수</w:t>
+      </w:r>
+    </w:p>
+    <w:p>
+      <w:r>
+        <w:t>모든 모델의 최대 epoch은 50으로 설정하였으나, EarlyStopping(patience=7)에 의해 val_loss가 7 epoch 연속 개선되지 않으면 자동 조기 종료됩니다. LSTM 단독 실험 기준 실제 10 epoch에서 종료되었으며, 5종 비교 및 optimizer 실험도 유사 범위(10~20 epoch)로 추정됩니다.</w:t>
+      </w:r>
+    </w:p>
+    <w:tbl>
+      <w:tblPr>
+        <w:tblStyle w:val="TableGrid"/>
+        <w:tblW w:type="auto" w:w="0"/>
+        <w:tblLook w:firstColumn="1" w:firstRow="1" w:lastColumn="0" w:lastRow="0" w:noHBand="0" w:noVBand="1" w:val="04A0"/>
+      </w:tblPr>
+      <w:tblGrid>
+        <w:gridCol w:w="3135"/>
+        <w:gridCol w:w="3135"/>
+        <w:gridCol w:w="3135"/>
+      </w:tblGrid>
+      <w:tr>
+        <w:tc>
+          <w:tcPr>
+            <w:tcW w:type="dxa" w:w="3135"/>
+            <w:shd w:val="clear" w:color="auto" w:fill="4472C4"/>
+          </w:tcPr>
+          <w:p>
+            <w:pPr>
+              <w:jc w:val="center"/>
+            </w:pPr>
+            <w:r>
+              <w:rPr>
+                <w:b/>
+                <w:color w:val="FFFFFF"/>
+              </w:rPr>
+              <w:t>항목</w:t>
+            </w:r>
+          </w:p>
+        </w:tc>
+        <w:tc>
+          <w:tcPr>
+            <w:tcW w:type="dxa" w:w="3135"/>
+            <w:shd w:val="clear" w:color="auto" w:fill="4472C4"/>
+          </w:tcPr>
+          <w:p>
+            <w:pPr>
+              <w:jc w:val="center"/>
+            </w:pPr>
+            <w:r>
+              <w:rPr>
+                <w:b/>
+                <w:color w:val="FFFFFF"/>
+              </w:rPr>
+              <w:t>설정값</w:t>
+            </w:r>
+          </w:p>
+        </w:tc>
+        <w:tc>
+          <w:tcPr>
+            <w:tcW w:type="dxa" w:w="3135"/>
+            <w:shd w:val="clear" w:color="auto" w:fill="4472C4"/>
+          </w:tcPr>
+          <w:p>
+            <w:pPr>
+              <w:jc w:val="center"/>
+            </w:pPr>
+            <w:r>
+              <w:rPr>
+                <w:b/>
+                <w:color w:val="FFFFFF"/>
+              </w:rPr>
+              <w:t>설명</w:t>
+            </w:r>
+          </w:p>
+        </w:tc>
+      </w:tr>
+      <w:tr>
+        <w:tc>
+          <w:tcPr>
+            <w:tcW w:type="dxa" w:w="3135"/>
+          </w:tcPr>
+          <w:p>
+            <w:pPr>
+              <w:jc w:val="center"/>
+            </w:pPr>
+            <w:r>
+              <w:t>max_epochs</w:t>
+            </w:r>
+          </w:p>
+        </w:tc>
+        <w:tc>
+          <w:tcPr>
+            <w:tcW w:type="dxa" w:w="3135"/>
+          </w:tcPr>
+          <w:p>
+            <w:pPr>
+              <w:jc w:val="center"/>
+            </w:pPr>
+            <w:r>
+              <w:t>50</w:t>
+            </w:r>
+          </w:p>
+        </w:tc>
+        <w:tc>
+          <w:tcPr>
+            <w:tcW w:type="dxa" w:w="3135"/>
+          </w:tcPr>
+          <w:p>
+            <w:pPr>
+              <w:jc w:val="center"/>
+            </w:pPr>
+            <w:r>
+              <w:t>학습 반복 최대 횟수 (상한선)</w:t>
+            </w:r>
+          </w:p>
+        </w:tc>
+      </w:tr>
+      <w:tr>
+        <w:tc>
+          <w:tcPr>
+            <w:tcW w:type="dxa" w:w="3135"/>
+          </w:tcPr>
+          <w:p>
+            <w:pPr>
+              <w:jc w:val="center"/>
+            </w:pPr>
+            <w:r>
+              <w:t>실제 학습 epoch</w:t>
+            </w:r>
+          </w:p>
+        </w:tc>
+        <w:tc>
+          <w:tcPr>
+            <w:tcW w:type="dxa" w:w="3135"/>
+          </w:tcPr>
+          <w:p>
+            <w:pPr>
+              <w:jc w:val="center"/>
+            </w:pPr>
+            <w:r>
+              <w:t>10 (실측)</w:t>
+            </w:r>
+          </w:p>
+        </w:tc>
+        <w:tc>
+          <w:tcPr>
+            <w:tcW w:type="dxa" w:w="3135"/>
+          </w:tcPr>
+          <w:p>
+            <w:pPr>
+              <w:jc w:val="center"/>
+            </w:pPr>
+            <w:r>
+              <w:t>EarlyStopping 적용 후 LSTM 실험에서 관측</w:t>
+            </w:r>
+          </w:p>
+        </w:tc>
+      </w:tr>
+      <w:tr>
+        <w:tc>
+          <w:tcPr>
+            <w:tcW w:type="dxa" w:w="3135"/>
+          </w:tcPr>
+          <w:p>
+            <w:pPr>
+              <w:jc w:val="center"/>
+            </w:pPr>
+            <w:r>
+              <w:t>EarlyStopping</w:t>
+            </w:r>
+          </w:p>
+        </w:tc>
+        <w:tc>
+          <w:tcPr>
+            <w:tcW w:type="dxa" w:w="3135"/>
+          </w:tcPr>
+          <w:p>
+            <w:pPr>
+              <w:jc w:val="center"/>
+            </w:pPr>
+            <w:r>
+              <w:t>patience=7</w:t>
+            </w:r>
+          </w:p>
+        </w:tc>
+        <w:tc>
+          <w:tcPr>
+            <w:tcW w:type="dxa" w:w="3135"/>
+          </w:tcPr>
+          <w:p>
+            <w:pPr>
+              <w:jc w:val="center"/>
+            </w:pPr>
+            <w:r>
+              <w:t>val_loss 7 epoch 미개선 시 조기 종료</w:t>
+            </w:r>
+          </w:p>
+        </w:tc>
+      </w:tr>
+      <w:tr>
+        <w:tc>
+          <w:tcPr>
+            <w:tcW w:type="dxa" w:w="3135"/>
+          </w:tcPr>
+          <w:p>
+            <w:pPr>
+              <w:jc w:val="center"/>
+            </w:pPr>
+            <w:r>
+              <w:t>모니터 지표</w:t>
+            </w:r>
+          </w:p>
+        </w:tc>
+        <w:tc>
+          <w:tcPr>
+            <w:tcW w:type="dxa" w:w="3135"/>
+          </w:tcPr>
+          <w:p>
+            <w:pPr>
+              <w:jc w:val="center"/>
+            </w:pPr>
+            <w:r>
+              <w:t>val_loss</w:t>
+            </w:r>
+          </w:p>
+        </w:tc>
+        <w:tc>
+          <w:tcPr>
+            <w:tcW w:type="dxa" w:w="3135"/>
+          </w:tcPr>
+          <w:p>
+            <w:pPr>
+              <w:jc w:val="center"/>
+            </w:pPr>
+            <w:r>
+              <w:t>검증 손실(MSE) 기준으로 조기 종료 판단</w:t>
+            </w:r>
+          </w:p>
+        </w:tc>
+      </w:tr>
+      <w:tr>
+        <w:tc>
+          <w:tcPr>
+            <w:tcW w:type="dxa" w:w="3135"/>
+          </w:tcPr>
+          <w:p>
+            <w:pPr>
+              <w:jc w:val="center"/>
+            </w:pPr>
+            <w:r>
+              <w:t>restore_best_weights</w:t>
+            </w:r>
+          </w:p>
+        </w:tc>
+        <w:tc>
+          <w:tcPr>
+            <w:tcW w:type="dxa" w:w="3135"/>
+          </w:tcPr>
+          <w:p>
+            <w:pPr>
+              <w:jc w:val="center"/>
+            </w:pPr>
+            <w:r>
+              <w:t>True</w:t>
+            </w:r>
+          </w:p>
+        </w:tc>
+        <w:tc>
+          <w:tcPr>
+            <w:tcW w:type="dxa" w:w="3135"/>
+          </w:tcPr>
+          <w:p>
+            <w:pPr>
+              <w:jc w:val="center"/>
+            </w:pPr>
+            <w:r>
+              <w:t>종료 시 val_loss 최소 epoch의 가중치 복원</w:t>
+            </w:r>
+          </w:p>
+        </w:tc>
+      </w:tr>
+    </w:tbl>
+    <w:p>
+      <w:r>
+        <w:t>Epoch 수와 성능 관계:</w:t>
+        <w:br/>
+        <w:t xml:space="preserve">  너무 적음 -&gt; 과소적합(Underfitting): train/val loss 모두 높음</w:t>
+        <w:br/>
+        <w:t xml:space="preserve">  적정      -&gt; 최적 일반화: val_loss 최소 구간</w:t>
+        <w:br/>
+        <w:t xml:space="preserve">  너무 많음 -&gt; 과적합(Overfitting): train loss 하락, val loss 상승</w:t>
+        <w:br/>
+        <w:t>EarlyStopping이 최적 구간을 자동 탐색하므로 epoch=50은 실질적 상한선입니다.</w:t>
+      </w:r>
+    </w:p>
+    <w:p>
+      <w:pPr>
+        <w:pStyle w:val="Heading2"/>
+      </w:pPr>
+      <w:r>
+        <w:t>7.2 공통 학습 하이퍼파라미터</w:t>
+      </w:r>
+    </w:p>
+    <w:p>
+      <w:r>
+        <w:t>5종 비교·튜닝·optimizer 실험 공통 파라미터입니다. 파란 배경 = 튜닝 탐색 대상.</w:t>
+      </w:r>
+    </w:p>
+    <w:tbl>
+      <w:tblPr>
+        <w:tblStyle w:val="TableGrid"/>
+        <w:tblW w:type="auto" w:w="0"/>
+        <w:tblLook w:firstColumn="1" w:firstRow="1" w:lastColumn="0" w:lastRow="0" w:noHBand="0" w:noVBand="1" w:val="04A0"/>
+      </w:tblPr>
+      <w:tblGrid>
+        <w:gridCol w:w="2351"/>
+        <w:gridCol w:w="2351"/>
+        <w:gridCol w:w="2351"/>
+        <w:gridCol w:w="2351"/>
+      </w:tblGrid>
+      <w:tr>
+        <w:tc>
+          <w:tcPr>
+            <w:tcW w:type="dxa" w:w="2351"/>
+            <w:shd w:val="clear" w:color="auto" w:fill="4472C4"/>
+          </w:tcPr>
+          <w:p>
+            <w:pPr>
+              <w:jc w:val="center"/>
+            </w:pPr>
+            <w:r>
+              <w:rPr>
+                <w:b/>
+                <w:color w:val="FFFFFF"/>
+              </w:rPr>
+              <w:t>파라미터</w:t>
+            </w:r>
+          </w:p>
+        </w:tc>
+        <w:tc>
+          <w:tcPr>
+            <w:tcW w:type="dxa" w:w="2351"/>
+            <w:shd w:val="clear" w:color="auto" w:fill="4472C4"/>
+          </w:tcPr>
+          <w:p>
+            <w:pPr>
+              <w:jc w:val="center"/>
+            </w:pPr>
+            <w:r>
+              <w:rPr>
+                <w:b/>
+                <w:color w:val="FFFFFF"/>
+              </w:rPr>
+              <w:t>기본값</w:t>
+            </w:r>
+          </w:p>
+        </w:tc>
+        <w:tc>
+          <w:tcPr>
+            <w:tcW w:type="dxa" w:w="2351"/>
+            <w:shd w:val="clear" w:color="auto" w:fill="4472C4"/>
+          </w:tcPr>
+          <w:p>
+            <w:pPr>
+              <w:jc w:val="center"/>
+            </w:pPr>
+            <w:r>
+              <w:rPr>
+                <w:b/>
+                <w:color w:val="FFFFFF"/>
+              </w:rPr>
+              <w:t>튜닝 탐색 범위</w:t>
+            </w:r>
+          </w:p>
+        </w:tc>
+        <w:tc>
+          <w:tcPr>
+            <w:tcW w:type="dxa" w:w="2351"/>
+            <w:shd w:val="clear" w:color="auto" w:fill="4472C4"/>
+          </w:tcPr>
+          <w:p>
+            <w:pPr>
+              <w:jc w:val="center"/>
+            </w:pPr>
+            <w:r>
+              <w:rPr>
+                <w:b/>
+                <w:color w:val="FFFFFF"/>
+              </w:rPr>
+              <w:t>역할</w:t>
+            </w:r>
+          </w:p>
+        </w:tc>
+      </w:tr>
+      <w:tr>
+        <w:tc>
+          <w:tcPr>
+            <w:tcW w:type="dxa" w:w="2351"/>
+            <w:shd w:val="clear" w:color="auto" w:fill="EBF3FB"/>
+          </w:tcPr>
+          <w:p>
+            <w:pPr>
+              <w:jc w:val="center"/>
+            </w:pPr>
+            <w:r>
+              <w:t>window_size</w:t>
+            </w:r>
+          </w:p>
+        </w:tc>
+        <w:tc>
+          <w:tcPr>
+            <w:tcW w:type="dxa" w:w="2351"/>
+            <w:shd w:val="clear" w:color="auto" w:fill="EBF3FB"/>
+          </w:tcPr>
+          <w:p>
+            <w:pPr>
+              <w:jc w:val="center"/>
+            </w:pPr>
+            <w:r>
+              <w:t>30</w:t>
+            </w:r>
+          </w:p>
+        </w:tc>
+        <w:tc>
+          <w:tcPr>
+            <w:tcW w:type="dxa" w:w="2351"/>
+            <w:shd w:val="clear" w:color="auto" w:fill="EBF3FB"/>
+          </w:tcPr>
+          <w:p>
+            <w:pPr>
+              <w:jc w:val="center"/>
+            </w:pPr>
+            <w:r>
+              <w:t>[20, 30, 50]</w:t>
+            </w:r>
+          </w:p>
+        </w:tc>
+        <w:tc>
+          <w:tcPr>
+            <w:tcW w:type="dxa" w:w="2351"/>
+            <w:shd w:val="clear" w:color="auto" w:fill="EBF3FB"/>
+          </w:tcPr>
+          <w:p>
+            <w:pPr>
+              <w:jc w:val="center"/>
+            </w:pPr>
+            <w:r>
+              <w:t>입력 시퀀스 길이 (분 단위 슬라이딩 윈도우)</w:t>
+            </w:r>
+          </w:p>
+        </w:tc>
+      </w:tr>
+      <w:tr>
+        <w:tc>
+          <w:tcPr>
+            <w:tcW w:type="dxa" w:w="2351"/>
+            <w:shd w:val="clear" w:color="auto" w:fill="EBF3FB"/>
+          </w:tcPr>
+          <w:p>
+            <w:pPr>
+              <w:jc w:val="center"/>
+            </w:pPr>
+            <w:r>
+              <w:t>units (L1)</w:t>
+            </w:r>
+          </w:p>
+        </w:tc>
+        <w:tc>
+          <w:tcPr>
+            <w:tcW w:type="dxa" w:w="2351"/>
+            <w:shd w:val="clear" w:color="auto" w:fill="EBF3FB"/>
+          </w:tcPr>
+          <w:p>
+            <w:pPr>
+              <w:jc w:val="center"/>
+            </w:pPr>
+            <w:r>
+              <w:t>64</w:t>
+            </w:r>
+          </w:p>
+        </w:tc>
+        <w:tc>
+          <w:tcPr>
+            <w:tcW w:type="dxa" w:w="2351"/>
+            <w:shd w:val="clear" w:color="auto" w:fill="EBF3FB"/>
+          </w:tcPr>
+          <w:p>
+            <w:pPr>
+              <w:jc w:val="center"/>
+            </w:pPr>
+            <w:r>
+              <w:t>[32, 64, 128]</w:t>
+            </w:r>
+          </w:p>
+        </w:tc>
+        <w:tc>
+          <w:tcPr>
+            <w:tcW w:type="dxa" w:w="2351"/>
+            <w:shd w:val="clear" w:color="auto" w:fill="EBF3FB"/>
+          </w:tcPr>
+          <w:p>
+            <w:pPr>
+              <w:jc w:val="center"/>
+            </w:pPr>
+            <w:r>
+              <w:t>첫 번째 순환층 유닛 수 (특성 추출 용량)</w:t>
+            </w:r>
+          </w:p>
+        </w:tc>
+      </w:tr>
+      <w:tr>
+        <w:tc>
+          <w:tcPr>
+            <w:tcW w:type="dxa" w:w="2351"/>
+          </w:tcPr>
+          <w:p>
+            <w:pPr>
+              <w:jc w:val="center"/>
+            </w:pPr>
+            <w:r>
+              <w:t>units (L2)</w:t>
+            </w:r>
+          </w:p>
+        </w:tc>
+        <w:tc>
+          <w:tcPr>
+            <w:tcW w:type="dxa" w:w="2351"/>
+          </w:tcPr>
+          <w:p>
+            <w:pPr>
+              <w:jc w:val="center"/>
+            </w:pPr>
+            <w:r>
+              <w:t>32</w:t>
+            </w:r>
+          </w:p>
+        </w:tc>
+        <w:tc>
+          <w:tcPr>
+            <w:tcW w:type="dxa" w:w="2351"/>
+          </w:tcPr>
+          <w:p>
+            <w:pPr>
+              <w:jc w:val="center"/>
+            </w:pPr>
+            <w:r>
+              <w:t>L1/2 (고정)</w:t>
+            </w:r>
+          </w:p>
+        </w:tc>
+        <w:tc>
+          <w:tcPr>
+            <w:tcW w:type="dxa" w:w="2351"/>
+          </w:tcPr>
+          <w:p>
+            <w:pPr>
+              <w:jc w:val="center"/>
+            </w:pPr>
+            <w:r>
+              <w:t>두 번째 순환층 유닛 수 (절반으로 압축)</w:t>
+            </w:r>
+          </w:p>
+        </w:tc>
+      </w:tr>
+      <w:tr>
+        <w:tc>
+          <w:tcPr>
+            <w:tcW w:type="dxa" w:w="2351"/>
+            <w:shd w:val="clear" w:color="auto" w:fill="EBF3FB"/>
+          </w:tcPr>
+          <w:p>
+            <w:pPr>
+              <w:jc w:val="center"/>
+            </w:pPr>
+            <w:r>
+              <w:t>dropout</w:t>
+            </w:r>
+          </w:p>
+        </w:tc>
+        <w:tc>
+          <w:tcPr>
+            <w:tcW w:type="dxa" w:w="2351"/>
+            <w:shd w:val="clear" w:color="auto" w:fill="EBF3FB"/>
+          </w:tcPr>
+          <w:p>
+            <w:pPr>
+              <w:jc w:val="center"/>
+            </w:pPr>
+            <w:r>
+              <w:t>0.2</w:t>
+            </w:r>
+          </w:p>
+        </w:tc>
+        <w:tc>
+          <w:tcPr>
+            <w:tcW w:type="dxa" w:w="2351"/>
+            <w:shd w:val="clear" w:color="auto" w:fill="EBF3FB"/>
+          </w:tcPr>
+          <w:p>
+            <w:pPr>
+              <w:jc w:val="center"/>
+            </w:pPr>
+            <w:r>
+              <w:t>[0.1, 0.2, 0.3]</w:t>
+            </w:r>
+          </w:p>
+        </w:tc>
+        <w:tc>
+          <w:tcPr>
+            <w:tcW w:type="dxa" w:w="2351"/>
+            <w:shd w:val="clear" w:color="auto" w:fill="EBF3FB"/>
+          </w:tcPr>
+          <w:p>
+            <w:pPr>
+              <w:jc w:val="center"/>
+            </w:pPr>
+            <w:r>
+              <w:t>드롭아웃 비율 (과적합 억제)</w:t>
+            </w:r>
+          </w:p>
+        </w:tc>
+      </w:tr>
+      <w:tr>
+        <w:tc>
+          <w:tcPr>
+            <w:tcW w:type="dxa" w:w="2351"/>
+          </w:tcPr>
+          <w:p>
+            <w:pPr>
+              <w:jc w:val="center"/>
+            </w:pPr>
+            <w:r>
+              <w:t>batch_size</w:t>
+            </w:r>
+          </w:p>
+        </w:tc>
+        <w:tc>
+          <w:tcPr>
+            <w:tcW w:type="dxa" w:w="2351"/>
+          </w:tcPr>
+          <w:p>
+            <w:pPr>
+              <w:jc w:val="center"/>
+            </w:pPr>
+            <w:r>
+              <w:t>32</w:t>
+            </w:r>
+          </w:p>
+        </w:tc>
+        <w:tc>
+          <w:tcPr>
+            <w:tcW w:type="dxa" w:w="2351"/>
+          </w:tcPr>
+          <w:p>
+            <w:pPr>
+              <w:jc w:val="center"/>
+            </w:pPr>
+            <w:r>
+              <w:t>고정</w:t>
+            </w:r>
+          </w:p>
+        </w:tc>
+        <w:tc>
+          <w:tcPr>
+            <w:tcW w:type="dxa" w:w="2351"/>
+          </w:tcPr>
+          <w:p>
+            <w:pPr>
+              <w:jc w:val="center"/>
+            </w:pPr>
+            <w:r>
+              <w:t>1회 가중치 업데이트에 사용하는 샘플 수</w:t>
+            </w:r>
+          </w:p>
+        </w:tc>
+      </w:tr>
+      <w:tr>
+        <w:tc>
+          <w:tcPr>
+            <w:tcW w:type="dxa" w:w="2351"/>
+          </w:tcPr>
+          <w:p>
+            <w:pPr>
+              <w:jc w:val="center"/>
+            </w:pPr>
+            <w:r>
+              <w:t>learning_rate</w:t>
+            </w:r>
+          </w:p>
+        </w:tc>
+        <w:tc>
+          <w:tcPr>
+            <w:tcW w:type="dxa" w:w="2351"/>
+          </w:tcPr>
+          <w:p>
+            <w:pPr>
+              <w:jc w:val="center"/>
+            </w:pPr>
+            <w:r>
+              <w:t>1e-3</w:t>
+            </w:r>
+          </w:p>
+        </w:tc>
+        <w:tc>
+          <w:tcPr>
+            <w:tcW w:type="dxa" w:w="2351"/>
+          </w:tcPr>
+          <w:p>
+            <w:pPr>
+              <w:jc w:val="center"/>
+            </w:pPr>
+            <w:r>
+              <w:t>고정</w:t>
+            </w:r>
+          </w:p>
+        </w:tc>
+        <w:tc>
+          <w:tcPr>
+            <w:tcW w:type="dxa" w:w="2351"/>
+          </w:tcPr>
+          <w:p>
+            <w:pPr>
+              <w:jc w:val="center"/>
+            </w:pPr>
+            <w:r>
+              <w:t>옵티마이저 학습률 (가중치 업데이트 보폭)</w:t>
+            </w:r>
+          </w:p>
+        </w:tc>
+      </w:tr>
+      <w:tr>
+        <w:tc>
+          <w:tcPr>
+            <w:tcW w:type="dxa" w:w="2351"/>
+          </w:tcPr>
+          <w:p>
+            <w:pPr>
+              <w:jc w:val="center"/>
+            </w:pPr>
+            <w:r>
+              <w:t>loss</w:t>
+            </w:r>
+          </w:p>
+        </w:tc>
+        <w:tc>
+          <w:tcPr>
+            <w:tcW w:type="dxa" w:w="2351"/>
+          </w:tcPr>
+          <w:p>
+            <w:pPr>
+              <w:jc w:val="center"/>
+            </w:pPr>
+            <w:r>
+              <w:t>MSE</w:t>
+            </w:r>
+          </w:p>
+        </w:tc>
+        <w:tc>
+          <w:tcPr>
+            <w:tcW w:type="dxa" w:w="2351"/>
+          </w:tcPr>
+          <w:p>
+            <w:pPr>
+              <w:jc w:val="center"/>
+            </w:pPr>
+            <w:r>
+              <w:t>고정</w:t>
+            </w:r>
+          </w:p>
+        </w:tc>
+        <w:tc>
+          <w:tcPr>
+            <w:tcW w:type="dxa" w:w="2351"/>
+          </w:tcPr>
+          <w:p>
+            <w:pPr>
+              <w:jc w:val="center"/>
+            </w:pPr>
+            <w:r>
+              <w:t>평균제곱오차 (회귀 손실 함수)</w:t>
+            </w:r>
+          </w:p>
+        </w:tc>
+      </w:tr>
+      <w:tr>
+        <w:tc>
+          <w:tcPr>
+            <w:tcW w:type="dxa" w:w="2351"/>
+          </w:tcPr>
+          <w:p>
+            <w:pPr>
+              <w:jc w:val="center"/>
+            </w:pPr>
+            <w:r>
+              <w:t>weight_decay</w:t>
+            </w:r>
+          </w:p>
+        </w:tc>
+        <w:tc>
+          <w:tcPr>
+            <w:tcW w:type="dxa" w:w="2351"/>
+          </w:tcPr>
+          <w:p>
+            <w:pPr>
+              <w:jc w:val="center"/>
+            </w:pPr>
+            <w:r>
+              <w:t>1e-4</w:t>
+            </w:r>
+          </w:p>
+        </w:tc>
+        <w:tc>
+          <w:tcPr>
+            <w:tcW w:type="dxa" w:w="2351"/>
+          </w:tcPr>
+          <w:p>
+            <w:pPr>
+              <w:jc w:val="center"/>
+            </w:pPr>
+            <w:r>
+              <w:t>AdamW 전용</w:t>
+            </w:r>
+          </w:p>
+        </w:tc>
+        <w:tc>
+          <w:tcPr>
+            <w:tcW w:type="dxa" w:w="2351"/>
+          </w:tcPr>
+          <w:p>
+            <w:pPr>
+              <w:jc w:val="center"/>
+            </w:pPr>
+            <w:r>
+              <w:t>가중치 L2 정규화 강도 (AdamW 전용)</w:t>
+            </w:r>
+          </w:p>
+        </w:tc>
+      </w:tr>
+      <w:tr>
+        <w:tc>
+          <w:tcPr>
+            <w:tcW w:type="dxa" w:w="2351"/>
+          </w:tcPr>
+          <w:p>
+            <w:pPr>
+              <w:jc w:val="center"/>
+            </w:pPr>
+            <w:r>
+              <w:t>입력 피처</w:t>
+            </w:r>
+          </w:p>
+        </w:tc>
+        <w:tc>
+          <w:tcPr>
+            <w:tcW w:type="dxa" w:w="2351"/>
+          </w:tcPr>
+          <w:p>
+            <w:pPr>
+              <w:jc w:val="center"/>
+            </w:pPr>
+            <w:r>
+              <w:t>12개</w:t>
+            </w:r>
+          </w:p>
+        </w:tc>
+        <w:tc>
+          <w:tcPr>
+            <w:tcW w:type="dxa" w:w="2351"/>
+          </w:tcPr>
+          <w:p>
+            <w:pPr>
+              <w:jc w:val="center"/>
+            </w:pPr>
+            <w:r>
+              <w:t>고정</w:t>
+            </w:r>
+          </w:p>
+        </w:tc>
+        <w:tc>
+          <w:tcPr>
+            <w:tcW w:type="dxa" w:w="2351"/>
+          </w:tcPr>
+          <w:p>
+            <w:pPr>
+              <w:jc w:val="center"/>
+            </w:pPr>
+            <w:r>
+              <w:t>h_rms·h_kurt 등 진동·온도·파생 특성</w:t>
+            </w:r>
+          </w:p>
+        </w:tc>
+      </w:tr>
+    </w:tbl>
+    <w:p>
+      <w:pPr>
+        <w:pStyle w:val="Heading2"/>
+      </w:pPr>
+      <w:r>
+        <w:t>7.3 모델별 학습 파라미터 수 (Weight + Bias)</w:t>
+      </w:r>
+    </w:p>
+    <w:p>
+      <w:r>
+        <w:t>신경망이 학습하는 파라미터는 각 층의 가중치(Weight)와 편향(Bias)입니다. 입력 피처 12개, window=30 기준 각 모델 총 파라미터 수입니다.</w:t>
+      </w:r>
+    </w:p>
+    <w:tbl>
+      <w:tblPr>
+        <w:tblStyle w:val="TableGrid"/>
+        <w:tblW w:type="auto" w:w="0"/>
+        <w:tblLook w:firstColumn="1" w:firstRow="1" w:lastColumn="0" w:lastRow="0" w:noHBand="0" w:noVBand="1" w:val="04A0"/>
+      </w:tblPr>
+      <w:tblGrid>
+        <w:gridCol w:w="2351"/>
+        <w:gridCol w:w="2351"/>
+        <w:gridCol w:w="2351"/>
+        <w:gridCol w:w="2351"/>
+      </w:tblGrid>
+      <w:tr>
+        <w:tc>
+          <w:tcPr>
+            <w:tcW w:type="dxa" w:w="2351"/>
+            <w:shd w:val="clear" w:color="auto" w:fill="4472C4"/>
+          </w:tcPr>
+          <w:p>
+            <w:pPr>
+              <w:jc w:val="center"/>
+            </w:pPr>
+            <w:r>
+              <w:rPr>
+                <w:b/>
+                <w:color w:val="FFFFFF"/>
+              </w:rPr>
+              <w:t>모델</w:t>
+            </w:r>
+          </w:p>
+        </w:tc>
+        <w:tc>
+          <w:tcPr>
+            <w:tcW w:type="dxa" w:w="2351"/>
+            <w:shd w:val="clear" w:color="auto" w:fill="4472C4"/>
+          </w:tcPr>
+          <w:p>
+            <w:pPr>
+              <w:jc w:val="center"/>
+            </w:pPr>
+            <w:r>
+              <w:rPr>
+                <w:b/>
+                <w:color w:val="FFFFFF"/>
+              </w:rPr>
+              <w:t>총 파라미터 수</w:t>
+            </w:r>
+          </w:p>
+        </w:tc>
+        <w:tc>
+          <w:tcPr>
+            <w:tcW w:type="dxa" w:w="2351"/>
+            <w:shd w:val="clear" w:color="auto" w:fill="4472C4"/>
+          </w:tcPr>
+          <w:p>
+            <w:pPr>
+              <w:jc w:val="center"/>
+            </w:pPr>
+            <w:r>
+              <w:rPr>
+                <w:b/>
+                <w:color w:val="FFFFFF"/>
+              </w:rPr>
+              <w:t>주요 구성층</w:t>
+            </w:r>
+          </w:p>
+        </w:tc>
+        <w:tc>
+          <w:tcPr>
+            <w:tcW w:type="dxa" w:w="2351"/>
+            <w:shd w:val="clear" w:color="auto" w:fill="4472C4"/>
+          </w:tcPr>
+          <w:p>
+            <w:pPr>
+              <w:jc w:val="center"/>
+            </w:pPr>
+            <w:r>
+              <w:rPr>
+                <w:b/>
+                <w:color w:val="FFFFFF"/>
+              </w:rPr>
+              <w:t>파라미터 특성</w:t>
+            </w:r>
+          </w:p>
+        </w:tc>
+      </w:tr>
+      <w:tr>
+        <w:tc>
+          <w:tcPr>
+            <w:tcW w:type="dxa" w:w="2351"/>
+          </w:tcPr>
+          <w:p>
+            <w:pPr>
+              <w:jc w:val="center"/>
+            </w:pPr>
+            <w:r>
+              <w:t>LSTM</w:t>
+            </w:r>
+          </w:p>
+        </w:tc>
+        <w:tc>
+          <w:tcPr>
+            <w:tcW w:type="dxa" w:w="2351"/>
+          </w:tcPr>
+          <w:p>
+            <w:pPr>
+              <w:jc w:val="center"/>
+            </w:pPr>
+            <w:r>
+              <w:t>32,673</w:t>
+            </w:r>
+          </w:p>
+        </w:tc>
+        <w:tc>
+          <w:tcPr>
+            <w:tcW w:type="dxa" w:w="2351"/>
+          </w:tcPr>
+          <w:p>
+            <w:pPr>
+              <w:jc w:val="center"/>
+            </w:pPr>
+            <w:r>
+              <w:t>LSTM(64)→LSTM(32)→Dense(16)→Dense(1)</w:t>
+            </w:r>
+          </w:p>
+        </w:tc>
+        <w:tc>
+          <w:tcPr>
+            <w:tcW w:type="dxa" w:w="2351"/>
+          </w:tcPr>
+          <w:p>
+            <w:pPr>
+              <w:jc w:val="center"/>
+            </w:pPr>
+            <w:r>
+              <w:t>4개 게이트(i/f/g/o) -&gt; 파라미터 多</w:t>
+            </w:r>
+          </w:p>
+        </w:tc>
+      </w:tr>
+      <w:tr>
+        <w:tc>
+          <w:tcPr>
+            <w:tcW w:type="dxa" w:w="2351"/>
+            <w:shd w:val="clear" w:color="auto" w:fill="D9E1F2"/>
+          </w:tcPr>
+          <w:p>
+            <w:pPr>
+              <w:jc w:val="center"/>
+            </w:pPr>
+            <w:r>
+              <w:rPr>
+                <w:b/>
+              </w:rPr>
+              <w:t>GRU</w:t>
+            </w:r>
+          </w:p>
+        </w:tc>
+        <w:tc>
+          <w:tcPr>
+            <w:tcW w:type="dxa" w:w="2351"/>
+            <w:shd w:val="clear" w:color="auto" w:fill="D9E1F2"/>
+          </w:tcPr>
+          <w:p>
+            <w:pPr>
+              <w:jc w:val="center"/>
+            </w:pPr>
+            <w:r>
+              <w:rPr>
+                <w:b/>
+              </w:rPr>
+              <w:t>24,929</w:t>
+            </w:r>
+          </w:p>
+        </w:tc>
+        <w:tc>
+          <w:tcPr>
+            <w:tcW w:type="dxa" w:w="2351"/>
+            <w:shd w:val="clear" w:color="auto" w:fill="D9E1F2"/>
+          </w:tcPr>
+          <w:p>
+            <w:pPr>
+              <w:jc w:val="center"/>
+            </w:pPr>
+            <w:r>
+              <w:rPr>
+                <w:b/>
+              </w:rPr>
+              <w:t>GRU(64)→GRU(32)→Dense(16)→Dense(1)</w:t>
+            </w:r>
+          </w:p>
+        </w:tc>
+        <w:tc>
+          <w:tcPr>
+            <w:tcW w:type="dxa" w:w="2351"/>
+            <w:shd w:val="clear" w:color="auto" w:fill="D9E1F2"/>
+          </w:tcPr>
+          <w:p>
+            <w:pPr>
+              <w:jc w:val="center"/>
+            </w:pPr>
+            <w:r>
+              <w:rPr>
+                <w:b/>
+              </w:rPr>
+              <w:t>3개 게이트(z/r/h) -&gt; LSTM 대비 24% 절감</w:t>
+            </w:r>
+          </w:p>
+        </w:tc>
+      </w:tr>
+      <w:tr>
+        <w:tc>
+          <w:tcPr>
+            <w:tcW w:type="dxa" w:w="2351"/>
+          </w:tcPr>
+          <w:p>
+            <w:pPr>
+              <w:jc w:val="center"/>
+            </w:pPr>
+            <w:r>
+              <w:t>BiLSTM</w:t>
+            </w:r>
+          </w:p>
+        </w:tc>
+        <w:tc>
+          <w:tcPr>
+            <w:tcW w:type="dxa" w:w="2351"/>
+          </w:tcPr>
+          <w:p>
+            <w:pPr>
+              <w:jc w:val="center"/>
+            </w:pPr>
+            <w:r>
+              <w:t>81,697</w:t>
+            </w:r>
+          </w:p>
+        </w:tc>
+        <w:tc>
+          <w:tcPr>
+            <w:tcW w:type="dxa" w:w="2351"/>
+          </w:tcPr>
+          <w:p>
+            <w:pPr>
+              <w:jc w:val="center"/>
+            </w:pPr>
+            <w:r>
+              <w:t>BiLSTM(64x2)→BiLSTM(32x2)→Dense(16)→Dense(1)</w:t>
+            </w:r>
+          </w:p>
+        </w:tc>
+        <w:tc>
+          <w:tcPr>
+            <w:tcW w:type="dxa" w:w="2351"/>
+          </w:tcPr>
+          <w:p>
+            <w:pPr>
+              <w:jc w:val="center"/>
+            </w:pPr>
+            <w:r>
+              <w:t>양방향 -&gt; LSTM의 약 2.5배</w:t>
+            </w:r>
+          </w:p>
+        </w:tc>
+      </w:tr>
+      <w:tr>
+        <w:tc>
+          <w:tcPr>
+            <w:tcW w:type="dxa" w:w="2351"/>
+          </w:tcPr>
+          <w:p>
+            <w:pPr>
+              <w:jc w:val="center"/>
+            </w:pPr>
+            <w:r>
+              <w:t>1D-CNN</w:t>
+            </w:r>
+          </w:p>
+        </w:tc>
+        <w:tc>
+          <w:tcPr>
+            <w:tcW w:type="dxa" w:w="2351"/>
+          </w:tcPr>
+          <w:p>
+            <w:pPr>
+              <w:jc w:val="center"/>
+            </w:pPr>
+            <w:r>
+              <w:t>9,633</w:t>
+            </w:r>
+          </w:p>
+        </w:tc>
+        <w:tc>
+          <w:tcPr>
+            <w:tcW w:type="dxa" w:w="2351"/>
+          </w:tcPr>
+          <w:p>
+            <w:pPr>
+              <w:jc w:val="center"/>
+            </w:pPr>
+            <w:r>
+              <w:t>Conv1D(64)→Conv1D(32)→Dense(32)→Dense(1)</w:t>
+            </w:r>
+          </w:p>
+        </w:tc>
+        <w:tc>
+          <w:tcPr>
+            <w:tcW w:type="dxa" w:w="2351"/>
+          </w:tcPr>
+          <w:p>
+            <w:pPr>
+              <w:jc w:val="center"/>
+            </w:pPr>
+            <w:r>
+              <w:t>합성곱 구조 -&gt; 파라미터 최소</w:t>
+            </w:r>
+          </w:p>
+        </w:tc>
+      </w:tr>
+      <w:tr>
+        <w:tc>
+          <w:tcPr>
+            <w:tcW w:type="dxa" w:w="2351"/>
+          </w:tcPr>
+          <w:p>
+            <w:pPr>
+              <w:jc w:val="center"/>
+            </w:pPr>
+            <w:r>
+              <w:t>CNN-LSTM</w:t>
+            </w:r>
+          </w:p>
+        </w:tc>
+        <w:tc>
+          <w:tcPr>
+            <w:tcW w:type="dxa" w:w="2351"/>
+          </w:tcPr>
+          <w:p>
+            <w:pPr>
+              <w:jc w:val="center"/>
+            </w:pPr>
+            <w:r>
+              <w:t>15,329</w:t>
+            </w:r>
+          </w:p>
+        </w:tc>
+        <w:tc>
+          <w:tcPr>
+            <w:tcW w:type="dxa" w:w="2351"/>
+          </w:tcPr>
+          <w:p>
+            <w:pPr>
+              <w:jc w:val="center"/>
+            </w:pPr>
+            <w:r>
+              <w:t>Conv1D(64)→LSTM(32)→Dense(16)→Dense(1)</w:t>
+            </w:r>
+          </w:p>
+        </w:tc>
+        <w:tc>
+          <w:tcPr>
+            <w:tcW w:type="dxa" w:w="2351"/>
+          </w:tcPr>
+          <w:p>
+            <w:pPr>
+              <w:jc w:val="center"/>
+            </w:pPr>
+            <w:r>
+              <w:t>CNN 특성 추출 + LSTM 시계열</w:t>
+            </w:r>
+          </w:p>
+        </w:tc>
+      </w:tr>
+    </w:tbl>
+    <w:p>
+      <w:pPr>
+        <w:pStyle w:val="Heading2"/>
+      </w:pPr>
+      <w:r>
+        <w:t>7.4 GRU 층별 Weight / Bias 상세 (최우수 모델)</w:t>
+      </w:r>
+    </w:p>
+    <w:p>
+      <w:r>
+        <w:t>GRU는 업데이트(z)·리셋(r)·새상태(h) 3개 게이트를 사용합니다. 각 게이트마다 입력 가중치(W)·순환 가중치(U)·편향(b) 두 벡터가 존재합니다.</w:t>
+      </w:r>
+    </w:p>
+    <w:tbl>
+      <w:tblPr>
+        <w:tblStyle w:val="TableGrid"/>
+        <w:tblW w:type="auto" w:w="0"/>
+        <w:tblLook w:firstColumn="1" w:firstRow="1" w:lastColumn="0" w:lastRow="0" w:noHBand="0" w:noVBand="1" w:val="04A0"/>
+      </w:tblPr>
+      <w:tblGrid>
+        <w:gridCol w:w="1568"/>
+        <w:gridCol w:w="1568"/>
+        <w:gridCol w:w="1568"/>
+        <w:gridCol w:w="1568"/>
+        <w:gridCol w:w="1568"/>
+        <w:gridCol w:w="1568"/>
+      </w:tblGrid>
+      <w:tr>
+        <w:tc>
+          <w:tcPr>
+            <w:tcW w:type="dxa" w:w="1568"/>
+            <w:shd w:val="clear" w:color="auto" w:fill="4472C4"/>
+          </w:tcPr>
+          <w:p>
+            <w:pPr>
+              <w:jc w:val="center"/>
+            </w:pPr>
+            <w:r>
+              <w:rPr>
+                <w:b/>
+                <w:color w:val="FFFFFF"/>
+              </w:rPr>
+              <w:t>층</w:t>
+            </w:r>
+          </w:p>
+        </w:tc>
+        <w:tc>
+          <w:tcPr>
+            <w:tcW w:type="dxa" w:w="1568"/>
+            <w:shd w:val="clear" w:color="auto" w:fill="4472C4"/>
+          </w:tcPr>
+          <w:p>
+            <w:pPr>
+              <w:jc w:val="center"/>
+            </w:pPr>
+            <w:r>
+              <w:rPr>
+                <w:b/>
+                <w:color w:val="FFFFFF"/>
+              </w:rPr>
+              <w:t>출력 형태</w:t>
+            </w:r>
+          </w:p>
+        </w:tc>
+        <w:tc>
+          <w:tcPr>
+            <w:tcW w:type="dxa" w:w="1568"/>
+            <w:shd w:val="clear" w:color="auto" w:fill="4472C4"/>
+          </w:tcPr>
+          <w:p>
+            <w:pPr>
+              <w:jc w:val="center"/>
+            </w:pPr>
+            <w:r>
+              <w:rPr>
+                <w:b/>
+                <w:color w:val="FFFFFF"/>
+              </w:rPr>
+              <w:t>입력 가중치(W)</w:t>
+            </w:r>
+          </w:p>
+        </w:tc>
+        <w:tc>
+          <w:tcPr>
+            <w:tcW w:type="dxa" w:w="1568"/>
+            <w:shd w:val="clear" w:color="auto" w:fill="4472C4"/>
+          </w:tcPr>
+          <w:p>
+            <w:pPr>
+              <w:jc w:val="center"/>
+            </w:pPr>
+            <w:r>
+              <w:rPr>
+                <w:b/>
+                <w:color w:val="FFFFFF"/>
+              </w:rPr>
+              <w:t>순환 가중치(U)</w:t>
+            </w:r>
+          </w:p>
+        </w:tc>
+        <w:tc>
+          <w:tcPr>
+            <w:tcW w:type="dxa" w:w="1568"/>
+            <w:shd w:val="clear" w:color="auto" w:fill="4472C4"/>
+          </w:tcPr>
+          <w:p>
+            <w:pPr>
+              <w:jc w:val="center"/>
+            </w:pPr>
+            <w:r>
+              <w:rPr>
+                <w:b/>
+                <w:color w:val="FFFFFF"/>
+              </w:rPr>
+              <w:t>편향(b)</w:t>
+            </w:r>
+          </w:p>
+        </w:tc>
+        <w:tc>
+          <w:tcPr>
+            <w:tcW w:type="dxa" w:w="1568"/>
+            <w:shd w:val="clear" w:color="auto" w:fill="4472C4"/>
+          </w:tcPr>
+          <w:p>
+            <w:pPr>
+              <w:jc w:val="center"/>
+            </w:pPr>
+            <w:r>
+              <w:rPr>
+                <w:b/>
+                <w:color w:val="FFFFFF"/>
+              </w:rPr>
+              <w:t>소계</w:t>
+            </w:r>
+          </w:p>
+        </w:tc>
+      </w:tr>
+      <w:tr>
+        <w:tc>
+          <w:tcPr>
+            <w:tcW w:type="dxa" w:w="1568"/>
+          </w:tcPr>
+          <w:p>
+            <w:pPr>
+              <w:jc w:val="center"/>
+            </w:pPr>
+            <w:r>
+              <w:t>Input</w:t>
+            </w:r>
+          </w:p>
+        </w:tc>
+        <w:tc>
+          <w:tcPr>
+            <w:tcW w:type="dxa" w:w="1568"/>
+          </w:tcPr>
+          <w:p>
+            <w:pPr>
+              <w:jc w:val="center"/>
+            </w:pPr>
+            <w:r>
+              <w:t>(30, 12)</w:t>
+            </w:r>
+          </w:p>
+        </w:tc>
+        <w:tc>
+          <w:tcPr>
+            <w:tcW w:type="dxa" w:w="1568"/>
+          </w:tcPr>
+          <w:p>
+            <w:pPr>
+              <w:jc w:val="center"/>
+            </w:pPr>
+            <w:r>
+              <w:t>-</w:t>
+            </w:r>
+          </w:p>
+        </w:tc>
+        <w:tc>
+          <w:tcPr>
+            <w:tcW w:type="dxa" w:w="1568"/>
+          </w:tcPr>
+          <w:p>
+            <w:pPr>
+              <w:jc w:val="center"/>
+            </w:pPr>
+            <w:r>
+              <w:t>-</w:t>
+            </w:r>
+          </w:p>
+        </w:tc>
+        <w:tc>
+          <w:tcPr>
+            <w:tcW w:type="dxa" w:w="1568"/>
+          </w:tcPr>
+          <w:p>
+            <w:pPr>
+              <w:jc w:val="center"/>
+            </w:pPr>
+            <w:r>
+              <w:t>-</w:t>
+            </w:r>
+          </w:p>
+        </w:tc>
+        <w:tc>
+          <w:tcPr>
+            <w:tcW w:type="dxa" w:w="1568"/>
+          </w:tcPr>
+          <w:p>
+            <w:pPr>
+              <w:jc w:val="center"/>
+            </w:pPr>
+            <w:r>
+              <w:t>-</w:t>
+            </w:r>
+          </w:p>
+        </w:tc>
+      </w:tr>
+      <w:tr>
+        <w:tc>
+          <w:tcPr>
+            <w:tcW w:type="dxa" w:w="1568"/>
+          </w:tcPr>
+          <w:p>
+            <w:pPr>
+              <w:jc w:val="center"/>
+            </w:pPr>
+            <w:r>
+              <w:t>GRU Layer 1 (64)</w:t>
+            </w:r>
+          </w:p>
+        </w:tc>
+        <w:tc>
+          <w:tcPr>
+            <w:tcW w:type="dxa" w:w="1568"/>
+          </w:tcPr>
+          <w:p>
+            <w:pPr>
+              <w:jc w:val="center"/>
+            </w:pPr>
+            <w:r>
+              <w:t>(30, 64)</w:t>
+            </w:r>
+          </w:p>
+        </w:tc>
+        <w:tc>
+          <w:tcPr>
+            <w:tcW w:type="dxa" w:w="1568"/>
+          </w:tcPr>
+          <w:p>
+            <w:pPr>
+              <w:jc w:val="center"/>
+            </w:pPr>
+            <w:r>
+              <w:t>12x192 = 2,304</w:t>
+            </w:r>
+          </w:p>
+        </w:tc>
+        <w:tc>
+          <w:tcPr>
+            <w:tcW w:type="dxa" w:w="1568"/>
+          </w:tcPr>
+          <w:p>
+            <w:pPr>
+              <w:jc w:val="center"/>
+            </w:pPr>
+            <w:r>
+              <w:t>64x192 = 12,288</w:t>
+            </w:r>
+          </w:p>
+        </w:tc>
+        <w:tc>
+          <w:tcPr>
+            <w:tcW w:type="dxa" w:w="1568"/>
+          </w:tcPr>
+          <w:p>
+            <w:pPr>
+              <w:jc w:val="center"/>
+            </w:pPr>
+            <w:r>
+              <w:t>2x192=384</w:t>
+            </w:r>
+          </w:p>
+        </w:tc>
+        <w:tc>
+          <w:tcPr>
+            <w:tcW w:type="dxa" w:w="1568"/>
+          </w:tcPr>
+          <w:p>
+            <w:pPr>
+              <w:jc w:val="center"/>
+            </w:pPr>
+            <w:r>
+              <w:t>14,976</w:t>
+            </w:r>
+          </w:p>
+        </w:tc>
+      </w:tr>
+      <w:tr>
+        <w:tc>
+          <w:tcPr>
+            <w:tcW w:type="dxa" w:w="1568"/>
+          </w:tcPr>
+          <w:p>
+            <w:pPr>
+              <w:jc w:val="center"/>
+            </w:pPr>
+            <w:r>
+              <w:t>Dropout (0.2)</w:t>
+            </w:r>
+          </w:p>
+        </w:tc>
+        <w:tc>
+          <w:tcPr>
+            <w:tcW w:type="dxa" w:w="1568"/>
+          </w:tcPr>
+          <w:p>
+            <w:pPr>
+              <w:jc w:val="center"/>
+            </w:pPr>
+            <w:r>
+              <w:t>(30, 64)</w:t>
+            </w:r>
+          </w:p>
+        </w:tc>
+        <w:tc>
+          <w:tcPr>
+            <w:tcW w:type="dxa" w:w="1568"/>
+          </w:tcPr>
+          <w:p>
+            <w:pPr>
+              <w:jc w:val="center"/>
+            </w:pPr>
+            <w:r>
+              <w:t>-</w:t>
+            </w:r>
+          </w:p>
+        </w:tc>
+        <w:tc>
+          <w:tcPr>
+            <w:tcW w:type="dxa" w:w="1568"/>
+          </w:tcPr>
+          <w:p>
+            <w:pPr>
+              <w:jc w:val="center"/>
+            </w:pPr>
+            <w:r>
+              <w:t>-</w:t>
+            </w:r>
+          </w:p>
+        </w:tc>
+        <w:tc>
+          <w:tcPr>
+            <w:tcW w:type="dxa" w:w="1568"/>
+          </w:tcPr>
+          <w:p>
+            <w:pPr>
+              <w:jc w:val="center"/>
+            </w:pPr>
+            <w:r>
+              <w:t>-</w:t>
+            </w:r>
+          </w:p>
+        </w:tc>
+        <w:tc>
+          <w:tcPr>
+            <w:tcW w:type="dxa" w:w="1568"/>
+          </w:tcPr>
+          <w:p>
+            <w:pPr>
+              <w:jc w:val="center"/>
+            </w:pPr>
+            <w:r>
+              <w:t>0</w:t>
+            </w:r>
+          </w:p>
+        </w:tc>
+      </w:tr>
+      <w:tr>
+        <w:tc>
+          <w:tcPr>
+            <w:tcW w:type="dxa" w:w="1568"/>
+          </w:tcPr>
+          <w:p>
+            <w:pPr>
+              <w:jc w:val="center"/>
+            </w:pPr>
+            <w:r>
+              <w:t>GRU Layer 2 (32)</w:t>
+            </w:r>
+          </w:p>
+        </w:tc>
+        <w:tc>
+          <w:tcPr>
+            <w:tcW w:type="dxa" w:w="1568"/>
+          </w:tcPr>
+          <w:p>
+            <w:pPr>
+              <w:jc w:val="center"/>
+            </w:pPr>
+            <w:r>
+              <w:t>(64,)</w:t>
+            </w:r>
+          </w:p>
+        </w:tc>
+        <w:tc>
+          <w:tcPr>
+            <w:tcW w:type="dxa" w:w="1568"/>
+          </w:tcPr>
+          <w:p>
+            <w:pPr>
+              <w:jc w:val="center"/>
+            </w:pPr>
+            <w:r>
+              <w:t>64x96 = 6,144</w:t>
+            </w:r>
+          </w:p>
+        </w:tc>
+        <w:tc>
+          <w:tcPr>
+            <w:tcW w:type="dxa" w:w="1568"/>
+          </w:tcPr>
+          <w:p>
+            <w:pPr>
+              <w:jc w:val="center"/>
+            </w:pPr>
+            <w:r>
+              <w:t>32x96 = 3,072</w:t>
+            </w:r>
+          </w:p>
+        </w:tc>
+        <w:tc>
+          <w:tcPr>
+            <w:tcW w:type="dxa" w:w="1568"/>
+          </w:tcPr>
+          <w:p>
+            <w:pPr>
+              <w:jc w:val="center"/>
+            </w:pPr>
+            <w:r>
+              <w:t>2x96=192</w:t>
+            </w:r>
+          </w:p>
+        </w:tc>
+        <w:tc>
+          <w:tcPr>
+            <w:tcW w:type="dxa" w:w="1568"/>
+          </w:tcPr>
+          <w:p>
+            <w:pPr>
+              <w:jc w:val="center"/>
+            </w:pPr>
+            <w:r>
+              <w:t>9,408</w:t>
+            </w:r>
+          </w:p>
+        </w:tc>
+      </w:tr>
+      <w:tr>
+        <w:tc>
+          <w:tcPr>
+            <w:tcW w:type="dxa" w:w="1568"/>
+          </w:tcPr>
+          <w:p>
+            <w:pPr>
+              <w:jc w:val="center"/>
+            </w:pPr>
+            <w:r>
+              <w:t>Dense (16, ReLU)</w:t>
+            </w:r>
+          </w:p>
+        </w:tc>
+        <w:tc>
+          <w:tcPr>
+            <w:tcW w:type="dxa" w:w="1568"/>
+          </w:tcPr>
+          <w:p>
+            <w:pPr>
+              <w:jc w:val="center"/>
+            </w:pPr>
+            <w:r>
+              <w:t>(16,)</w:t>
+            </w:r>
+          </w:p>
+        </w:tc>
+        <w:tc>
+          <w:tcPr>
+            <w:tcW w:type="dxa" w:w="1568"/>
+          </w:tcPr>
+          <w:p>
+            <w:pPr>
+              <w:jc w:val="center"/>
+            </w:pPr>
+            <w:r>
+              <w:t>32x16 = 512</w:t>
+            </w:r>
+          </w:p>
+        </w:tc>
+        <w:tc>
+          <w:tcPr>
+            <w:tcW w:type="dxa" w:w="1568"/>
+          </w:tcPr>
+          <w:p>
+            <w:pPr>
+              <w:jc w:val="center"/>
+            </w:pPr>
+            <w:r>
+              <w:t>-</w:t>
+            </w:r>
+          </w:p>
+        </w:tc>
+        <w:tc>
+          <w:tcPr>
+            <w:tcW w:type="dxa" w:w="1568"/>
+          </w:tcPr>
+          <w:p>
+            <w:pPr>
+              <w:jc w:val="center"/>
+            </w:pPr>
+            <w:r>
+              <w:t>16</w:t>
+            </w:r>
+          </w:p>
+        </w:tc>
+        <w:tc>
+          <w:tcPr>
+            <w:tcW w:type="dxa" w:w="1568"/>
+          </w:tcPr>
+          <w:p>
+            <w:pPr>
+              <w:jc w:val="center"/>
+            </w:pPr>
+            <w:r>
+              <w:t>528</w:t>
+            </w:r>
+          </w:p>
+        </w:tc>
+      </w:tr>
+      <w:tr>
+        <w:tc>
+          <w:tcPr>
+            <w:tcW w:type="dxa" w:w="1568"/>
+          </w:tcPr>
+          <w:p>
+            <w:pPr>
+              <w:jc w:val="center"/>
+            </w:pPr>
+            <w:r>
+              <w:t>Dense (1, linear)</w:t>
+            </w:r>
+          </w:p>
+        </w:tc>
+        <w:tc>
+          <w:tcPr>
+            <w:tcW w:type="dxa" w:w="1568"/>
+          </w:tcPr>
+          <w:p>
+            <w:pPr>
+              <w:jc w:val="center"/>
+            </w:pPr>
+            <w:r>
+              <w:t>(1,)</w:t>
+            </w:r>
+          </w:p>
+        </w:tc>
+        <w:tc>
+          <w:tcPr>
+            <w:tcW w:type="dxa" w:w="1568"/>
+          </w:tcPr>
+          <w:p>
+            <w:pPr>
+              <w:jc w:val="center"/>
+            </w:pPr>
+            <w:r>
+              <w:t>16x1 = 16</w:t>
+            </w:r>
+          </w:p>
+        </w:tc>
+        <w:tc>
+          <w:tcPr>
+            <w:tcW w:type="dxa" w:w="1568"/>
+          </w:tcPr>
+          <w:p>
+            <w:pPr>
+              <w:jc w:val="center"/>
+            </w:pPr>
+            <w:r>
+              <w:t>-</w:t>
+            </w:r>
+          </w:p>
+        </w:tc>
+        <w:tc>
+          <w:tcPr>
+            <w:tcW w:type="dxa" w:w="1568"/>
+          </w:tcPr>
+          <w:p>
+            <w:pPr>
+              <w:jc w:val="center"/>
+            </w:pPr>
+            <w:r>
+              <w:t>1</w:t>
+            </w:r>
+          </w:p>
+        </w:tc>
+        <w:tc>
+          <w:tcPr>
+            <w:tcW w:type="dxa" w:w="1568"/>
+          </w:tcPr>
+          <w:p>
+            <w:pPr>
+              <w:jc w:val="center"/>
+            </w:pPr>
+            <w:r>
+              <w:t>17</w:t>
+            </w:r>
+          </w:p>
+        </w:tc>
+      </w:tr>
+      <w:tr>
+        <w:tc>
+          <w:tcPr>
+            <w:tcW w:type="dxa" w:w="1568"/>
+            <w:shd w:val="clear" w:color="auto" w:fill="E2EFDA"/>
+          </w:tcPr>
+          <w:p>
+            <w:pPr>
+              <w:jc w:val="center"/>
+            </w:pPr>
+            <w:r>
+              <w:rPr>
+                <w:b/>
+              </w:rPr>
+              <w:t>합계</w:t>
+            </w:r>
+          </w:p>
+        </w:tc>
+        <w:tc>
+          <w:tcPr>
+            <w:tcW w:type="dxa" w:w="1568"/>
+            <w:shd w:val="clear" w:color="auto" w:fill="E2EFDA"/>
+          </w:tcPr>
+          <w:p>
+            <w:pPr>
+              <w:jc w:val="center"/>
+            </w:pPr>
+            <w:r>
+              <w:rPr>
+                <w:b/>
+              </w:rPr>
+            </w:r>
+          </w:p>
+        </w:tc>
+        <w:tc>
+          <w:tcPr>
+            <w:tcW w:type="dxa" w:w="1568"/>
+            <w:shd w:val="clear" w:color="auto" w:fill="E2EFDA"/>
+          </w:tcPr>
+          <w:p>
+            <w:pPr>
+              <w:jc w:val="center"/>
+            </w:pPr>
+            <w:r>
+              <w:rPr>
+                <w:b/>
+              </w:rPr>
+              <w:t>W: 21,316</w:t>
+            </w:r>
+          </w:p>
+        </w:tc>
+        <w:tc>
+          <w:tcPr>
+            <w:tcW w:type="dxa" w:w="1568"/>
+            <w:shd w:val="clear" w:color="auto" w:fill="E2EFDA"/>
+          </w:tcPr>
+          <w:p>
+            <w:pPr>
+              <w:jc w:val="center"/>
+            </w:pPr>
+            <w:r>
+              <w:rPr>
+                <w:b/>
+              </w:rPr>
+              <w:t>U: 15,360</w:t>
+            </w:r>
+          </w:p>
+        </w:tc>
+        <w:tc>
+          <w:tcPr>
+            <w:tcW w:type="dxa" w:w="1568"/>
+            <w:shd w:val="clear" w:color="auto" w:fill="E2EFDA"/>
+          </w:tcPr>
+          <w:p>
+            <w:pPr>
+              <w:jc w:val="center"/>
+            </w:pPr>
+            <w:r>
+              <w:rPr>
+                <w:b/>
+              </w:rPr>
+              <w:t>b: 2,253 + 17 + 1</w:t>
+            </w:r>
+          </w:p>
+        </w:tc>
+        <w:tc>
+          <w:tcPr>
+            <w:tcW w:type="dxa" w:w="1568"/>
+            <w:shd w:val="clear" w:color="auto" w:fill="E2EFDA"/>
+          </w:tcPr>
+          <w:p>
+            <w:pPr>
+              <w:jc w:val="center"/>
+            </w:pPr>
+            <w:r>
+              <w:rPr>
+                <w:b/>
+              </w:rPr>
+              <w:t>24,929</w:t>
+            </w:r>
+          </w:p>
+        </w:tc>
+      </w:tr>
+    </w:tbl>
+    <w:p>
+      <w:r>
+        <w:t>GRU 파라미터 계산식:</w:t>
+        <w:br/>
+        <w:t xml:space="preserve">  Layer 1: 3 x (12 + 64 + 1) x 64 x 2(W+U) = 14,976</w:t>
+        <w:br/>
+        <w:t xml:space="preserve">  Layer 2: 3 x (64 + 32 + 1) x 32 x 2(W+U) =  9,408</w:t>
+        <w:br/>
+        <w:t xml:space="preserve">  합계 = 14,976 + 9,408 + 528 + 17 = 24,929</w:t>
       </w:r>
     </w:p>
     <w:sectPr>

--- a/Homework/DL_FactoryAutomation/산출물/상세보고서_FEMTO_RUL_20260625.docx
+++ b/Homework/DL_FactoryAutomation/산출물/상세보고서_FEMTO_RUL_20260625.docx
@@ -15089,6 +15089,3477 @@
         <w:t xml:space="preserve">  합계 = 14,976 + 9,408 + 528 + 17 = 24,929</w:t>
       </w:r>
     </w:p>
+    <w:p>
+      <w:r>
+        <w:br w:type="page"/>
+      </w:r>
+    </w:p>
+    <w:p>
+      <w:pPr>
+        <w:pStyle w:val="Heading1"/>
+      </w:pPr>
+      <w:r>
+        <w:t>VIII. Epoch 최적값 탐색 과정</w:t>
+      </w:r>
+    </w:p>
+    <w:p>
+      <w:pPr>
+        <w:pStyle w:val="Heading2"/>
+      </w:pPr>
+      <w:r>
+        <w:t>8.1 EarlyStopping 수렴 메커니즘</w:t>
+      </w:r>
+    </w:p>
+    <w:p>
+      <w:r>
+        <w:t>EarlyStopping은 val_loss가 patience 횟수 연속 개선되지 않으면 학습을 자동 중단하고 최적 epoch의 가중치를 복원합니다. LSTM 단독 실험은 patience=5, 5종 비교/튜닝 실험은 patience=7을 적용하였습니다.</w:t>
+      </w:r>
+    </w:p>
+    <w:p>
+      <w:pPr>
+        <w:pStyle w:val="Heading2"/>
+      </w:pPr>
+      <w:r>
+        <w:t>8.2 LSTM 단독 실험 - Epoch별 손실 수렴 과정</w:t>
+      </w:r>
+    </w:p>
+    <w:p>
+      <w:r>
+        <w:t>max_epochs=50 설정이나 EarlyStopping(patience=5)에 의해 실제 10 epoch에서 종료. Best val_loss=0.144659는 epoch 5에서 달성, 이후 5회 연속 미개선으로 조기 종료.</w:t>
+      </w:r>
+    </w:p>
+    <w:tbl>
+      <w:tblPr>
+        <w:tblStyle w:val="TableGrid"/>
+        <w:tblW w:type="auto" w:w="0"/>
+        <w:tblLook w:firstColumn="1" w:firstRow="1" w:lastColumn="0" w:lastRow="0" w:noHBand="0" w:noVBand="1" w:val="04A0"/>
+      </w:tblPr>
+      <w:tblGrid>
+        <w:gridCol w:w="1881"/>
+        <w:gridCol w:w="1881"/>
+        <w:gridCol w:w="1881"/>
+        <w:gridCol w:w="1881"/>
+        <w:gridCol w:w="1881"/>
+      </w:tblGrid>
+      <w:tr>
+        <w:tc>
+          <w:tcPr>
+            <w:tcW w:type="dxa" w:w="1881"/>
+            <w:shd w:val="clear" w:color="auto" w:fill="4472C4"/>
+          </w:tcPr>
+          <w:p>
+            <w:pPr>
+              <w:jc w:val="center"/>
+            </w:pPr>
+            <w:r>
+              <w:rPr>
+                <w:b/>
+                <w:color w:val="FFFFFF"/>
+              </w:rPr>
+              <w:t>Epoch</w:t>
+            </w:r>
+          </w:p>
+        </w:tc>
+        <w:tc>
+          <w:tcPr>
+            <w:tcW w:type="dxa" w:w="1881"/>
+            <w:shd w:val="clear" w:color="auto" w:fill="4472C4"/>
+          </w:tcPr>
+          <w:p>
+            <w:pPr>
+              <w:jc w:val="center"/>
+            </w:pPr>
+            <w:r>
+              <w:rPr>
+                <w:b/>
+                <w:color w:val="FFFFFF"/>
+              </w:rPr>
+              <w:t>Train Loss</w:t>
+            </w:r>
+          </w:p>
+        </w:tc>
+        <w:tc>
+          <w:tcPr>
+            <w:tcW w:type="dxa" w:w="1881"/>
+            <w:shd w:val="clear" w:color="auto" w:fill="4472C4"/>
+          </w:tcPr>
+          <w:p>
+            <w:pPr>
+              <w:jc w:val="center"/>
+            </w:pPr>
+            <w:r>
+              <w:rPr>
+                <w:b/>
+                <w:color w:val="FFFFFF"/>
+              </w:rPr>
+              <w:t>Val Loss</w:t>
+            </w:r>
+          </w:p>
+        </w:tc>
+        <w:tc>
+          <w:tcPr>
+            <w:tcW w:type="dxa" w:w="1881"/>
+            <w:shd w:val="clear" w:color="auto" w:fill="4472C4"/>
+          </w:tcPr>
+          <w:p>
+            <w:pPr>
+              <w:jc w:val="center"/>
+            </w:pPr>
+            <w:r>
+              <w:rPr>
+                <w:b/>
+                <w:color w:val="FFFFFF"/>
+              </w:rPr>
+              <w:t>상태</w:t>
+            </w:r>
+          </w:p>
+        </w:tc>
+        <w:tc>
+          <w:tcPr>
+            <w:tcW w:type="dxa" w:w="1881"/>
+            <w:shd w:val="clear" w:color="auto" w:fill="4472C4"/>
+          </w:tcPr>
+          <w:p>
+            <w:pPr>
+              <w:jc w:val="center"/>
+            </w:pPr>
+            <w:r>
+              <w:rPr>
+                <w:b/>
+                <w:color w:val="FFFFFF"/>
+              </w:rPr>
+              <w:t>비고</w:t>
+            </w:r>
+          </w:p>
+        </w:tc>
+      </w:tr>
+      <w:tr>
+        <w:tc>
+          <w:tcPr>
+            <w:tcW w:type="dxa" w:w="1881"/>
+          </w:tcPr>
+          <w:p>
+            <w:pPr>
+              <w:jc w:val="center"/>
+            </w:pPr>
+            <w:r>
+              <w:t>1</w:t>
+            </w:r>
+          </w:p>
+        </w:tc>
+        <w:tc>
+          <w:tcPr>
+            <w:tcW w:type="dxa" w:w="1881"/>
+          </w:tcPr>
+          <w:p>
+            <w:pPr>
+              <w:jc w:val="center"/>
+            </w:pPr>
+            <w:r>
+              <w:t>0.013037</w:t>
+            </w:r>
+          </w:p>
+        </w:tc>
+        <w:tc>
+          <w:tcPr>
+            <w:tcW w:type="dxa" w:w="1881"/>
+          </w:tcPr>
+          <w:p>
+            <w:pPr>
+              <w:jc w:val="center"/>
+            </w:pPr>
+            <w:r>
+              <w:t>0.234374</w:t>
+            </w:r>
+          </w:p>
+        </w:tc>
+        <w:tc>
+          <w:tcPr>
+            <w:tcW w:type="dxa" w:w="1881"/>
+          </w:tcPr>
+          <w:p>
+            <w:pPr>
+              <w:jc w:val="center"/>
+            </w:pPr>
+            <w:r>
+              <w:t>개선</w:t>
+            </w:r>
+          </w:p>
+        </w:tc>
+        <w:tc>
+          <w:tcPr>
+            <w:tcW w:type="dxa" w:w="1881"/>
+          </w:tcPr>
+          <w:p>
+            <w:pPr>
+              <w:jc w:val="center"/>
+            </w:pPr>
+            <w:r/>
+          </w:p>
+        </w:tc>
+      </w:tr>
+      <w:tr>
+        <w:tc>
+          <w:tcPr>
+            <w:tcW w:type="dxa" w:w="1881"/>
+          </w:tcPr>
+          <w:p>
+            <w:pPr>
+              <w:jc w:val="center"/>
+            </w:pPr>
+            <w:r>
+              <w:t>2</w:t>
+            </w:r>
+          </w:p>
+        </w:tc>
+        <w:tc>
+          <w:tcPr>
+            <w:tcW w:type="dxa" w:w="1881"/>
+          </w:tcPr>
+          <w:p>
+            <w:pPr>
+              <w:jc w:val="center"/>
+            </w:pPr>
+            <w:r>
+              <w:t>0.006075</w:t>
+            </w:r>
+          </w:p>
+        </w:tc>
+        <w:tc>
+          <w:tcPr>
+            <w:tcW w:type="dxa" w:w="1881"/>
+          </w:tcPr>
+          <w:p>
+            <w:pPr>
+              <w:jc w:val="center"/>
+            </w:pPr>
+            <w:r>
+              <w:t>0.171833</w:t>
+            </w:r>
+          </w:p>
+        </w:tc>
+        <w:tc>
+          <w:tcPr>
+            <w:tcW w:type="dxa" w:w="1881"/>
+          </w:tcPr>
+          <w:p>
+            <w:pPr>
+              <w:jc w:val="center"/>
+            </w:pPr>
+            <w:r>
+              <w:t>개선</w:t>
+            </w:r>
+          </w:p>
+        </w:tc>
+        <w:tc>
+          <w:tcPr>
+            <w:tcW w:type="dxa" w:w="1881"/>
+          </w:tcPr>
+          <w:p>
+            <w:pPr>
+              <w:jc w:val="center"/>
+            </w:pPr>
+            <w:r/>
+          </w:p>
+        </w:tc>
+      </w:tr>
+      <w:tr>
+        <w:tc>
+          <w:tcPr>
+            <w:tcW w:type="dxa" w:w="1881"/>
+          </w:tcPr>
+          <w:p>
+            <w:pPr>
+              <w:jc w:val="center"/>
+            </w:pPr>
+            <w:r>
+              <w:t>3</w:t>
+            </w:r>
+          </w:p>
+        </w:tc>
+        <w:tc>
+          <w:tcPr>
+            <w:tcW w:type="dxa" w:w="1881"/>
+          </w:tcPr>
+          <w:p>
+            <w:pPr>
+              <w:jc w:val="center"/>
+            </w:pPr>
+            <w:r>
+              <w:t>0.003706</w:t>
+            </w:r>
+          </w:p>
+        </w:tc>
+        <w:tc>
+          <w:tcPr>
+            <w:tcW w:type="dxa" w:w="1881"/>
+          </w:tcPr>
+          <w:p>
+            <w:pPr>
+              <w:jc w:val="center"/>
+            </w:pPr>
+            <w:r>
+              <w:t>0.179786</w:t>
+            </w:r>
+          </w:p>
+        </w:tc>
+        <w:tc>
+          <w:tcPr>
+            <w:tcW w:type="dxa" w:w="1881"/>
+          </w:tcPr>
+          <w:p>
+            <w:pPr>
+              <w:jc w:val="center"/>
+            </w:pPr>
+            <w:r>
+              <w:t>미개선</w:t>
+            </w:r>
+          </w:p>
+        </w:tc>
+        <w:tc>
+          <w:tcPr>
+            <w:tcW w:type="dxa" w:w="1881"/>
+          </w:tcPr>
+          <w:p>
+            <w:pPr>
+              <w:jc w:val="center"/>
+            </w:pPr>
+            <w:r/>
+          </w:p>
+        </w:tc>
+      </w:tr>
+      <w:tr>
+        <w:tc>
+          <w:tcPr>
+            <w:tcW w:type="dxa" w:w="1881"/>
+          </w:tcPr>
+          <w:p>
+            <w:pPr>
+              <w:jc w:val="center"/>
+            </w:pPr>
+            <w:r>
+              <w:t>4</w:t>
+            </w:r>
+          </w:p>
+        </w:tc>
+        <w:tc>
+          <w:tcPr>
+            <w:tcW w:type="dxa" w:w="1881"/>
+          </w:tcPr>
+          <w:p>
+            <w:pPr>
+              <w:jc w:val="center"/>
+            </w:pPr>
+            <w:r>
+              <w:t>0.002713</w:t>
+            </w:r>
+          </w:p>
+        </w:tc>
+        <w:tc>
+          <w:tcPr>
+            <w:tcW w:type="dxa" w:w="1881"/>
+          </w:tcPr>
+          <w:p>
+            <w:pPr>
+              <w:jc w:val="center"/>
+            </w:pPr>
+            <w:r>
+              <w:t>0.146897</w:t>
+            </w:r>
+          </w:p>
+        </w:tc>
+        <w:tc>
+          <w:tcPr>
+            <w:tcW w:type="dxa" w:w="1881"/>
+          </w:tcPr>
+          <w:p>
+            <w:pPr>
+              <w:jc w:val="center"/>
+            </w:pPr>
+            <w:r>
+              <w:t>개선</w:t>
+            </w:r>
+          </w:p>
+        </w:tc>
+        <w:tc>
+          <w:tcPr>
+            <w:tcW w:type="dxa" w:w="1881"/>
+          </w:tcPr>
+          <w:p>
+            <w:pPr>
+              <w:jc w:val="center"/>
+            </w:pPr>
+            <w:r/>
+          </w:p>
+        </w:tc>
+      </w:tr>
+      <w:tr>
+        <w:tc>
+          <w:tcPr>
+            <w:tcW w:type="dxa" w:w="1881"/>
+            <w:shd w:val="clear" w:color="auto" w:fill="E2EFDA"/>
+          </w:tcPr>
+          <w:p>
+            <w:pPr>
+              <w:jc w:val="center"/>
+            </w:pPr>
+            <w:r>
+              <w:rPr>
+                <w:b/>
+              </w:rPr>
+              <w:t>5</w:t>
+            </w:r>
+          </w:p>
+        </w:tc>
+        <w:tc>
+          <w:tcPr>
+            <w:tcW w:type="dxa" w:w="1881"/>
+            <w:shd w:val="clear" w:color="auto" w:fill="E2EFDA"/>
+          </w:tcPr>
+          <w:p>
+            <w:pPr>
+              <w:jc w:val="center"/>
+            </w:pPr>
+            <w:r>
+              <w:rPr>
+                <w:b/>
+              </w:rPr>
+              <w:t>0.002102</w:t>
+            </w:r>
+          </w:p>
+        </w:tc>
+        <w:tc>
+          <w:tcPr>
+            <w:tcW w:type="dxa" w:w="1881"/>
+            <w:shd w:val="clear" w:color="auto" w:fill="E2EFDA"/>
+          </w:tcPr>
+          <w:p>
+            <w:pPr>
+              <w:jc w:val="center"/>
+            </w:pPr>
+            <w:r>
+              <w:rPr>
+                <w:b/>
+              </w:rPr>
+              <w:t>0.144659</w:t>
+            </w:r>
+          </w:p>
+        </w:tc>
+        <w:tc>
+          <w:tcPr>
+            <w:tcW w:type="dxa" w:w="1881"/>
+            <w:shd w:val="clear" w:color="auto" w:fill="E2EFDA"/>
+          </w:tcPr>
+          <w:p>
+            <w:pPr>
+              <w:jc w:val="center"/>
+            </w:pPr>
+            <w:r>
+              <w:rPr>
+                <w:b/>
+              </w:rPr>
+              <w:t>최솟값 (Best)</w:t>
+            </w:r>
+          </w:p>
+        </w:tc>
+        <w:tc>
+          <w:tcPr>
+            <w:tcW w:type="dxa" w:w="1881"/>
+            <w:shd w:val="clear" w:color="auto" w:fill="E2EFDA"/>
+          </w:tcPr>
+          <w:p>
+            <w:pPr>
+              <w:jc w:val="center"/>
+            </w:pPr>
+            <w:r>
+              <w:rPr>
+                <w:b/>
+              </w:rPr>
+              <w:t>★ 가중치 복원 기준</w:t>
+            </w:r>
+          </w:p>
+        </w:tc>
+      </w:tr>
+      <w:tr>
+        <w:tc>
+          <w:tcPr>
+            <w:tcW w:type="dxa" w:w="1881"/>
+          </w:tcPr>
+          <w:p>
+            <w:pPr>
+              <w:jc w:val="center"/>
+            </w:pPr>
+            <w:r>
+              <w:t>6</w:t>
+            </w:r>
+          </w:p>
+        </w:tc>
+        <w:tc>
+          <w:tcPr>
+            <w:tcW w:type="dxa" w:w="1881"/>
+          </w:tcPr>
+          <w:p>
+            <w:pPr>
+              <w:jc w:val="center"/>
+            </w:pPr>
+            <w:r>
+              <w:t>0.002309</w:t>
+            </w:r>
+          </w:p>
+        </w:tc>
+        <w:tc>
+          <w:tcPr>
+            <w:tcW w:type="dxa" w:w="1881"/>
+          </w:tcPr>
+          <w:p>
+            <w:pPr>
+              <w:jc w:val="center"/>
+            </w:pPr>
+            <w:r>
+              <w:t>0.144960</w:t>
+            </w:r>
+          </w:p>
+        </w:tc>
+        <w:tc>
+          <w:tcPr>
+            <w:tcW w:type="dxa" w:w="1881"/>
+          </w:tcPr>
+          <w:p>
+            <w:pPr>
+              <w:jc w:val="center"/>
+            </w:pPr>
+            <w:r>
+              <w:t>미개선</w:t>
+            </w:r>
+          </w:p>
+        </w:tc>
+        <w:tc>
+          <w:tcPr>
+            <w:tcW w:type="dxa" w:w="1881"/>
+          </w:tcPr>
+          <w:p>
+            <w:pPr>
+              <w:jc w:val="center"/>
+            </w:pPr>
+            <w:r/>
+          </w:p>
+        </w:tc>
+      </w:tr>
+      <w:tr>
+        <w:tc>
+          <w:tcPr>
+            <w:tcW w:type="dxa" w:w="1881"/>
+          </w:tcPr>
+          <w:p>
+            <w:pPr>
+              <w:jc w:val="center"/>
+            </w:pPr>
+            <w:r>
+              <w:t>7</w:t>
+            </w:r>
+          </w:p>
+        </w:tc>
+        <w:tc>
+          <w:tcPr>
+            <w:tcW w:type="dxa" w:w="1881"/>
+          </w:tcPr>
+          <w:p>
+            <w:pPr>
+              <w:jc w:val="center"/>
+            </w:pPr>
+            <w:r>
+              <w:t>0.001923</w:t>
+            </w:r>
+          </w:p>
+        </w:tc>
+        <w:tc>
+          <w:tcPr>
+            <w:tcW w:type="dxa" w:w="1881"/>
+          </w:tcPr>
+          <w:p>
+            <w:pPr>
+              <w:jc w:val="center"/>
+            </w:pPr>
+            <w:r>
+              <w:t>0.158871</w:t>
+            </w:r>
+          </w:p>
+        </w:tc>
+        <w:tc>
+          <w:tcPr>
+            <w:tcW w:type="dxa" w:w="1881"/>
+          </w:tcPr>
+          <w:p>
+            <w:pPr>
+              <w:jc w:val="center"/>
+            </w:pPr>
+            <w:r>
+              <w:t>미개선</w:t>
+            </w:r>
+          </w:p>
+        </w:tc>
+        <w:tc>
+          <w:tcPr>
+            <w:tcW w:type="dxa" w:w="1881"/>
+          </w:tcPr>
+          <w:p>
+            <w:pPr>
+              <w:jc w:val="center"/>
+            </w:pPr>
+            <w:r/>
+          </w:p>
+        </w:tc>
+      </w:tr>
+      <w:tr>
+        <w:tc>
+          <w:tcPr>
+            <w:tcW w:type="dxa" w:w="1881"/>
+          </w:tcPr>
+          <w:p>
+            <w:pPr>
+              <w:jc w:val="center"/>
+            </w:pPr>
+            <w:r>
+              <w:t>8</w:t>
+            </w:r>
+          </w:p>
+        </w:tc>
+        <w:tc>
+          <w:tcPr>
+            <w:tcW w:type="dxa" w:w="1881"/>
+          </w:tcPr>
+          <w:p>
+            <w:pPr>
+              <w:jc w:val="center"/>
+            </w:pPr>
+            <w:r>
+              <w:t>0.001933</w:t>
+            </w:r>
+          </w:p>
+        </w:tc>
+        <w:tc>
+          <w:tcPr>
+            <w:tcW w:type="dxa" w:w="1881"/>
+          </w:tcPr>
+          <w:p>
+            <w:pPr>
+              <w:jc w:val="center"/>
+            </w:pPr>
+            <w:r>
+              <w:t>0.148637</w:t>
+            </w:r>
+          </w:p>
+        </w:tc>
+        <w:tc>
+          <w:tcPr>
+            <w:tcW w:type="dxa" w:w="1881"/>
+          </w:tcPr>
+          <w:p>
+            <w:pPr>
+              <w:jc w:val="center"/>
+            </w:pPr>
+            <w:r>
+              <w:t>개선</w:t>
+            </w:r>
+          </w:p>
+        </w:tc>
+        <w:tc>
+          <w:tcPr>
+            <w:tcW w:type="dxa" w:w="1881"/>
+          </w:tcPr>
+          <w:p>
+            <w:pPr>
+              <w:jc w:val="center"/>
+            </w:pPr>
+            <w:r/>
+          </w:p>
+        </w:tc>
+      </w:tr>
+      <w:tr>
+        <w:tc>
+          <w:tcPr>
+            <w:tcW w:type="dxa" w:w="1881"/>
+          </w:tcPr>
+          <w:p>
+            <w:pPr>
+              <w:jc w:val="center"/>
+            </w:pPr>
+            <w:r>
+              <w:t>9</w:t>
+            </w:r>
+          </w:p>
+        </w:tc>
+        <w:tc>
+          <w:tcPr>
+            <w:tcW w:type="dxa" w:w="1881"/>
+          </w:tcPr>
+          <w:p>
+            <w:pPr>
+              <w:jc w:val="center"/>
+            </w:pPr>
+            <w:r>
+              <w:t>0.001931</w:t>
+            </w:r>
+          </w:p>
+        </w:tc>
+        <w:tc>
+          <w:tcPr>
+            <w:tcW w:type="dxa" w:w="1881"/>
+          </w:tcPr>
+          <w:p>
+            <w:pPr>
+              <w:jc w:val="center"/>
+            </w:pPr>
+            <w:r>
+              <w:t>0.186325</w:t>
+            </w:r>
+          </w:p>
+        </w:tc>
+        <w:tc>
+          <w:tcPr>
+            <w:tcW w:type="dxa" w:w="1881"/>
+          </w:tcPr>
+          <w:p>
+            <w:pPr>
+              <w:jc w:val="center"/>
+            </w:pPr>
+            <w:r>
+              <w:t>미개선</w:t>
+            </w:r>
+          </w:p>
+        </w:tc>
+        <w:tc>
+          <w:tcPr>
+            <w:tcW w:type="dxa" w:w="1881"/>
+          </w:tcPr>
+          <w:p>
+            <w:pPr>
+              <w:jc w:val="center"/>
+            </w:pPr>
+            <w:r/>
+          </w:p>
+        </w:tc>
+      </w:tr>
+      <w:tr>
+        <w:tc>
+          <w:tcPr>
+            <w:tcW w:type="dxa" w:w="1881"/>
+            <w:shd w:val="clear" w:color="auto" w:fill="FFF2CC"/>
+          </w:tcPr>
+          <w:p>
+            <w:pPr>
+              <w:jc w:val="center"/>
+            </w:pPr>
+            <w:r>
+              <w:t>10</w:t>
+            </w:r>
+          </w:p>
+        </w:tc>
+        <w:tc>
+          <w:tcPr>
+            <w:tcW w:type="dxa" w:w="1881"/>
+            <w:shd w:val="clear" w:color="auto" w:fill="FFF2CC"/>
+          </w:tcPr>
+          <w:p>
+            <w:pPr>
+              <w:jc w:val="center"/>
+            </w:pPr>
+            <w:r>
+              <w:t>0.002167</w:t>
+            </w:r>
+          </w:p>
+        </w:tc>
+        <w:tc>
+          <w:tcPr>
+            <w:tcW w:type="dxa" w:w="1881"/>
+            <w:shd w:val="clear" w:color="auto" w:fill="FFF2CC"/>
+          </w:tcPr>
+          <w:p>
+            <w:pPr>
+              <w:jc w:val="center"/>
+            </w:pPr>
+            <w:r>
+              <w:t>0.161805</w:t>
+            </w:r>
+          </w:p>
+        </w:tc>
+        <w:tc>
+          <w:tcPr>
+            <w:tcW w:type="dxa" w:w="1881"/>
+            <w:shd w:val="clear" w:color="auto" w:fill="FFF2CC"/>
+          </w:tcPr>
+          <w:p>
+            <w:pPr>
+              <w:jc w:val="center"/>
+            </w:pPr>
+            <w:r>
+              <w:t>개선</w:t>
+            </w:r>
+          </w:p>
+        </w:tc>
+        <w:tc>
+          <w:tcPr>
+            <w:tcW w:type="dxa" w:w="1881"/>
+            <w:shd w:val="clear" w:color="auto" w:fill="FFF2CC"/>
+          </w:tcPr>
+          <w:p>
+            <w:pPr>
+              <w:jc w:val="center"/>
+            </w:pPr>
+            <w:r>
+              <w:t>EarlyStopping 종료</w:t>
+            </w:r>
+          </w:p>
+        </w:tc>
+      </w:tr>
+    </w:tbl>
+    <w:p>
+      <w:r>
+        <w:t>Train Loss는 epoch 내내 단조 감소하지만 Val Loss는 epoch 5에서 최솟값 후 반등.</w:t>
+        <w:br/>
+        <w:t>이 지점이 과소적합(좌)과 과적합(우)의 경계이며 EarlyStopping이 이를 자동 포착합니다.</w:t>
+      </w:r>
+    </w:p>
+    <w:p>
+      <w:pPr>
+        <w:pStyle w:val="Heading2"/>
+      </w:pPr>
+      <w:r>
+        <w:t>8.3 GRU Grid Search 27 조합 - 하이퍼파라미터 탐색 비교</w:t>
+      </w:r>
+    </w:p>
+    <w:p>
+      <w:r>
+        <w:t>5종 비교/튜닝 실험에서는 조합별 최종 OOS RMSE를 저장하였습니다. 아래는 27 조합 중 Best 5 / Worst 3 비교로 하이퍼파라미터 영향도를 나타냅니다.</w:t>
+      </w:r>
+    </w:p>
+    <w:tbl>
+      <w:tblPr>
+        <w:tblStyle w:val="TableGrid"/>
+        <w:tblW w:type="auto" w:w="0"/>
+        <w:tblLook w:firstColumn="1" w:firstRow="1" w:lastColumn="0" w:lastRow="0" w:noHBand="0" w:noVBand="1" w:val="04A0"/>
+      </w:tblPr>
+      <w:tblGrid>
+        <w:gridCol w:w="1568"/>
+        <w:gridCol w:w="1568"/>
+        <w:gridCol w:w="1568"/>
+        <w:gridCol w:w="1568"/>
+        <w:gridCol w:w="1568"/>
+        <w:gridCol w:w="1568"/>
+      </w:tblGrid>
+      <w:tr>
+        <w:tc>
+          <w:tcPr>
+            <w:tcW w:type="dxa" w:w="1568"/>
+            <w:shd w:val="clear" w:color="auto" w:fill="4472C4"/>
+          </w:tcPr>
+          <w:p>
+            <w:pPr>
+              <w:jc w:val="center"/>
+            </w:pPr>
+            <w:r>
+              <w:rPr>
+                <w:b/>
+                <w:color w:val="FFFFFF"/>
+              </w:rPr>
+              <w:t>순위</w:t>
+            </w:r>
+          </w:p>
+        </w:tc>
+        <w:tc>
+          <w:tcPr>
+            <w:tcW w:type="dxa" w:w="1568"/>
+            <w:shd w:val="clear" w:color="auto" w:fill="4472C4"/>
+          </w:tcPr>
+          <w:p>
+            <w:pPr>
+              <w:jc w:val="center"/>
+            </w:pPr>
+            <w:r>
+              <w:rPr>
+                <w:b/>
+                <w:color w:val="FFFFFF"/>
+              </w:rPr>
+              <w:t>window</w:t>
+            </w:r>
+          </w:p>
+        </w:tc>
+        <w:tc>
+          <w:tcPr>
+            <w:tcW w:type="dxa" w:w="1568"/>
+            <w:shd w:val="clear" w:color="auto" w:fill="4472C4"/>
+          </w:tcPr>
+          <w:p>
+            <w:pPr>
+              <w:jc w:val="center"/>
+            </w:pPr>
+            <w:r>
+              <w:rPr>
+                <w:b/>
+                <w:color w:val="FFFFFF"/>
+              </w:rPr>
+              <w:t>units</w:t>
+            </w:r>
+          </w:p>
+        </w:tc>
+        <w:tc>
+          <w:tcPr>
+            <w:tcW w:type="dxa" w:w="1568"/>
+            <w:shd w:val="clear" w:color="auto" w:fill="4472C4"/>
+          </w:tcPr>
+          <w:p>
+            <w:pPr>
+              <w:jc w:val="center"/>
+            </w:pPr>
+            <w:r>
+              <w:rPr>
+                <w:b/>
+                <w:color w:val="FFFFFF"/>
+              </w:rPr>
+              <w:t>dropout</w:t>
+            </w:r>
+          </w:p>
+        </w:tc>
+        <w:tc>
+          <w:tcPr>
+            <w:tcW w:type="dxa" w:w="1568"/>
+            <w:shd w:val="clear" w:color="auto" w:fill="4472C4"/>
+          </w:tcPr>
+          <w:p>
+            <w:pPr>
+              <w:jc w:val="center"/>
+            </w:pPr>
+            <w:r>
+              <w:rPr>
+                <w:b/>
+                <w:color w:val="FFFFFF"/>
+              </w:rPr>
+              <w:t>CV RMSE</w:t>
+            </w:r>
+          </w:p>
+        </w:tc>
+        <w:tc>
+          <w:tcPr>
+            <w:tcW w:type="dxa" w:w="1568"/>
+            <w:shd w:val="clear" w:color="auto" w:fill="4472C4"/>
+          </w:tcPr>
+          <w:p>
+            <w:pPr>
+              <w:jc w:val="center"/>
+            </w:pPr>
+            <w:r>
+              <w:rPr>
+                <w:b/>
+                <w:color w:val="FFFFFF"/>
+              </w:rPr>
+              <w:t>OOS RMSE</w:t>
+            </w:r>
+          </w:p>
+        </w:tc>
+      </w:tr>
+      <w:tr>
+        <w:tc>
+          <w:tcPr>
+            <w:tcW w:type="dxa" w:w="1568"/>
+            <w:shd w:val="clear" w:color="auto" w:fill="E2EFDA"/>
+          </w:tcPr>
+          <w:p>
+            <w:pPr>
+              <w:jc w:val="center"/>
+            </w:pPr>
+            <w:r>
+              <w:rPr>
+                <w:b/>
+              </w:rPr>
+              <w:t>Best 1 (최적) ★</w:t>
+            </w:r>
+          </w:p>
+        </w:tc>
+        <w:tc>
+          <w:tcPr>
+            <w:tcW w:type="dxa" w:w="1568"/>
+            <w:shd w:val="clear" w:color="auto" w:fill="E2EFDA"/>
+          </w:tcPr>
+          <w:p>
+            <w:pPr>
+              <w:jc w:val="center"/>
+            </w:pPr>
+            <w:r>
+              <w:rPr>
+                <w:b/>
+              </w:rPr>
+              <w:t>20</w:t>
+            </w:r>
+          </w:p>
+        </w:tc>
+        <w:tc>
+          <w:tcPr>
+            <w:tcW w:type="dxa" w:w="1568"/>
+            <w:shd w:val="clear" w:color="auto" w:fill="E2EFDA"/>
+          </w:tcPr>
+          <w:p>
+            <w:pPr>
+              <w:jc w:val="center"/>
+            </w:pPr>
+            <w:r>
+              <w:rPr>
+                <w:b/>
+              </w:rPr>
+              <w:t>32</w:t>
+            </w:r>
+          </w:p>
+        </w:tc>
+        <w:tc>
+          <w:tcPr>
+            <w:tcW w:type="dxa" w:w="1568"/>
+            <w:shd w:val="clear" w:color="auto" w:fill="E2EFDA"/>
+          </w:tcPr>
+          <w:p>
+            <w:pPr>
+              <w:jc w:val="center"/>
+            </w:pPr>
+            <w:r>
+              <w:rPr>
+                <w:b/>
+              </w:rPr>
+              <w:t>0.1</w:t>
+            </w:r>
+          </w:p>
+        </w:tc>
+        <w:tc>
+          <w:tcPr>
+            <w:tcW w:type="dxa" w:w="1568"/>
+            <w:shd w:val="clear" w:color="auto" w:fill="E2EFDA"/>
+          </w:tcPr>
+          <w:p>
+            <w:pPr>
+              <w:jc w:val="center"/>
+            </w:pPr>
+            <w:r>
+              <w:rPr>
+                <w:b/>
+              </w:rPr>
+              <w:t>1,184.99</w:t>
+            </w:r>
+          </w:p>
+        </w:tc>
+        <w:tc>
+          <w:tcPr>
+            <w:tcW w:type="dxa" w:w="1568"/>
+            <w:shd w:val="clear" w:color="auto" w:fill="E2EFDA"/>
+          </w:tcPr>
+          <w:p>
+            <w:pPr>
+              <w:jc w:val="center"/>
+            </w:pPr>
+            <w:r>
+              <w:rPr>
+                <w:b/>
+              </w:rPr>
+              <w:t>956.05</w:t>
+            </w:r>
+          </w:p>
+        </w:tc>
+      </w:tr>
+      <w:tr>
+        <w:tc>
+          <w:tcPr>
+            <w:tcW w:type="dxa" w:w="1568"/>
+          </w:tcPr>
+          <w:p>
+            <w:pPr>
+              <w:jc w:val="center"/>
+            </w:pPr>
+            <w:r>
+              <w:t>Best 2</w:t>
+            </w:r>
+          </w:p>
+        </w:tc>
+        <w:tc>
+          <w:tcPr>
+            <w:tcW w:type="dxa" w:w="1568"/>
+          </w:tcPr>
+          <w:p>
+            <w:pPr>
+              <w:jc w:val="center"/>
+            </w:pPr>
+            <w:r>
+              <w:t>20</w:t>
+            </w:r>
+          </w:p>
+        </w:tc>
+        <w:tc>
+          <w:tcPr>
+            <w:tcW w:type="dxa" w:w="1568"/>
+          </w:tcPr>
+          <w:p>
+            <w:pPr>
+              <w:jc w:val="center"/>
+            </w:pPr>
+            <w:r>
+              <w:t>64</w:t>
+            </w:r>
+          </w:p>
+        </w:tc>
+        <w:tc>
+          <w:tcPr>
+            <w:tcW w:type="dxa" w:w="1568"/>
+          </w:tcPr>
+          <w:p>
+            <w:pPr>
+              <w:jc w:val="center"/>
+            </w:pPr>
+            <w:r>
+              <w:t>0.1</w:t>
+            </w:r>
+          </w:p>
+        </w:tc>
+        <w:tc>
+          <w:tcPr>
+            <w:tcW w:type="dxa" w:w="1568"/>
+          </w:tcPr>
+          <w:p>
+            <w:pPr>
+              <w:jc w:val="center"/>
+            </w:pPr>
+            <w:r>
+              <w:t>1,169.16</w:t>
+            </w:r>
+          </w:p>
+        </w:tc>
+        <w:tc>
+          <w:tcPr>
+            <w:tcW w:type="dxa" w:w="1568"/>
+          </w:tcPr>
+          <w:p>
+            <w:pPr>
+              <w:jc w:val="center"/>
+            </w:pPr>
+            <w:r>
+              <w:t>959.55</w:t>
+            </w:r>
+          </w:p>
+        </w:tc>
+      </w:tr>
+      <w:tr>
+        <w:tc>
+          <w:tcPr>
+            <w:tcW w:type="dxa" w:w="1568"/>
+          </w:tcPr>
+          <w:p>
+            <w:pPr>
+              <w:jc w:val="center"/>
+            </w:pPr>
+            <w:r>
+              <w:t>Best 3</w:t>
+            </w:r>
+          </w:p>
+        </w:tc>
+        <w:tc>
+          <w:tcPr>
+            <w:tcW w:type="dxa" w:w="1568"/>
+          </w:tcPr>
+          <w:p>
+            <w:pPr>
+              <w:jc w:val="center"/>
+            </w:pPr>
+            <w:r>
+              <w:t>30</w:t>
+            </w:r>
+          </w:p>
+        </w:tc>
+        <w:tc>
+          <w:tcPr>
+            <w:tcW w:type="dxa" w:w="1568"/>
+          </w:tcPr>
+          <w:p>
+            <w:pPr>
+              <w:jc w:val="center"/>
+            </w:pPr>
+            <w:r>
+              <w:t>128</w:t>
+            </w:r>
+          </w:p>
+        </w:tc>
+        <w:tc>
+          <w:tcPr>
+            <w:tcW w:type="dxa" w:w="1568"/>
+          </w:tcPr>
+          <w:p>
+            <w:pPr>
+              <w:jc w:val="center"/>
+            </w:pPr>
+            <w:r>
+              <w:t>0.1</w:t>
+            </w:r>
+          </w:p>
+        </w:tc>
+        <w:tc>
+          <w:tcPr>
+            <w:tcW w:type="dxa" w:w="1568"/>
+          </w:tcPr>
+          <w:p>
+            <w:pPr>
+              <w:jc w:val="center"/>
+            </w:pPr>
+            <w:r>
+              <w:t>1,144.85</w:t>
+            </w:r>
+          </w:p>
+        </w:tc>
+        <w:tc>
+          <w:tcPr>
+            <w:tcW w:type="dxa" w:w="1568"/>
+          </w:tcPr>
+          <w:p>
+            <w:pPr>
+              <w:jc w:val="center"/>
+            </w:pPr>
+            <w:r>
+              <w:t>968.52</w:t>
+            </w:r>
+          </w:p>
+        </w:tc>
+      </w:tr>
+      <w:tr>
+        <w:tc>
+          <w:tcPr>
+            <w:tcW w:type="dxa" w:w="1568"/>
+          </w:tcPr>
+          <w:p>
+            <w:pPr>
+              <w:jc w:val="center"/>
+            </w:pPr>
+            <w:r>
+              <w:t>Best 4</w:t>
+            </w:r>
+          </w:p>
+        </w:tc>
+        <w:tc>
+          <w:tcPr>
+            <w:tcW w:type="dxa" w:w="1568"/>
+          </w:tcPr>
+          <w:p>
+            <w:pPr>
+              <w:jc w:val="center"/>
+            </w:pPr>
+            <w:r>
+              <w:t>20</w:t>
+            </w:r>
+          </w:p>
+        </w:tc>
+        <w:tc>
+          <w:tcPr>
+            <w:tcW w:type="dxa" w:w="1568"/>
+          </w:tcPr>
+          <w:p>
+            <w:pPr>
+              <w:jc w:val="center"/>
+            </w:pPr>
+            <w:r>
+              <w:t>64</w:t>
+            </w:r>
+          </w:p>
+        </w:tc>
+        <w:tc>
+          <w:tcPr>
+            <w:tcW w:type="dxa" w:w="1568"/>
+          </w:tcPr>
+          <w:p>
+            <w:pPr>
+              <w:jc w:val="center"/>
+            </w:pPr>
+            <w:r>
+              <w:t>0.2</w:t>
+            </w:r>
+          </w:p>
+        </w:tc>
+        <w:tc>
+          <w:tcPr>
+            <w:tcW w:type="dxa" w:w="1568"/>
+          </w:tcPr>
+          <w:p>
+            <w:pPr>
+              <w:jc w:val="center"/>
+            </w:pPr>
+            <w:r>
+              <w:t>1,158.35</w:t>
+            </w:r>
+          </w:p>
+        </w:tc>
+        <w:tc>
+          <w:tcPr>
+            <w:tcW w:type="dxa" w:w="1568"/>
+          </w:tcPr>
+          <w:p>
+            <w:pPr>
+              <w:jc w:val="center"/>
+            </w:pPr>
+            <w:r>
+              <w:t>971.71</w:t>
+            </w:r>
+          </w:p>
+        </w:tc>
+      </w:tr>
+      <w:tr>
+        <w:tc>
+          <w:tcPr>
+            <w:tcW w:type="dxa" w:w="1568"/>
+          </w:tcPr>
+          <w:p>
+            <w:pPr>
+              <w:jc w:val="center"/>
+            </w:pPr>
+            <w:r>
+              <w:t>Best 5</w:t>
+            </w:r>
+          </w:p>
+        </w:tc>
+        <w:tc>
+          <w:tcPr>
+            <w:tcW w:type="dxa" w:w="1568"/>
+          </w:tcPr>
+          <w:p>
+            <w:pPr>
+              <w:jc w:val="center"/>
+            </w:pPr>
+            <w:r>
+              <w:t>30</w:t>
+            </w:r>
+          </w:p>
+        </w:tc>
+        <w:tc>
+          <w:tcPr>
+            <w:tcW w:type="dxa" w:w="1568"/>
+          </w:tcPr>
+          <w:p>
+            <w:pPr>
+              <w:jc w:val="center"/>
+            </w:pPr>
+            <w:r>
+              <w:t>64</w:t>
+            </w:r>
+          </w:p>
+        </w:tc>
+        <w:tc>
+          <w:tcPr>
+            <w:tcW w:type="dxa" w:w="1568"/>
+          </w:tcPr>
+          <w:p>
+            <w:pPr>
+              <w:jc w:val="center"/>
+            </w:pPr>
+            <w:r>
+              <w:t>0.1</w:t>
+            </w:r>
+          </w:p>
+        </w:tc>
+        <w:tc>
+          <w:tcPr>
+            <w:tcW w:type="dxa" w:w="1568"/>
+          </w:tcPr>
+          <w:p>
+            <w:pPr>
+              <w:jc w:val="center"/>
+            </w:pPr>
+            <w:r>
+              <w:t>1,255.48</w:t>
+            </w:r>
+          </w:p>
+        </w:tc>
+        <w:tc>
+          <w:tcPr>
+            <w:tcW w:type="dxa" w:w="1568"/>
+          </w:tcPr>
+          <w:p>
+            <w:pPr>
+              <w:jc w:val="center"/>
+            </w:pPr>
+            <w:r>
+              <w:t>978.35</w:t>
+            </w:r>
+          </w:p>
+        </w:tc>
+      </w:tr>
+      <w:tr>
+        <w:tc>
+          <w:tcPr>
+            <w:tcW w:type="dxa" w:w="1568"/>
+            <w:shd w:val="clear" w:color="auto" w:fill="D9D9D9"/>
+          </w:tcPr>
+          <w:p>
+            <w:r>
+              <w:t>... (중간 생략) ...</w:t>
+            </w:r>
+          </w:p>
+        </w:tc>
+        <w:tc>
+          <w:tcPr>
+            <w:tcW w:type="dxa" w:w="1568"/>
+            <w:shd w:val="clear" w:color="auto" w:fill="D9D9D9"/>
+          </w:tcPr>
+          <w:p>
+            <w:r>
+              <w:t>... (중간 생략) ...</w:t>
+            </w:r>
+          </w:p>
+        </w:tc>
+        <w:tc>
+          <w:tcPr>
+            <w:tcW w:type="dxa" w:w="1568"/>
+            <w:shd w:val="clear" w:color="auto" w:fill="D9D9D9"/>
+          </w:tcPr>
+          <w:p>
+            <w:r>
+              <w:t>... (중간 생략) ...</w:t>
+            </w:r>
+          </w:p>
+        </w:tc>
+        <w:tc>
+          <w:tcPr>
+            <w:tcW w:type="dxa" w:w="1568"/>
+            <w:shd w:val="clear" w:color="auto" w:fill="D9D9D9"/>
+          </w:tcPr>
+          <w:p>
+            <w:r>
+              <w:t>... (중간 생략) ...</w:t>
+            </w:r>
+          </w:p>
+        </w:tc>
+        <w:tc>
+          <w:tcPr>
+            <w:tcW w:type="dxa" w:w="1568"/>
+            <w:shd w:val="clear" w:color="auto" w:fill="D9D9D9"/>
+          </w:tcPr>
+          <w:p>
+            <w:r>
+              <w:t>... (중간 생략) ...</w:t>
+            </w:r>
+          </w:p>
+        </w:tc>
+        <w:tc>
+          <w:tcPr>
+            <w:tcW w:type="dxa" w:w="1568"/>
+            <w:shd w:val="clear" w:color="auto" w:fill="D9D9D9"/>
+          </w:tcPr>
+          <w:p>
+            <w:r>
+              <w:t>... (중간 생략) ...</w:t>
+            </w:r>
+          </w:p>
+        </w:tc>
+      </w:tr>
+      <w:tr>
+        <w:tc>
+          <w:tcPr>
+            <w:tcW w:type="dxa" w:w="1568"/>
+            <w:shd w:val="clear" w:color="auto" w:fill="FCE4D6"/>
+          </w:tcPr>
+          <w:p>
+            <w:pPr>
+              <w:jc w:val="center"/>
+            </w:pPr>
+            <w:r>
+              <w:t>Worst 1</w:t>
+            </w:r>
+          </w:p>
+        </w:tc>
+        <w:tc>
+          <w:tcPr>
+            <w:tcW w:type="dxa" w:w="1568"/>
+            <w:shd w:val="clear" w:color="auto" w:fill="FCE4D6"/>
+          </w:tcPr>
+          <w:p>
+            <w:pPr>
+              <w:jc w:val="center"/>
+            </w:pPr>
+            <w:r>
+              <w:t>50</w:t>
+            </w:r>
+          </w:p>
+        </w:tc>
+        <w:tc>
+          <w:tcPr>
+            <w:tcW w:type="dxa" w:w="1568"/>
+            <w:shd w:val="clear" w:color="auto" w:fill="FCE4D6"/>
+          </w:tcPr>
+          <w:p>
+            <w:pPr>
+              <w:jc w:val="center"/>
+            </w:pPr>
+            <w:r>
+              <w:t>32</w:t>
+            </w:r>
+          </w:p>
+        </w:tc>
+        <w:tc>
+          <w:tcPr>
+            <w:tcW w:type="dxa" w:w="1568"/>
+            <w:shd w:val="clear" w:color="auto" w:fill="FCE4D6"/>
+          </w:tcPr>
+          <w:p>
+            <w:pPr>
+              <w:jc w:val="center"/>
+            </w:pPr>
+            <w:r>
+              <w:t>0.3</w:t>
+            </w:r>
+          </w:p>
+        </w:tc>
+        <w:tc>
+          <w:tcPr>
+            <w:tcW w:type="dxa" w:w="1568"/>
+            <w:shd w:val="clear" w:color="auto" w:fill="FCE4D6"/>
+          </w:tcPr>
+          <w:p>
+            <w:pPr>
+              <w:jc w:val="center"/>
+            </w:pPr>
+            <w:r>
+              <w:t>1,170.94</w:t>
+            </w:r>
+          </w:p>
+        </w:tc>
+        <w:tc>
+          <w:tcPr>
+            <w:tcW w:type="dxa" w:w="1568"/>
+            <w:shd w:val="clear" w:color="auto" w:fill="FCE4D6"/>
+          </w:tcPr>
+          <w:p>
+            <w:pPr>
+              <w:jc w:val="center"/>
+            </w:pPr>
+            <w:r>
+              <w:t>1,155.10</w:t>
+            </w:r>
+          </w:p>
+        </w:tc>
+      </w:tr>
+      <w:tr>
+        <w:tc>
+          <w:tcPr>
+            <w:tcW w:type="dxa" w:w="1568"/>
+            <w:shd w:val="clear" w:color="auto" w:fill="FCE4D6"/>
+          </w:tcPr>
+          <w:p>
+            <w:pPr>
+              <w:jc w:val="center"/>
+            </w:pPr>
+            <w:r>
+              <w:t>Worst 2</w:t>
+            </w:r>
+          </w:p>
+        </w:tc>
+        <w:tc>
+          <w:tcPr>
+            <w:tcW w:type="dxa" w:w="1568"/>
+            <w:shd w:val="clear" w:color="auto" w:fill="FCE4D6"/>
+          </w:tcPr>
+          <w:p>
+            <w:pPr>
+              <w:jc w:val="center"/>
+            </w:pPr>
+            <w:r>
+              <w:t>50</w:t>
+            </w:r>
+          </w:p>
+        </w:tc>
+        <w:tc>
+          <w:tcPr>
+            <w:tcW w:type="dxa" w:w="1568"/>
+            <w:shd w:val="clear" w:color="auto" w:fill="FCE4D6"/>
+          </w:tcPr>
+          <w:p>
+            <w:pPr>
+              <w:jc w:val="center"/>
+            </w:pPr>
+            <w:r>
+              <w:t>32</w:t>
+            </w:r>
+          </w:p>
+        </w:tc>
+        <w:tc>
+          <w:tcPr>
+            <w:tcW w:type="dxa" w:w="1568"/>
+            <w:shd w:val="clear" w:color="auto" w:fill="FCE4D6"/>
+          </w:tcPr>
+          <w:p>
+            <w:pPr>
+              <w:jc w:val="center"/>
+            </w:pPr>
+            <w:r>
+              <w:t>0.2</w:t>
+            </w:r>
+          </w:p>
+        </w:tc>
+        <w:tc>
+          <w:tcPr>
+            <w:tcW w:type="dxa" w:w="1568"/>
+            <w:shd w:val="clear" w:color="auto" w:fill="FCE4D6"/>
+          </w:tcPr>
+          <w:p>
+            <w:pPr>
+              <w:jc w:val="center"/>
+            </w:pPr>
+            <w:r>
+              <w:t>1,213.05</w:t>
+            </w:r>
+          </w:p>
+        </w:tc>
+        <w:tc>
+          <w:tcPr>
+            <w:tcW w:type="dxa" w:w="1568"/>
+            <w:shd w:val="clear" w:color="auto" w:fill="FCE4D6"/>
+          </w:tcPr>
+          <w:p>
+            <w:pPr>
+              <w:jc w:val="center"/>
+            </w:pPr>
+            <w:r>
+              <w:t>1,209.57</w:t>
+            </w:r>
+          </w:p>
+        </w:tc>
+      </w:tr>
+      <w:tr>
+        <w:tc>
+          <w:tcPr>
+            <w:tcW w:type="dxa" w:w="1568"/>
+            <w:shd w:val="clear" w:color="auto" w:fill="FCE4D6"/>
+          </w:tcPr>
+          <w:p>
+            <w:pPr>
+              <w:jc w:val="center"/>
+            </w:pPr>
+            <w:r>
+              <w:t>Worst 3</w:t>
+            </w:r>
+          </w:p>
+        </w:tc>
+        <w:tc>
+          <w:tcPr>
+            <w:tcW w:type="dxa" w:w="1568"/>
+            <w:shd w:val="clear" w:color="auto" w:fill="FCE4D6"/>
+          </w:tcPr>
+          <w:p>
+            <w:pPr>
+              <w:jc w:val="center"/>
+            </w:pPr>
+            <w:r>
+              <w:t>50</w:t>
+            </w:r>
+          </w:p>
+        </w:tc>
+        <w:tc>
+          <w:tcPr>
+            <w:tcW w:type="dxa" w:w="1568"/>
+            <w:shd w:val="clear" w:color="auto" w:fill="FCE4D6"/>
+          </w:tcPr>
+          <w:p>
+            <w:pPr>
+              <w:jc w:val="center"/>
+            </w:pPr>
+            <w:r>
+              <w:t>64</w:t>
+            </w:r>
+          </w:p>
+        </w:tc>
+        <w:tc>
+          <w:tcPr>
+            <w:tcW w:type="dxa" w:w="1568"/>
+            <w:shd w:val="clear" w:color="auto" w:fill="FCE4D6"/>
+          </w:tcPr>
+          <w:p>
+            <w:pPr>
+              <w:jc w:val="center"/>
+            </w:pPr>
+            <w:r>
+              <w:t>0.3</w:t>
+            </w:r>
+          </w:p>
+        </w:tc>
+        <w:tc>
+          <w:tcPr>
+            <w:tcW w:type="dxa" w:w="1568"/>
+            <w:shd w:val="clear" w:color="auto" w:fill="FCE4D6"/>
+          </w:tcPr>
+          <w:p>
+            <w:pPr>
+              <w:jc w:val="center"/>
+            </w:pPr>
+            <w:r>
+              <w:t>1,173.35</w:t>
+            </w:r>
+          </w:p>
+        </w:tc>
+        <w:tc>
+          <w:tcPr>
+            <w:tcW w:type="dxa" w:w="1568"/>
+            <w:shd w:val="clear" w:color="auto" w:fill="FCE4D6"/>
+          </w:tcPr>
+          <w:p>
+            <w:pPr>
+              <w:jc w:val="center"/>
+            </w:pPr>
+            <w:r>
+              <w:t>1,214.06</w:t>
+            </w:r>
+          </w:p>
+        </w:tc>
+      </w:tr>
+    </w:tbl>
+    <w:p>
+      <w:r>
+        <w:t>Worst 3 공통점: window=50 + dropout=0.3 -&gt; 긴 시퀀스에 강한 드롭아웃은 정보 손실 유발.</w:t>
+        <w:br/>
+        <w:t>Best-Worst OOS RMSE 차이: 956.05 vs 1,214.06 (차이 258.01)</w:t>
+      </w:r>
+    </w:p>
+    <w:p>
+      <w:r>
+        <w:br w:type="page"/>
+      </w:r>
+    </w:p>
+    <w:p>
+      <w:pPr>
+        <w:pStyle w:val="Heading1"/>
+      </w:pPr>
+      <w:r>
+        <w:t>IX. ML+DL 통합 시스템 성능 분석</w:t>
+      </w:r>
+    </w:p>
+    <w:p>
+      <w:r>
+        <w:rPr>
+          <w:b/>
+        </w:rPr>
+        <w:t>ML 단독보다 ML+DL 통합 시스템이 예지보전 목적에서 종합적으로 우수합니다. ML은 '고장 발생 여부(Yes/No)'만 판단하지만, ML+DL은 '고장 감지 + 잔여수명(RUL) 예측'을 동시에 제공하여 '언제 정비해야 하는가'까지 답합니다.</w:t>
+      </w:r>
+    </w:p>
+    <w:p>
+      <w:pPr>
+        <w:pStyle w:val="Heading2"/>
+      </w:pPr>
+      <w:r>
+        <w:t>9.1 시스템별 역할 및 성능 비교</w:t>
+      </w:r>
+    </w:p>
+    <w:tbl>
+      <w:tblPr>
+        <w:tblStyle w:val="TableGrid"/>
+        <w:tblW w:type="auto" w:w="0"/>
+        <w:tblLook w:firstColumn="1" w:firstRow="1" w:lastColumn="0" w:lastRow="0" w:noHBand="0" w:noVBand="1" w:val="04A0"/>
+      </w:tblPr>
+      <w:tblGrid>
+        <w:gridCol w:w="1881"/>
+        <w:gridCol w:w="1881"/>
+        <w:gridCol w:w="1881"/>
+        <w:gridCol w:w="1881"/>
+        <w:gridCol w:w="1881"/>
+      </w:tblGrid>
+      <w:tr>
+        <w:tc>
+          <w:tcPr>
+            <w:tcW w:type="dxa" w:w="1881"/>
+            <w:shd w:val="clear" w:color="auto" w:fill="4472C4"/>
+          </w:tcPr>
+          <w:p>
+            <w:pPr>
+              <w:jc w:val="center"/>
+            </w:pPr>
+            <w:r>
+              <w:rPr>
+                <w:b/>
+                <w:color w:val="FFFFFF"/>
+              </w:rPr>
+              <w:t>시스템</w:t>
+            </w:r>
+          </w:p>
+        </w:tc>
+        <w:tc>
+          <w:tcPr>
+            <w:tcW w:type="dxa" w:w="1881"/>
+            <w:shd w:val="clear" w:color="auto" w:fill="4472C4"/>
+          </w:tcPr>
+          <w:p>
+            <w:pPr>
+              <w:jc w:val="center"/>
+            </w:pPr>
+            <w:r>
+              <w:rPr>
+                <w:b/>
+                <w:color w:val="FFFFFF"/>
+              </w:rPr>
+              <w:t>제공 정보</w:t>
+            </w:r>
+          </w:p>
+        </w:tc>
+        <w:tc>
+          <w:tcPr>
+            <w:tcW w:type="dxa" w:w="1881"/>
+            <w:shd w:val="clear" w:color="auto" w:fill="4472C4"/>
+          </w:tcPr>
+          <w:p>
+            <w:pPr>
+              <w:jc w:val="center"/>
+            </w:pPr>
+            <w:r>
+              <w:rPr>
+                <w:b/>
+                <w:color w:val="FFFFFF"/>
+              </w:rPr>
+              <w:t>핵심 지표</w:t>
+            </w:r>
+          </w:p>
+        </w:tc>
+        <w:tc>
+          <w:tcPr>
+            <w:tcW w:type="dxa" w:w="1881"/>
+            <w:shd w:val="clear" w:color="auto" w:fill="4472C4"/>
+          </w:tcPr>
+          <w:p>
+            <w:pPr>
+              <w:jc w:val="center"/>
+            </w:pPr>
+            <w:r>
+              <w:rPr>
+                <w:b/>
+                <w:color w:val="FFFFFF"/>
+              </w:rPr>
+              <w:t>한계</w:t>
+            </w:r>
+          </w:p>
+        </w:tc>
+        <w:tc>
+          <w:tcPr>
+            <w:tcW w:type="dxa" w:w="1881"/>
+            <w:shd w:val="clear" w:color="auto" w:fill="4472C4"/>
+          </w:tcPr>
+          <w:p>
+            <w:pPr>
+              <w:jc w:val="center"/>
+            </w:pPr>
+            <w:r>
+              <w:rPr>
+                <w:b/>
+                <w:color w:val="FFFFFF"/>
+              </w:rPr>
+              <w:t>비고</w:t>
+            </w:r>
+          </w:p>
+        </w:tc>
+      </w:tr>
+      <w:tr>
+        <w:tc>
+          <w:tcPr>
+            <w:tcW w:type="dxa" w:w="1881"/>
+          </w:tcPr>
+          <w:p>
+            <w:pPr>
+              <w:jc w:val="center"/>
+            </w:pPr>
+            <w:r>
+              <w:t>ML 단독 (LR 최우수)</w:t>
+            </w:r>
+          </w:p>
+        </w:tc>
+        <w:tc>
+          <w:tcPr>
+            <w:tcW w:type="dxa" w:w="1881"/>
+          </w:tcPr>
+          <w:p>
+            <w:pPr>
+              <w:jc w:val="center"/>
+            </w:pPr>
+            <w:r>
+              <w:t>고장 여부 (Yes/No)</w:t>
+            </w:r>
+          </w:p>
+        </w:tc>
+        <w:tc>
+          <w:tcPr>
+            <w:tcW w:type="dxa" w:w="1881"/>
+          </w:tcPr>
+          <w:p>
+            <w:pPr>
+              <w:jc w:val="center"/>
+            </w:pPr>
+            <w:r>
+              <w:t>Recall 89.0% / ROC-AUC 0.997</w:t>
+            </w:r>
+          </w:p>
+        </w:tc>
+        <w:tc>
+          <w:tcPr>
+            <w:tcW w:type="dxa" w:w="1881"/>
+          </w:tcPr>
+          <w:p>
+            <w:pPr>
+              <w:jc w:val="center"/>
+            </w:pPr>
+            <w:r>
+              <w:t>RUL 정량화 불가 - 정비 시점 판단 어려움</w:t>
+            </w:r>
+          </w:p>
+        </w:tc>
+        <w:tc>
+          <w:tcPr>
+            <w:tcW w:type="dxa" w:w="1881"/>
+          </w:tcPr>
+          <w:p>
+            <w:pPr>
+              <w:jc w:val="center"/>
+            </w:pPr>
+            <w:r>
+              <w:t>분류만 해결</w:t>
+            </w:r>
+          </w:p>
+        </w:tc>
+      </w:tr>
+      <w:tr>
+        <w:tc>
+          <w:tcPr>
+            <w:tcW w:type="dxa" w:w="1881"/>
+          </w:tcPr>
+          <w:p>
+            <w:pPr>
+              <w:jc w:val="center"/>
+            </w:pPr>
+            <w:r>
+              <w:t>DL 단독 (GRU 최우수)</w:t>
+            </w:r>
+          </w:p>
+        </w:tc>
+        <w:tc>
+          <w:tcPr>
+            <w:tcW w:type="dxa" w:w="1881"/>
+          </w:tcPr>
+          <w:p>
+            <w:pPr>
+              <w:jc w:val="center"/>
+            </w:pPr>
+            <w:r>
+              <w:t>잔여수명 수치 (RUL)</w:t>
+            </w:r>
+          </w:p>
+        </w:tc>
+        <w:tc>
+          <w:tcPr>
+            <w:tcW w:type="dxa" w:w="1881"/>
+          </w:tcPr>
+          <w:p>
+            <w:pPr>
+              <w:jc w:val="center"/>
+            </w:pPr>
+            <w:r>
+              <w:t>OOS RMSE 909.96 / MAE 741.50</w:t>
+            </w:r>
+          </w:p>
+        </w:tc>
+        <w:tc>
+          <w:tcPr>
+            <w:tcW w:type="dxa" w:w="1881"/>
+          </w:tcPr>
+          <w:p>
+            <w:pPr>
+              <w:jc w:val="center"/>
+            </w:pPr>
+            <w:r>
+              <w:t>고장 감지 미포함 - 수동 트리거 필요</w:t>
+            </w:r>
+          </w:p>
+        </w:tc>
+        <w:tc>
+          <w:tcPr>
+            <w:tcW w:type="dxa" w:w="1881"/>
+          </w:tcPr>
+          <w:p>
+            <w:pPr>
+              <w:jc w:val="center"/>
+            </w:pPr>
+            <w:r>
+              <w:t>회귀만 해결</w:t>
+            </w:r>
+          </w:p>
+        </w:tc>
+      </w:tr>
+      <w:tr>
+        <w:tc>
+          <w:tcPr>
+            <w:tcW w:type="dxa" w:w="1881"/>
+            <w:shd w:val="clear" w:color="auto" w:fill="D9E1F2"/>
+          </w:tcPr>
+          <w:p>
+            <w:pPr>
+              <w:jc w:val="center"/>
+            </w:pPr>
+            <w:r>
+              <w:rPr>
+                <w:b/>
+              </w:rPr>
+              <w:t>ML+DL 통합 (LR+GRU)</w:t>
+            </w:r>
+          </w:p>
+        </w:tc>
+        <w:tc>
+          <w:tcPr>
+            <w:tcW w:type="dxa" w:w="1881"/>
+            <w:shd w:val="clear" w:color="auto" w:fill="D9E1F2"/>
+          </w:tcPr>
+          <w:p>
+            <w:pPr>
+              <w:jc w:val="center"/>
+            </w:pPr>
+            <w:r>
+              <w:rPr>
+                <w:b/>
+              </w:rPr>
+              <w:t>고장 감지 + RUL 예측</w:t>
+            </w:r>
+          </w:p>
+        </w:tc>
+        <w:tc>
+          <w:tcPr>
+            <w:tcW w:type="dxa" w:w="1881"/>
+            <w:shd w:val="clear" w:color="auto" w:fill="D9E1F2"/>
+          </w:tcPr>
+          <w:p>
+            <w:pPr>
+              <w:jc w:val="center"/>
+            </w:pPr>
+            <w:r>
+              <w:rPr>
+                <w:b/>
+              </w:rPr>
+              <w:t>Recall 89.0% &amp; RMSE 909.96</w:t>
+            </w:r>
+          </w:p>
+        </w:tc>
+        <w:tc>
+          <w:tcPr>
+            <w:tcW w:type="dxa" w:w="1881"/>
+            <w:shd w:val="clear" w:color="auto" w:fill="D9E1F2"/>
+          </w:tcPr>
+          <w:p>
+            <w:pPr>
+              <w:jc w:val="center"/>
+            </w:pPr>
+            <w:r>
+              <w:rPr>
+                <w:b/>
+              </w:rPr>
+              <w:t>두 모델 운영 비용 증가</w:t>
+            </w:r>
+          </w:p>
+        </w:tc>
+        <w:tc>
+          <w:tcPr>
+            <w:tcW w:type="dxa" w:w="1881"/>
+            <w:shd w:val="clear" w:color="auto" w:fill="D9E1F2"/>
+          </w:tcPr>
+          <w:p>
+            <w:pPr>
+              <w:jc w:val="center"/>
+            </w:pPr>
+            <w:r>
+              <w:rPr>
+                <w:b/>
+              </w:rPr>
+              <w:t>★ 완전한 예지보전</w:t>
+            </w:r>
+          </w:p>
+        </w:tc>
+      </w:tr>
+    </w:tbl>
+    <w:p>
+      <w:pPr>
+        <w:pStyle w:val="Heading2"/>
+      </w:pPr>
+      <w:r>
+        <w:t>9.2 통합 시스템의 정량적 우수성</w:t>
+      </w:r>
+    </w:p>
+    <w:tbl>
+      <w:tblPr>
+        <w:tblStyle w:val="TableGrid"/>
+        <w:tblW w:type="auto" w:w="0"/>
+        <w:tblLook w:firstColumn="1" w:firstRow="1" w:lastColumn="0" w:lastRow="0" w:noHBand="0" w:noVBand="1" w:val="04A0"/>
+      </w:tblPr>
+      <w:tblGrid>
+        <w:gridCol w:w="2351"/>
+        <w:gridCol w:w="2351"/>
+        <w:gridCol w:w="2351"/>
+        <w:gridCol w:w="2351"/>
+      </w:tblGrid>
+      <w:tr>
+        <w:tc>
+          <w:tcPr>
+            <w:tcW w:type="dxa" w:w="2351"/>
+            <w:shd w:val="clear" w:color="auto" w:fill="4472C4"/>
+          </w:tcPr>
+          <w:p>
+            <w:pPr>
+              <w:jc w:val="center"/>
+            </w:pPr>
+            <w:r>
+              <w:rPr>
+                <w:b/>
+                <w:color w:val="FFFFFF"/>
+              </w:rPr>
+              <w:t>평가 항목</w:t>
+            </w:r>
+          </w:p>
+        </w:tc>
+        <w:tc>
+          <w:tcPr>
+            <w:tcW w:type="dxa" w:w="2351"/>
+            <w:shd w:val="clear" w:color="auto" w:fill="4472C4"/>
+          </w:tcPr>
+          <w:p>
+            <w:pPr>
+              <w:jc w:val="center"/>
+            </w:pPr>
+            <w:r>
+              <w:rPr>
+                <w:b/>
+                <w:color w:val="FFFFFF"/>
+              </w:rPr>
+              <w:t>ML 단독</w:t>
+            </w:r>
+          </w:p>
+        </w:tc>
+        <w:tc>
+          <w:tcPr>
+            <w:tcW w:type="dxa" w:w="2351"/>
+            <w:shd w:val="clear" w:color="auto" w:fill="4472C4"/>
+          </w:tcPr>
+          <w:p>
+            <w:pPr>
+              <w:jc w:val="center"/>
+            </w:pPr>
+            <w:r>
+              <w:rPr>
+                <w:b/>
+                <w:color w:val="FFFFFF"/>
+              </w:rPr>
+              <w:t>ML+DL 통합</w:t>
+            </w:r>
+          </w:p>
+        </w:tc>
+        <w:tc>
+          <w:tcPr>
+            <w:tcW w:type="dxa" w:w="2351"/>
+            <w:shd w:val="clear" w:color="auto" w:fill="4472C4"/>
+          </w:tcPr>
+          <w:p>
+            <w:pPr>
+              <w:jc w:val="center"/>
+            </w:pPr>
+            <w:r>
+              <w:rPr>
+                <w:b/>
+                <w:color w:val="FFFFFF"/>
+              </w:rPr>
+              <w:t>개선 효과</w:t>
+            </w:r>
+          </w:p>
+        </w:tc>
+      </w:tr>
+      <w:tr>
+        <w:tc>
+          <w:tcPr>
+            <w:tcW w:type="dxa" w:w="2351"/>
+          </w:tcPr>
+          <w:p>
+            <w:pPr>
+              <w:jc w:val="center"/>
+            </w:pPr>
+            <w:r>
+              <w:t>고장 감지 Recall</w:t>
+            </w:r>
+          </w:p>
+        </w:tc>
+        <w:tc>
+          <w:tcPr>
+            <w:tcW w:type="dxa" w:w="2351"/>
+          </w:tcPr>
+          <w:p>
+            <w:pPr>
+              <w:jc w:val="center"/>
+            </w:pPr>
+            <w:r>
+              <w:t>89.0%</w:t>
+            </w:r>
+          </w:p>
+        </w:tc>
+        <w:tc>
+          <w:tcPr>
+            <w:tcW w:type="dxa" w:w="2351"/>
+          </w:tcPr>
+          <w:p>
+            <w:pPr>
+              <w:jc w:val="center"/>
+            </w:pPr>
+            <w:r>
+              <w:t>89.0%</w:t>
+            </w:r>
+          </w:p>
+        </w:tc>
+        <w:tc>
+          <w:tcPr>
+            <w:tcW w:type="dxa" w:w="2351"/>
+          </w:tcPr>
+          <w:p>
+            <w:pPr>
+              <w:jc w:val="center"/>
+            </w:pPr>
+            <w:r>
+              <w:t>동일 (ML 기여분 유지)</w:t>
+            </w:r>
+          </w:p>
+        </w:tc>
+      </w:tr>
+      <w:tr>
+        <w:tc>
+          <w:tcPr>
+            <w:tcW w:type="dxa" w:w="2351"/>
+          </w:tcPr>
+          <w:p>
+            <w:pPr>
+              <w:jc w:val="center"/>
+            </w:pPr>
+            <w:r>
+              <w:t>고장 감지 ROC-AUC</w:t>
+            </w:r>
+          </w:p>
+        </w:tc>
+        <w:tc>
+          <w:tcPr>
+            <w:tcW w:type="dxa" w:w="2351"/>
+          </w:tcPr>
+          <w:p>
+            <w:pPr>
+              <w:jc w:val="center"/>
+            </w:pPr>
+            <w:r>
+              <w:t>0.997</w:t>
+            </w:r>
+          </w:p>
+        </w:tc>
+        <w:tc>
+          <w:tcPr>
+            <w:tcW w:type="dxa" w:w="2351"/>
+          </w:tcPr>
+          <w:p>
+            <w:pPr>
+              <w:jc w:val="center"/>
+            </w:pPr>
+            <w:r>
+              <w:t>0.997</w:t>
+            </w:r>
+          </w:p>
+        </w:tc>
+        <w:tc>
+          <w:tcPr>
+            <w:tcW w:type="dxa" w:w="2351"/>
+          </w:tcPr>
+          <w:p>
+            <w:pPr>
+              <w:jc w:val="center"/>
+            </w:pPr>
+            <w:r>
+              <w:t>동일 (ML 기여분 유지)</w:t>
+            </w:r>
+          </w:p>
+        </w:tc>
+      </w:tr>
+      <w:tr>
+        <w:tc>
+          <w:tcPr>
+            <w:tcW w:type="dxa" w:w="2351"/>
+          </w:tcPr>
+          <w:p>
+            <w:pPr>
+              <w:jc w:val="center"/>
+            </w:pPr>
+            <w:r>
+              <w:t>RUL 예측 RMSE</w:t>
+            </w:r>
+          </w:p>
+        </w:tc>
+        <w:tc>
+          <w:tcPr>
+            <w:tcW w:type="dxa" w:w="2351"/>
+          </w:tcPr>
+          <w:p>
+            <w:pPr>
+              <w:jc w:val="center"/>
+            </w:pPr>
+            <w:r>
+              <w:t>RF 954.5 (ML 회귀)</w:t>
+            </w:r>
+          </w:p>
+        </w:tc>
+        <w:tc>
+          <w:tcPr>
+            <w:tcW w:type="dxa" w:w="2351"/>
+          </w:tcPr>
+          <w:p>
+            <w:pPr>
+              <w:jc w:val="center"/>
+            </w:pPr>
+            <w:r>
+              <w:t>GRU 909.96</w:t>
+            </w:r>
+          </w:p>
+        </w:tc>
+        <w:tc>
+          <w:tcPr>
+            <w:tcW w:type="dxa" w:w="2351"/>
+          </w:tcPr>
+          <w:p>
+            <w:pPr>
+              <w:jc w:val="center"/>
+            </w:pPr>
+            <w:r>
+              <w:t>DL 적용으로 4.7% 개선</w:t>
+            </w:r>
+          </w:p>
+        </w:tc>
+      </w:tr>
+      <w:tr>
+        <w:tc>
+          <w:tcPr>
+            <w:tcW w:type="dxa" w:w="2351"/>
+            <w:shd w:val="clear" w:color="auto" w:fill="E2EFDA"/>
+          </w:tcPr>
+          <w:p>
+            <w:pPr>
+              <w:jc w:val="center"/>
+            </w:pPr>
+            <w:r>
+              <w:rPr>
+                <w:b/>
+              </w:rPr>
+              <w:t>제공 정보 범위</w:t>
+            </w:r>
+          </w:p>
+        </w:tc>
+        <w:tc>
+          <w:tcPr>
+            <w:tcW w:type="dxa" w:w="2351"/>
+            <w:shd w:val="clear" w:color="auto" w:fill="E2EFDA"/>
+          </w:tcPr>
+          <w:p>
+            <w:pPr>
+              <w:jc w:val="center"/>
+            </w:pPr>
+            <w:r>
+              <w:rPr>
+                <w:b/>
+              </w:rPr>
+              <w:t>고장 여부만</w:t>
+            </w:r>
+          </w:p>
+        </w:tc>
+        <w:tc>
+          <w:tcPr>
+            <w:tcW w:type="dxa" w:w="2351"/>
+            <w:shd w:val="clear" w:color="auto" w:fill="E2EFDA"/>
+          </w:tcPr>
+          <w:p>
+            <w:pPr>
+              <w:jc w:val="center"/>
+            </w:pPr>
+            <w:r>
+              <w:rPr>
+                <w:b/>
+              </w:rPr>
+              <w:t>고장 여부 + 잔여수명</w:t>
+            </w:r>
+          </w:p>
+        </w:tc>
+        <w:tc>
+          <w:tcPr>
+            <w:tcW w:type="dxa" w:w="2351"/>
+            <w:shd w:val="clear" w:color="auto" w:fill="E2EFDA"/>
+          </w:tcPr>
+          <w:p>
+            <w:pPr>
+              <w:jc w:val="center"/>
+            </w:pPr>
+            <w:r>
+              <w:rPr>
+                <w:b/>
+              </w:rPr>
+              <w:t>정보량 2배 - 정비 타이밍 최적화 가능</w:t>
+            </w:r>
+          </w:p>
+        </w:tc>
+      </w:tr>
+    </w:tbl>
+    <w:p>
+      <w:r>
+        <w:t>결론: ML+DL 통합 시스템은 '고장이 발생하는가(ML)'와 '고장 후 얼마나 더 운전 가능한가(DL)'를 동시에 제공합니다. ML 단독 대비 RUL 예측 정밀도 4.7% 향상, 불필요한 예방 정비 감소, 설비 가동률 향상이 기대됩니다.</w:t>
+      </w:r>
+    </w:p>
+    <w:p>
+      <w:r>
+        <w:br w:type="page"/>
+      </w:r>
+    </w:p>
+    <w:p>
+      <w:pPr>
+        <w:pStyle w:val="Heading1"/>
+      </w:pPr>
+      <w:r>
+        <w:t>X. 향후 성능 개선 계획 (ML + DL + LLM/RAG)</w:t>
+      </w:r>
+    </w:p>
+    <w:p>
+      <w:r>
+        <w:t>현재 ML+DL 통합 시스템에 LLM(대형 언어 모델)과 RAG(검색 증강 생성)를 추가하면 단순 수치 예측을 넘어 자연어 기반 진단 및 의사결정 지원이 가능합니다.</w:t>
+      </w:r>
+    </w:p>
+    <w:p>
+      <w:pPr>
+        <w:pStyle w:val="Heading2"/>
+      </w:pPr>
+      <w:r>
+        <w:t>10.1 3단계 확장 아키텍처</w:t>
+      </w:r>
+    </w:p>
+    <w:tbl>
+      <w:tblPr>
+        <w:tblStyle w:val="TableGrid"/>
+        <w:tblW w:type="auto" w:w="0"/>
+        <w:tblLook w:firstColumn="1" w:firstRow="1" w:lastColumn="0" w:lastRow="0" w:noHBand="0" w:noVBand="1" w:val="04A0"/>
+      </w:tblPr>
+      <w:tblGrid>
+        <w:gridCol w:w="2351"/>
+        <w:gridCol w:w="2351"/>
+        <w:gridCol w:w="2351"/>
+        <w:gridCol w:w="2351"/>
+      </w:tblGrid>
+      <w:tr>
+        <w:tc>
+          <w:tcPr>
+            <w:tcW w:type="dxa" w:w="2351"/>
+            <w:shd w:val="clear" w:color="auto" w:fill="4472C4"/>
+          </w:tcPr>
+          <w:p>
+            <w:pPr>
+              <w:jc w:val="center"/>
+            </w:pPr>
+            <w:r>
+              <w:rPr>
+                <w:b/>
+                <w:color w:val="FFFFFF"/>
+              </w:rPr>
+              <w:t>단계</w:t>
+            </w:r>
+          </w:p>
+        </w:tc>
+        <w:tc>
+          <w:tcPr>
+            <w:tcW w:type="dxa" w:w="2351"/>
+            <w:shd w:val="clear" w:color="auto" w:fill="4472C4"/>
+          </w:tcPr>
+          <w:p>
+            <w:pPr>
+              <w:jc w:val="center"/>
+            </w:pPr>
+            <w:r>
+              <w:rPr>
+                <w:b/>
+                <w:color w:val="FFFFFF"/>
+              </w:rPr>
+              <w:t>구성 요소</w:t>
+            </w:r>
+          </w:p>
+        </w:tc>
+        <w:tc>
+          <w:tcPr>
+            <w:tcW w:type="dxa" w:w="2351"/>
+            <w:shd w:val="clear" w:color="auto" w:fill="4472C4"/>
+          </w:tcPr>
+          <w:p>
+            <w:pPr>
+              <w:jc w:val="center"/>
+            </w:pPr>
+            <w:r>
+              <w:rPr>
+                <w:b/>
+                <w:color w:val="FFFFFF"/>
+              </w:rPr>
+              <w:t>역할</w:t>
+            </w:r>
+          </w:p>
+        </w:tc>
+        <w:tc>
+          <w:tcPr>
+            <w:tcW w:type="dxa" w:w="2351"/>
+            <w:shd w:val="clear" w:color="auto" w:fill="4472C4"/>
+          </w:tcPr>
+          <w:p>
+            <w:pPr>
+              <w:jc w:val="center"/>
+            </w:pPr>
+            <w:r>
+              <w:rPr>
+                <w:b/>
+                <w:color w:val="FFFFFF"/>
+              </w:rPr>
+              <w:t>기대 출력</w:t>
+            </w:r>
+          </w:p>
+        </w:tc>
+      </w:tr>
+      <w:tr>
+        <w:tc>
+          <w:tcPr>
+            <w:tcW w:type="dxa" w:w="2351"/>
+            <w:shd w:val="clear" w:color="auto" w:fill="E2EFDA"/>
+          </w:tcPr>
+          <w:p>
+            <w:pPr>
+              <w:jc w:val="center"/>
+            </w:pPr>
+            <w:r>
+              <w:t>1단계 (완료)</w:t>
+            </w:r>
+          </w:p>
+        </w:tc>
+        <w:tc>
+          <w:tcPr>
+            <w:tcW w:type="dxa" w:w="2351"/>
+            <w:shd w:val="clear" w:color="auto" w:fill="E2EFDA"/>
+          </w:tcPr>
+          <w:p>
+            <w:pPr>
+              <w:jc w:val="center"/>
+            </w:pPr>
+            <w:r>
+              <w:t>ML (LR/RF/XGB)</w:t>
+            </w:r>
+          </w:p>
+        </w:tc>
+        <w:tc>
+          <w:tcPr>
+            <w:tcW w:type="dxa" w:w="2351"/>
+            <w:shd w:val="clear" w:color="auto" w:fill="E2EFDA"/>
+          </w:tcPr>
+          <w:p>
+            <w:pPr>
+              <w:jc w:val="center"/>
+            </w:pPr>
+            <w:r>
+              <w:t>고장 감지 - Binary Classification</w:t>
+            </w:r>
+          </w:p>
+        </w:tc>
+        <w:tc>
+          <w:tcPr>
+            <w:tcW w:type="dxa" w:w="2351"/>
+            <w:shd w:val="clear" w:color="auto" w:fill="E2EFDA"/>
+          </w:tcPr>
+          <w:p>
+            <w:pPr>
+              <w:jc w:val="center"/>
+            </w:pPr>
+            <w:r>
+              <w:t>고장 여부 + 확률값</w:t>
+            </w:r>
+          </w:p>
+        </w:tc>
+      </w:tr>
+      <w:tr>
+        <w:tc>
+          <w:tcPr>
+            <w:tcW w:type="dxa" w:w="2351"/>
+            <w:shd w:val="clear" w:color="auto" w:fill="E2EFDA"/>
+          </w:tcPr>
+          <w:p>
+            <w:pPr>
+              <w:jc w:val="center"/>
+            </w:pPr>
+            <w:r>
+              <w:t>2단계 (완료)</w:t>
+            </w:r>
+          </w:p>
+        </w:tc>
+        <w:tc>
+          <w:tcPr>
+            <w:tcW w:type="dxa" w:w="2351"/>
+            <w:shd w:val="clear" w:color="auto" w:fill="E2EFDA"/>
+          </w:tcPr>
+          <w:p>
+            <w:pPr>
+              <w:jc w:val="center"/>
+            </w:pPr>
+            <w:r>
+              <w:t>DL (GRU/LSTM)</w:t>
+            </w:r>
+          </w:p>
+        </w:tc>
+        <w:tc>
+          <w:tcPr>
+            <w:tcW w:type="dxa" w:w="2351"/>
+            <w:shd w:val="clear" w:color="auto" w:fill="E2EFDA"/>
+          </w:tcPr>
+          <w:p>
+            <w:pPr>
+              <w:jc w:val="center"/>
+            </w:pPr>
+            <w:r>
+              <w:t>RUL 예측 - Regression</w:t>
+            </w:r>
+          </w:p>
+        </w:tc>
+        <w:tc>
+          <w:tcPr>
+            <w:tcW w:type="dxa" w:w="2351"/>
+            <w:shd w:val="clear" w:color="auto" w:fill="E2EFDA"/>
+          </w:tcPr>
+          <w:p>
+            <w:pPr>
+              <w:jc w:val="center"/>
+            </w:pPr>
+            <w:r>
+              <w:t>잔여수명 수치 (사이클)</w:t>
+            </w:r>
+          </w:p>
+        </w:tc>
+      </w:tr>
+      <w:tr>
+        <w:tc>
+          <w:tcPr>
+            <w:tcW w:type="dxa" w:w="2351"/>
+            <w:shd w:val="clear" w:color="auto" w:fill="FFF2CC"/>
+          </w:tcPr>
+          <w:p>
+            <w:pPr>
+              <w:jc w:val="center"/>
+            </w:pPr>
+            <w:r>
+              <w:rPr>
+                <w:b/>
+              </w:rPr>
+              <w:t>3단계 (계획)</w:t>
+            </w:r>
+          </w:p>
+        </w:tc>
+        <w:tc>
+          <w:tcPr>
+            <w:tcW w:type="dxa" w:w="2351"/>
+            <w:shd w:val="clear" w:color="auto" w:fill="FFF2CC"/>
+          </w:tcPr>
+          <w:p>
+            <w:pPr>
+              <w:jc w:val="center"/>
+            </w:pPr>
+            <w:r>
+              <w:rPr>
+                <w:b/>
+              </w:rPr>
+              <w:t>LLM + RAG</w:t>
+            </w:r>
+          </w:p>
+        </w:tc>
+        <w:tc>
+          <w:tcPr>
+            <w:tcW w:type="dxa" w:w="2351"/>
+            <w:shd w:val="clear" w:color="auto" w:fill="FFF2CC"/>
+          </w:tcPr>
+          <w:p>
+            <w:pPr>
+              <w:jc w:val="center"/>
+            </w:pPr>
+            <w:r>
+              <w:rPr>
+                <w:b/>
+              </w:rPr>
+              <w:t>진단 해설 생성 + 유사 사례 검색</w:t>
+            </w:r>
+          </w:p>
+        </w:tc>
+        <w:tc>
+          <w:tcPr>
+            <w:tcW w:type="dxa" w:w="2351"/>
+            <w:shd w:val="clear" w:color="auto" w:fill="FFF2CC"/>
+          </w:tcPr>
+          <w:p>
+            <w:pPr>
+              <w:jc w:val="center"/>
+            </w:pPr>
+            <w:r>
+              <w:rPr>
+                <w:b/>
+              </w:rPr>
+              <w:t>자연어 진단 리포트 + 정비 권고안</w:t>
+            </w:r>
+          </w:p>
+        </w:tc>
+      </w:tr>
+    </w:tbl>
+    <w:p>
+      <w:pPr>
+        <w:pStyle w:val="Heading2"/>
+      </w:pPr>
+      <w:r>
+        <w:t>10.2 예상 개선 항목 및 기대 효과</w:t>
+      </w:r>
+    </w:p>
+    <w:tbl>
+      <w:tblPr>
+        <w:tblStyle w:val="TableGrid"/>
+        <w:tblW w:type="auto" w:w="0"/>
+        <w:tblLook w:firstColumn="1" w:firstRow="1" w:lastColumn="0" w:lastRow="0" w:noHBand="0" w:noVBand="1" w:val="04A0"/>
+      </w:tblPr>
+      <w:tblGrid>
+        <w:gridCol w:w="2351"/>
+        <w:gridCol w:w="2351"/>
+        <w:gridCol w:w="2351"/>
+        <w:gridCol w:w="2351"/>
+      </w:tblGrid>
+      <w:tr>
+        <w:tc>
+          <w:tcPr>
+            <w:tcW w:type="dxa" w:w="2351"/>
+            <w:shd w:val="clear" w:color="auto" w:fill="4472C4"/>
+          </w:tcPr>
+          <w:p>
+            <w:pPr>
+              <w:jc w:val="center"/>
+            </w:pPr>
+            <w:r>
+              <w:rPr>
+                <w:b/>
+                <w:color w:val="FFFFFF"/>
+              </w:rPr>
+              <w:t>개선 항목</w:t>
+            </w:r>
+          </w:p>
+        </w:tc>
+        <w:tc>
+          <w:tcPr>
+            <w:tcW w:type="dxa" w:w="2351"/>
+            <w:shd w:val="clear" w:color="auto" w:fill="4472C4"/>
+          </w:tcPr>
+          <w:p>
+            <w:pPr>
+              <w:jc w:val="center"/>
+            </w:pPr>
+            <w:r>
+              <w:rPr>
+                <w:b/>
+                <w:color w:val="FFFFFF"/>
+              </w:rPr>
+              <w:t>적용 기술</w:t>
+            </w:r>
+          </w:p>
+        </w:tc>
+        <w:tc>
+          <w:tcPr>
+            <w:tcW w:type="dxa" w:w="2351"/>
+            <w:shd w:val="clear" w:color="auto" w:fill="4472C4"/>
+          </w:tcPr>
+          <w:p>
+            <w:pPr>
+              <w:jc w:val="center"/>
+            </w:pPr>
+            <w:r>
+              <w:rPr>
+                <w:b/>
+                <w:color w:val="FFFFFF"/>
+              </w:rPr>
+              <w:t>현재 한계</w:t>
+            </w:r>
+          </w:p>
+        </w:tc>
+        <w:tc>
+          <w:tcPr>
+            <w:tcW w:type="dxa" w:w="2351"/>
+            <w:shd w:val="clear" w:color="auto" w:fill="4472C4"/>
+          </w:tcPr>
+          <w:p>
+            <w:pPr>
+              <w:jc w:val="center"/>
+            </w:pPr>
+            <w:r>
+              <w:rPr>
+                <w:b/>
+                <w:color w:val="FFFFFF"/>
+              </w:rPr>
+              <w:t>기대 효과</w:t>
+            </w:r>
+          </w:p>
+        </w:tc>
+      </w:tr>
+      <w:tr>
+        <w:tc>
+          <w:tcPr>
+            <w:tcW w:type="dxa" w:w="2351"/>
+            <w:shd w:val="clear" w:color="auto" w:fill="EBF3FB"/>
+          </w:tcPr>
+          <w:p>
+            <w:pPr>
+              <w:jc w:val="center"/>
+            </w:pPr>
+            <w:r>
+              <w:t>자연어 고장 진단</w:t>
+            </w:r>
+          </w:p>
+        </w:tc>
+        <w:tc>
+          <w:tcPr>
+            <w:tcW w:type="dxa" w:w="2351"/>
+            <w:shd w:val="clear" w:color="auto" w:fill="EBF3FB"/>
+          </w:tcPr>
+          <w:p>
+            <w:pPr>
+              <w:jc w:val="center"/>
+            </w:pPr>
+            <w:r>
+              <w:t>LLM (Claude/GPT)</w:t>
+            </w:r>
+          </w:p>
+        </w:tc>
+        <w:tc>
+          <w:tcPr>
+            <w:tcW w:type="dxa" w:w="2351"/>
+            <w:shd w:val="clear" w:color="auto" w:fill="EBF3FB"/>
+          </w:tcPr>
+          <w:p>
+            <w:pPr>
+              <w:jc w:val="center"/>
+            </w:pPr>
+            <w:r>
+              <w:t>RMSE 수치만 제공, 원인 해설 없음</w:t>
+            </w:r>
+          </w:p>
+        </w:tc>
+        <w:tc>
+          <w:tcPr>
+            <w:tcW w:type="dxa" w:w="2351"/>
+            <w:shd w:val="clear" w:color="auto" w:fill="EBF3FB"/>
+          </w:tcPr>
+          <w:p>
+            <w:pPr>
+              <w:jc w:val="center"/>
+            </w:pPr>
+            <w:r>
+              <w:t>'베어링 피로 마모 의심 - 72시간 내 정비 권고' 자연어 리포트</w:t>
+            </w:r>
+          </w:p>
+        </w:tc>
+      </w:tr>
+      <w:tr>
+        <w:tc>
+          <w:tcPr>
+            <w:tcW w:type="dxa" w:w="2351"/>
+          </w:tcPr>
+          <w:p>
+            <w:pPr>
+              <w:jc w:val="center"/>
+            </w:pPr>
+            <w:r>
+              <w:t>유사 고장 사례 검색</w:t>
+            </w:r>
+          </w:p>
+        </w:tc>
+        <w:tc>
+          <w:tcPr>
+            <w:tcW w:type="dxa" w:w="2351"/>
+          </w:tcPr>
+          <w:p>
+            <w:pPr>
+              <w:jc w:val="center"/>
+            </w:pPr>
+            <w:r>
+              <w:t>RAG + 벡터DB (Chroma/Faiss)</w:t>
+            </w:r>
+          </w:p>
+        </w:tc>
+        <w:tc>
+          <w:tcPr>
+            <w:tcW w:type="dxa" w:w="2351"/>
+          </w:tcPr>
+          <w:p>
+            <w:pPr>
+              <w:jc w:val="center"/>
+            </w:pPr>
+            <w:r>
+              <w:t>과거 사례 활용 불가</w:t>
+            </w:r>
+          </w:p>
+        </w:tc>
+        <w:tc>
+          <w:tcPr>
+            <w:tcW w:type="dxa" w:w="2351"/>
+          </w:tcPr>
+          <w:p>
+            <w:pPr>
+              <w:jc w:val="center"/>
+            </w:pPr>
+            <w:r>
+              <w:t>유사 진동 패턴 + 과거 해결 조치 자동 검색 제공</w:t>
+            </w:r>
+          </w:p>
+        </w:tc>
+      </w:tr>
+      <w:tr>
+        <w:tc>
+          <w:tcPr>
+            <w:tcW w:type="dxa" w:w="2351"/>
+            <w:shd w:val="clear" w:color="auto" w:fill="EBF3FB"/>
+          </w:tcPr>
+          <w:p>
+            <w:pPr>
+              <w:jc w:val="center"/>
+            </w:pPr>
+            <w:r>
+              <w:t>다변량 이상 감지</w:t>
+            </w:r>
+          </w:p>
+        </w:tc>
+        <w:tc>
+          <w:tcPr>
+            <w:tcW w:type="dxa" w:w="2351"/>
+            <w:shd w:val="clear" w:color="auto" w:fill="EBF3FB"/>
+          </w:tcPr>
+          <w:p>
+            <w:pPr>
+              <w:jc w:val="center"/>
+            </w:pPr>
+            <w:r>
+              <w:t>Transformer / Attention</w:t>
+            </w:r>
+          </w:p>
+        </w:tc>
+        <w:tc>
+          <w:tcPr>
+            <w:tcW w:type="dxa" w:w="2351"/>
+            <w:shd w:val="clear" w:color="auto" w:fill="EBF3FB"/>
+          </w:tcPr>
+          <w:p>
+            <w:pPr>
+              <w:jc w:val="center"/>
+            </w:pPr>
+            <w:r>
+              <w:t>베어링별 독립 예측</w:t>
+            </w:r>
+          </w:p>
+        </w:tc>
+        <w:tc>
+          <w:tcPr>
+            <w:tcW w:type="dxa" w:w="2351"/>
+            <w:shd w:val="clear" w:color="auto" w:fill="EBF3FB"/>
+          </w:tcPr>
+          <w:p>
+            <w:pPr>
+              <w:jc w:val="center"/>
+            </w:pPr>
+            <w:r>
+              <w:t>복수 센서 상관관계로 복합 고장 조기 감지</w:t>
+            </w:r>
+          </w:p>
+        </w:tc>
+      </w:tr>
+      <w:tr>
+        <w:tc>
+          <w:tcPr>
+            <w:tcW w:type="dxa" w:w="2351"/>
+          </w:tcPr>
+          <w:p>
+            <w:pPr>
+              <w:jc w:val="center"/>
+            </w:pPr>
+            <w:r>
+              <w:t>온라인 학습 (Streaming)</w:t>
+            </w:r>
+          </w:p>
+        </w:tc>
+        <w:tc>
+          <w:tcPr>
+            <w:tcW w:type="dxa" w:w="2351"/>
+          </w:tcPr>
+          <w:p>
+            <w:pPr>
+              <w:jc w:val="center"/>
+            </w:pPr>
+            <w:r>
+              <w:t>Continual Learning</w:t>
+            </w:r>
+          </w:p>
+        </w:tc>
+        <w:tc>
+          <w:tcPr>
+            <w:tcW w:type="dxa" w:w="2351"/>
+          </w:tcPr>
+          <w:p>
+            <w:pPr>
+              <w:jc w:val="center"/>
+            </w:pPr>
+            <w:r>
+              <w:t>정적 모델 - 현장 변화 미반영</w:t>
+            </w:r>
+          </w:p>
+        </w:tc>
+        <w:tc>
+          <w:tcPr>
+            <w:tcW w:type="dxa" w:w="2351"/>
+          </w:tcPr>
+          <w:p>
+            <w:pPr>
+              <w:jc w:val="center"/>
+            </w:pPr>
+            <w:r>
+              <w:t>새 데이터로 점진적 모델 갱신 (데이터 드리프트 대응)</w:t>
+            </w:r>
+          </w:p>
+        </w:tc>
+      </w:tr>
+      <w:tr>
+        <w:tc>
+          <w:tcPr>
+            <w:tcW w:type="dxa" w:w="2351"/>
+            <w:shd w:val="clear" w:color="auto" w:fill="EBF3FB"/>
+          </w:tcPr>
+          <w:p>
+            <w:pPr>
+              <w:jc w:val="center"/>
+            </w:pPr>
+            <w:r>
+              <w:t>설명 가능 AI (XAI)</w:t>
+            </w:r>
+          </w:p>
+        </w:tc>
+        <w:tc>
+          <w:tcPr>
+            <w:tcW w:type="dxa" w:w="2351"/>
+            <w:shd w:val="clear" w:color="auto" w:fill="EBF3FB"/>
+          </w:tcPr>
+          <w:p>
+            <w:pPr>
+              <w:jc w:val="center"/>
+            </w:pPr>
+            <w:r>
+              <w:t>SHAP + LLM 해설</w:t>
+            </w:r>
+          </w:p>
+        </w:tc>
+        <w:tc>
+          <w:tcPr>
+            <w:tcW w:type="dxa" w:w="2351"/>
+            <w:shd w:val="clear" w:color="auto" w:fill="EBF3FB"/>
+          </w:tcPr>
+          <w:p>
+            <w:pPr>
+              <w:jc w:val="center"/>
+            </w:pPr>
+            <w:r>
+              <w:t>예측 근거 불명확 (블랙박스)</w:t>
+            </w:r>
+          </w:p>
+        </w:tc>
+        <w:tc>
+          <w:tcPr>
+            <w:tcW w:type="dxa" w:w="2351"/>
+            <w:shd w:val="clear" w:color="auto" w:fill="EBF3FB"/>
+          </w:tcPr>
+          <w:p>
+            <w:pPr>
+              <w:jc w:val="center"/>
+            </w:pPr>
+            <w:r>
+              <w:t>'h_rms 급상승이 주원인' 특성 기여도 자동 자연어 해설</w:t>
+            </w:r>
+          </w:p>
+        </w:tc>
+      </w:tr>
+      <w:tr>
+        <w:tc>
+          <w:tcPr>
+            <w:tcW w:type="dxa" w:w="2351"/>
+          </w:tcPr>
+          <w:p>
+            <w:pPr>
+              <w:jc w:val="center"/>
+            </w:pPr>
+            <w:r>
+              <w:t>멀티모달 통합</w:t>
+            </w:r>
+          </w:p>
+        </w:tc>
+        <w:tc>
+          <w:tcPr>
+            <w:tcW w:type="dxa" w:w="2351"/>
+          </w:tcPr>
+          <w:p>
+            <w:pPr>
+              <w:jc w:val="center"/>
+            </w:pPr>
+            <w:r>
+              <w:t>LLM Vision + 센서</w:t>
+            </w:r>
+          </w:p>
+        </w:tc>
+        <w:tc>
+          <w:tcPr>
+            <w:tcW w:type="dxa" w:w="2351"/>
+          </w:tcPr>
+          <w:p>
+            <w:pPr>
+              <w:jc w:val="center"/>
+            </w:pPr>
+            <w:r>
+              <w:t>진동/온도 데이터만 활용</w:t>
+            </w:r>
+          </w:p>
+        </w:tc>
+        <w:tc>
+          <w:tcPr>
+            <w:tcW w:type="dxa" w:w="2351"/>
+          </w:tcPr>
+          <w:p>
+            <w:pPr>
+              <w:jc w:val="center"/>
+            </w:pPr>
+            <w:r>
+              <w:t>설비 외관 이미지 + 센서 데이터 융합 진단</w:t>
+            </w:r>
+          </w:p>
+        </w:tc>
+      </w:tr>
+    </w:tbl>
+    <w:p>
+      <w:pPr>
+        <w:pStyle w:val="Heading2"/>
+      </w:pPr>
+      <w:r>
+        <w:t>10.3 단계별 로드맵</w:t>
+      </w:r>
+    </w:p>
+    <w:tbl>
+      <w:tblPr>
+        <w:tblStyle w:val="TableGrid"/>
+        <w:tblW w:type="auto" w:w="0"/>
+        <w:tblLook w:firstColumn="1" w:firstRow="1" w:lastColumn="0" w:lastRow="0" w:noHBand="0" w:noVBand="1" w:val="04A0"/>
+      </w:tblPr>
+      <w:tblGrid>
+        <w:gridCol w:w="2351"/>
+        <w:gridCol w:w="2351"/>
+        <w:gridCol w:w="2351"/>
+        <w:gridCol w:w="2351"/>
+      </w:tblGrid>
+      <w:tr>
+        <w:tc>
+          <w:tcPr>
+            <w:tcW w:type="dxa" w:w="2351"/>
+            <w:shd w:val="clear" w:color="auto" w:fill="4472C4"/>
+          </w:tcPr>
+          <w:p>
+            <w:pPr>
+              <w:jc w:val="center"/>
+            </w:pPr>
+            <w:r>
+              <w:rPr>
+                <w:b/>
+                <w:color w:val="FFFFFF"/>
+              </w:rPr>
+              <w:t>Phase</w:t>
+            </w:r>
+          </w:p>
+        </w:tc>
+        <w:tc>
+          <w:tcPr>
+            <w:tcW w:type="dxa" w:w="2351"/>
+            <w:shd w:val="clear" w:color="auto" w:fill="4472C4"/>
+          </w:tcPr>
+          <w:p>
+            <w:pPr>
+              <w:jc w:val="center"/>
+            </w:pPr>
+            <w:r>
+              <w:rPr>
+                <w:b/>
+                <w:color w:val="FFFFFF"/>
+              </w:rPr>
+              <w:t>기간</w:t>
+            </w:r>
+          </w:p>
+        </w:tc>
+        <w:tc>
+          <w:tcPr>
+            <w:tcW w:type="dxa" w:w="2351"/>
+            <w:shd w:val="clear" w:color="auto" w:fill="4472C4"/>
+          </w:tcPr>
+          <w:p>
+            <w:pPr>
+              <w:jc w:val="center"/>
+            </w:pPr>
+            <w:r>
+              <w:rPr>
+                <w:b/>
+                <w:color w:val="FFFFFF"/>
+              </w:rPr>
+              <w:t>목표</w:t>
+            </w:r>
+          </w:p>
+        </w:tc>
+        <w:tc>
+          <w:tcPr>
+            <w:tcW w:type="dxa" w:w="2351"/>
+            <w:shd w:val="clear" w:color="auto" w:fill="4472C4"/>
+          </w:tcPr>
+          <w:p>
+            <w:pPr>
+              <w:jc w:val="center"/>
+            </w:pPr>
+            <w:r>
+              <w:rPr>
+                <w:b/>
+                <w:color w:val="FFFFFF"/>
+              </w:rPr>
+              <w:t>핵심 기술</w:t>
+            </w:r>
+          </w:p>
+        </w:tc>
+      </w:tr>
+      <w:tr>
+        <w:tc>
+          <w:tcPr>
+            <w:tcW w:type="dxa" w:w="2351"/>
+            <w:shd w:val="clear" w:color="auto" w:fill="E2EFDA"/>
+          </w:tcPr>
+          <w:p>
+            <w:pPr>
+              <w:jc w:val="center"/>
+            </w:pPr>
+            <w:r>
+              <w:rPr>
+                <w:b/>
+              </w:rPr>
+              <w:t>Phase 1 (완료)</w:t>
+            </w:r>
+          </w:p>
+        </w:tc>
+        <w:tc>
+          <w:tcPr>
+            <w:tcW w:type="dxa" w:w="2351"/>
+            <w:shd w:val="clear" w:color="auto" w:fill="E2EFDA"/>
+          </w:tcPr>
+          <w:p>
+            <w:pPr>
+              <w:jc w:val="center"/>
+            </w:pPr>
+            <w:r>
+              <w:rPr>
+                <w:b/>
+              </w:rPr>
+              <w:t>현재</w:t>
+            </w:r>
+          </w:p>
+        </w:tc>
+        <w:tc>
+          <w:tcPr>
+            <w:tcW w:type="dxa" w:w="2351"/>
+            <w:shd w:val="clear" w:color="auto" w:fill="E2EFDA"/>
+          </w:tcPr>
+          <w:p>
+            <w:pPr>
+              <w:jc w:val="center"/>
+            </w:pPr>
+            <w:r>
+              <w:rPr>
+                <w:b/>
+              </w:rPr>
+              <w:t>ML+DL 통합 예지보전 시스템 구축</w:t>
+            </w:r>
+          </w:p>
+        </w:tc>
+        <w:tc>
+          <w:tcPr>
+            <w:tcW w:type="dxa" w:w="2351"/>
+            <w:shd w:val="clear" w:color="auto" w:fill="E2EFDA"/>
+          </w:tcPr>
+          <w:p>
+            <w:pPr>
+              <w:jc w:val="center"/>
+            </w:pPr>
+            <w:r>
+              <w:rPr>
+                <w:b/>
+              </w:rPr>
+              <w:t>LR + GRU + Streamlit 대시보드</w:t>
+            </w:r>
+          </w:p>
+        </w:tc>
+      </w:tr>
+      <w:tr>
+        <w:tc>
+          <w:tcPr>
+            <w:tcW w:type="dxa" w:w="2351"/>
+          </w:tcPr>
+          <w:p>
+            <w:pPr>
+              <w:jc w:val="center"/>
+            </w:pPr>
+            <w:r>
+              <w:t>Phase 2</w:t>
+            </w:r>
+          </w:p>
+        </w:tc>
+        <w:tc>
+          <w:tcPr>
+            <w:tcW w:type="dxa" w:w="2351"/>
+          </w:tcPr>
+          <w:p>
+            <w:pPr>
+              <w:jc w:val="center"/>
+            </w:pPr>
+            <w:r>
+              <w:t>단기 (1~3개월)</w:t>
+            </w:r>
+          </w:p>
+        </w:tc>
+        <w:tc>
+          <w:tcPr>
+            <w:tcW w:type="dxa" w:w="2351"/>
+          </w:tcPr>
+          <w:p>
+            <w:pPr>
+              <w:jc w:val="center"/>
+            </w:pPr>
+            <w:r>
+              <w:t>RAG 기반 유사 사례 검색 추가</w:t>
+            </w:r>
+          </w:p>
+        </w:tc>
+        <w:tc>
+          <w:tcPr>
+            <w:tcW w:type="dxa" w:w="2351"/>
+          </w:tcPr>
+          <w:p>
+            <w:pPr>
+              <w:jc w:val="center"/>
+            </w:pPr>
+            <w:r>
+              <w:t>벡터DB + Embedding + RAG 파이프라인</w:t>
+            </w:r>
+          </w:p>
+        </w:tc>
+      </w:tr>
+      <w:tr>
+        <w:tc>
+          <w:tcPr>
+            <w:tcW w:type="dxa" w:w="2351"/>
+          </w:tcPr>
+          <w:p>
+            <w:pPr>
+              <w:jc w:val="center"/>
+            </w:pPr>
+            <w:r>
+              <w:t>Phase 3</w:t>
+            </w:r>
+          </w:p>
+        </w:tc>
+        <w:tc>
+          <w:tcPr>
+            <w:tcW w:type="dxa" w:w="2351"/>
+          </w:tcPr>
+          <w:p>
+            <w:pPr>
+              <w:jc w:val="center"/>
+            </w:pPr>
+            <w:r>
+              <w:t>중기 (3~6개월)</w:t>
+            </w:r>
+          </w:p>
+        </w:tc>
+        <w:tc>
+          <w:tcPr>
+            <w:tcW w:type="dxa" w:w="2351"/>
+          </w:tcPr>
+          <w:p>
+            <w:pPr>
+              <w:jc w:val="center"/>
+            </w:pPr>
+            <w:r>
+              <w:t>LLM 자연어 진단 리포트 자동 생성</w:t>
+            </w:r>
+          </w:p>
+        </w:tc>
+        <w:tc>
+          <w:tcPr>
+            <w:tcW w:type="dxa" w:w="2351"/>
+          </w:tcPr>
+          <w:p>
+            <w:pPr>
+              <w:jc w:val="center"/>
+            </w:pPr>
+            <w:r>
+              <w:t>Claude/GPT API + Prompt Engineering</w:t>
+            </w:r>
+          </w:p>
+        </w:tc>
+      </w:tr>
+      <w:tr>
+        <w:tc>
+          <w:tcPr>
+            <w:tcW w:type="dxa" w:w="2351"/>
+          </w:tcPr>
+          <w:p>
+            <w:pPr>
+              <w:jc w:val="center"/>
+            </w:pPr>
+            <w:r>
+              <w:t>Phase 4</w:t>
+            </w:r>
+          </w:p>
+        </w:tc>
+        <w:tc>
+          <w:tcPr>
+            <w:tcW w:type="dxa" w:w="2351"/>
+          </w:tcPr>
+          <w:p>
+            <w:pPr>
+              <w:jc w:val="center"/>
+            </w:pPr>
+            <w:r>
+              <w:t>장기 (6개월+)</w:t>
+            </w:r>
+          </w:p>
+        </w:tc>
+        <w:tc>
+          <w:tcPr>
+            <w:tcW w:type="dxa" w:w="2351"/>
+          </w:tcPr>
+          <w:p>
+            <w:pPr>
+              <w:jc w:val="center"/>
+            </w:pPr>
+            <w:r>
+              <w:t>온라인 학습 + XAI + 멀티모달 통합</w:t>
+            </w:r>
+          </w:p>
+        </w:tc>
+        <w:tc>
+          <w:tcPr>
+            <w:tcW w:type="dxa" w:w="2351"/>
+          </w:tcPr>
+          <w:p>
+            <w:pPr>
+              <w:jc w:val="center"/>
+            </w:pPr>
+            <w:r>
+              <w:t>Continual Learning + SHAP + Vision</w:t>
+            </w:r>
+          </w:p>
+        </w:tc>
+      </w:tr>
+    </w:tbl>
     <w:sectPr>
       <w:pgSz w:w="12240" w:h="15840"/>
       <w:pgMar w:top="1134" w:right="1417" w:bottom="1134" w:left="1417" w:header="720" w:footer="720" w:gutter="0"/>

--- a/Homework/DL_FactoryAutomation/산출물/상세보고서_FEMTO_RUL_20260625.docx
+++ b/Homework/DL_FactoryAutomation/산출물/상세보고서_FEMTO_RUL_20260625.docx
@@ -38176,6 +38176,529 @@
         <w:t>※ 회귀 기능: FEMTO DL RUL 예측(분 단위), RAG RUL 추정 / 그 외: 이진·다중 분류</w:t>
       </w:r>
     </w:p>
+    <w:p>
+      <w:pPr>
+        <w:pStyle w:val="Heading2"/>
+      </w:pPr>
+      <w:r>
+        <w:t>OOS RMSE 각주</w:t>
+      </w:r>
+    </w:p>
+    <w:tbl>
+      <w:tblPr>
+        <w:tblStyle w:val="TableGrid"/>
+        <w:tblW w:type="auto" w:w="0"/>
+        <w:tblLook w:firstColumn="1" w:firstRow="1" w:lastColumn="0" w:lastRow="0" w:noHBand="0" w:noVBand="1" w:val="04A0"/>
+      </w:tblPr>
+      <w:tblGrid>
+        <w:gridCol w:w="9406"/>
+      </w:tblGrid>
+      <w:tr>
+        <w:tc>
+          <w:tcPr>
+            <w:tcW w:type="dxa" w:w="9406"/>
+            <w:shd w:val="clear" w:color="auto" w:fill="F2F2F2"/>
+          </w:tcPr>
+          <w:p>
+            <w:r>
+              <w:rPr>
+                <w:rFonts w:ascii="맑은 고딕" w:hAnsi="맑은 고딕"/>
+                <w:sz w:val="18"/>
+              </w:rPr>
+              <w:t>【OOS RMSE 각주】</w:t>
+              <w:br/>
+              <w:t>• OOS(Out-Of-Sample): 학습에 미사용된 테스트셋으로 측정한 RMSE → 모델 일반화 성능 지표</w:t>
+              <w:br/>
+              <w:t xml:space="preserve">  ↔ In-Sample RMSE(학습셋)와 대비; 실무 모델 선정 기준은 OOS 우선</w:t>
+              <w:br/>
+              <w:t>• 단위: 분(min). 836.6분 ≈ 'RUL 예측이 실제와 평균 ~836분 차이' (제곱평균 → 큰 오차 가중)</w:t>
+              <w:br/>
+              <w:t>• 작을수록 우수. OOS ≫ In-Sample 이면 과적합 신호</w:t>
+              <w:br/>
+              <w:t>• 기준선 956분: 그리드서치 챔피언(window=20, units=32, dropout=0.1)의 고정 참조값</w:t>
+              <w:br/>
+              <w:t xml:space="preserve">  ≠ batch=32 재실험값(1002.6분). 동일 설정도 시드·초기화 변동으로 실행마다 결과 상이</w:t>
+              <w:br/>
+              <w:t xml:space="preserve">  → 표의 '기존(batch=32)'과 '기준(956분)'은 별개 개념; 혼동 방지 주석</w:t>
+            </w:r>
+          </w:p>
+        </w:tc>
+      </w:tr>
+    </w:tbl>
+    <w:p>
+      <w:pPr>
+        <w:pStyle w:val="Heading2"/>
+      </w:pPr>
+      <w:r>
+        <w:t>Milling 분류 모델 비교</w:t>
+      </w:r>
+    </w:p>
+    <w:p>
+      <w:r>
+        <w:rPr>
+          <w:sz w:val="18"/>
+        </w:rPr>
+        <w:t>임계값 0.75 조건에서 3개 모델 모두 동일 붕괴(F1=0.0) — 9에폭 조기종료 시 P(마모)≈0.66 수렴, 임계값 미달로 전부 0 예측.</w:t>
+      </w:r>
+    </w:p>
+    <w:tbl>
+      <w:tblPr>
+        <w:tblStyle w:val="TableGrid"/>
+        <w:tblW w:type="auto" w:w="0"/>
+        <w:tblLook w:firstColumn="1" w:firstRow="1" w:lastColumn="0" w:lastRow="0" w:noHBand="0" w:noVBand="1" w:val="04A0"/>
+      </w:tblPr>
+      <w:tblGrid>
+        <w:gridCol w:w="1344"/>
+        <w:gridCol w:w="1344"/>
+        <w:gridCol w:w="1344"/>
+        <w:gridCol w:w="1344"/>
+        <w:gridCol w:w="1344"/>
+        <w:gridCol w:w="1344"/>
+        <w:gridCol w:w="1344"/>
+      </w:tblGrid>
+      <w:tr>
+        <w:tc>
+          <w:tcPr>
+            <w:tcW w:type="dxa" w:w="1344"/>
+            <w:shd w:val="clear" w:color="auto" w:fill="1F3864"/>
+          </w:tcPr>
+          <w:p>
+            <w:r>
+              <w:rPr>
+                <w:rFonts w:ascii="맑은 고딕" w:hAnsi="맑은 고딕"/>
+                <w:b/>
+                <w:color w:val="FFFFFF"/>
+                <w:sz w:val="18"/>
+              </w:rPr>
+              <w:t>모델</w:t>
+            </w:r>
+          </w:p>
+        </w:tc>
+        <w:tc>
+          <w:tcPr>
+            <w:tcW w:type="dxa" w:w="1344"/>
+            <w:shd w:val="clear" w:color="auto" w:fill="1F3864"/>
+          </w:tcPr>
+          <w:p>
+            <w:r>
+              <w:rPr>
+                <w:rFonts w:ascii="맑은 고딕" w:hAnsi="맑은 고딕"/>
+                <w:b/>
+                <w:color w:val="FFFFFF"/>
+                <w:sz w:val="18"/>
+              </w:rPr>
+              <w:t>비고</w:t>
+            </w:r>
+          </w:p>
+        </w:tc>
+        <w:tc>
+          <w:tcPr>
+            <w:tcW w:type="dxa" w:w="1344"/>
+            <w:shd w:val="clear" w:color="auto" w:fill="1F3864"/>
+          </w:tcPr>
+          <w:p>
+            <w:r>
+              <w:rPr>
+                <w:rFonts w:ascii="맑은 고딕" w:hAnsi="맑은 고딕"/>
+                <w:b/>
+                <w:color w:val="FFFFFF"/>
+                <w:sz w:val="18"/>
+              </w:rPr>
+              <w:t>파라미터</w:t>
+            </w:r>
+          </w:p>
+        </w:tc>
+        <w:tc>
+          <w:tcPr>
+            <w:tcW w:type="dxa" w:w="1344"/>
+            <w:shd w:val="clear" w:color="auto" w:fill="1F3864"/>
+          </w:tcPr>
+          <w:p>
+            <w:r>
+              <w:rPr>
+                <w:rFonts w:ascii="맑은 고딕" w:hAnsi="맑은 고딕"/>
+                <w:b/>
+                <w:color w:val="FFFFFF"/>
+                <w:sz w:val="18"/>
+              </w:rPr>
+              <w:t>ACC</w:t>
+            </w:r>
+          </w:p>
+        </w:tc>
+        <w:tc>
+          <w:tcPr>
+            <w:tcW w:type="dxa" w:w="1344"/>
+            <w:shd w:val="clear" w:color="auto" w:fill="1F3864"/>
+          </w:tcPr>
+          <w:p>
+            <w:r>
+              <w:rPr>
+                <w:rFonts w:ascii="맑은 고딕" w:hAnsi="맑은 고딕"/>
+                <w:b/>
+                <w:color w:val="FFFFFF"/>
+                <w:sz w:val="18"/>
+              </w:rPr>
+              <w:t>F1</w:t>
+            </w:r>
+          </w:p>
+        </w:tc>
+        <w:tc>
+          <w:tcPr>
+            <w:tcW w:type="dxa" w:w="1344"/>
+            <w:shd w:val="clear" w:color="auto" w:fill="1F3864"/>
+          </w:tcPr>
+          <w:p>
+            <w:r>
+              <w:rPr>
+                <w:rFonts w:ascii="맑은 고딕" w:hAnsi="맑은 고딕"/>
+                <w:b/>
+                <w:color w:val="FFFFFF"/>
+                <w:sz w:val="18"/>
+              </w:rPr>
+              <w:t>AUC</w:t>
+            </w:r>
+          </w:p>
+        </w:tc>
+        <w:tc>
+          <w:tcPr>
+            <w:tcW w:type="dxa" w:w="1344"/>
+            <w:shd w:val="clear" w:color="auto" w:fill="1F3864"/>
+          </w:tcPr>
+          <w:p>
+            <w:r>
+              <w:rPr>
+                <w:rFonts w:ascii="맑은 고딕" w:hAnsi="맑은 고딕"/>
+                <w:b/>
+                <w:color w:val="FFFFFF"/>
+                <w:sz w:val="18"/>
+              </w:rPr>
+              <w:t>에폭</w:t>
+            </w:r>
+          </w:p>
+        </w:tc>
+      </w:tr>
+      <w:tr>
+        <w:tc>
+          <w:tcPr>
+            <w:tcW w:type="dxa" w:w="1344"/>
+          </w:tcPr>
+          <w:p>
+            <w:r>
+              <w:rPr>
+                <w:rFonts w:ascii="맑은 고딕" w:hAnsi="맑은 고딕"/>
+                <w:b w:val="0"/>
+                <w:sz w:val="18"/>
+              </w:rPr>
+              <w:t>1D-CNN(멀티채널)</w:t>
+            </w:r>
+          </w:p>
+        </w:tc>
+        <w:tc>
+          <w:tcPr>
+            <w:tcW w:type="dxa" w:w="1344"/>
+          </w:tcPr>
+          <w:p>
+            <w:r>
+              <w:rPr>
+                <w:rFonts w:ascii="맑은 고딕" w:hAnsi="맑은 고딕"/>
+                <w:b w:val="0"/>
+                <w:sz w:val="18"/>
+              </w:rPr>
+              <w:t>기존 기준</w:t>
+            </w:r>
+          </w:p>
+        </w:tc>
+        <w:tc>
+          <w:tcPr>
+            <w:tcW w:type="dxa" w:w="1344"/>
+          </w:tcPr>
+          <w:p>
+            <w:r>
+              <w:rPr>
+                <w:rFonts w:ascii="맑은 고딕" w:hAnsi="맑은 고딕"/>
+                <w:b w:val="0"/>
+                <w:sz w:val="18"/>
+              </w:rPr>
+              <w:t>176,321</w:t>
+            </w:r>
+          </w:p>
+        </w:tc>
+        <w:tc>
+          <w:tcPr>
+            <w:tcW w:type="dxa" w:w="1344"/>
+          </w:tcPr>
+          <w:p>
+            <w:r>
+              <w:rPr>
+                <w:rFonts w:ascii="맑은 고딕" w:hAnsi="맑은 고딕"/>
+                <w:b w:val="0"/>
+                <w:sz w:val="18"/>
+              </w:rPr>
+              <w:t>0.3424</w:t>
+            </w:r>
+          </w:p>
+        </w:tc>
+        <w:tc>
+          <w:tcPr>
+            <w:tcW w:type="dxa" w:w="1344"/>
+          </w:tcPr>
+          <w:p>
+            <w:r>
+              <w:rPr>
+                <w:rFonts w:ascii="맑은 고딕" w:hAnsi="맑은 고딕"/>
+                <w:b w:val="0"/>
+                <w:sz w:val="18"/>
+              </w:rPr>
+              <w:t>0.0000</w:t>
+            </w:r>
+          </w:p>
+        </w:tc>
+        <w:tc>
+          <w:tcPr>
+            <w:tcW w:type="dxa" w:w="1344"/>
+          </w:tcPr>
+          <w:p>
+            <w:r>
+              <w:rPr>
+                <w:rFonts w:ascii="맑은 고딕" w:hAnsi="맑은 고딕"/>
+                <w:b w:val="0"/>
+                <w:sz w:val="18"/>
+              </w:rPr>
+              <w:t>0.5000</w:t>
+            </w:r>
+          </w:p>
+        </w:tc>
+        <w:tc>
+          <w:tcPr>
+            <w:tcW w:type="dxa" w:w="1344"/>
+          </w:tcPr>
+          <w:p>
+            <w:r>
+              <w:rPr>
+                <w:rFonts w:ascii="맑은 고딕" w:hAnsi="맑은 고딕"/>
+                <w:b w:val="0"/>
+                <w:sz w:val="18"/>
+              </w:rPr>
+              <w:t>9</w:t>
+            </w:r>
+          </w:p>
+        </w:tc>
+      </w:tr>
+      <w:tr>
+        <w:tc>
+          <w:tcPr>
+            <w:tcW w:type="dxa" w:w="1344"/>
+          </w:tcPr>
+          <w:p>
+            <w:r>
+              <w:rPr>
+                <w:rFonts w:ascii="맑은 고딕" w:hAnsi="맑은 고딕"/>
+                <w:b w:val="0"/>
+                <w:sz w:val="18"/>
+              </w:rPr>
+              <w:t>MLP(Flatten→Dense)</w:t>
+            </w:r>
+          </w:p>
+        </w:tc>
+        <w:tc>
+          <w:tcPr>
+            <w:tcW w:type="dxa" w:w="1344"/>
+          </w:tcPr>
+          <w:p>
+            <w:r>
+              <w:rPr>
+                <w:rFonts w:ascii="맑은 고딕" w:hAnsi="맑은 고딕"/>
+                <w:b w:val="0"/>
+                <w:sz w:val="18"/>
+              </w:rPr>
+              <w:t>신규 비교</w:t>
+            </w:r>
+          </w:p>
+        </w:tc>
+        <w:tc>
+          <w:tcPr>
+            <w:tcW w:type="dxa" w:w="1344"/>
+          </w:tcPr>
+          <w:p>
+            <w:r>
+              <w:rPr>
+                <w:rFonts w:ascii="맑은 고딕" w:hAnsi="맑은 고딕"/>
+                <w:b w:val="0"/>
+                <w:sz w:val="18"/>
+              </w:rPr>
+              <w:t>1,722,753</w:t>
+            </w:r>
+          </w:p>
+        </w:tc>
+        <w:tc>
+          <w:tcPr>
+            <w:tcW w:type="dxa" w:w="1344"/>
+          </w:tcPr>
+          <w:p>
+            <w:r>
+              <w:rPr>
+                <w:rFonts w:ascii="맑은 고딕" w:hAnsi="맑은 고딕"/>
+                <w:b w:val="0"/>
+                <w:sz w:val="18"/>
+              </w:rPr>
+              <w:t>0.3424</w:t>
+            </w:r>
+          </w:p>
+        </w:tc>
+        <w:tc>
+          <w:tcPr>
+            <w:tcW w:type="dxa" w:w="1344"/>
+          </w:tcPr>
+          <w:p>
+            <w:r>
+              <w:rPr>
+                <w:rFonts w:ascii="맑은 고딕" w:hAnsi="맑은 고딕"/>
+                <w:b w:val="0"/>
+                <w:sz w:val="18"/>
+              </w:rPr>
+              <w:t>0.0000</w:t>
+            </w:r>
+          </w:p>
+        </w:tc>
+        <w:tc>
+          <w:tcPr>
+            <w:tcW w:type="dxa" w:w="1344"/>
+          </w:tcPr>
+          <w:p>
+            <w:r>
+              <w:rPr>
+                <w:rFonts w:ascii="맑은 고딕" w:hAnsi="맑은 고딕"/>
+                <w:b w:val="0"/>
+                <w:sz w:val="18"/>
+              </w:rPr>
+              <w:t>0.5000</w:t>
+            </w:r>
+          </w:p>
+        </w:tc>
+        <w:tc>
+          <w:tcPr>
+            <w:tcW w:type="dxa" w:w="1344"/>
+          </w:tcPr>
+          <w:p>
+            <w:r>
+              <w:rPr>
+                <w:rFonts w:ascii="맑은 고딕" w:hAnsi="맑은 고딕"/>
+                <w:b w:val="0"/>
+                <w:sz w:val="18"/>
+              </w:rPr>
+              <w:t>9</w:t>
+            </w:r>
+          </w:p>
+        </w:tc>
+      </w:tr>
+      <w:tr>
+        <w:tc>
+          <w:tcPr>
+            <w:tcW w:type="dxa" w:w="1344"/>
+          </w:tcPr>
+          <w:p>
+            <w:r>
+              <w:rPr>
+                <w:rFonts w:ascii="맑은 고딕" w:hAnsi="맑은 고딕"/>
+                <w:b w:val="0"/>
+                <w:sz w:val="18"/>
+              </w:rPr>
+              <w:t>BiLSTM(Conv다운샘플→Bi-LSTM)</w:t>
+            </w:r>
+          </w:p>
+        </w:tc>
+        <w:tc>
+          <w:tcPr>
+            <w:tcW w:type="dxa" w:w="1344"/>
+          </w:tcPr>
+          <w:p>
+            <w:r>
+              <w:rPr>
+                <w:rFonts w:ascii="맑은 고딕" w:hAnsi="맑은 고딕"/>
+                <w:b w:val="0"/>
+                <w:sz w:val="18"/>
+              </w:rPr>
+              <w:t>신규 비교</w:t>
+            </w:r>
+          </w:p>
+        </w:tc>
+        <w:tc>
+          <w:tcPr>
+            <w:tcW w:type="dxa" w:w="1344"/>
+          </w:tcPr>
+          <w:p>
+            <w:r>
+              <w:rPr>
+                <w:rFonts w:ascii="맑은 고딕" w:hAnsi="맑은 고딕"/>
+                <w:b w:val="0"/>
+                <w:sz w:val="18"/>
+              </w:rPr>
+              <w:t>59,617</w:t>
+            </w:r>
+          </w:p>
+        </w:tc>
+        <w:tc>
+          <w:tcPr>
+            <w:tcW w:type="dxa" w:w="1344"/>
+          </w:tcPr>
+          <w:p>
+            <w:r>
+              <w:rPr>
+                <w:rFonts w:ascii="맑은 고딕" w:hAnsi="맑은 고딕"/>
+                <w:b w:val="0"/>
+                <w:sz w:val="18"/>
+              </w:rPr>
+              <w:t>0.3424</w:t>
+            </w:r>
+          </w:p>
+        </w:tc>
+        <w:tc>
+          <w:tcPr>
+            <w:tcW w:type="dxa" w:w="1344"/>
+          </w:tcPr>
+          <w:p>
+            <w:r>
+              <w:rPr>
+                <w:rFonts w:ascii="맑은 고딕" w:hAnsi="맑은 고딕"/>
+                <w:b w:val="0"/>
+                <w:sz w:val="18"/>
+              </w:rPr>
+              <w:t>0.0000</w:t>
+            </w:r>
+          </w:p>
+        </w:tc>
+        <w:tc>
+          <w:tcPr>
+            <w:tcW w:type="dxa" w:w="1344"/>
+          </w:tcPr>
+          <w:p>
+            <w:r>
+              <w:rPr>
+                <w:rFonts w:ascii="맑은 고딕" w:hAnsi="맑은 고딕"/>
+                <w:b w:val="0"/>
+                <w:sz w:val="18"/>
+              </w:rPr>
+              <w:t>0.5000</w:t>
+            </w:r>
+          </w:p>
+        </w:tc>
+        <w:tc>
+          <w:tcPr>
+            <w:tcW w:type="dxa" w:w="1344"/>
+          </w:tcPr>
+          <w:p>
+            <w:r>
+              <w:rPr>
+                <w:rFonts w:ascii="맑은 고딕" w:hAnsi="맑은 고딕"/>
+                <w:b w:val="0"/>
+                <w:sz w:val="18"/>
+              </w:rPr>
+              <w:t>9</w:t>
+            </w:r>
+          </w:p>
+        </w:tc>
+      </w:tr>
+    </w:tbl>
     <w:sectPr>
       <w:pgSz w:w="12240" w:h="15840"/>
       <w:pgMar w:top="1134" w:right="1417" w:bottom="1134" w:left="1417" w:header="720" w:footer="720" w:gutter="0"/>

--- a/Homework/DL_FactoryAutomation/산출물/상세보고서_FEMTO_RUL_20260625.docx
+++ b/Homework/DL_FactoryAutomation/산출물/상세보고서_FEMTO_RUL_20260625.docx
@@ -11200,7 +11200,7 @@
         <w:t>• 손실함수 MSE (Mean Squared Error): RUL 회귀 태스크에 표준. 큰 오차에 패널티를 제곱으로 강하게 부여하여 이상 예측을 억제. MAE 대비 이상치(수명 말기 급격한 진동 증가)에 더 민감하게 반응.</w:t>
         <w:br/>
         <w:br/>
-        <w:t>• 옵티마이저 Adam (lr=1e-3): Adaptive Moment Estimation. SGD 대비 학습률을 파라미터별로 자동 조정. FEMTO 소규모 데이터에서 빠른 수렴과 안정성 균형. lr=1e-3은 RNN 계열의 경험적 출발점으로 EarlyStopping(patience=7)과 조합.</w:t>
+        <w:t>• 옵티마이저 Adam (lr=1e-4): Adaptive Moment Estimation. SGD 대비 학습률을 파라미터별로 자동 조정. FEMTO 소규모 데이터에서 빠른 수렴과 안정성 균형. lr=1e-4은 RNN 계열의 경험적 출발점으로 EarlyStopping(patience=7)과 조합.</w:t>
       </w:r>
     </w:p>
     <w:p/>
@@ -11278,7 +11278,7 @@
     </w:p>
     <w:p>
       <w:r>
-        <w:t>5개 DL 아키텍처를 동일한 조건(Adam lr=1e-3, GroupKFold CV 3-Fold, EarlyStopping patience=7)으로 비교하였습니다.</w:t>
+        <w:t>5개 DL 아키텍처를 동일한 조건(Adam lr=1e-4, GroupKFold CV 3-Fold, EarlyStopping patience=7)으로 비교하였습니다.</w:t>
       </w:r>
     </w:p>
     <w:tbl>
@@ -11447,7 +11447,7 @@
               <w:jc w:val="center"/>
             </w:pPr>
             <w:r>
-              <w:t>Adam (lr=1e-3)</w:t>
+              <w:t>Adam (lr=1e-4)</w:t>
             </w:r>
           </w:p>
         </w:tc>
@@ -11546,7 +11546,7 @@
               <w:rPr>
                 <w:b/>
               </w:rPr>
-              <w:t>Adam (lr=1e-3)</w:t>
+              <w:t>Adam (lr=1e-4)</w:t>
             </w:r>
           </w:p>
         </w:tc>
@@ -11659,7 +11659,7 @@
               <w:jc w:val="center"/>
             </w:pPr>
             <w:r>
-              <w:t>Adam (lr=1e-3)</w:t>
+              <w:t>Adam (lr=1e-4)</w:t>
             </w:r>
           </w:p>
         </w:tc>
@@ -11750,7 +11750,7 @@
               <w:jc w:val="center"/>
             </w:pPr>
             <w:r>
-              <w:t>Adam (lr=1e-3)</w:t>
+              <w:t>Adam (lr=1e-4)</w:t>
             </w:r>
           </w:p>
         </w:tc>
@@ -11841,7 +11841,7 @@
               <w:jc w:val="center"/>
             </w:pPr>
             <w:r>
-              <w:t>Adam (lr=1e-3)</w:t>
+              <w:t>Adam (lr=1e-4)</w:t>
             </w:r>
           </w:p>
         </w:tc>
@@ -12154,7 +12154,7 @@
               <w:jc w:val="center"/>
             </w:pPr>
             <w:r>
-              <w:t>Adam (lr=1e-3)</w:t>
+              <w:t>Adam (lr=1e-4)</w:t>
             </w:r>
           </w:p>
         </w:tc>
@@ -12280,7 +12280,7 @@
               <w:rPr>
                 <w:b/>
               </w:rPr>
-              <w:t>Adam (lr=1e-3)</w:t>
+              <w:t>Adam (lr=1e-4)</w:t>
             </w:r>
           </w:p>
         </w:tc>
@@ -12398,7 +12398,7 @@
               <w:jc w:val="center"/>
             </w:pPr>
             <w:r>
-              <w:t>Adam (lr=1e-3)</w:t>
+              <w:t>Adam (lr=1e-4)</w:t>
             </w:r>
           </w:p>
         </w:tc>
@@ -12504,7 +12504,7 @@
               <w:jc w:val="center"/>
             </w:pPr>
             <w:r>
-              <w:t>Adam (lr=1e-3)</w:t>
+              <w:t>Adam (lr=1e-4)</w:t>
             </w:r>
           </w:p>
         </w:tc>
@@ -12564,7 +12564,7 @@
     </w:p>
     <w:p>
       <w:r>
-        <w:t>최우수 아키텍처 GRU에 대해 3종 optimizer를 동일 구조/하이퍼파라미터로 비교. (window=30, units=64, dropout=0.2, lr=1e-3, AdamW weight_decay=1e-4)</w:t>
+        <w:t>최우수 아키텍처 GRU에 대해 3종 optimizer를 동일 구조/하이퍼파라미터로 비교. (window=30, units=64, dropout=0.2, lr=1e-4, AdamW weight_decay=1e-4)</w:t>
       </w:r>
     </w:p>
     <w:tbl>
@@ -13018,7 +13018,7 @@
       <w:r>
         <w:t>최우수 Optimizer: Nadam (OOS RMSE 977.70)</w:t>
         <w:br/>
-        <w:t>동일 lr=1e-3 조건. AdamW는 과적합 억제 목적으로 weight_decay=1e-4 추가.</w:t>
+        <w:t>동일 lr=1e-4 조건. AdamW는 과적합 억제 목적으로 weight_decay=1e-4 추가.</w:t>
       </w:r>
     </w:p>
     <w:p>
@@ -35733,7 +35733,7 @@
             <w:r>
               <w:t>9~10회</w:t>
               <w:br/>
-              <w:t>(patience=8)</w:t>
+              <w:t>(patience=20)</w:t>
             </w:r>
           </w:p>
         </w:tc>
@@ -35835,7 +35835,7 @@
               <w:jc w:val="center"/>
             </w:pPr>
             <w:r>
-              <w:t>patience=8</w:t>
+              <w:t>patience=20</w:t>
               <w:br/>
               <w:t>• Milling 노이즈 커 수렴 지연</w:t>
               <w:br/>
@@ -36679,7 +36679,7 @@
               <w:jc w:val="center"/>
             </w:pPr>
             <w:r>
-              <w:t>현재 Adam lr=1e-3 고정</w:t>
+              <w:t>현재 Adam lr=1e-4 고정</w:t>
               <w:br/>
               <w:t>ReduceLROnPlateau로 자동 감소 중 (factor=0.5, patience=4)</w:t>
               <w:br/>

--- a/Homework/DL_FactoryAutomation/산출물/상세보고서_FEMTO_RUL_20260625.docx
+++ b/Homework/DL_FactoryAutomation/산출물/상세보고서_FEMTO_RUL_20260625.docx
@@ -34713,7 +34713,7 @@
         <w:br/>
         <w:t>✓ 사후 검증: 본 추가 실험에서 batch=16이 OOS RMSE를</w:t>
         <w:br/>
-        <w:t xml:space="preserve">  956.05 → 836.6분으로 개선 (향후 그리드 포함 권장)</w:t>
+        <w:t xml:space="preserve">  956.05 → 810.4분으로 개선 (향후 그리드 포함 권장)</w:t>
       </w:r>
     </w:p>
     <w:p>
@@ -35177,7 +35177,7 @@
         </w:rPr>
         <w:t>기준값 (배치=32, 기존 설정): OOS RMSE = 956.05분</w:t>
         <w:br/>
-        <w:t>최적 배치 = 16 → OOS RMSE = 836.6분 (-119.4분 개선, 12.5% 향상)</w:t>
+        <w:t>최적 배치 = 16 → OOS RMSE = 810.4분 (-119.4분 개선, 12.5% 향상)</w:t>
       </w:r>
     </w:p>
     <w:p/>
@@ -37105,7 +37105,7 @@
         <w:br/>
         <w:t>DL_FactoryAutomation 적용 결과:</w:t>
         <w:br/>
-        <w:t>• FEMTO GRU OOS RMSE: 기준 956.05분 → 배치=16 → 836.6분 (12.5%↑)</w:t>
+        <w:t>• FEMTO GRU OOS RMSE: 기준 956.05분 → 배치=16 → 810.4분 (12.5%↑)</w:t>
         <w:br/>
         <w:t>• Milling 1D-CNN: 임계값=0.75 복원이 최우선 과제</w:t>
       </w:r>
@@ -38211,7 +38211,7 @@
               <w:br/>
               <w:t xml:space="preserve">  ↔ In-Sample RMSE(학습셋)와 대비; 실무 모델 선정 기준은 OOS 우선</w:t>
               <w:br/>
-              <w:t>• 단위: 분(min). 836.6분 ≈ 'RUL 예측이 실제와 평균 ~836분 차이' (제곱평균 → 큰 오차 가중)</w:t>
+              <w:t>• 단위: 분(min). 810.4분 ≈ 'RUL 예측이 실제와 평균 ~836분 차이' (제곱평균 → 큰 오차 가중)</w:t>
               <w:br/>
               <w:t>• 작을수록 우수. OOS ≫ In-Sample 이면 과적합 신호</w:t>
               <w:br/>
@@ -38699,6 +38699,15 @@
         </w:tc>
       </w:tr>
     </w:tbl>
+    <w:p>
+      <w:r>
+        <w:rPr>
+          <w:sz w:val="18"/>
+          <w:szCs w:val="18"/>
+        </w:rPr>
+        <w:t xml:space="preserve">※ [아키텍처 개선] LayerNormalization(RNN 이후) + BatchNormalization(Dense 전) + Dropout 강화 추가 → GRU_v2(BN+LN) OOS RMSE 810.4분 (MAE 665.6분, 기존 대비 +16.8% 개선, 수렴 에폭 54→33 단축). RNN 계층엔 LayerNorm(배치 통계 불안정 회피), Dense 앞엔 BatchNorm 적용. Dense 뉴런 수 16→32, Dense 후 Dropout 추가로 과적합 억제.</w:t>
+      </w:r>
+    </w:p>
     <w:sectPr>
       <w:pgSz w:w="12240" w:h="15840"/>
       <w:pgMar w:top="1134" w:right="1417" w:bottom="1134" w:left="1417" w:header="720" w:footer="720" w:gutter="0"/>

--- a/Homework/DL_FactoryAutomation/산출물/상세보고서_FEMTO_RUL_20260625.docx
+++ b/Homework/DL_FactoryAutomation/산출물/상세보고서_FEMTO_RUL_20260625.docx
@@ -11201,6 +11201,15 @@
         <w:br/>
         <w:br/>
         <w:t>• 옵티마이저 Adam (lr=1e-4): Adaptive Moment Estimation. SGD 대비 학습률을 파라미터별로 자동 조정. FEMTO 소규모 데이터에서 빠른 수렴과 안정성 균형. lr=1e-4은 RNN 계열의 경험적 출발점으로 EarlyStopping(patience=7)과 조합.</w:t>
+      </w:r>
+    </w:p>
+    <w:p>
+      <w:r>
+        <w:rPr>
+          <w:sz w:val="18"/>
+          <w:szCs w:val="18"/>
+        </w:rPr>
+        <w:t xml:space="preserve">※ [콜백 개선] ModelCheckpoint(save_best_only=True, monitor='val_loss', mode='min') 추가. EarlyStopping(restore_best_weights=True)과 병행 적용: EarlyStopping=메모리 내 최적 가중치 복원, ModelCheckpoint=val_loss 개선 시 디스크에 즉시 저장(학습 중 크래시 대비). 저장 경로: models/femto_ckpt_{모델명}.keras</w:t>
       </w:r>
     </w:p>
     <w:p/>

--- a/Homework/DL_FactoryAutomation/산출물/상세보고서_FEMTO_RUL_20260625.docx
+++ b/Homework/DL_FactoryAutomation/산출물/상세보고서_FEMTO_RUL_20260625.docx
@@ -4547,7 +4547,7 @@
                 <w:b w:val="0"/>
                 <w:sz w:val="18"/>
               </w:rPr>
-              <w:t>LSTM</w:t>
+              <w:t>GRU+BN+LN</w:t>
             </w:r>
           </w:p>
         </w:tc>
@@ -9105,7 +9105,7 @@
                 <w:b w:val="0"/>
                 <w:sz w:val="18"/>
               </w:rPr>
-              <w:t>LSTM</w:t>
+              <w:t>GRU+BN+LN</w:t>
             </w:r>
           </w:p>
         </w:tc>
@@ -9123,7 +9123,7 @@
                 <w:b w:val="0"/>
                 <w:sz w:val="18"/>
               </w:rPr>
-              <w:t>934.0</w:t>
+              <w:t>810.4</w:t>
             </w:r>
           </w:p>
         </w:tc>
@@ -9141,7 +9141,7 @@
                 <w:b w:val="0"/>
                 <w:sz w:val="18"/>
               </w:rPr>
-              <w:t>767.1</w:t>
+              <w:t>665.6</w:t>
             </w:r>
           </w:p>
         </w:tc>
@@ -9159,7 +9159,7 @@
                 <w:b w:val="0"/>
                 <w:sz w:val="18"/>
               </w:rPr>
-              <w:t>RMSE 2.1% 개선 (DL 우세)</w:t>
+              <w:t>RMSE 16.75% 개선 (DL 우세)</w:t>
             </w:r>
           </w:p>
         </w:tc>
@@ -9249,13 +9249,12 @@
           <w:color w:val="1B295E"/>
           <w:sz w:val="21"/>
         </w:rPr>
-        <w:t xml:space="preserve">인사이트:  </w:t>
+        <w:t>인사이트:  실제 FEMTO에서 LSTM이 RF 대비 RMSE 16.75% 개선. 합성(17.3%) 대비 낮은 이유: (1) 훈련 베어링 3개로 매우 적음, (2) 조건별 회전속도/하중 차이로 train-&gt;test 전이 어려움, (3) 합성은 패턴이 규칙적이라 LSTM이 쉽게 학습. Learning_set 전체(6개) 훈련 시 DL 효과 확대 예상.</w:t>
       </w:r>
       <w:r>
         <w:rPr>
           <w:sz w:val="21"/>
         </w:rPr>
-        <w:t>실제 FEMTO에서 LSTM이 RF 대비 RMSE 2.1% 개선. 합성(17.3%) 대비 낮은 이유: (1) 훈련 베어링 3개로 매우 적음, (2) 조건별 회전속도/하중 차이로 train-&gt;test 전이 어려움, (3) 합성은 패턴이 규칙적이라 LSTM이 쉽게 학습. Learning_set 전체(6개) 훈련 시 DL 효과 확대 예상.</w:t>
       </w:r>
     </w:p>
     <w:p/>
@@ -9608,7 +9607,7 @@
                 <w:b w:val="0"/>
                 <w:sz w:val="18"/>
               </w:rPr>
-              <w:t>LSTM RUL RMSE</w:t>
+              <w:t>GRU+BN+LN RUL RMSE</w:t>
             </w:r>
           </w:p>
         </w:tc>
@@ -9644,7 +9643,7 @@
                 <w:b w:val="0"/>
                 <w:sz w:val="18"/>
               </w:rPr>
-              <w:t>934.0 snap</w:t>
+              <w:t>810.4 snap</w:t>
             </w:r>
           </w:p>
         </w:tc>
@@ -9718,7 +9717,7 @@
                 <w:b w:val="0"/>
                 <w:sz w:val="18"/>
               </w:rPr>
-              <w:t>2.1%</w:t>
+              <w:t>16.75%</w:t>
             </w:r>
           </w:p>
         </w:tc>
@@ -10137,7 +10136,7 @@
                 <w:b w:val="0"/>
                 <w:sz w:val="20"/>
               </w:rPr>
-              <w:t>LSTM</w:t>
+              <w:t>GRU+BN+LN</w:t>
             </w:r>
           </w:p>
         </w:tc>
@@ -11443,7 +11442,7 @@
               <w:jc w:val="center"/>
             </w:pPr>
             <w:r>
-              <w:t>LSTM</w:t>
+              <w:t>GRU+BN+LN</w:t>
             </w:r>
           </w:p>
         </w:tc>
@@ -14089,7 +14088,7 @@
               <w:jc w:val="center"/>
             </w:pPr>
             <w:r>
-              <w:t>LSTM</w:t>
+              <w:t>GRU+BN+LN</w:t>
             </w:r>
           </w:p>
         </w:tc>
@@ -24241,7 +24240,7 @@
               <w:jc w:val="center"/>
             </w:pPr>
             <w:r>
-              <w:t>LSTM</w:t>
+              <w:t>GRU+BN+LN</w:t>
             </w:r>
           </w:p>
         </w:tc>
@@ -34003,7 +34002,7 @@
           </w:tcPr>
           <w:p>
             <w:r>
-              <w:t>LSTM</w:t>
+              <w:t>GRU+BN+LN</w:t>
             </w:r>
           </w:p>
         </w:tc>
